--- a/documents_templates/cotations-secondary.docx
+++ b/documents_templates/cotations-secondary.docx
@@ -19,17 +19,114 @@
     <w:p>
       <w:pPr>
         <w:pStyle w:val="Normal"/>
+        <w:spacing w:before="0" w:after="0"/>
         <w:jc w:val="center"/>
         <w:rPr>
-          <w:sz w:val="22"/>
-          <w:szCs w:val="22"/>
+          <w:b/>
+          <w:bCs/>
+          <w:sz w:val="20"/>
+          <w:szCs w:val="20"/>
         </w:rPr>
       </w:pPr>
       <w:r>
+        <mc:AlternateContent>
+          <mc:Choice Requires="wps">
+            <w:drawing>
+              <wp:anchor behindDoc="0" distT="0" distB="0" distL="0" distR="0" simplePos="0" locked="0" layoutInCell="1" allowOverlap="1" relativeHeight="2">
+                <wp:simplePos x="0" y="0"/>
+                <wp:positionH relativeFrom="column">
+                  <wp:posOffset>-68580</wp:posOffset>
+                </wp:positionH>
+                <wp:positionV relativeFrom="paragraph">
+                  <wp:posOffset>-57785</wp:posOffset>
+                </wp:positionV>
+                <wp:extent cx="679450" cy="567055"/>
+                <wp:effectExtent l="635" t="1270" r="635" b="0"/>
+                <wp:wrapNone/>
+                <wp:docPr id="1" name="Forme 1"/>
+                <a:graphic xmlns:a="http://schemas.openxmlformats.org/drawingml/2006/main">
+                  <a:graphicData uri="http://schemas.microsoft.com/office/word/2010/wordprocessingShape">
+                    <wps:wsp>
+                      <wps:cNvSpPr/>
+                      <wps:spPr>
+                        <a:xfrm>
+                          <a:off x="0" y="0"/>
+                          <a:ext cx="679320" cy="567000"/>
+                        </a:xfrm>
+                        <a:prstGeom prst="rect">
+                          <a:avLst/>
+                        </a:prstGeom>
+                        <a:blipFill rotWithShape="0">
+                          <a:blip r:embed="rId2"/>
+                          <a:tile tx="0" ty="0" sx="100000" sy="100000" algn="ctr"/>
+                        </a:blipFill>
+                        <a:ln w="0">
+                          <a:solidFill>
+                            <a:srgbClr val="3465a4"/>
+                          </a:solidFill>
+                        </a:ln>
+                      </wps:spPr>
+                      <wps:style>
+                        <a:lnRef idx="0"/>
+                        <a:fillRef idx="0"/>
+                        <a:effectRef idx="0"/>
+                        <a:fontRef idx="minor"/>
+                      </wps:style>
+                      <wps:txbx>
+                        <w:txbxContent>
+                          <w:p>
+                            <w:pPr>
+                              <w:pStyle w:val="Contenudecadre"/>
+                              <w:spacing w:before="0" w:after="160"/>
+                              <w:rPr/>
+                            </w:pPr>
+                            <w:r>
+                              <w:rPr/>
+                            </w:r>
+                          </w:p>
+                        </w:txbxContent>
+                      </wps:txbx>
+                      <wps:bodyPr lIns="0" rIns="0" tIns="0" bIns="0" anchor="ctr">
+                        <a:noAutofit/>
+                      </wps:bodyPr>
+                    </wps:wsp>
+                  </a:graphicData>
+                </a:graphic>
+              </wp:anchor>
+            </w:drawing>
+          </mc:Choice>
+          <mc:Fallback>
+            <w:pict>
+              <v:rect id="shape_0" ID="Forme 1" stroked="t" o:allowincell="f" style="position:absolute;margin-left:-5.4pt;margin-top:-4.55pt;width:53.45pt;height:44.6pt;mso-wrap-style:none;v-text-anchor:middle">
+                <v:fill r:id="rId3" o:detectmouseclick="t" type="tile" color2="black"/>
+                <v:stroke color="#3465a4" joinstyle="round" endcap="flat"/>
+                <v:textbox>
+                  <w:txbxContent>
+                    <w:p>
+                      <w:pPr>
+                        <w:pStyle w:val="Contenudecadre"/>
+                        <w:spacing w:before="0" w:after="160"/>
+                        <w:rPr/>
+                      </w:pPr>
+                      <w:r>
+                        <w:rPr/>
+                      </w:r>
+                    </w:p>
+                  </w:txbxContent>
+                </v:textbox>
+                <w10:wrap type="none"/>
+              </v:rect>
+            </w:pict>
+          </mc:Fallback>
+        </mc:AlternateContent>
+      </w:r>
+      <w:r>
         <w:rPr>
           <w:rFonts w:cs="Times New Roman" w:ascii="Times New Roman" w:hAnsi="Times New Roman"/>
-          <w:sz w:val="22"/>
-          <w:szCs w:val="22"/>
+          <w:b/>
+          <w:bCs/>
+          <w:sz w:val="20"/>
+          <w:szCs w:val="20"/>
         </w:rPr>
         <w:t>REPUBLIQUE DEMOCRATIQUE DU CONGO</w:t>
       </w:r>
@@ -37,11 +134,9 @@
     <w:p>
       <w:pPr>
         <w:pStyle w:val="Normal"/>
+        <w:spacing w:before="0" w:after="0"/>
         <w:jc w:val="center"/>
-        <w:rPr>
-          <w:sz w:val="18"/>
-          <w:szCs w:val="18"/>
-        </w:rPr>
+        <w:rPr/>
       </w:pPr>
       <w:r>
         <w:rPr>
@@ -55,20 +150,83 @@
     <w:p>
       <w:pPr>
         <w:pStyle w:val="Normal"/>
+        <w:spacing w:before="57" w:after="57"/>
         <w:jc w:val="center"/>
         <w:rPr>
-          <w:rFonts w:ascii="Times New Roman" w:hAnsi="Times New Roman" w:cs="Times New Roman"/>
-          <w:b/>
-          <w:sz w:val="24"/>
+          <w:sz w:val="22"/>
+          <w:szCs w:val="22"/>
         </w:rPr>
       </w:pPr>
       <w:r>
         <w:rPr>
           <w:rFonts w:cs="Times New Roman" w:ascii="Times New Roman" w:hAnsi="Times New Roman"/>
           <w:b/>
-          <w:sz w:val="24"/>
+          <w:sz w:val="22"/>
+          <w:szCs w:val="22"/>
         </w:rPr>
-        <w:t>+++school.name+++</w:t>
+        <w:t>+++</w:t>
+      </w:r>
+      <w:r>
+        <w:rPr>
+          <w:rFonts w:cs="Times New Roman" w:ascii="Times New Roman" w:hAnsi="Times New Roman"/>
+          <w:b/>
+          <w:sz w:val="22"/>
+          <w:szCs w:val="22"/>
+        </w:rPr>
+        <w:t>upper(school.name)</w:t>
+      </w:r>
+      <w:r>
+        <w:rPr>
+          <w:rFonts w:cs="Times New Roman" w:ascii="Times New Roman" w:hAnsi="Times New Roman"/>
+          <w:b/>
+          <w:sz w:val="22"/>
+          <w:szCs w:val="22"/>
+        </w:rPr>
+        <w:t>+++</w:t>
+      </w:r>
+    </w:p>
+    <w:p>
+      <w:pPr>
+        <w:pStyle w:val="Normal"/>
+        <w:spacing w:before="0" w:after="0"/>
+        <w:jc w:val="center"/>
+        <w:rPr>
+          <w:i/>
+          <w:i/>
+          <w:iCs/>
+          <w:sz w:val="18"/>
+          <w:szCs w:val="18"/>
+        </w:rPr>
+      </w:pPr>
+      <w:r>
+        <w:rPr>
+          <w:rFonts w:cs="Times New Roman" w:ascii="Times New Roman" w:hAnsi="Times New Roman"/>
+          <w:i/>
+          <w:iCs/>
+          <w:sz w:val="18"/>
+          <w:szCs w:val="18"/>
+        </w:rPr>
+        <w:t>+++school.adress++</w:t>
+      </w:r>
+      <w:r>
+        <w:rPr>
+          <w:rFonts w:cs="Times New Roman" w:ascii="Times New Roman" w:hAnsi="Times New Roman"/>
+          <w:i/>
+          <w:iCs/>
+          <w:sz w:val="18"/>
+          <w:szCs w:val="18"/>
+        </w:rPr>
+        <w:t>+</w:t>
+      </w:r>
+      <w:r>
+        <w:rPr>
+          <w:rFonts w:cs="Times New Roman" w:ascii="Times New Roman" w:hAnsi="Times New Roman"/>
+          <w:i/>
+          <w:iCs/>
+          <w:sz w:val="18"/>
+          <w:szCs w:val="18"/>
+        </w:rPr>
+        <w:t>, +++school.town+++</w:t>
       </w:r>
     </w:p>
     <w:p>
@@ -77,32 +235,13 @@
         <w:jc w:val="center"/>
         <w:rPr>
           <w:rFonts w:ascii="Times New Roman" w:hAnsi="Times New Roman" w:cs="Times New Roman"/>
-          <w:sz w:val="20"/>
         </w:rPr>
       </w:pPr>
       <w:r>
         <w:rPr>
-          <w:rFonts w:cs="Times New Roman" w:ascii="Times New Roman" w:hAnsi="Times New Roman"/>
-          <w:sz w:val="20"/>
+          <w:sz w:val="18"/>
+          <w:szCs w:val="18"/>
         </w:rPr>
-        <w:t>+++school.adress+++</w:t>
-      </w:r>
-    </w:p>
-    <w:p>
-      <w:pPr>
-        <w:pStyle w:val="Normal"/>
-        <w:jc w:val="center"/>
-        <w:rPr>
-          <w:rFonts w:ascii="Times New Roman" w:hAnsi="Times New Roman" w:cs="Times New Roman"/>
-          <w:sz w:val="20"/>
-        </w:rPr>
-      </w:pPr>
-      <w:r>
-        <w:rPr>
-          <w:rFonts w:cs="Times New Roman" w:ascii="Times New Roman" w:hAnsi="Times New Roman"/>
-          <w:sz w:val="20"/>
-        </w:rPr>
-        <w:t>+++school.town+++</w:t>
       </w:r>
     </w:p>
     <w:tbl>
@@ -428,14 +567,15 @@
         </w:pBdr>
         <w:jc w:val="center"/>
         <w:rPr>
-          <w:rFonts w:ascii="Times New Roman" w:hAnsi="Times New Roman" w:cs="Times New Roman"/>
-          <w:sz w:val="24"/>
+          <w:sz w:val="22"/>
+          <w:szCs w:val="22"/>
         </w:rPr>
       </w:pPr>
       <w:r>
         <w:rPr>
           <w:rFonts w:cs="Times New Roman" w:ascii="Times New Roman" w:hAnsi="Times New Roman"/>
-          <w:sz w:val="24"/>
+          <w:sz w:val="22"/>
+          <w:szCs w:val="22"/>
         </w:rPr>
         <w:t xml:space="preserve">FICHE DE COTATION | </w:t>
       </w:r>
@@ -443,35 +583,52 @@
         <w:rPr>
           <w:rFonts w:cs="Times New Roman" w:ascii="Times New Roman" w:hAnsi="Times New Roman"/>
           <w:b/>
+          <w:sz w:val="22"/>
+          <w:szCs w:val="22"/>
         </w:rPr>
-        <w:t>+++$classroom.shortIdentifier+++</w:t>
+        <w:t>+++</w:t>
       </w:r>
       <w:r>
         <w:rPr>
           <w:rFonts w:cs="Times New Roman" w:ascii="Times New Roman" w:hAnsi="Times New Roman"/>
+          <w:b/>
+          <w:sz w:val="22"/>
+          <w:szCs w:val="22"/>
         </w:rPr>
-        <w:t xml:space="preserve"> </w:t>
+        <w:t>$classroom.shortIdentifier</w:t>
       </w:r>
       <w:r>
         <w:rPr>
           <w:rFonts w:cs="Times New Roman" w:ascii="Times New Roman" w:hAnsi="Times New Roman"/>
-          <w:sz w:val="24"/>
+          <w:b/>
+          <w:sz w:val="22"/>
+          <w:szCs w:val="22"/>
         </w:rPr>
-        <w:t xml:space="preserve"> | +++</w:t>
+        <w:t>+++</w:t>
       </w:r>
       <w:r>
         <w:rPr>
           <w:rFonts w:cs="Times New Roman" w:ascii="Times New Roman" w:hAnsi="Times New Roman"/>
-          <w:sz w:val="20"/>
+          <w:sz w:val="22"/>
+          <w:szCs w:val="22"/>
         </w:rPr>
-        <w:t>school</w:t>
+        <w:t xml:space="preserve">  | +++</w:t>
       </w:r>
       <w:r>
         <w:rPr>
           <w:rFonts w:cs="Times New Roman" w:ascii="Times New Roman" w:hAnsi="Times New Roman"/>
-          <w:sz w:val="24"/>
+          <w:sz w:val="22"/>
+          <w:szCs w:val="22"/>
         </w:rPr>
-        <w:t>.studyYear.yearName+++</w:t>
+        <w:t>upper(school.studyYear.yearName)</w:t>
+      </w:r>
+      <w:r>
+        <w:rPr>
+          <w:rFonts w:cs="Times New Roman" w:ascii="Times New Roman" w:hAnsi="Times New Roman"/>
+          <w:sz w:val="22"/>
+          <w:szCs w:val="22"/>
+        </w:rPr>
+        <w:t>+++</w:t>
       </w:r>
     </w:p>
     <w:tbl>
@@ -493,14 +650,14 @@
         <w:gridCol w:w="683"/>
         <w:gridCol w:w="2909"/>
         <w:gridCol w:w="532"/>
-        <w:gridCol w:w="519"/>
+        <w:gridCol w:w="520"/>
         <w:gridCol w:w="937"/>
         <w:gridCol w:w="682"/>
-        <w:gridCol w:w="503"/>
-        <w:gridCol w:w="503"/>
+        <w:gridCol w:w="502"/>
+        <w:gridCol w:w="504"/>
         <w:gridCol w:w="937"/>
         <w:gridCol w:w="682"/>
-        <w:gridCol w:w="681"/>
+        <w:gridCol w:w="680"/>
       </w:tblGrid>
       <w:tr>
         <w:trPr/>
@@ -572,7 +729,7 @@
         </w:tc>
         <w:tc>
           <w:tcPr>
-            <w:tcW w:w="2670" w:type="dxa"/>
+            <w:tcW w:w="2671" w:type="dxa"/>
             <w:gridSpan w:val="4"/>
             <w:tcBorders>
               <w:left w:val="single" w:sz="18" w:space="0" w:color="000000"/>
@@ -684,7 +841,7 @@
         </w:tc>
         <w:tc>
           <w:tcPr>
-            <w:tcW w:w="681" w:type="dxa"/>
+            <w:tcW w:w="680" w:type="dxa"/>
             <w:vMerge w:val="restart"/>
             <w:tcBorders>
               <w:left w:val="single" w:sz="18" w:space="0" w:color="000000"/>
@@ -846,7 +1003,7 @@
         </w:tc>
         <w:tc>
           <w:tcPr>
-            <w:tcW w:w="519" w:type="dxa"/>
+            <w:tcW w:w="520" w:type="dxa"/>
             <w:tcBorders/>
             <w:vAlign w:val="center"/>
           </w:tcPr>
@@ -962,7 +1119,7 @@
         </w:tc>
         <w:tc>
           <w:tcPr>
-            <w:tcW w:w="503" w:type="dxa"/>
+            <w:tcW w:w="502" w:type="dxa"/>
             <w:tcBorders>
               <w:left w:val="single" w:sz="18" w:space="0" w:color="000000"/>
             </w:tcBorders>
@@ -1016,7 +1173,7 @@
         </w:tc>
         <w:tc>
           <w:tcPr>
-            <w:tcW w:w="503" w:type="dxa"/>
+            <w:tcW w:w="504" w:type="dxa"/>
             <w:tcBorders/>
             <w:vAlign w:val="center"/>
           </w:tcPr>
@@ -1132,7 +1289,7 @@
         </w:tc>
         <w:tc>
           <w:tcPr>
-            <w:tcW w:w="681" w:type="dxa"/>
+            <w:tcW w:w="680" w:type="dxa"/>
             <w:vMerge w:val="continue"/>
             <w:tcBorders>
               <w:left w:val="single" w:sz="18" w:space="0" w:color="000000"/>
@@ -1262,7 +1419,7 @@
         </w:tc>
         <w:tc>
           <w:tcPr>
-            <w:tcW w:w="519" w:type="dxa"/>
+            <w:tcW w:w="520" w:type="dxa"/>
             <w:tcBorders>
               <w:bottom w:val="single" w:sz="18" w:space="0" w:color="000000"/>
             </w:tcBorders>
@@ -1353,7 +1510,7 @@
         </w:tc>
         <w:tc>
           <w:tcPr>
-            <w:tcW w:w="503" w:type="dxa"/>
+            <w:tcW w:w="502" w:type="dxa"/>
             <w:tcBorders>
               <w:left w:val="single" w:sz="18" w:space="0" w:color="000000"/>
               <w:bottom w:val="single" w:sz="18" w:space="0" w:color="000000"/>
@@ -1384,7 +1541,7 @@
         </w:tc>
         <w:tc>
           <w:tcPr>
-            <w:tcW w:w="503" w:type="dxa"/>
+            <w:tcW w:w="504" w:type="dxa"/>
             <w:tcBorders>
               <w:bottom w:val="single" w:sz="18" w:space="0" w:color="000000"/>
             </w:tcBorders>
@@ -1475,7 +1632,7 @@
         </w:tc>
         <w:tc>
           <w:tcPr>
-            <w:tcW w:w="681" w:type="dxa"/>
+            <w:tcW w:w="680" w:type="dxa"/>
             <w:tcBorders>
               <w:left w:val="single" w:sz="18" w:space="0" w:color="000000"/>
               <w:bottom w:val="single" w:sz="18" w:space="0" w:color="000000"/>
@@ -1603,7 +1760,7 @@
         </w:tc>
         <w:tc>
           <w:tcPr>
-            <w:tcW w:w="519" w:type="dxa"/>
+            <w:tcW w:w="520" w:type="dxa"/>
             <w:tcBorders>
               <w:top w:val="single" w:sz="18" w:space="0" w:color="000000"/>
             </w:tcBorders>
@@ -1691,7 +1848,7 @@
         </w:tc>
         <w:tc>
           <w:tcPr>
-            <w:tcW w:w="503" w:type="dxa"/>
+            <w:tcW w:w="502" w:type="dxa"/>
             <w:tcBorders>
               <w:top w:val="single" w:sz="18" w:space="0" w:color="000000"/>
               <w:left w:val="single" w:sz="18" w:space="0" w:color="000000"/>
@@ -1721,7 +1878,7 @@
         </w:tc>
         <w:tc>
           <w:tcPr>
-            <w:tcW w:w="503" w:type="dxa"/>
+            <w:tcW w:w="504" w:type="dxa"/>
             <w:tcBorders>
               <w:top w:val="single" w:sz="18" w:space="0" w:color="000000"/>
             </w:tcBorders>
@@ -1809,7 +1966,7 @@
         </w:tc>
         <w:tc>
           <w:tcPr>
-            <w:tcW w:w="681" w:type="dxa"/>
+            <w:tcW w:w="680" w:type="dxa"/>
             <w:tcBorders>
               <w:top w:val="single" w:sz="18" w:space="0" w:color="000000"/>
               <w:left w:val="single" w:sz="18" w:space="0" w:color="000000"/>
@@ -1942,7 +2099,7 @@
         </w:tc>
         <w:tc>
           <w:tcPr>
-            <w:tcW w:w="519" w:type="dxa"/>
+            <w:tcW w:w="520" w:type="dxa"/>
             <w:tcBorders/>
           </w:tcPr>
           <w:p>
@@ -2025,7 +2182,7 @@
         </w:tc>
         <w:tc>
           <w:tcPr>
-            <w:tcW w:w="503" w:type="dxa"/>
+            <w:tcW w:w="502" w:type="dxa"/>
             <w:tcBorders>
               <w:left w:val="single" w:sz="18" w:space="0" w:color="000000"/>
             </w:tcBorders>
@@ -2054,7 +2211,7 @@
         </w:tc>
         <w:tc>
           <w:tcPr>
-            <w:tcW w:w="503" w:type="dxa"/>
+            <w:tcW w:w="504" w:type="dxa"/>
             <w:tcBorders/>
           </w:tcPr>
           <w:p>
@@ -2137,7 +2294,7 @@
         </w:tc>
         <w:tc>
           <w:tcPr>
-            <w:tcW w:w="681" w:type="dxa"/>
+            <w:tcW w:w="680" w:type="dxa"/>
             <w:tcBorders>
               <w:left w:val="single" w:sz="18" w:space="0" w:color="000000"/>
             </w:tcBorders>
@@ -2257,7 +2414,7 @@
         </w:tc>
         <w:tc>
           <w:tcPr>
-            <w:tcW w:w="519" w:type="dxa"/>
+            <w:tcW w:w="520" w:type="dxa"/>
             <w:tcBorders/>
           </w:tcPr>
           <w:p>
@@ -2340,7 +2497,7 @@
         </w:tc>
         <w:tc>
           <w:tcPr>
-            <w:tcW w:w="503" w:type="dxa"/>
+            <w:tcW w:w="502" w:type="dxa"/>
             <w:tcBorders>
               <w:left w:val="single" w:sz="18" w:space="0" w:color="000000"/>
             </w:tcBorders>
@@ -2369,7 +2526,7 @@
         </w:tc>
         <w:tc>
           <w:tcPr>
-            <w:tcW w:w="503" w:type="dxa"/>
+            <w:tcW w:w="504" w:type="dxa"/>
             <w:tcBorders/>
           </w:tcPr>
           <w:p>
@@ -2452,7 +2609,7 @@
         </w:tc>
         <w:tc>
           <w:tcPr>
-            <w:tcW w:w="681" w:type="dxa"/>
+            <w:tcW w:w="680" w:type="dxa"/>
             <w:tcBorders>
               <w:left w:val="single" w:sz="18" w:space="0" w:color="000000"/>
             </w:tcBorders>
@@ -2574,7 +2731,7 @@
         </w:tc>
         <w:tc>
           <w:tcPr>
-            <w:tcW w:w="519" w:type="dxa"/>
+            <w:tcW w:w="520" w:type="dxa"/>
             <w:tcBorders>
               <w:top w:val="nil"/>
             </w:tcBorders>
@@ -2662,7 +2819,7 @@
         </w:tc>
         <w:tc>
           <w:tcPr>
-            <w:tcW w:w="503" w:type="dxa"/>
+            <w:tcW w:w="502" w:type="dxa"/>
             <w:tcBorders>
               <w:top w:val="nil"/>
               <w:left w:val="single" w:sz="18" w:space="0" w:color="000000"/>
@@ -2692,7 +2849,7 @@
         </w:tc>
         <w:tc>
           <w:tcPr>
-            <w:tcW w:w="503" w:type="dxa"/>
+            <w:tcW w:w="504" w:type="dxa"/>
             <w:tcBorders>
               <w:top w:val="nil"/>
             </w:tcBorders>
@@ -2780,7 +2937,7 @@
         </w:tc>
         <w:tc>
           <w:tcPr>
-            <w:tcW w:w="681" w:type="dxa"/>
+            <w:tcW w:w="680" w:type="dxa"/>
             <w:tcBorders>
               <w:top w:val="nil"/>
               <w:left w:val="single" w:sz="18" w:space="0" w:color="000000"/>
@@ -2903,7 +3060,7 @@
         </w:tc>
         <w:tc>
           <w:tcPr>
-            <w:tcW w:w="519" w:type="dxa"/>
+            <w:tcW w:w="520" w:type="dxa"/>
             <w:tcBorders>
               <w:top w:val="nil"/>
             </w:tcBorders>
@@ -2991,7 +3148,7 @@
         </w:tc>
         <w:tc>
           <w:tcPr>
-            <w:tcW w:w="503" w:type="dxa"/>
+            <w:tcW w:w="502" w:type="dxa"/>
             <w:tcBorders>
               <w:top w:val="nil"/>
               <w:left w:val="single" w:sz="18" w:space="0" w:color="000000"/>
@@ -3021,7 +3178,7 @@
         </w:tc>
         <w:tc>
           <w:tcPr>
-            <w:tcW w:w="503" w:type="dxa"/>
+            <w:tcW w:w="504" w:type="dxa"/>
             <w:tcBorders>
               <w:top w:val="nil"/>
             </w:tcBorders>
@@ -3109,7 +3266,7 @@
         </w:tc>
         <w:tc>
           <w:tcPr>
-            <w:tcW w:w="681" w:type="dxa"/>
+            <w:tcW w:w="680" w:type="dxa"/>
             <w:tcBorders>
               <w:top w:val="nil"/>
               <w:left w:val="single" w:sz="18" w:space="0" w:color="000000"/>
@@ -3232,7 +3389,7 @@
         </w:tc>
         <w:tc>
           <w:tcPr>
-            <w:tcW w:w="519" w:type="dxa"/>
+            <w:tcW w:w="520" w:type="dxa"/>
             <w:tcBorders>
               <w:top w:val="nil"/>
             </w:tcBorders>
@@ -3320,7 +3477,7 @@
         </w:tc>
         <w:tc>
           <w:tcPr>
-            <w:tcW w:w="503" w:type="dxa"/>
+            <w:tcW w:w="502" w:type="dxa"/>
             <w:tcBorders>
               <w:top w:val="nil"/>
               <w:left w:val="single" w:sz="18" w:space="0" w:color="000000"/>
@@ -3350,7 +3507,7 @@
         </w:tc>
         <w:tc>
           <w:tcPr>
-            <w:tcW w:w="503" w:type="dxa"/>
+            <w:tcW w:w="504" w:type="dxa"/>
             <w:tcBorders>
               <w:top w:val="nil"/>
             </w:tcBorders>
@@ -3438,7 +3595,7 @@
         </w:tc>
         <w:tc>
           <w:tcPr>
-            <w:tcW w:w="681" w:type="dxa"/>
+            <w:tcW w:w="680" w:type="dxa"/>
             <w:tcBorders>
               <w:top w:val="nil"/>
               <w:left w:val="single" w:sz="18" w:space="0" w:color="000000"/>
@@ -3561,7 +3718,7 @@
         </w:tc>
         <w:tc>
           <w:tcPr>
-            <w:tcW w:w="519" w:type="dxa"/>
+            <w:tcW w:w="520" w:type="dxa"/>
             <w:tcBorders>
               <w:top w:val="nil"/>
             </w:tcBorders>
@@ -3649,7 +3806,7 @@
         </w:tc>
         <w:tc>
           <w:tcPr>
-            <w:tcW w:w="503" w:type="dxa"/>
+            <w:tcW w:w="502" w:type="dxa"/>
             <w:tcBorders>
               <w:top w:val="nil"/>
               <w:left w:val="single" w:sz="18" w:space="0" w:color="000000"/>
@@ -3679,7 +3836,7 @@
         </w:tc>
         <w:tc>
           <w:tcPr>
-            <w:tcW w:w="503" w:type="dxa"/>
+            <w:tcW w:w="504" w:type="dxa"/>
             <w:tcBorders>
               <w:top w:val="nil"/>
             </w:tcBorders>
@@ -3767,7 +3924,7 @@
         </w:tc>
         <w:tc>
           <w:tcPr>
-            <w:tcW w:w="681" w:type="dxa"/>
+            <w:tcW w:w="680" w:type="dxa"/>
             <w:tcBorders>
               <w:top w:val="nil"/>
               <w:left w:val="single" w:sz="18" w:space="0" w:color="000000"/>
@@ -3890,7 +4047,7 @@
         </w:tc>
         <w:tc>
           <w:tcPr>
-            <w:tcW w:w="519" w:type="dxa"/>
+            <w:tcW w:w="520" w:type="dxa"/>
             <w:tcBorders>
               <w:top w:val="nil"/>
             </w:tcBorders>
@@ -3978,7 +4135,7 @@
         </w:tc>
         <w:tc>
           <w:tcPr>
-            <w:tcW w:w="503" w:type="dxa"/>
+            <w:tcW w:w="502" w:type="dxa"/>
             <w:tcBorders>
               <w:top w:val="nil"/>
               <w:left w:val="single" w:sz="18" w:space="0" w:color="000000"/>
@@ -4008,7 +4165,7 @@
         </w:tc>
         <w:tc>
           <w:tcPr>
-            <w:tcW w:w="503" w:type="dxa"/>
+            <w:tcW w:w="504" w:type="dxa"/>
             <w:tcBorders>
               <w:top w:val="nil"/>
             </w:tcBorders>
@@ -4096,7 +4253,7 @@
         </w:tc>
         <w:tc>
           <w:tcPr>
-            <w:tcW w:w="681" w:type="dxa"/>
+            <w:tcW w:w="680" w:type="dxa"/>
             <w:tcBorders>
               <w:top w:val="nil"/>
               <w:left w:val="single" w:sz="18" w:space="0" w:color="000000"/>
@@ -4219,7 +4376,7 @@
         </w:tc>
         <w:tc>
           <w:tcPr>
-            <w:tcW w:w="519" w:type="dxa"/>
+            <w:tcW w:w="520" w:type="dxa"/>
             <w:tcBorders>
               <w:top w:val="nil"/>
             </w:tcBorders>
@@ -4307,7 +4464,7 @@
         </w:tc>
         <w:tc>
           <w:tcPr>
-            <w:tcW w:w="503" w:type="dxa"/>
+            <w:tcW w:w="502" w:type="dxa"/>
             <w:tcBorders>
               <w:top w:val="nil"/>
               <w:left w:val="single" w:sz="18" w:space="0" w:color="000000"/>
@@ -4337,7 +4494,7 @@
         </w:tc>
         <w:tc>
           <w:tcPr>
-            <w:tcW w:w="503" w:type="dxa"/>
+            <w:tcW w:w="504" w:type="dxa"/>
             <w:tcBorders>
               <w:top w:val="nil"/>
             </w:tcBorders>
@@ -4425,7 +4582,7 @@
         </w:tc>
         <w:tc>
           <w:tcPr>
-            <w:tcW w:w="681" w:type="dxa"/>
+            <w:tcW w:w="680" w:type="dxa"/>
             <w:tcBorders>
               <w:top w:val="nil"/>
               <w:left w:val="single" w:sz="18" w:space="0" w:color="000000"/>
@@ -4548,7 +4705,7 @@
         </w:tc>
         <w:tc>
           <w:tcPr>
-            <w:tcW w:w="519" w:type="dxa"/>
+            <w:tcW w:w="520" w:type="dxa"/>
             <w:tcBorders>
               <w:top w:val="nil"/>
             </w:tcBorders>
@@ -4636,7 +4793,7 @@
         </w:tc>
         <w:tc>
           <w:tcPr>
-            <w:tcW w:w="503" w:type="dxa"/>
+            <w:tcW w:w="502" w:type="dxa"/>
             <w:tcBorders>
               <w:top w:val="nil"/>
               <w:left w:val="single" w:sz="18" w:space="0" w:color="000000"/>
@@ -4666,7 +4823,7 @@
         </w:tc>
         <w:tc>
           <w:tcPr>
-            <w:tcW w:w="503" w:type="dxa"/>
+            <w:tcW w:w="504" w:type="dxa"/>
             <w:tcBorders>
               <w:top w:val="nil"/>
             </w:tcBorders>
@@ -4754,7 +4911,7 @@
         </w:tc>
         <w:tc>
           <w:tcPr>
-            <w:tcW w:w="681" w:type="dxa"/>
+            <w:tcW w:w="680" w:type="dxa"/>
             <w:tcBorders>
               <w:top w:val="nil"/>
               <w:left w:val="single" w:sz="18" w:space="0" w:color="000000"/>
@@ -4877,7 +5034,7 @@
         </w:tc>
         <w:tc>
           <w:tcPr>
-            <w:tcW w:w="519" w:type="dxa"/>
+            <w:tcW w:w="520" w:type="dxa"/>
             <w:tcBorders>
               <w:top w:val="nil"/>
             </w:tcBorders>
@@ -4965,7 +5122,7 @@
         </w:tc>
         <w:tc>
           <w:tcPr>
-            <w:tcW w:w="503" w:type="dxa"/>
+            <w:tcW w:w="502" w:type="dxa"/>
             <w:tcBorders>
               <w:top w:val="nil"/>
               <w:left w:val="single" w:sz="18" w:space="0" w:color="000000"/>
@@ -4995,7 +5152,7 @@
         </w:tc>
         <w:tc>
           <w:tcPr>
-            <w:tcW w:w="503" w:type="dxa"/>
+            <w:tcW w:w="504" w:type="dxa"/>
             <w:tcBorders>
               <w:top w:val="nil"/>
             </w:tcBorders>
@@ -5083,7 +5240,7 @@
         </w:tc>
         <w:tc>
           <w:tcPr>
-            <w:tcW w:w="681" w:type="dxa"/>
+            <w:tcW w:w="680" w:type="dxa"/>
             <w:tcBorders>
               <w:top w:val="nil"/>
               <w:left w:val="single" w:sz="18" w:space="0" w:color="000000"/>
@@ -5206,7 +5363,7 @@
         </w:tc>
         <w:tc>
           <w:tcPr>
-            <w:tcW w:w="519" w:type="dxa"/>
+            <w:tcW w:w="520" w:type="dxa"/>
             <w:tcBorders>
               <w:top w:val="nil"/>
             </w:tcBorders>
@@ -5294,7 +5451,7 @@
         </w:tc>
         <w:tc>
           <w:tcPr>
-            <w:tcW w:w="503" w:type="dxa"/>
+            <w:tcW w:w="502" w:type="dxa"/>
             <w:tcBorders>
               <w:top w:val="nil"/>
               <w:left w:val="single" w:sz="18" w:space="0" w:color="000000"/>
@@ -5324,7 +5481,7 @@
         </w:tc>
         <w:tc>
           <w:tcPr>
-            <w:tcW w:w="503" w:type="dxa"/>
+            <w:tcW w:w="504" w:type="dxa"/>
             <w:tcBorders>
               <w:top w:val="nil"/>
             </w:tcBorders>
@@ -5412,7 +5569,7 @@
         </w:tc>
         <w:tc>
           <w:tcPr>
-            <w:tcW w:w="681" w:type="dxa"/>
+            <w:tcW w:w="680" w:type="dxa"/>
             <w:tcBorders>
               <w:top w:val="nil"/>
               <w:left w:val="single" w:sz="18" w:space="0" w:color="000000"/>
@@ -5535,7 +5692,7 @@
         </w:tc>
         <w:tc>
           <w:tcPr>
-            <w:tcW w:w="519" w:type="dxa"/>
+            <w:tcW w:w="520" w:type="dxa"/>
             <w:tcBorders>
               <w:top w:val="nil"/>
             </w:tcBorders>
@@ -5623,7 +5780,7 @@
         </w:tc>
         <w:tc>
           <w:tcPr>
-            <w:tcW w:w="503" w:type="dxa"/>
+            <w:tcW w:w="502" w:type="dxa"/>
             <w:tcBorders>
               <w:top w:val="nil"/>
               <w:left w:val="single" w:sz="18" w:space="0" w:color="000000"/>
@@ -5653,7 +5810,7 @@
         </w:tc>
         <w:tc>
           <w:tcPr>
-            <w:tcW w:w="503" w:type="dxa"/>
+            <w:tcW w:w="504" w:type="dxa"/>
             <w:tcBorders>
               <w:top w:val="nil"/>
             </w:tcBorders>
@@ -5741,7 +5898,7 @@
         </w:tc>
         <w:tc>
           <w:tcPr>
-            <w:tcW w:w="681" w:type="dxa"/>
+            <w:tcW w:w="680" w:type="dxa"/>
             <w:tcBorders>
               <w:top w:val="nil"/>
               <w:left w:val="single" w:sz="18" w:space="0" w:color="000000"/>
@@ -5774,14 +5931,13 @@
     <w:p>
       <w:pPr>
         <w:pStyle w:val="Normal"/>
+        <w:spacing w:before="0" w:after="160"/>
         <w:rPr>
           <w:rFonts w:ascii="Times New Roman" w:hAnsi="Times New Roman" w:cs="Times New Roman"/>
         </w:rPr>
       </w:pPr>
       <w:r>
-        <w:rPr>
-          <w:rFonts w:cs="Times New Roman" w:ascii="Times New Roman" w:hAnsi="Times New Roman"/>
-        </w:rPr>
+        <w:rPr/>
       </w:r>
       <w:r>
         <w:br w:type="page"/>
@@ -5803,9 +5959,9 @@
       </w:r>
     </w:p>
     <w:sectPr>
-      <w:footerReference w:type="even" r:id="rId2"/>
-      <w:footerReference w:type="default" r:id="rId3"/>
-      <w:footerReference w:type="first" r:id="rId4"/>
+      <w:footerReference w:type="even" r:id="rId4"/>
+      <w:footerReference w:type="default" r:id="rId5"/>
+      <w:footerReference w:type="first" r:id="rId6"/>
       <w:type w:val="nextPage"/>
       <w:pgSz w:w="11906" w:h="16838"/>
       <w:pgMar w:left="1417" w:right="1417" w:gutter="0" w:header="0" w:top="1417" w:footer="1417" w:bottom="2058"/>
@@ -5823,7 +5979,6 @@
   <w:p>
     <w:pPr>
       <w:pStyle w:val="Footer"/>
-      <w:suppressLineNumbers/>
       <w:spacing w:before="0" w:after="160"/>
       <w:rPr/>
     </w:pPr>
@@ -6613,6 +6768,13 @@
     </w:pPr>
     <w:rPr/>
   </w:style>
+  <w:style w:type="paragraph" w:styleId="Contenudecadre">
+    <w:name w:val="Contenu de cadre"/>
+    <w:basedOn w:val="Normal"/>
+    <w:qFormat/>
+    <w:pPr/>
+    <w:rPr/>
+  </w:style>
   <w:style w:type="numbering" w:styleId="Pasdeliste" w:default="1">
     <w:name w:val="Pas de liste"/>
     <w:uiPriority w:val="99"/>

--- a/documents_templates/cotations-secondary.docx
+++ b/documents_templates/cotations-secondary.docx
@@ -82,13 +82,10 @@
             </a:graphic>
           </wp:anchor>
         </w:drawing>
-        <w:t>REPUBLIQUE DEMOCRATIQUE DU CONGO</w:t>
-      </w:r>
-      <w:r>
         <mc:AlternateContent>
           <mc:Choice Requires="wps">
             <w:drawing>
-              <wp:anchor behindDoc="0" distT="0" distB="0" distL="114300" distR="114300" simplePos="0" locked="0" layoutInCell="0" allowOverlap="1" relativeHeight="3">
+              <wp:anchor behindDoc="0" distT="0" distB="0" distL="113665" distR="113030" simplePos="0" locked="0" layoutInCell="0" allowOverlap="1" relativeHeight="3">
                 <wp:simplePos x="0" y="0"/>
                 <wp:positionH relativeFrom="margin">
                   <wp:posOffset>5918200</wp:posOffset>
@@ -103,25 +100,29 @@
                 <a:graphic xmlns:a="http://schemas.openxmlformats.org/drawingml/2006/main">
                   <a:graphicData uri="http://schemas.microsoft.com/office/word/2010/wordprocessingShape">
                     <wps:wsp>
-                      <wps:cNvSpPr txBox="1"/>
+                      <wps:cNvSpPr/>
                       <wps:spPr>
                         <a:xfrm>
                           <a:off x="0" y="0"/>
-                          <a:ext cx="720090" cy="720090"/>
+                          <a:ext cx="720000" cy="720000"/>
                         </a:xfrm>
-                        <a:prstGeom prst="rect"/>
-                        <a:solidFill>
-                          <a:srgbClr val="FFFFFF">
-                            <a:alpha val="0"/>
-                          </a:srgbClr>
-                        </a:solidFill>
-                        <a:ln>
+                        <a:prstGeom prst="rect">
+                          <a:avLst/>
+                        </a:prstGeom>
+                        <a:noFill/>
+                        <a:ln w="0">
                           <a:solidFill>
                             <a:srgbClr val="000000"/>
                           </a:solidFill>
                           <a:prstDash val="dash"/>
                         </a:ln>
                       </wps:spPr>
+                      <wps:style>
+                        <a:lnRef idx="0"/>
+                        <a:fillRef idx="0"/>
+                        <a:effectRef idx="0"/>
+                        <a:fontRef idx="minor"/>
+                      </wps:style>
                       <wps:txbx>
                         <w:txbxContent>
                           <w:p>
@@ -142,7 +143,7 @@
                           </w:p>
                         </w:txbxContent>
                       </wps:txbx>
-                      <wps:bodyPr anchor="t" lIns="91440" tIns="45720" rIns="91440" bIns="45720">
+                      <wps:bodyPr anchor="t">
                         <a:noAutofit/>
                       </wps:bodyPr>
                     </wps:wsp>
@@ -153,8 +154,9 @@
           </mc:Choice>
           <mc:Fallback>
             <w:pict>
-              <v:rect strokecolor="#000000" strokeweight="0pt" style="position:absolute;rotation:-0;width:56.7pt;height:56.7pt;mso-wrap-distance-left:9pt;mso-wrap-distance-right:9pt;mso-wrap-distance-top:0pt;mso-wrap-distance-bottom:0pt;margin-top:18pt;mso-position-vertical-relative:margin;margin-left:466pt;mso-position-horizontal-relative:margin">
-                <v:stroke dashstyle="dash"/>
+              <v:rect id="shape_0" ID="Cadre1" path="m0,0l-2147483645,0l-2147483645,-2147483646l0,-2147483646xe" fillcolor="white" stroked="t" o:allowincell="f" style="position:absolute;margin-left:466pt;margin-top:18pt;width:56.65pt;height:56.65pt;mso-wrap-style:square;v-text-anchor:top;mso-position-horizontal-relative:margin;mso-position-vertical-relative:margin">
+                <v:fill o:detectmouseclick="t" type="solid" color2="black" opacity="0"/>
+                <v:stroke color="black" dashstyle="dash" joinstyle="round" endcap="flat"/>
                 <v:textbox>
                   <w:txbxContent>
                     <w:p>
@@ -180,6 +182,16 @@
             </w:pict>
           </mc:Fallback>
         </mc:AlternateContent>
+      </w:r>
+      <w:r>
+        <w:rPr>
+          <w:rFonts w:cs="Times New Roman" w:ascii="Times New Roman" w:hAnsi="Times New Roman"/>
+          <w:b/>
+          <w:bCs/>
+          <w:sz w:val="20"/>
+          <w:szCs w:val="20"/>
+        </w:rPr>
+        <w:t>REPUBLIQUE DEMOCRATIQUE DU CONGO</w:t>
       </w:r>
     </w:p>
     <w:p>
@@ -213,7 +225,7 @@
           <w:b/>
           <w:lang w:val="en-US"/>
         </w:rPr>
-        <w:t>+++upper(school.name)+++</w:t>
+        <w:t>+++toUpperCase(school.name)+++</w:t>
       </w:r>
     </w:p>
     <w:p>
@@ -274,14 +286,14 @@
         <w:tblLook w:val="04a0" w:noHBand="0" w:noVBand="1" w:firstColumn="1" w:lastRow="0" w:lastColumn="0" w:firstRow="1"/>
       </w:tblPr>
       <w:tblGrid>
-        <w:gridCol w:w="1950"/>
-        <w:gridCol w:w="7537"/>
+        <w:gridCol w:w="1949"/>
+        <w:gridCol w:w="7538"/>
       </w:tblGrid>
       <w:tr>
         <w:trPr/>
         <w:tc>
           <w:tcPr>
-            <w:tcW w:w="1950" w:type="dxa"/>
+            <w:tcW w:w="1949" w:type="dxa"/>
             <w:tcBorders>
               <w:top w:val="nil"/>
               <w:left w:val="nil"/>
@@ -315,7 +327,7 @@
         </w:tc>
         <w:tc>
           <w:tcPr>
-            <w:tcW w:w="7537" w:type="dxa"/>
+            <w:tcW w:w="7538" w:type="dxa"/>
             <w:tcBorders>
               <w:top w:val="nil"/>
               <w:left w:val="nil"/>
@@ -352,7 +364,7 @@
         <w:trPr/>
         <w:tc>
           <w:tcPr>
-            <w:tcW w:w="1950" w:type="dxa"/>
+            <w:tcW w:w="1949" w:type="dxa"/>
             <w:tcBorders>
               <w:top w:val="nil"/>
               <w:left w:val="nil"/>
@@ -386,7 +398,7 @@
         </w:tc>
         <w:tc>
           <w:tcPr>
-            <w:tcW w:w="7537" w:type="dxa"/>
+            <w:tcW w:w="7538" w:type="dxa"/>
             <w:tcBorders>
               <w:top w:val="nil"/>
               <w:left w:val="nil"/>
@@ -423,7 +435,7 @@
         <w:trPr/>
         <w:tc>
           <w:tcPr>
-            <w:tcW w:w="1950" w:type="dxa"/>
+            <w:tcW w:w="1949" w:type="dxa"/>
             <w:tcBorders>
               <w:top w:val="nil"/>
               <w:left w:val="nil"/>
@@ -457,7 +469,7 @@
         </w:tc>
         <w:tc>
           <w:tcPr>
-            <w:tcW w:w="7537" w:type="dxa"/>
+            <w:tcW w:w="7538" w:type="dxa"/>
             <w:tcBorders>
               <w:top w:val="nil"/>
               <w:left w:val="nil"/>
@@ -496,7 +508,7 @@
         <w:trPr/>
         <w:tc>
           <w:tcPr>
-            <w:tcW w:w="1950" w:type="dxa"/>
+            <w:tcW w:w="1949" w:type="dxa"/>
             <w:tcBorders>
               <w:top w:val="nil"/>
               <w:left w:val="nil"/>
@@ -530,7 +542,7 @@
         </w:tc>
         <w:tc>
           <w:tcPr>
-            <w:tcW w:w="7537" w:type="dxa"/>
+            <w:tcW w:w="7538" w:type="dxa"/>
             <w:tcBorders>
               <w:top w:val="nil"/>
               <w:left w:val="nil"/>
@@ -614,7 +626,7 @@
           <w:rFonts w:cs="Times New Roman" w:ascii="Times New Roman" w:hAnsi="Times New Roman"/>
           <w:lang w:val="en-US"/>
         </w:rPr>
-        <w:t xml:space="preserve">  | +++upper(school.studyYear.yearName)+++</w:t>
+        <w:t xml:space="preserve">  | +++toUpperCase(school.studyYear.yearName)+++</w:t>
       </w:r>
     </w:p>
     <w:tbl>
@@ -633,23 +645,23 @@
         <w:tblLook w:val="04a0" w:noHBand="0" w:noVBand="1" w:firstColumn="1" w:lastRow="0" w:lastColumn="0" w:firstRow="1"/>
       </w:tblPr>
       <w:tblGrid>
-        <w:gridCol w:w="510"/>
+        <w:gridCol w:w="509"/>
         <w:gridCol w:w="4078"/>
-        <w:gridCol w:w="510"/>
-        <w:gridCol w:w="510"/>
-        <w:gridCol w:w="907"/>
+        <w:gridCol w:w="511"/>
+        <w:gridCol w:w="509"/>
+        <w:gridCol w:w="908"/>
+        <w:gridCol w:w="623"/>
+        <w:gridCol w:w="500"/>
+        <w:gridCol w:w="511"/>
+        <w:gridCol w:w="906"/>
         <w:gridCol w:w="624"/>
-        <w:gridCol w:w="500"/>
-        <w:gridCol w:w="510"/>
-        <w:gridCol w:w="907"/>
-        <w:gridCol w:w="624"/>
-        <w:gridCol w:w="935"/>
+        <w:gridCol w:w="934"/>
       </w:tblGrid>
       <w:tr>
         <w:trPr/>
         <w:tc>
           <w:tcPr>
-            <w:tcW w:w="510" w:type="dxa"/>
+            <w:tcW w:w="509" w:type="dxa"/>
             <w:tcBorders>
               <w:top w:val="nil"/>
               <w:left w:val="nil"/>
@@ -674,54 +686,108 @@
             </w:pPr>
             <w:r>
               <w:rPr>
+                <w:rFonts w:cs="Times New Roman" w:ascii="Times New Roman" w:hAnsi="Times New Roman"/>
+                <w:sz w:val="20"/>
+                <w:szCs w:val="20"/>
+                <w:lang w:val="en-US"/>
+              </w:rPr>
+            </w:r>
+          </w:p>
+        </w:tc>
+        <w:tc>
+          <w:tcPr>
+            <w:tcW w:w="4078" w:type="dxa"/>
+            <w:tcBorders>
+              <w:top w:val="nil"/>
+              <w:left w:val="nil"/>
+              <w:right w:val="single" w:sz="18" w:space="0" w:color="000000"/>
+            </w:tcBorders>
+            <w:shd w:color="auto" w:fill="auto" w:val="clear"/>
+            <w:vAlign w:val="center"/>
+          </w:tcPr>
+          <w:p>
+            <w:pPr>
+              <w:pStyle w:val="Normal"/>
+              <w:widowControl/>
+              <w:suppressAutoHyphens w:val="true"/>
+              <w:spacing w:lineRule="auto" w:line="240" w:before="0" w:after="0"/>
+              <w:jc w:val="center"/>
+              <w:rPr>
+                <w:rFonts w:ascii="Times New Roman" w:hAnsi="Times New Roman" w:cs="Times New Roman"/>
+                <w:sz w:val="20"/>
+                <w:szCs w:val="20"/>
+                <w:lang w:val="en-US"/>
+              </w:rPr>
+            </w:pPr>
+            <w:r>
+              <w:rPr>
+                <w:rFonts w:cs="Times New Roman" w:ascii="Times New Roman" w:hAnsi="Times New Roman"/>
+                <w:sz w:val="20"/>
+                <w:szCs w:val="20"/>
+                <w:lang w:val="en-US"/>
+              </w:rPr>
+            </w:r>
+          </w:p>
+        </w:tc>
+        <w:tc>
+          <w:tcPr>
+            <w:tcW w:w="2551" w:type="dxa"/>
+            <w:gridSpan w:val="4"/>
+            <w:tcBorders>
+              <w:left w:val="single" w:sz="18" w:space="0" w:color="000000"/>
+              <w:right w:val="single" w:sz="18" w:space="0" w:color="000000"/>
+            </w:tcBorders>
+            <w:vAlign w:val="center"/>
+          </w:tcPr>
+          <w:p>
+            <w:pPr>
+              <w:pStyle w:val="Normal"/>
+              <w:widowControl/>
+              <w:suppressAutoHyphens w:val="true"/>
+              <w:spacing w:lineRule="auto" w:line="240" w:before="0" w:after="0"/>
+              <w:jc w:val="center"/>
+              <w:rPr>
+                <w:rFonts w:ascii="Times New Roman" w:hAnsi="Times New Roman" w:cs="Times New Roman"/>
+                <w:sz w:val="20"/>
+                <w:szCs w:val="20"/>
+              </w:rPr>
+            </w:pPr>
+            <w:r>
+              <w:rPr>
                 <w:rFonts w:eastAsia="Calibri" w:cs="Times New Roman" w:ascii="Times New Roman" w:hAnsi="Times New Roman"/>
                 <w:kern w:val="0"/>
                 <w:sz w:val="20"/>
                 <w:szCs w:val="20"/>
-                <w:lang w:val="en-US" w:eastAsia="en-US" w:bidi="ar-SA"/>
-              </w:rPr>
-            </w:r>
-          </w:p>
-        </w:tc>
-        <w:tc>
-          <w:tcPr>
-            <w:tcW w:w="4078" w:type="dxa"/>
-            <w:tcBorders>
-              <w:top w:val="nil"/>
-              <w:left w:val="nil"/>
-              <w:right w:val="single" w:sz="18" w:space="0" w:color="000000"/>
-            </w:tcBorders>
-            <w:shd w:color="auto" w:fill="auto" w:val="clear"/>
-            <w:vAlign w:val="center"/>
-          </w:tcPr>
-          <w:p>
-            <w:pPr>
-              <w:pStyle w:val="Normal"/>
-              <w:widowControl/>
-              <w:suppressAutoHyphens w:val="true"/>
-              <w:spacing w:lineRule="auto" w:line="240" w:before="0" w:after="0"/>
-              <w:jc w:val="center"/>
-              <w:rPr>
-                <w:rFonts w:ascii="Times New Roman" w:hAnsi="Times New Roman" w:cs="Times New Roman"/>
-                <w:sz w:val="20"/>
-                <w:szCs w:val="20"/>
-                <w:lang w:val="en-US"/>
-              </w:rPr>
-            </w:pPr>
+                <w:lang w:val="fr-FR" w:eastAsia="en-US" w:bidi="ar-SA"/>
+              </w:rPr>
+              <w:t>1</w:t>
+            </w:r>
             <w:r>
               <w:rPr>
                 <w:rFonts w:eastAsia="Calibri" w:cs="Times New Roman" w:ascii="Times New Roman" w:hAnsi="Times New Roman"/>
                 <w:kern w:val="0"/>
                 <w:sz w:val="20"/>
                 <w:szCs w:val="20"/>
-                <w:lang w:val="en-US" w:eastAsia="en-US" w:bidi="ar-SA"/>
-              </w:rPr>
-            </w:r>
-          </w:p>
-        </w:tc>
-        <w:tc>
-          <w:tcPr>
-            <w:tcW w:w="2551" w:type="dxa"/>
+                <w:vertAlign w:val="superscript"/>
+                <w:lang w:val="fr-FR" w:eastAsia="en-US" w:bidi="ar-SA"/>
+              </w:rPr>
+              <w:t>er</w:t>
+            </w:r>
+            <w:r>
+              <w:rPr>
+                <w:rFonts w:eastAsia="Calibri" w:cs="Times New Roman" w:ascii="Times New Roman" w:hAnsi="Times New Roman"/>
+                <w:kern w:val="0"/>
+                <w:sz w:val="20"/>
+                <w:szCs w:val="20"/>
+                <w:lang w:val="fr-FR" w:eastAsia="en-US" w:bidi="ar-SA"/>
+              </w:rPr>
+              <w:t xml:space="preserve"> SEMESTRE</w:t>
+            </w:r>
+          </w:p>
+        </w:tc>
+        <w:tc>
+          <w:tcPr>
+            <w:tcW w:w="2541" w:type="dxa"/>
             <w:gridSpan w:val="4"/>
             <w:tcBorders>
               <w:left w:val="single" w:sz="18" w:space="0" w:color="000000"/>
@@ -750,7 +816,7 @@
                 <w:szCs w:val="20"/>
                 <w:lang w:val="fr-FR" w:eastAsia="en-US" w:bidi="ar-SA"/>
               </w:rPr>
-              <w:t>1</w:t>
+              <w:t>2</w:t>
             </w:r>
             <w:r>
               <w:rPr>
@@ -761,7 +827,7 @@
                 <w:vertAlign w:val="superscript"/>
                 <w:lang w:val="fr-FR" w:eastAsia="en-US" w:bidi="ar-SA"/>
               </w:rPr>
-              <w:t>er</w:t>
+              <w:t>eme</w:t>
             </w:r>
             <w:r>
               <w:rPr>
@@ -777,63 +843,7 @@
         </w:tc>
         <w:tc>
           <w:tcPr>
-            <w:tcW w:w="2541" w:type="dxa"/>
-            <w:gridSpan w:val="4"/>
-            <w:tcBorders>
-              <w:left w:val="single" w:sz="18" w:space="0" w:color="000000"/>
-              <w:right w:val="single" w:sz="18" w:space="0" w:color="000000"/>
-            </w:tcBorders>
-            <w:vAlign w:val="center"/>
-          </w:tcPr>
-          <w:p>
-            <w:pPr>
-              <w:pStyle w:val="Normal"/>
-              <w:widowControl/>
-              <w:suppressAutoHyphens w:val="true"/>
-              <w:spacing w:lineRule="auto" w:line="240" w:before="0" w:after="0"/>
-              <w:jc w:val="center"/>
-              <w:rPr>
-                <w:rFonts w:ascii="Times New Roman" w:hAnsi="Times New Roman" w:cs="Times New Roman"/>
-                <w:sz w:val="20"/>
-                <w:szCs w:val="20"/>
-              </w:rPr>
-            </w:pPr>
-            <w:r>
-              <w:rPr>
-                <w:rFonts w:eastAsia="Calibri" w:cs="Times New Roman" w:ascii="Times New Roman" w:hAnsi="Times New Roman"/>
-                <w:kern w:val="0"/>
-                <w:sz w:val="20"/>
-                <w:szCs w:val="20"/>
-                <w:lang w:val="fr-FR" w:eastAsia="en-US" w:bidi="ar-SA"/>
-              </w:rPr>
-              <w:t>2</w:t>
-            </w:r>
-            <w:r>
-              <w:rPr>
-                <w:rFonts w:eastAsia="Calibri" w:cs="Times New Roman" w:ascii="Times New Roman" w:hAnsi="Times New Roman"/>
-                <w:kern w:val="0"/>
-                <w:sz w:val="20"/>
-                <w:szCs w:val="20"/>
-                <w:vertAlign w:val="superscript"/>
-                <w:lang w:val="fr-FR" w:eastAsia="en-US" w:bidi="ar-SA"/>
-              </w:rPr>
-              <w:t>eme</w:t>
-            </w:r>
-            <w:r>
-              <w:rPr>
-                <w:rFonts w:eastAsia="Calibri" w:cs="Times New Roman" w:ascii="Times New Roman" w:hAnsi="Times New Roman"/>
-                <w:kern w:val="0"/>
-                <w:sz w:val="20"/>
-                <w:szCs w:val="20"/>
-                <w:lang w:val="fr-FR" w:eastAsia="en-US" w:bidi="ar-SA"/>
-              </w:rPr>
-              <w:t xml:space="preserve"> SEMESTRE</w:t>
-            </w:r>
-          </w:p>
-        </w:tc>
-        <w:tc>
-          <w:tcPr>
-            <w:tcW w:w="935" w:type="dxa"/>
+            <w:tcW w:w="934" w:type="dxa"/>
             <w:tcBorders>
               <w:left w:val="single" w:sz="18" w:space="0" w:color="000000"/>
             </w:tcBorders>
@@ -871,7 +881,7 @@
         </w:trPr>
         <w:tc>
           <w:tcPr>
-            <w:tcW w:w="510" w:type="dxa"/>
+            <w:tcW w:w="509" w:type="dxa"/>
             <w:vMerge w:val="restart"/>
             <w:tcBorders>
               <w:bottom w:val="single" w:sz="18" w:space="0" w:color="000000"/>
@@ -940,7 +950,7 @@
         </w:tc>
         <w:tc>
           <w:tcPr>
-            <w:tcW w:w="510" w:type="dxa"/>
+            <w:tcW w:w="511" w:type="dxa"/>
             <w:tcBorders>
               <w:left w:val="single" w:sz="18" w:space="0" w:color="000000"/>
             </w:tcBorders>
@@ -994,7 +1004,7 @@
         </w:tc>
         <w:tc>
           <w:tcPr>
-            <w:tcW w:w="510" w:type="dxa"/>
+            <w:tcW w:w="509" w:type="dxa"/>
             <w:tcBorders/>
             <w:vAlign w:val="center"/>
           </w:tcPr>
@@ -1046,7 +1056,7 @@
         </w:tc>
         <w:tc>
           <w:tcPr>
-            <w:tcW w:w="907" w:type="dxa"/>
+            <w:tcW w:w="908" w:type="dxa"/>
             <w:tcBorders/>
             <w:vAlign w:val="center"/>
           </w:tcPr>
@@ -1077,7 +1087,7 @@
         </w:tc>
         <w:tc>
           <w:tcPr>
-            <w:tcW w:w="624" w:type="dxa"/>
+            <w:tcW w:w="623" w:type="dxa"/>
             <w:tcBorders>
               <w:right w:val="single" w:sz="18" w:space="0" w:color="000000"/>
             </w:tcBorders>
@@ -1164,7 +1174,7 @@
         </w:tc>
         <w:tc>
           <w:tcPr>
-            <w:tcW w:w="510" w:type="dxa"/>
+            <w:tcW w:w="511" w:type="dxa"/>
             <w:tcBorders/>
             <w:vAlign w:val="center"/>
           </w:tcPr>
@@ -1216,7 +1226,7 @@
         </w:tc>
         <w:tc>
           <w:tcPr>
-            <w:tcW w:w="907" w:type="dxa"/>
+            <w:tcW w:w="906" w:type="dxa"/>
             <w:tcBorders/>
             <w:vAlign w:val="center"/>
           </w:tcPr>
@@ -1280,7 +1290,7 @@
         </w:tc>
         <w:tc>
           <w:tcPr>
-            <w:tcW w:w="935" w:type="dxa"/>
+            <w:tcW w:w="934" w:type="dxa"/>
             <w:tcBorders>
               <w:left w:val="single" w:sz="18" w:space="0" w:color="000000"/>
             </w:tcBorders>
@@ -1301,11 +1311,9 @@
             </w:pPr>
             <w:r>
               <w:rPr>
-                <w:rFonts w:eastAsia="Calibri" w:cs="Times New Roman" w:ascii="Times New Roman" w:hAnsi="Times New Roman"/>
-                <w:kern w:val="0"/>
-                <w:sz w:val="18"/>
-                <w:szCs w:val="20"/>
-                <w:lang w:val="fr-FR" w:eastAsia="en-US" w:bidi="ar-SA"/>
+                <w:rFonts w:cs="Times New Roman" w:ascii="Times New Roman" w:hAnsi="Times New Roman"/>
+                <w:sz w:val="18"/>
+                <w:szCs w:val="20"/>
               </w:rPr>
             </w:r>
           </w:p>
@@ -1317,7 +1325,7 @@
         </w:trPr>
         <w:tc>
           <w:tcPr>
-            <w:tcW w:w="510" w:type="dxa"/>
+            <w:tcW w:w="509" w:type="dxa"/>
             <w:vMerge w:val="continue"/>
             <w:tcBorders>
               <w:bottom w:val="single" w:sz="18" w:space="0" w:color="000000"/>
@@ -1339,11 +1347,9 @@
             </w:pPr>
             <w:r>
               <w:rPr>
-                <w:rFonts w:eastAsia="Calibri" w:cs="Times New Roman" w:ascii="Times New Roman" w:hAnsi="Times New Roman"/>
-                <w:kern w:val="0"/>
-                <w:sz w:val="20"/>
-                <w:szCs w:val="20"/>
-                <w:lang w:val="fr-FR" w:eastAsia="en-US" w:bidi="ar-SA"/>
+                <w:rFonts w:cs="Times New Roman" w:ascii="Times New Roman" w:hAnsi="Times New Roman"/>
+                <w:sz w:val="20"/>
+                <w:szCs w:val="20"/>
               </w:rPr>
             </w:r>
           </w:p>
@@ -1373,18 +1379,16 @@
             </w:pPr>
             <w:r>
               <w:rPr>
-                <w:rFonts w:eastAsia="Calibri" w:cs="Times New Roman" w:ascii="Times New Roman" w:hAnsi="Times New Roman"/>
-                <w:kern w:val="0"/>
-                <w:sz w:val="20"/>
-                <w:szCs w:val="20"/>
-                <w:lang w:val="fr-FR" w:eastAsia="en-US" w:bidi="ar-SA"/>
-              </w:rPr>
-            </w:r>
-          </w:p>
-        </w:tc>
-        <w:tc>
-          <w:tcPr>
-            <w:tcW w:w="510" w:type="dxa"/>
+                <w:rFonts w:cs="Times New Roman" w:ascii="Times New Roman" w:hAnsi="Times New Roman"/>
+                <w:sz w:val="20"/>
+                <w:szCs w:val="20"/>
+              </w:rPr>
+            </w:r>
+          </w:p>
+        </w:tc>
+        <w:tc>
+          <w:tcPr>
+            <w:tcW w:w="511" w:type="dxa"/>
             <w:tcBorders>
               <w:left w:val="single" w:sz="18" w:space="0" w:color="000000"/>
               <w:bottom w:val="single" w:sz="18" w:space="0" w:color="000000"/>
@@ -1406,18 +1410,16 @@
             </w:pPr>
             <w:r>
               <w:rPr>
-                <w:rFonts w:eastAsia="Calibri" w:cs="Times New Roman" w:ascii="Times New Roman" w:hAnsi="Times New Roman"/>
-                <w:kern w:val="0"/>
-                <w:sz w:val="20"/>
-                <w:szCs w:val="20"/>
-                <w:lang w:val="fr-FR" w:eastAsia="en-US" w:bidi="ar-SA"/>
-              </w:rPr>
-            </w:r>
-          </w:p>
-        </w:tc>
-        <w:tc>
-          <w:tcPr>
-            <w:tcW w:w="510" w:type="dxa"/>
+                <w:rFonts w:cs="Times New Roman" w:ascii="Times New Roman" w:hAnsi="Times New Roman"/>
+                <w:sz w:val="20"/>
+                <w:szCs w:val="20"/>
+              </w:rPr>
+            </w:r>
+          </w:p>
+        </w:tc>
+        <w:tc>
+          <w:tcPr>
+            <w:tcW w:w="509" w:type="dxa"/>
             <w:tcBorders>
               <w:bottom w:val="single" w:sz="18" w:space="0" w:color="000000"/>
             </w:tcBorders>
@@ -1438,18 +1440,16 @@
             </w:pPr>
             <w:r>
               <w:rPr>
-                <w:rFonts w:eastAsia="Calibri" w:cs="Times New Roman" w:ascii="Times New Roman" w:hAnsi="Times New Roman"/>
-                <w:kern w:val="0"/>
-                <w:sz w:val="20"/>
-                <w:szCs w:val="20"/>
-                <w:lang w:val="fr-FR" w:eastAsia="en-US" w:bidi="ar-SA"/>
-              </w:rPr>
-            </w:r>
-          </w:p>
-        </w:tc>
-        <w:tc>
-          <w:tcPr>
-            <w:tcW w:w="907" w:type="dxa"/>
+                <w:rFonts w:cs="Times New Roman" w:ascii="Times New Roman" w:hAnsi="Times New Roman"/>
+                <w:sz w:val="20"/>
+                <w:szCs w:val="20"/>
+              </w:rPr>
+            </w:r>
+          </w:p>
+        </w:tc>
+        <w:tc>
+          <w:tcPr>
+            <w:tcW w:w="908" w:type="dxa"/>
             <w:tcBorders>
               <w:bottom w:val="single" w:sz="18" w:space="0" w:color="000000"/>
             </w:tcBorders>
@@ -1470,18 +1470,16 @@
             </w:pPr>
             <w:r>
               <w:rPr>
-                <w:rFonts w:eastAsia="Calibri" w:cs="Times New Roman" w:ascii="Times New Roman" w:hAnsi="Times New Roman"/>
-                <w:kern w:val="0"/>
-                <w:sz w:val="20"/>
-                <w:szCs w:val="20"/>
-                <w:lang w:val="fr-FR" w:eastAsia="en-US" w:bidi="ar-SA"/>
-              </w:rPr>
-            </w:r>
-          </w:p>
-        </w:tc>
-        <w:tc>
-          <w:tcPr>
-            <w:tcW w:w="624" w:type="dxa"/>
+                <w:rFonts w:cs="Times New Roman" w:ascii="Times New Roman" w:hAnsi="Times New Roman"/>
+                <w:sz w:val="20"/>
+                <w:szCs w:val="20"/>
+              </w:rPr>
+            </w:r>
+          </w:p>
+        </w:tc>
+        <w:tc>
+          <w:tcPr>
+            <w:tcW w:w="623" w:type="dxa"/>
             <w:tcBorders>
               <w:bottom w:val="single" w:sz="18" w:space="0" w:color="000000"/>
               <w:right w:val="single" w:sz="18" w:space="0" w:color="000000"/>
@@ -1503,11 +1501,9 @@
             </w:pPr>
             <w:r>
               <w:rPr>
-                <w:rFonts w:eastAsia="Calibri" w:cs="Times New Roman" w:ascii="Times New Roman" w:hAnsi="Times New Roman"/>
-                <w:kern w:val="0"/>
-                <w:sz w:val="20"/>
-                <w:szCs w:val="20"/>
-                <w:lang w:val="fr-FR" w:eastAsia="en-US" w:bidi="ar-SA"/>
+                <w:rFonts w:cs="Times New Roman" w:ascii="Times New Roman" w:hAnsi="Times New Roman"/>
+                <w:sz w:val="20"/>
+                <w:szCs w:val="20"/>
               </w:rPr>
             </w:r>
           </w:p>
@@ -1536,18 +1532,16 @@
             </w:pPr>
             <w:r>
               <w:rPr>
-                <w:rFonts w:eastAsia="Calibri" w:cs="Times New Roman" w:ascii="Times New Roman" w:hAnsi="Times New Roman"/>
-                <w:kern w:val="0"/>
-                <w:sz w:val="20"/>
-                <w:szCs w:val="20"/>
-                <w:lang w:val="fr-FR" w:eastAsia="en-US" w:bidi="ar-SA"/>
-              </w:rPr>
-            </w:r>
-          </w:p>
-        </w:tc>
-        <w:tc>
-          <w:tcPr>
-            <w:tcW w:w="510" w:type="dxa"/>
+                <w:rFonts w:cs="Times New Roman" w:ascii="Times New Roman" w:hAnsi="Times New Roman"/>
+                <w:sz w:val="20"/>
+                <w:szCs w:val="20"/>
+              </w:rPr>
+            </w:r>
+          </w:p>
+        </w:tc>
+        <w:tc>
+          <w:tcPr>
+            <w:tcW w:w="511" w:type="dxa"/>
             <w:tcBorders>
               <w:bottom w:val="single" w:sz="18" w:space="0" w:color="000000"/>
             </w:tcBorders>
@@ -1568,18 +1562,16 @@
             </w:pPr>
             <w:r>
               <w:rPr>
-                <w:rFonts w:eastAsia="Calibri" w:cs="Times New Roman" w:ascii="Times New Roman" w:hAnsi="Times New Roman"/>
-                <w:kern w:val="0"/>
-                <w:sz w:val="20"/>
-                <w:szCs w:val="20"/>
-                <w:lang w:val="fr-FR" w:eastAsia="en-US" w:bidi="ar-SA"/>
-              </w:rPr>
-            </w:r>
-          </w:p>
-        </w:tc>
-        <w:tc>
-          <w:tcPr>
-            <w:tcW w:w="907" w:type="dxa"/>
+                <w:rFonts w:cs="Times New Roman" w:ascii="Times New Roman" w:hAnsi="Times New Roman"/>
+                <w:sz w:val="20"/>
+                <w:szCs w:val="20"/>
+              </w:rPr>
+            </w:r>
+          </w:p>
+        </w:tc>
+        <w:tc>
+          <w:tcPr>
+            <w:tcW w:w="906" w:type="dxa"/>
             <w:tcBorders>
               <w:bottom w:val="single" w:sz="18" w:space="0" w:color="000000"/>
             </w:tcBorders>
@@ -1600,11 +1592,9 @@
             </w:pPr>
             <w:r>
               <w:rPr>
-                <w:rFonts w:eastAsia="Calibri" w:cs="Times New Roman" w:ascii="Times New Roman" w:hAnsi="Times New Roman"/>
-                <w:kern w:val="0"/>
-                <w:sz w:val="20"/>
-                <w:szCs w:val="20"/>
-                <w:lang w:val="fr-FR" w:eastAsia="en-US" w:bidi="ar-SA"/>
+                <w:rFonts w:cs="Times New Roman" w:ascii="Times New Roman" w:hAnsi="Times New Roman"/>
+                <w:sz w:val="20"/>
+                <w:szCs w:val="20"/>
               </w:rPr>
             </w:r>
           </w:p>
@@ -1633,18 +1623,16 @@
             </w:pPr>
             <w:r>
               <w:rPr>
-                <w:rFonts w:eastAsia="Calibri" w:cs="Times New Roman" w:ascii="Times New Roman" w:hAnsi="Times New Roman"/>
-                <w:kern w:val="0"/>
-                <w:sz w:val="20"/>
-                <w:szCs w:val="20"/>
-                <w:lang w:val="fr-FR" w:eastAsia="en-US" w:bidi="ar-SA"/>
-              </w:rPr>
-            </w:r>
-          </w:p>
-        </w:tc>
-        <w:tc>
-          <w:tcPr>
-            <w:tcW w:w="935" w:type="dxa"/>
+                <w:rFonts w:cs="Times New Roman" w:ascii="Times New Roman" w:hAnsi="Times New Roman"/>
+                <w:sz w:val="20"/>
+                <w:szCs w:val="20"/>
+              </w:rPr>
+            </w:r>
+          </w:p>
+        </w:tc>
+        <w:tc>
+          <w:tcPr>
+            <w:tcW w:w="934" w:type="dxa"/>
             <w:tcBorders>
               <w:left w:val="single" w:sz="18" w:space="0" w:color="000000"/>
               <w:bottom w:val="single" w:sz="18" w:space="0" w:color="000000"/>
@@ -1666,11 +1654,9 @@
             </w:pPr>
             <w:r>
               <w:rPr>
-                <w:rFonts w:eastAsia="Calibri" w:cs="Times New Roman" w:ascii="Times New Roman" w:hAnsi="Times New Roman"/>
-                <w:kern w:val="0"/>
-                <w:sz w:val="20"/>
-                <w:szCs w:val="20"/>
-                <w:lang w:val="fr-FR" w:eastAsia="en-US" w:bidi="ar-SA"/>
+                <w:rFonts w:cs="Times New Roman" w:ascii="Times New Roman" w:hAnsi="Times New Roman"/>
+                <w:sz w:val="20"/>
+                <w:szCs w:val="20"/>
               </w:rPr>
             </w:r>
           </w:p>
@@ -1682,7 +1668,7 @@
         </w:trPr>
         <w:tc>
           <w:tcPr>
-            <w:tcW w:w="510" w:type="dxa"/>
+            <w:tcW w:w="509" w:type="dxa"/>
             <w:tcBorders>
               <w:top w:val="single" w:sz="18" w:space="0" w:color="000000"/>
             </w:tcBorders>
@@ -1699,6 +1685,37 @@
                 <w:rFonts w:ascii="Times New Roman" w:hAnsi="Times New Roman" w:cs="Times New Roman"/>
                 <w:sz w:val="18"/>
                 <w:szCs w:val="18"/>
+              </w:rPr>
+            </w:pPr>
+            <w:r>
+              <w:rPr>
+                <w:rFonts w:cs="Times New Roman" w:ascii="Times New Roman" w:hAnsi="Times New Roman"/>
+                <w:sz w:val="18"/>
+                <w:szCs w:val="18"/>
+              </w:rPr>
+            </w:r>
+          </w:p>
+        </w:tc>
+        <w:tc>
+          <w:tcPr>
+            <w:tcW w:w="4078" w:type="dxa"/>
+            <w:tcBorders>
+              <w:top w:val="single" w:sz="18" w:space="0" w:color="000000"/>
+              <w:right w:val="single" w:sz="18" w:space="0" w:color="000000"/>
+            </w:tcBorders>
+            <w:vAlign w:val="center"/>
+          </w:tcPr>
+          <w:p>
+            <w:pPr>
+              <w:pStyle w:val="Normal"/>
+              <w:widowControl/>
+              <w:suppressAutoHyphens w:val="true"/>
+              <w:spacing w:lineRule="auto" w:line="240" w:before="0" w:after="0"/>
+              <w:jc w:val="left"/>
+              <w:rPr>
+                <w:sz w:val="18"/>
+                <w:szCs w:val="18"/>
+                <w:lang w:val="en-US"/>
               </w:rPr>
             </w:pPr>
             <w:r>
@@ -1707,14 +1724,112 @@
                 <w:kern w:val="0"/>
                 <w:sz w:val="18"/>
                 <w:szCs w:val="18"/>
-                <w:lang w:val="fr-FR" w:eastAsia="en-US" w:bidi="ar-SA"/>
-              </w:rPr>
-            </w:r>
-          </w:p>
-        </w:tc>
-        <w:tc>
-          <w:tcPr>
-            <w:tcW w:w="4078" w:type="dxa"/>
+                <w:lang w:val="en-US" w:eastAsia="en-US" w:bidi="ar-SA"/>
+              </w:rPr>
+              <w:t>+++ FOR enrollment in $classroom.enrollments +++</w:t>
+            </w:r>
+          </w:p>
+        </w:tc>
+        <w:tc>
+          <w:tcPr>
+            <w:tcW w:w="511" w:type="dxa"/>
+            <w:tcBorders>
+              <w:top w:val="single" w:sz="18" w:space="0" w:color="000000"/>
+              <w:left w:val="single" w:sz="18" w:space="0" w:color="000000"/>
+            </w:tcBorders>
+            <w:vAlign w:val="center"/>
+          </w:tcPr>
+          <w:p>
+            <w:pPr>
+              <w:pStyle w:val="Normal"/>
+              <w:widowControl/>
+              <w:suppressAutoHyphens w:val="true"/>
+              <w:spacing w:lineRule="auto" w:line="240" w:before="0" w:after="0"/>
+              <w:jc w:val="left"/>
+              <w:rPr>
+                <w:rFonts w:ascii="Times New Roman" w:hAnsi="Times New Roman" w:cs="Times New Roman"/>
+                <w:sz w:val="18"/>
+                <w:szCs w:val="18"/>
+                <w:lang w:val="en-US"/>
+              </w:rPr>
+            </w:pPr>
+            <w:r>
+              <w:rPr>
+                <w:rFonts w:cs="Times New Roman" w:ascii="Times New Roman" w:hAnsi="Times New Roman"/>
+                <w:sz w:val="18"/>
+                <w:szCs w:val="18"/>
+                <w:lang w:val="en-US"/>
+              </w:rPr>
+            </w:r>
+          </w:p>
+        </w:tc>
+        <w:tc>
+          <w:tcPr>
+            <w:tcW w:w="509" w:type="dxa"/>
+            <w:tcBorders>
+              <w:top w:val="single" w:sz="18" w:space="0" w:color="000000"/>
+            </w:tcBorders>
+            <w:vAlign w:val="center"/>
+          </w:tcPr>
+          <w:p>
+            <w:pPr>
+              <w:pStyle w:val="Normal"/>
+              <w:widowControl/>
+              <w:suppressAutoHyphens w:val="true"/>
+              <w:spacing w:lineRule="auto" w:line="240" w:before="0" w:after="0"/>
+              <w:jc w:val="left"/>
+              <w:rPr>
+                <w:rFonts w:ascii="Times New Roman" w:hAnsi="Times New Roman" w:cs="Times New Roman"/>
+                <w:sz w:val="18"/>
+                <w:szCs w:val="18"/>
+                <w:lang w:val="en-US"/>
+              </w:rPr>
+            </w:pPr>
+            <w:r>
+              <w:rPr>
+                <w:rFonts w:cs="Times New Roman" w:ascii="Times New Roman" w:hAnsi="Times New Roman"/>
+                <w:sz w:val="18"/>
+                <w:szCs w:val="18"/>
+                <w:lang w:val="en-US"/>
+              </w:rPr>
+            </w:r>
+          </w:p>
+        </w:tc>
+        <w:tc>
+          <w:tcPr>
+            <w:tcW w:w="908" w:type="dxa"/>
+            <w:tcBorders>
+              <w:top w:val="single" w:sz="18" w:space="0" w:color="000000"/>
+            </w:tcBorders>
+            <w:vAlign w:val="center"/>
+          </w:tcPr>
+          <w:p>
+            <w:pPr>
+              <w:pStyle w:val="Normal"/>
+              <w:widowControl/>
+              <w:suppressAutoHyphens w:val="true"/>
+              <w:spacing w:lineRule="auto" w:line="240" w:before="0" w:after="0"/>
+              <w:jc w:val="left"/>
+              <w:rPr>
+                <w:rFonts w:ascii="Times New Roman" w:hAnsi="Times New Roman" w:cs="Times New Roman"/>
+                <w:sz w:val="18"/>
+                <w:szCs w:val="18"/>
+                <w:lang w:val="en-US"/>
+              </w:rPr>
+            </w:pPr>
+            <w:r>
+              <w:rPr>
+                <w:rFonts w:cs="Times New Roman" w:ascii="Times New Roman" w:hAnsi="Times New Roman"/>
+                <w:sz w:val="18"/>
+                <w:szCs w:val="18"/>
+                <w:lang w:val="en-US"/>
+              </w:rPr>
+            </w:r>
+          </w:p>
+        </w:tc>
+        <w:tc>
+          <w:tcPr>
+            <w:tcW w:w="623" w:type="dxa"/>
             <w:tcBorders>
               <w:top w:val="single" w:sz="18" w:space="0" w:color="000000"/>
               <w:right w:val="single" w:sz="18" w:space="0" w:color="000000"/>
@@ -1729,6 +1844,7 @@
               <w:spacing w:lineRule="auto" w:line="240" w:before="0" w:after="0"/>
               <w:jc w:val="left"/>
               <w:rPr>
+                <w:rFonts w:ascii="Times New Roman" w:hAnsi="Times New Roman" w:cs="Times New Roman"/>
                 <w:sz w:val="18"/>
                 <w:szCs w:val="18"/>
                 <w:lang w:val="en-US"/>
@@ -1736,19 +1852,17 @@
             </w:pPr>
             <w:r>
               <w:rPr>
-                <w:rFonts w:eastAsia="Calibri" w:cs="Times New Roman" w:ascii="Times New Roman" w:hAnsi="Times New Roman"/>
-                <w:kern w:val="0"/>
+                <w:rFonts w:cs="Times New Roman" w:ascii="Times New Roman" w:hAnsi="Times New Roman"/>
                 <w:sz w:val="18"/>
                 <w:szCs w:val="18"/>
-                <w:lang w:val="en-US" w:eastAsia="en-US" w:bidi="ar-SA"/>
-              </w:rPr>
-              <w:t>+++ FOR enrollment in $classroom.enrollments +++</w:t>
-            </w:r>
-          </w:p>
-        </w:tc>
-        <w:tc>
-          <w:tcPr>
-            <w:tcW w:w="510" w:type="dxa"/>
+                <w:lang w:val="en-US"/>
+              </w:rPr>
+            </w:r>
+          </w:p>
+        </w:tc>
+        <w:tc>
+          <w:tcPr>
+            <w:tcW w:w="500" w:type="dxa"/>
             <w:tcBorders>
               <w:top w:val="single" w:sz="18" w:space="0" w:color="000000"/>
               <w:left w:val="single" w:sz="18" w:space="0" w:color="000000"/>
@@ -1771,51 +1885,17 @@
             </w:pPr>
             <w:r>
               <w:rPr>
-                <w:rFonts w:eastAsia="Calibri" w:cs="Times New Roman" w:ascii="Times New Roman" w:hAnsi="Times New Roman"/>
-                <w:kern w:val="0"/>
-                <w:sz w:val="18"/>
-                <w:szCs w:val="18"/>
-                <w:lang w:val="en-US" w:eastAsia="en-US" w:bidi="ar-SA"/>
-              </w:rPr>
-            </w:r>
-          </w:p>
-        </w:tc>
-        <w:tc>
-          <w:tcPr>
-            <w:tcW w:w="510" w:type="dxa"/>
-            <w:tcBorders>
-              <w:top w:val="single" w:sz="18" w:space="0" w:color="000000"/>
-            </w:tcBorders>
-            <w:vAlign w:val="center"/>
-          </w:tcPr>
-          <w:p>
-            <w:pPr>
-              <w:pStyle w:val="Normal"/>
-              <w:widowControl/>
-              <w:suppressAutoHyphens w:val="true"/>
-              <w:spacing w:lineRule="auto" w:line="240" w:before="0" w:after="0"/>
-              <w:jc w:val="left"/>
-              <w:rPr>
-                <w:rFonts w:ascii="Times New Roman" w:hAnsi="Times New Roman" w:cs="Times New Roman"/>
+                <w:rFonts w:cs="Times New Roman" w:ascii="Times New Roman" w:hAnsi="Times New Roman"/>
                 <w:sz w:val="18"/>
                 <w:szCs w:val="18"/>
                 <w:lang w:val="en-US"/>
               </w:rPr>
-            </w:pPr>
-            <w:r>
-              <w:rPr>
-                <w:rFonts w:eastAsia="Calibri" w:cs="Times New Roman" w:ascii="Times New Roman" w:hAnsi="Times New Roman"/>
-                <w:kern w:val="0"/>
-                <w:sz w:val="18"/>
-                <w:szCs w:val="18"/>
-                <w:lang w:val="en-US" w:eastAsia="en-US" w:bidi="ar-SA"/>
-              </w:rPr>
-            </w:r>
-          </w:p>
-        </w:tc>
-        <w:tc>
-          <w:tcPr>
-            <w:tcW w:w="907" w:type="dxa"/>
+            </w:r>
+          </w:p>
+        </w:tc>
+        <w:tc>
+          <w:tcPr>
+            <w:tcW w:w="511" w:type="dxa"/>
             <w:tcBorders>
               <w:top w:val="single" w:sz="18" w:space="0" w:color="000000"/>
             </w:tcBorders>
@@ -1837,11 +1917,42 @@
             </w:pPr>
             <w:r>
               <w:rPr>
-                <w:rFonts w:eastAsia="Calibri" w:cs="Times New Roman" w:ascii="Times New Roman" w:hAnsi="Times New Roman"/>
-                <w:kern w:val="0"/>
+                <w:rFonts w:cs="Times New Roman" w:ascii="Times New Roman" w:hAnsi="Times New Roman"/>
                 <w:sz w:val="18"/>
                 <w:szCs w:val="18"/>
-                <w:lang w:val="en-US" w:eastAsia="en-US" w:bidi="ar-SA"/>
+                <w:lang w:val="en-US"/>
+              </w:rPr>
+            </w:r>
+          </w:p>
+        </w:tc>
+        <w:tc>
+          <w:tcPr>
+            <w:tcW w:w="906" w:type="dxa"/>
+            <w:tcBorders>
+              <w:top w:val="single" w:sz="18" w:space="0" w:color="000000"/>
+            </w:tcBorders>
+            <w:vAlign w:val="center"/>
+          </w:tcPr>
+          <w:p>
+            <w:pPr>
+              <w:pStyle w:val="Normal"/>
+              <w:widowControl/>
+              <w:suppressAutoHyphens w:val="true"/>
+              <w:spacing w:lineRule="auto" w:line="240" w:before="0" w:after="0"/>
+              <w:jc w:val="left"/>
+              <w:rPr>
+                <w:rFonts w:ascii="Times New Roman" w:hAnsi="Times New Roman" w:cs="Times New Roman"/>
+                <w:sz w:val="18"/>
+                <w:szCs w:val="18"/>
+                <w:lang w:val="en-US"/>
+              </w:rPr>
+            </w:pPr>
+            <w:r>
+              <w:rPr>
+                <w:rFonts w:cs="Times New Roman" w:ascii="Times New Roman" w:hAnsi="Times New Roman"/>
+                <w:sz w:val="18"/>
+                <w:szCs w:val="18"/>
+                <w:lang w:val="en-US"/>
               </w:rPr>
             </w:r>
           </w:p>
@@ -1871,18 +1982,17 @@
             </w:pPr>
             <w:r>
               <w:rPr>
-                <w:rFonts w:eastAsia="Calibri" w:cs="Times New Roman" w:ascii="Times New Roman" w:hAnsi="Times New Roman"/>
-                <w:kern w:val="0"/>
+                <w:rFonts w:cs="Times New Roman" w:ascii="Times New Roman" w:hAnsi="Times New Roman"/>
                 <w:sz w:val="18"/>
                 <w:szCs w:val="18"/>
-                <w:lang w:val="en-US" w:eastAsia="en-US" w:bidi="ar-SA"/>
-              </w:rPr>
-            </w:r>
-          </w:p>
-        </w:tc>
-        <w:tc>
-          <w:tcPr>
-            <w:tcW w:w="500" w:type="dxa"/>
+                <w:lang w:val="en-US"/>
+              </w:rPr>
+            </w:r>
+          </w:p>
+        </w:tc>
+        <w:tc>
+          <w:tcPr>
+            <w:tcW w:w="934" w:type="dxa"/>
             <w:tcBorders>
               <w:top w:val="single" w:sz="18" w:space="0" w:color="000000"/>
               <w:left w:val="single" w:sz="18" w:space="0" w:color="000000"/>
@@ -1905,145 +2015,10 @@
             </w:pPr>
             <w:r>
               <w:rPr>
-                <w:rFonts w:eastAsia="Calibri" w:cs="Times New Roman" w:ascii="Times New Roman" w:hAnsi="Times New Roman"/>
-                <w:kern w:val="0"/>
-                <w:sz w:val="18"/>
-                <w:szCs w:val="18"/>
-                <w:lang w:val="en-US" w:eastAsia="en-US" w:bidi="ar-SA"/>
-              </w:rPr>
-            </w:r>
-          </w:p>
-        </w:tc>
-        <w:tc>
-          <w:tcPr>
-            <w:tcW w:w="510" w:type="dxa"/>
-            <w:tcBorders>
-              <w:top w:val="single" w:sz="18" w:space="0" w:color="000000"/>
-            </w:tcBorders>
-            <w:vAlign w:val="center"/>
-          </w:tcPr>
-          <w:p>
-            <w:pPr>
-              <w:pStyle w:val="Normal"/>
-              <w:widowControl/>
-              <w:suppressAutoHyphens w:val="true"/>
-              <w:spacing w:lineRule="auto" w:line="240" w:before="0" w:after="0"/>
-              <w:jc w:val="left"/>
-              <w:rPr>
-                <w:rFonts w:ascii="Times New Roman" w:hAnsi="Times New Roman" w:cs="Times New Roman"/>
+                <w:rFonts w:cs="Times New Roman" w:ascii="Times New Roman" w:hAnsi="Times New Roman"/>
                 <w:sz w:val="18"/>
                 <w:szCs w:val="18"/>
                 <w:lang w:val="en-US"/>
-              </w:rPr>
-            </w:pPr>
-            <w:r>
-              <w:rPr>
-                <w:rFonts w:eastAsia="Calibri" w:cs="Times New Roman" w:ascii="Times New Roman" w:hAnsi="Times New Roman"/>
-                <w:kern w:val="0"/>
-                <w:sz w:val="18"/>
-                <w:szCs w:val="18"/>
-                <w:lang w:val="en-US" w:eastAsia="en-US" w:bidi="ar-SA"/>
-              </w:rPr>
-            </w:r>
-          </w:p>
-        </w:tc>
-        <w:tc>
-          <w:tcPr>
-            <w:tcW w:w="907" w:type="dxa"/>
-            <w:tcBorders>
-              <w:top w:val="single" w:sz="18" w:space="0" w:color="000000"/>
-            </w:tcBorders>
-            <w:vAlign w:val="center"/>
-          </w:tcPr>
-          <w:p>
-            <w:pPr>
-              <w:pStyle w:val="Normal"/>
-              <w:widowControl/>
-              <w:suppressAutoHyphens w:val="true"/>
-              <w:spacing w:lineRule="auto" w:line="240" w:before="0" w:after="0"/>
-              <w:jc w:val="left"/>
-              <w:rPr>
-                <w:rFonts w:ascii="Times New Roman" w:hAnsi="Times New Roman" w:cs="Times New Roman"/>
-                <w:sz w:val="18"/>
-                <w:szCs w:val="18"/>
-                <w:lang w:val="en-US"/>
-              </w:rPr>
-            </w:pPr>
-            <w:r>
-              <w:rPr>
-                <w:rFonts w:eastAsia="Calibri" w:cs="Times New Roman" w:ascii="Times New Roman" w:hAnsi="Times New Roman"/>
-                <w:kern w:val="0"/>
-                <w:sz w:val="18"/>
-                <w:szCs w:val="18"/>
-                <w:lang w:val="en-US" w:eastAsia="en-US" w:bidi="ar-SA"/>
-              </w:rPr>
-            </w:r>
-          </w:p>
-        </w:tc>
-        <w:tc>
-          <w:tcPr>
-            <w:tcW w:w="624" w:type="dxa"/>
-            <w:tcBorders>
-              <w:top w:val="single" w:sz="18" w:space="0" w:color="000000"/>
-              <w:right w:val="single" w:sz="18" w:space="0" w:color="000000"/>
-            </w:tcBorders>
-            <w:vAlign w:val="center"/>
-          </w:tcPr>
-          <w:p>
-            <w:pPr>
-              <w:pStyle w:val="Normal"/>
-              <w:widowControl/>
-              <w:suppressAutoHyphens w:val="true"/>
-              <w:spacing w:lineRule="auto" w:line="240" w:before="0" w:after="0"/>
-              <w:jc w:val="left"/>
-              <w:rPr>
-                <w:rFonts w:ascii="Times New Roman" w:hAnsi="Times New Roman" w:cs="Times New Roman"/>
-                <w:sz w:val="18"/>
-                <w:szCs w:val="18"/>
-                <w:lang w:val="en-US"/>
-              </w:rPr>
-            </w:pPr>
-            <w:r>
-              <w:rPr>
-                <w:rFonts w:eastAsia="Calibri" w:cs="Times New Roman" w:ascii="Times New Roman" w:hAnsi="Times New Roman"/>
-                <w:kern w:val="0"/>
-                <w:sz w:val="18"/>
-                <w:szCs w:val="18"/>
-                <w:lang w:val="en-US" w:eastAsia="en-US" w:bidi="ar-SA"/>
-              </w:rPr>
-            </w:r>
-          </w:p>
-        </w:tc>
-        <w:tc>
-          <w:tcPr>
-            <w:tcW w:w="935" w:type="dxa"/>
-            <w:tcBorders>
-              <w:top w:val="single" w:sz="18" w:space="0" w:color="000000"/>
-              <w:left w:val="single" w:sz="18" w:space="0" w:color="000000"/>
-            </w:tcBorders>
-            <w:vAlign w:val="center"/>
-          </w:tcPr>
-          <w:p>
-            <w:pPr>
-              <w:pStyle w:val="Normal"/>
-              <w:widowControl/>
-              <w:suppressAutoHyphens w:val="true"/>
-              <w:spacing w:lineRule="auto" w:line="240" w:before="0" w:after="0"/>
-              <w:jc w:val="left"/>
-              <w:rPr>
-                <w:rFonts w:ascii="Times New Roman" w:hAnsi="Times New Roman" w:cs="Times New Roman"/>
-                <w:sz w:val="18"/>
-                <w:szCs w:val="18"/>
-                <w:lang w:val="en-US"/>
-              </w:rPr>
-            </w:pPr>
-            <w:r>
-              <w:rPr>
-                <w:rFonts w:eastAsia="Calibri" w:cs="Times New Roman" w:ascii="Times New Roman" w:hAnsi="Times New Roman"/>
-                <w:kern w:val="0"/>
-                <w:sz w:val="18"/>
-                <w:szCs w:val="18"/>
-                <w:lang w:val="en-US" w:eastAsia="en-US" w:bidi="ar-SA"/>
               </w:rPr>
             </w:r>
           </w:p>
@@ -2053,7 +2028,7 @@
         <w:trPr/>
         <w:tc>
           <w:tcPr>
-            <w:tcW w:w="510" w:type="dxa"/>
+            <w:tcW w:w="509" w:type="dxa"/>
             <w:tcBorders/>
             <w:vAlign w:val="center"/>
           </w:tcPr>
@@ -2120,7 +2095,7 @@
         </w:tc>
         <w:tc>
           <w:tcPr>
-            <w:tcW w:w="510" w:type="dxa"/>
+            <w:tcW w:w="511" w:type="dxa"/>
             <w:tcBorders>
               <w:left w:val="single" w:sz="18" w:space="0" w:color="000000"/>
             </w:tcBorders>
@@ -2141,18 +2116,16 @@
             </w:pPr>
             <w:r>
               <w:rPr>
-                <w:rFonts w:eastAsia="Calibri" w:cs="Times New Roman" w:ascii="Times New Roman" w:hAnsi="Times New Roman"/>
-                <w:kern w:val="0"/>
+                <w:rFonts w:cs="Times New Roman" w:ascii="Times New Roman" w:hAnsi="Times New Roman"/>
                 <w:sz w:val="18"/>
                 <w:szCs w:val="18"/>
-                <w:lang w:val="fr-FR" w:eastAsia="en-US" w:bidi="ar-SA"/>
-              </w:rPr>
-            </w:r>
-          </w:p>
-        </w:tc>
-        <w:tc>
-          <w:tcPr>
-            <w:tcW w:w="510" w:type="dxa"/>
+              </w:rPr>
+            </w:r>
+          </w:p>
+        </w:tc>
+        <w:tc>
+          <w:tcPr>
+            <w:tcW w:w="509" w:type="dxa"/>
             <w:tcBorders/>
             <w:vAlign w:val="center"/>
           </w:tcPr>
@@ -2171,18 +2144,16 @@
             </w:pPr>
             <w:r>
               <w:rPr>
-                <w:rFonts w:eastAsia="Calibri" w:cs="Times New Roman" w:ascii="Times New Roman" w:hAnsi="Times New Roman"/>
-                <w:kern w:val="0"/>
+                <w:rFonts w:cs="Times New Roman" w:ascii="Times New Roman" w:hAnsi="Times New Roman"/>
                 <w:sz w:val="18"/>
                 <w:szCs w:val="18"/>
-                <w:lang w:val="fr-FR" w:eastAsia="en-US" w:bidi="ar-SA"/>
-              </w:rPr>
-            </w:r>
-          </w:p>
-        </w:tc>
-        <w:tc>
-          <w:tcPr>
-            <w:tcW w:w="907" w:type="dxa"/>
+              </w:rPr>
+            </w:r>
+          </w:p>
+        </w:tc>
+        <w:tc>
+          <w:tcPr>
+            <w:tcW w:w="908" w:type="dxa"/>
             <w:tcBorders/>
             <w:vAlign w:val="center"/>
           </w:tcPr>
@@ -2201,18 +2172,16 @@
             </w:pPr>
             <w:r>
               <w:rPr>
-                <w:rFonts w:eastAsia="Calibri" w:cs="Times New Roman" w:ascii="Times New Roman" w:hAnsi="Times New Roman"/>
-                <w:kern w:val="0"/>
+                <w:rFonts w:cs="Times New Roman" w:ascii="Times New Roman" w:hAnsi="Times New Roman"/>
                 <w:sz w:val="18"/>
                 <w:szCs w:val="18"/>
-                <w:lang w:val="fr-FR" w:eastAsia="en-US" w:bidi="ar-SA"/>
-              </w:rPr>
-            </w:r>
-          </w:p>
-        </w:tc>
-        <w:tc>
-          <w:tcPr>
-            <w:tcW w:w="624" w:type="dxa"/>
+              </w:rPr>
+            </w:r>
+          </w:p>
+        </w:tc>
+        <w:tc>
+          <w:tcPr>
+            <w:tcW w:w="623" w:type="dxa"/>
             <w:tcBorders>
               <w:right w:val="single" w:sz="18" w:space="0" w:color="000000"/>
             </w:tcBorders>
@@ -2233,11 +2202,9 @@
             </w:pPr>
             <w:r>
               <w:rPr>
-                <w:rFonts w:eastAsia="Calibri" w:cs="Times New Roman" w:ascii="Times New Roman" w:hAnsi="Times New Roman"/>
-                <w:kern w:val="0"/>
+                <w:rFonts w:cs="Times New Roman" w:ascii="Times New Roman" w:hAnsi="Times New Roman"/>
                 <w:sz w:val="18"/>
                 <w:szCs w:val="18"/>
-                <w:lang w:val="fr-FR" w:eastAsia="en-US" w:bidi="ar-SA"/>
               </w:rPr>
             </w:r>
           </w:p>
@@ -2265,18 +2232,16 @@
             </w:pPr>
             <w:r>
               <w:rPr>
-                <w:rFonts w:eastAsia="Calibri" w:cs="Times New Roman" w:ascii="Times New Roman" w:hAnsi="Times New Roman"/>
-                <w:kern w:val="0"/>
+                <w:rFonts w:cs="Times New Roman" w:ascii="Times New Roman" w:hAnsi="Times New Roman"/>
                 <w:sz w:val="18"/>
                 <w:szCs w:val="18"/>
-                <w:lang w:val="fr-FR" w:eastAsia="en-US" w:bidi="ar-SA"/>
-              </w:rPr>
-            </w:r>
-          </w:p>
-        </w:tc>
-        <w:tc>
-          <w:tcPr>
-            <w:tcW w:w="510" w:type="dxa"/>
+              </w:rPr>
+            </w:r>
+          </w:p>
+        </w:tc>
+        <w:tc>
+          <w:tcPr>
+            <w:tcW w:w="511" w:type="dxa"/>
             <w:tcBorders/>
             <w:vAlign w:val="center"/>
           </w:tcPr>
@@ -2295,18 +2260,16 @@
             </w:pPr>
             <w:r>
               <w:rPr>
-                <w:rFonts w:eastAsia="Calibri" w:cs="Times New Roman" w:ascii="Times New Roman" w:hAnsi="Times New Roman"/>
-                <w:kern w:val="0"/>
+                <w:rFonts w:cs="Times New Roman" w:ascii="Times New Roman" w:hAnsi="Times New Roman"/>
                 <w:sz w:val="18"/>
                 <w:szCs w:val="18"/>
-                <w:lang w:val="fr-FR" w:eastAsia="en-US" w:bidi="ar-SA"/>
-              </w:rPr>
-            </w:r>
-          </w:p>
-        </w:tc>
-        <w:tc>
-          <w:tcPr>
-            <w:tcW w:w="907" w:type="dxa"/>
+              </w:rPr>
+            </w:r>
+          </w:p>
+        </w:tc>
+        <w:tc>
+          <w:tcPr>
+            <w:tcW w:w="906" w:type="dxa"/>
             <w:tcBorders/>
             <w:vAlign w:val="center"/>
           </w:tcPr>
@@ -2325,11 +2288,9 @@
             </w:pPr>
             <w:r>
               <w:rPr>
-                <w:rFonts w:eastAsia="Calibri" w:cs="Times New Roman" w:ascii="Times New Roman" w:hAnsi="Times New Roman"/>
-                <w:kern w:val="0"/>
+                <w:rFonts w:cs="Times New Roman" w:ascii="Times New Roman" w:hAnsi="Times New Roman"/>
                 <w:sz w:val="18"/>
                 <w:szCs w:val="18"/>
-                <w:lang w:val="fr-FR" w:eastAsia="en-US" w:bidi="ar-SA"/>
               </w:rPr>
             </w:r>
           </w:p>
@@ -2357,18 +2318,16 @@
             </w:pPr>
             <w:r>
               <w:rPr>
-                <w:rFonts w:eastAsia="Calibri" w:cs="Times New Roman" w:ascii="Times New Roman" w:hAnsi="Times New Roman"/>
-                <w:kern w:val="0"/>
+                <w:rFonts w:cs="Times New Roman" w:ascii="Times New Roman" w:hAnsi="Times New Roman"/>
                 <w:sz w:val="18"/>
                 <w:szCs w:val="18"/>
-                <w:lang w:val="fr-FR" w:eastAsia="en-US" w:bidi="ar-SA"/>
-              </w:rPr>
-            </w:r>
-          </w:p>
-        </w:tc>
-        <w:tc>
-          <w:tcPr>
-            <w:tcW w:w="935" w:type="dxa"/>
+              </w:rPr>
+            </w:r>
+          </w:p>
+        </w:tc>
+        <w:tc>
+          <w:tcPr>
+            <w:tcW w:w="934" w:type="dxa"/>
             <w:tcBorders>
               <w:left w:val="single" w:sz="18" w:space="0" w:color="000000"/>
             </w:tcBorders>
@@ -2389,11 +2348,9 @@
             </w:pPr>
             <w:r>
               <w:rPr>
-                <w:rFonts w:eastAsia="Calibri" w:cs="Times New Roman" w:ascii="Times New Roman" w:hAnsi="Times New Roman"/>
-                <w:kern w:val="0"/>
+                <w:rFonts w:cs="Times New Roman" w:ascii="Times New Roman" w:hAnsi="Times New Roman"/>
                 <w:sz w:val="18"/>
                 <w:szCs w:val="18"/>
-                <w:lang w:val="fr-FR" w:eastAsia="en-US" w:bidi="ar-SA"/>
               </w:rPr>
             </w:r>
           </w:p>
@@ -2403,7 +2360,7 @@
         <w:trPr/>
         <w:tc>
           <w:tcPr>
-            <w:tcW w:w="510" w:type="dxa"/>
+            <w:tcW w:w="509" w:type="dxa"/>
             <w:tcBorders/>
             <w:vAlign w:val="center"/>
           </w:tcPr>
@@ -2422,18 +2379,130 @@
             </w:pPr>
             <w:r>
               <w:rPr>
+                <w:rFonts w:cs="Times New Roman" w:ascii="Times New Roman" w:hAnsi="Times New Roman"/>
+                <w:sz w:val="18"/>
+                <w:szCs w:val="18"/>
+              </w:rPr>
+            </w:r>
+          </w:p>
+        </w:tc>
+        <w:tc>
+          <w:tcPr>
+            <w:tcW w:w="4078" w:type="dxa"/>
+            <w:tcBorders>
+              <w:right w:val="single" w:sz="18" w:space="0" w:color="000000"/>
+            </w:tcBorders>
+          </w:tcPr>
+          <w:p>
+            <w:pPr>
+              <w:pStyle w:val="Normal"/>
+              <w:widowControl/>
+              <w:suppressAutoHyphens w:val="true"/>
+              <w:spacing w:lineRule="auto" w:line="240" w:before="0" w:after="0"/>
+              <w:jc w:val="left"/>
+              <w:rPr>
+                <w:sz w:val="18"/>
+                <w:szCs w:val="18"/>
+              </w:rPr>
+            </w:pPr>
+            <w:r>
+              <w:rPr>
                 <w:rFonts w:eastAsia="Calibri" w:cs="Times New Roman" w:ascii="Times New Roman" w:hAnsi="Times New Roman"/>
                 <w:kern w:val="0"/>
                 <w:sz w:val="18"/>
                 <w:szCs w:val="18"/>
                 <w:lang w:val="fr-FR" w:eastAsia="en-US" w:bidi="ar-SA"/>
               </w:rPr>
-            </w:r>
-          </w:p>
-        </w:tc>
-        <w:tc>
-          <w:tcPr>
-            <w:tcW w:w="4078" w:type="dxa"/>
+              <w:t>+++ END-FOR enrollment+++</w:t>
+            </w:r>
+          </w:p>
+        </w:tc>
+        <w:tc>
+          <w:tcPr>
+            <w:tcW w:w="511" w:type="dxa"/>
+            <w:tcBorders>
+              <w:left w:val="single" w:sz="18" w:space="0" w:color="000000"/>
+            </w:tcBorders>
+          </w:tcPr>
+          <w:p>
+            <w:pPr>
+              <w:pStyle w:val="Normal"/>
+              <w:widowControl/>
+              <w:suppressAutoHyphens w:val="true"/>
+              <w:spacing w:lineRule="auto" w:line="240" w:before="0" w:after="0"/>
+              <w:jc w:val="left"/>
+              <w:rPr>
+                <w:rFonts w:ascii="Times New Roman" w:hAnsi="Times New Roman" w:cs="Times New Roman"/>
+                <w:sz w:val="18"/>
+                <w:szCs w:val="18"/>
+              </w:rPr>
+            </w:pPr>
+            <w:r>
+              <w:rPr>
+                <w:rFonts w:cs="Times New Roman" w:ascii="Times New Roman" w:hAnsi="Times New Roman"/>
+                <w:sz w:val="18"/>
+                <w:szCs w:val="18"/>
+              </w:rPr>
+            </w:r>
+          </w:p>
+        </w:tc>
+        <w:tc>
+          <w:tcPr>
+            <w:tcW w:w="509" w:type="dxa"/>
+            <w:tcBorders/>
+          </w:tcPr>
+          <w:p>
+            <w:pPr>
+              <w:pStyle w:val="Normal"/>
+              <w:widowControl/>
+              <w:suppressAutoHyphens w:val="true"/>
+              <w:spacing w:lineRule="auto" w:line="240" w:before="0" w:after="0"/>
+              <w:jc w:val="left"/>
+              <w:rPr>
+                <w:rFonts w:ascii="Times New Roman" w:hAnsi="Times New Roman" w:cs="Times New Roman"/>
+                <w:sz w:val="18"/>
+                <w:szCs w:val="18"/>
+              </w:rPr>
+            </w:pPr>
+            <w:r>
+              <w:rPr>
+                <w:rFonts w:cs="Times New Roman" w:ascii="Times New Roman" w:hAnsi="Times New Roman"/>
+                <w:sz w:val="18"/>
+                <w:szCs w:val="18"/>
+              </w:rPr>
+            </w:r>
+          </w:p>
+        </w:tc>
+        <w:tc>
+          <w:tcPr>
+            <w:tcW w:w="908" w:type="dxa"/>
+            <w:tcBorders/>
+          </w:tcPr>
+          <w:p>
+            <w:pPr>
+              <w:pStyle w:val="Normal"/>
+              <w:widowControl/>
+              <w:suppressAutoHyphens w:val="true"/>
+              <w:spacing w:lineRule="auto" w:line="240" w:before="0" w:after="0"/>
+              <w:jc w:val="left"/>
+              <w:rPr>
+                <w:rFonts w:ascii="Times New Roman" w:hAnsi="Times New Roman" w:cs="Times New Roman"/>
+                <w:sz w:val="18"/>
+                <w:szCs w:val="18"/>
+              </w:rPr>
+            </w:pPr>
+            <w:r>
+              <w:rPr>
+                <w:rFonts w:cs="Times New Roman" w:ascii="Times New Roman" w:hAnsi="Times New Roman"/>
+                <w:sz w:val="18"/>
+                <w:szCs w:val="18"/>
+              </w:rPr>
+            </w:r>
+          </w:p>
+        </w:tc>
+        <w:tc>
+          <w:tcPr>
+            <w:tcW w:w="623" w:type="dxa"/>
             <w:tcBorders>
               <w:right w:val="single" w:sz="18" w:space="0" w:color="000000"/>
             </w:tcBorders>
@@ -2446,25 +2515,23 @@
               <w:spacing w:lineRule="auto" w:line="240" w:before="0" w:after="0"/>
               <w:jc w:val="left"/>
               <w:rPr>
+                <w:rFonts w:ascii="Times New Roman" w:hAnsi="Times New Roman" w:cs="Times New Roman"/>
                 <w:sz w:val="18"/>
                 <w:szCs w:val="18"/>
               </w:rPr>
             </w:pPr>
             <w:r>
               <w:rPr>
-                <w:rFonts w:eastAsia="Calibri" w:cs="Times New Roman" w:ascii="Times New Roman" w:hAnsi="Times New Roman"/>
-                <w:kern w:val="0"/>
+                <w:rFonts w:cs="Times New Roman" w:ascii="Times New Roman" w:hAnsi="Times New Roman"/>
                 <w:sz w:val="18"/>
                 <w:szCs w:val="18"/>
-                <w:lang w:val="fr-FR" w:eastAsia="en-US" w:bidi="ar-SA"/>
-              </w:rPr>
-              <w:t>+++ END-FOR enrollment+++</w:t>
-            </w:r>
-          </w:p>
-        </w:tc>
-        <w:tc>
-          <w:tcPr>
-            <w:tcW w:w="510" w:type="dxa"/>
+              </w:rPr>
+            </w:r>
+          </w:p>
+        </w:tc>
+        <w:tc>
+          <w:tcPr>
+            <w:tcW w:w="500" w:type="dxa"/>
             <w:tcBorders>
               <w:left w:val="single" w:sz="18" w:space="0" w:color="000000"/>
             </w:tcBorders>
@@ -2484,18 +2551,16 @@
             </w:pPr>
             <w:r>
               <w:rPr>
-                <w:rFonts w:eastAsia="Calibri" w:cs="Times New Roman" w:ascii="Times New Roman" w:hAnsi="Times New Roman"/>
-                <w:kern w:val="0"/>
+                <w:rFonts w:cs="Times New Roman" w:ascii="Times New Roman" w:hAnsi="Times New Roman"/>
                 <w:sz w:val="18"/>
                 <w:szCs w:val="18"/>
-                <w:lang w:val="fr-FR" w:eastAsia="en-US" w:bidi="ar-SA"/>
-              </w:rPr>
-            </w:r>
-          </w:p>
-        </w:tc>
-        <w:tc>
-          <w:tcPr>
-            <w:tcW w:w="510" w:type="dxa"/>
+              </w:rPr>
+            </w:r>
+          </w:p>
+        </w:tc>
+        <w:tc>
+          <w:tcPr>
+            <w:tcW w:w="511" w:type="dxa"/>
             <w:tcBorders/>
           </w:tcPr>
           <w:p>
@@ -2513,18 +2578,16 @@
             </w:pPr>
             <w:r>
               <w:rPr>
-                <w:rFonts w:eastAsia="Calibri" w:cs="Times New Roman" w:ascii="Times New Roman" w:hAnsi="Times New Roman"/>
-                <w:kern w:val="0"/>
+                <w:rFonts w:cs="Times New Roman" w:ascii="Times New Roman" w:hAnsi="Times New Roman"/>
                 <w:sz w:val="18"/>
                 <w:szCs w:val="18"/>
-                <w:lang w:val="fr-FR" w:eastAsia="en-US" w:bidi="ar-SA"/>
-              </w:rPr>
-            </w:r>
-          </w:p>
-        </w:tc>
-        <w:tc>
-          <w:tcPr>
-            <w:tcW w:w="907" w:type="dxa"/>
+              </w:rPr>
+            </w:r>
+          </w:p>
+        </w:tc>
+        <w:tc>
+          <w:tcPr>
+            <w:tcW w:w="906" w:type="dxa"/>
             <w:tcBorders/>
           </w:tcPr>
           <w:p>
@@ -2542,11 +2605,9 @@
             </w:pPr>
             <w:r>
               <w:rPr>
-                <w:rFonts w:eastAsia="Calibri" w:cs="Times New Roman" w:ascii="Times New Roman" w:hAnsi="Times New Roman"/>
-                <w:kern w:val="0"/>
+                <w:rFonts w:cs="Times New Roman" w:ascii="Times New Roman" w:hAnsi="Times New Roman"/>
                 <w:sz w:val="18"/>
                 <w:szCs w:val="18"/>
-                <w:lang w:val="fr-FR" w:eastAsia="en-US" w:bidi="ar-SA"/>
               </w:rPr>
             </w:r>
           </w:p>
@@ -2573,18 +2634,16 @@
             </w:pPr>
             <w:r>
               <w:rPr>
-                <w:rFonts w:eastAsia="Calibri" w:cs="Times New Roman" w:ascii="Times New Roman" w:hAnsi="Times New Roman"/>
-                <w:kern w:val="0"/>
+                <w:rFonts w:cs="Times New Roman" w:ascii="Times New Roman" w:hAnsi="Times New Roman"/>
                 <w:sz w:val="18"/>
                 <w:szCs w:val="18"/>
-                <w:lang w:val="fr-FR" w:eastAsia="en-US" w:bidi="ar-SA"/>
-              </w:rPr>
-            </w:r>
-          </w:p>
-        </w:tc>
-        <w:tc>
-          <w:tcPr>
-            <w:tcW w:w="500" w:type="dxa"/>
+              </w:rPr>
+            </w:r>
+          </w:p>
+        </w:tc>
+        <w:tc>
+          <w:tcPr>
+            <w:tcW w:w="934" w:type="dxa"/>
             <w:tcBorders>
               <w:left w:val="single" w:sz="18" w:space="0" w:color="000000"/>
             </w:tcBorders>
@@ -2604,131 +2663,9 @@
             </w:pPr>
             <w:r>
               <w:rPr>
-                <w:rFonts w:eastAsia="Calibri" w:cs="Times New Roman" w:ascii="Times New Roman" w:hAnsi="Times New Roman"/>
-                <w:kern w:val="0"/>
+                <w:rFonts w:cs="Times New Roman" w:ascii="Times New Roman" w:hAnsi="Times New Roman"/>
                 <w:sz w:val="18"/>
                 <w:szCs w:val="18"/>
-                <w:lang w:val="fr-FR" w:eastAsia="en-US" w:bidi="ar-SA"/>
-              </w:rPr>
-            </w:r>
-          </w:p>
-        </w:tc>
-        <w:tc>
-          <w:tcPr>
-            <w:tcW w:w="510" w:type="dxa"/>
-            <w:tcBorders/>
-          </w:tcPr>
-          <w:p>
-            <w:pPr>
-              <w:pStyle w:val="Normal"/>
-              <w:widowControl/>
-              <w:suppressAutoHyphens w:val="true"/>
-              <w:spacing w:lineRule="auto" w:line="240" w:before="0" w:after="0"/>
-              <w:jc w:val="left"/>
-              <w:rPr>
-                <w:rFonts w:ascii="Times New Roman" w:hAnsi="Times New Roman" w:cs="Times New Roman"/>
-                <w:sz w:val="18"/>
-                <w:szCs w:val="18"/>
-              </w:rPr>
-            </w:pPr>
-            <w:r>
-              <w:rPr>
-                <w:rFonts w:eastAsia="Calibri" w:cs="Times New Roman" w:ascii="Times New Roman" w:hAnsi="Times New Roman"/>
-                <w:kern w:val="0"/>
-                <w:sz w:val="18"/>
-                <w:szCs w:val="18"/>
-                <w:lang w:val="fr-FR" w:eastAsia="en-US" w:bidi="ar-SA"/>
-              </w:rPr>
-            </w:r>
-          </w:p>
-        </w:tc>
-        <w:tc>
-          <w:tcPr>
-            <w:tcW w:w="907" w:type="dxa"/>
-            <w:tcBorders/>
-          </w:tcPr>
-          <w:p>
-            <w:pPr>
-              <w:pStyle w:val="Normal"/>
-              <w:widowControl/>
-              <w:suppressAutoHyphens w:val="true"/>
-              <w:spacing w:lineRule="auto" w:line="240" w:before="0" w:after="0"/>
-              <w:jc w:val="left"/>
-              <w:rPr>
-                <w:rFonts w:ascii="Times New Roman" w:hAnsi="Times New Roman" w:cs="Times New Roman"/>
-                <w:sz w:val="18"/>
-                <w:szCs w:val="18"/>
-              </w:rPr>
-            </w:pPr>
-            <w:r>
-              <w:rPr>
-                <w:rFonts w:eastAsia="Calibri" w:cs="Times New Roman" w:ascii="Times New Roman" w:hAnsi="Times New Roman"/>
-                <w:kern w:val="0"/>
-                <w:sz w:val="18"/>
-                <w:szCs w:val="18"/>
-                <w:lang w:val="fr-FR" w:eastAsia="en-US" w:bidi="ar-SA"/>
-              </w:rPr>
-            </w:r>
-          </w:p>
-        </w:tc>
-        <w:tc>
-          <w:tcPr>
-            <w:tcW w:w="624" w:type="dxa"/>
-            <w:tcBorders>
-              <w:right w:val="single" w:sz="18" w:space="0" w:color="000000"/>
-            </w:tcBorders>
-          </w:tcPr>
-          <w:p>
-            <w:pPr>
-              <w:pStyle w:val="Normal"/>
-              <w:widowControl/>
-              <w:suppressAutoHyphens w:val="true"/>
-              <w:spacing w:lineRule="auto" w:line="240" w:before="0" w:after="0"/>
-              <w:jc w:val="left"/>
-              <w:rPr>
-                <w:rFonts w:ascii="Times New Roman" w:hAnsi="Times New Roman" w:cs="Times New Roman"/>
-                <w:sz w:val="18"/>
-                <w:szCs w:val="18"/>
-              </w:rPr>
-            </w:pPr>
-            <w:r>
-              <w:rPr>
-                <w:rFonts w:eastAsia="Calibri" w:cs="Times New Roman" w:ascii="Times New Roman" w:hAnsi="Times New Roman"/>
-                <w:kern w:val="0"/>
-                <w:sz w:val="18"/>
-                <w:szCs w:val="18"/>
-                <w:lang w:val="fr-FR" w:eastAsia="en-US" w:bidi="ar-SA"/>
-              </w:rPr>
-            </w:r>
-          </w:p>
-        </w:tc>
-        <w:tc>
-          <w:tcPr>
-            <w:tcW w:w="935" w:type="dxa"/>
-            <w:tcBorders>
-              <w:left w:val="single" w:sz="18" w:space="0" w:color="000000"/>
-            </w:tcBorders>
-          </w:tcPr>
-          <w:p>
-            <w:pPr>
-              <w:pStyle w:val="Normal"/>
-              <w:widowControl/>
-              <w:suppressAutoHyphens w:val="true"/>
-              <w:spacing w:lineRule="auto" w:line="240" w:before="0" w:after="0"/>
-              <w:jc w:val="left"/>
-              <w:rPr>
-                <w:rFonts w:ascii="Times New Roman" w:hAnsi="Times New Roman" w:cs="Times New Roman"/>
-                <w:sz w:val="18"/>
-                <w:szCs w:val="18"/>
-              </w:rPr>
-            </w:pPr>
-            <w:r>
-              <w:rPr>
-                <w:rFonts w:eastAsia="Calibri" w:cs="Times New Roman" w:ascii="Times New Roman" w:hAnsi="Times New Roman"/>
-                <w:kern w:val="0"/>
-                <w:sz w:val="18"/>
-                <w:szCs w:val="18"/>
-                <w:lang w:val="fr-FR" w:eastAsia="en-US" w:bidi="ar-SA"/>
               </w:rPr>
             </w:r>
           </w:p>
@@ -2738,7 +2675,7 @@
         <w:trPr/>
         <w:tc>
           <w:tcPr>
-            <w:tcW w:w="510" w:type="dxa"/>
+            <w:tcW w:w="509" w:type="dxa"/>
             <w:tcBorders>
               <w:top w:val="nil"/>
             </w:tcBorders>
@@ -2759,11 +2696,9 @@
             </w:pPr>
             <w:r>
               <w:rPr>
-                <w:rFonts w:eastAsia="Calibri" w:cs="Times New Roman" w:ascii="Times New Roman" w:hAnsi="Times New Roman"/>
-                <w:kern w:val="0"/>
-                <w:sz w:val="20"/>
-                <w:szCs w:val="20"/>
-                <w:lang w:val="fr-FR" w:eastAsia="en-US" w:bidi="ar-SA"/>
+                <w:rFonts w:cs="Times New Roman" w:ascii="Times New Roman" w:hAnsi="Times New Roman"/>
+                <w:sz w:val="20"/>
+                <w:szCs w:val="20"/>
               </w:rPr>
             </w:r>
           </w:p>
@@ -2791,18 +2726,16 @@
             </w:pPr>
             <w:r>
               <w:rPr>
-                <w:rFonts w:eastAsia="Calibri" w:cs="Times New Roman" w:ascii="Times New Roman" w:hAnsi="Times New Roman"/>
-                <w:kern w:val="0"/>
-                <w:sz w:val="20"/>
-                <w:szCs w:val="20"/>
-                <w:lang w:val="fr-FR" w:eastAsia="en-US" w:bidi="ar-SA"/>
-              </w:rPr>
-            </w:r>
-          </w:p>
-        </w:tc>
-        <w:tc>
-          <w:tcPr>
-            <w:tcW w:w="510" w:type="dxa"/>
+                <w:rFonts w:cs="Times New Roman" w:ascii="Times New Roman" w:hAnsi="Times New Roman"/>
+                <w:sz w:val="20"/>
+                <w:szCs w:val="20"/>
+              </w:rPr>
+            </w:r>
+          </w:p>
+        </w:tc>
+        <w:tc>
+          <w:tcPr>
+            <w:tcW w:w="511" w:type="dxa"/>
             <w:tcBorders>
               <w:top w:val="nil"/>
               <w:left w:val="single" w:sz="18" w:space="0" w:color="000000"/>
@@ -2823,73 +2756,185 @@
             </w:pPr>
             <w:r>
               <w:rPr>
-                <w:rFonts w:eastAsia="Calibri" w:cs="Times New Roman" w:ascii="Times New Roman" w:hAnsi="Times New Roman"/>
-                <w:kern w:val="0"/>
-                <w:sz w:val="20"/>
-                <w:szCs w:val="20"/>
-                <w:lang w:val="fr-FR" w:eastAsia="en-US" w:bidi="ar-SA"/>
-              </w:rPr>
-            </w:r>
-          </w:p>
-        </w:tc>
-        <w:tc>
-          <w:tcPr>
-            <w:tcW w:w="510" w:type="dxa"/>
-            <w:tcBorders>
-              <w:top w:val="nil"/>
-            </w:tcBorders>
-          </w:tcPr>
-          <w:p>
-            <w:pPr>
-              <w:pStyle w:val="Normal"/>
-              <w:widowControl/>
-              <w:suppressAutoHyphens w:val="true"/>
-              <w:spacing w:lineRule="auto" w:line="240" w:before="0" w:after="0"/>
-              <w:jc w:val="left"/>
-              <w:rPr>
-                <w:rFonts w:ascii="Times New Roman" w:hAnsi="Times New Roman" w:cs="Times New Roman"/>
-                <w:sz w:val="20"/>
-                <w:szCs w:val="20"/>
-              </w:rPr>
-            </w:pPr>
-            <w:r>
-              <w:rPr>
-                <w:rFonts w:eastAsia="Calibri" w:cs="Times New Roman" w:ascii="Times New Roman" w:hAnsi="Times New Roman"/>
-                <w:kern w:val="0"/>
-                <w:sz w:val="20"/>
-                <w:szCs w:val="20"/>
-                <w:lang w:val="fr-FR" w:eastAsia="en-US" w:bidi="ar-SA"/>
-              </w:rPr>
-            </w:r>
-          </w:p>
-        </w:tc>
-        <w:tc>
-          <w:tcPr>
-            <w:tcW w:w="907" w:type="dxa"/>
-            <w:tcBorders>
-              <w:top w:val="nil"/>
-            </w:tcBorders>
-          </w:tcPr>
-          <w:p>
-            <w:pPr>
-              <w:pStyle w:val="Normal"/>
-              <w:widowControl/>
-              <w:suppressAutoHyphens w:val="true"/>
-              <w:spacing w:lineRule="auto" w:line="240" w:before="0" w:after="0"/>
-              <w:jc w:val="left"/>
-              <w:rPr>
-                <w:rFonts w:ascii="Times New Roman" w:hAnsi="Times New Roman" w:cs="Times New Roman"/>
-                <w:sz w:val="20"/>
-                <w:szCs w:val="20"/>
-              </w:rPr>
-            </w:pPr>
-            <w:r>
-              <w:rPr>
-                <w:rFonts w:eastAsia="Calibri" w:cs="Times New Roman" w:ascii="Times New Roman" w:hAnsi="Times New Roman"/>
-                <w:kern w:val="0"/>
-                <w:sz w:val="20"/>
-                <w:szCs w:val="20"/>
-                <w:lang w:val="fr-FR" w:eastAsia="en-US" w:bidi="ar-SA"/>
+                <w:rFonts w:cs="Times New Roman" w:ascii="Times New Roman" w:hAnsi="Times New Roman"/>
+                <w:sz w:val="20"/>
+                <w:szCs w:val="20"/>
+              </w:rPr>
+            </w:r>
+          </w:p>
+        </w:tc>
+        <w:tc>
+          <w:tcPr>
+            <w:tcW w:w="509" w:type="dxa"/>
+            <w:tcBorders>
+              <w:top w:val="nil"/>
+            </w:tcBorders>
+          </w:tcPr>
+          <w:p>
+            <w:pPr>
+              <w:pStyle w:val="Normal"/>
+              <w:widowControl/>
+              <w:suppressAutoHyphens w:val="true"/>
+              <w:spacing w:lineRule="auto" w:line="240" w:before="0" w:after="0"/>
+              <w:jc w:val="left"/>
+              <w:rPr>
+                <w:rFonts w:ascii="Times New Roman" w:hAnsi="Times New Roman" w:cs="Times New Roman"/>
+                <w:sz w:val="20"/>
+                <w:szCs w:val="20"/>
+              </w:rPr>
+            </w:pPr>
+            <w:r>
+              <w:rPr>
+                <w:rFonts w:cs="Times New Roman" w:ascii="Times New Roman" w:hAnsi="Times New Roman"/>
+                <w:sz w:val="20"/>
+                <w:szCs w:val="20"/>
+              </w:rPr>
+            </w:r>
+          </w:p>
+        </w:tc>
+        <w:tc>
+          <w:tcPr>
+            <w:tcW w:w="908" w:type="dxa"/>
+            <w:tcBorders>
+              <w:top w:val="nil"/>
+            </w:tcBorders>
+          </w:tcPr>
+          <w:p>
+            <w:pPr>
+              <w:pStyle w:val="Normal"/>
+              <w:widowControl/>
+              <w:suppressAutoHyphens w:val="true"/>
+              <w:spacing w:lineRule="auto" w:line="240" w:before="0" w:after="0"/>
+              <w:jc w:val="left"/>
+              <w:rPr>
+                <w:rFonts w:ascii="Times New Roman" w:hAnsi="Times New Roman" w:cs="Times New Roman"/>
+                <w:sz w:val="20"/>
+                <w:szCs w:val="20"/>
+              </w:rPr>
+            </w:pPr>
+            <w:r>
+              <w:rPr>
+                <w:rFonts w:cs="Times New Roman" w:ascii="Times New Roman" w:hAnsi="Times New Roman"/>
+                <w:sz w:val="20"/>
+                <w:szCs w:val="20"/>
+              </w:rPr>
+            </w:r>
+          </w:p>
+        </w:tc>
+        <w:tc>
+          <w:tcPr>
+            <w:tcW w:w="623" w:type="dxa"/>
+            <w:tcBorders>
+              <w:top w:val="nil"/>
+              <w:right w:val="single" w:sz="18" w:space="0" w:color="000000"/>
+            </w:tcBorders>
+          </w:tcPr>
+          <w:p>
+            <w:pPr>
+              <w:pStyle w:val="Normal"/>
+              <w:widowControl/>
+              <w:suppressAutoHyphens w:val="true"/>
+              <w:spacing w:lineRule="auto" w:line="240" w:before="0" w:after="0"/>
+              <w:jc w:val="left"/>
+              <w:rPr>
+                <w:rFonts w:ascii="Times New Roman" w:hAnsi="Times New Roman" w:cs="Times New Roman"/>
+                <w:sz w:val="20"/>
+                <w:szCs w:val="20"/>
+              </w:rPr>
+            </w:pPr>
+            <w:r>
+              <w:rPr>
+                <w:rFonts w:cs="Times New Roman" w:ascii="Times New Roman" w:hAnsi="Times New Roman"/>
+                <w:sz w:val="20"/>
+                <w:szCs w:val="20"/>
+              </w:rPr>
+            </w:r>
+          </w:p>
+        </w:tc>
+        <w:tc>
+          <w:tcPr>
+            <w:tcW w:w="500" w:type="dxa"/>
+            <w:tcBorders>
+              <w:top w:val="nil"/>
+              <w:left w:val="single" w:sz="18" w:space="0" w:color="000000"/>
+            </w:tcBorders>
+          </w:tcPr>
+          <w:p>
+            <w:pPr>
+              <w:pStyle w:val="Normal"/>
+              <w:widowControl/>
+              <w:suppressAutoHyphens w:val="true"/>
+              <w:spacing w:lineRule="auto" w:line="240" w:before="0" w:after="0"/>
+              <w:jc w:val="left"/>
+              <w:rPr>
+                <w:rFonts w:ascii="Times New Roman" w:hAnsi="Times New Roman" w:cs="Times New Roman"/>
+                <w:sz w:val="20"/>
+                <w:szCs w:val="20"/>
+              </w:rPr>
+            </w:pPr>
+            <w:r>
+              <w:rPr>
+                <w:rFonts w:cs="Times New Roman" w:ascii="Times New Roman" w:hAnsi="Times New Roman"/>
+                <w:sz w:val="20"/>
+                <w:szCs w:val="20"/>
+              </w:rPr>
+            </w:r>
+          </w:p>
+        </w:tc>
+        <w:tc>
+          <w:tcPr>
+            <w:tcW w:w="511" w:type="dxa"/>
+            <w:tcBorders>
+              <w:top w:val="nil"/>
+            </w:tcBorders>
+          </w:tcPr>
+          <w:p>
+            <w:pPr>
+              <w:pStyle w:val="Normal"/>
+              <w:widowControl/>
+              <w:suppressAutoHyphens w:val="true"/>
+              <w:spacing w:lineRule="auto" w:line="240" w:before="0" w:after="0"/>
+              <w:jc w:val="left"/>
+              <w:rPr>
+                <w:rFonts w:ascii="Times New Roman" w:hAnsi="Times New Roman" w:cs="Times New Roman"/>
+                <w:sz w:val="20"/>
+                <w:szCs w:val="20"/>
+              </w:rPr>
+            </w:pPr>
+            <w:r>
+              <w:rPr>
+                <w:rFonts w:cs="Times New Roman" w:ascii="Times New Roman" w:hAnsi="Times New Roman"/>
+                <w:sz w:val="20"/>
+                <w:szCs w:val="20"/>
+              </w:rPr>
+            </w:r>
+          </w:p>
+        </w:tc>
+        <w:tc>
+          <w:tcPr>
+            <w:tcW w:w="906" w:type="dxa"/>
+            <w:tcBorders>
+              <w:top w:val="nil"/>
+            </w:tcBorders>
+          </w:tcPr>
+          <w:p>
+            <w:pPr>
+              <w:pStyle w:val="Normal"/>
+              <w:widowControl/>
+              <w:suppressAutoHyphens w:val="true"/>
+              <w:spacing w:lineRule="auto" w:line="240" w:before="0" w:after="0"/>
+              <w:jc w:val="left"/>
+              <w:rPr>
+                <w:rFonts w:ascii="Times New Roman" w:hAnsi="Times New Roman" w:cs="Times New Roman"/>
+                <w:sz w:val="20"/>
+                <w:szCs w:val="20"/>
+              </w:rPr>
+            </w:pPr>
+            <w:r>
+              <w:rPr>
+                <w:rFonts w:cs="Times New Roman" w:ascii="Times New Roman" w:hAnsi="Times New Roman"/>
+                <w:sz w:val="20"/>
+                <w:szCs w:val="20"/>
               </w:rPr>
             </w:r>
           </w:p>
@@ -2917,18 +2962,16 @@
             </w:pPr>
             <w:r>
               <w:rPr>
-                <w:rFonts w:eastAsia="Calibri" w:cs="Times New Roman" w:ascii="Times New Roman" w:hAnsi="Times New Roman"/>
-                <w:kern w:val="0"/>
-                <w:sz w:val="20"/>
-                <w:szCs w:val="20"/>
-                <w:lang w:val="fr-FR" w:eastAsia="en-US" w:bidi="ar-SA"/>
-              </w:rPr>
-            </w:r>
-          </w:p>
-        </w:tc>
-        <w:tc>
-          <w:tcPr>
-            <w:tcW w:w="500" w:type="dxa"/>
+                <w:rFonts w:cs="Times New Roman" w:ascii="Times New Roman" w:hAnsi="Times New Roman"/>
+                <w:sz w:val="20"/>
+                <w:szCs w:val="20"/>
+              </w:rPr>
+            </w:r>
+          </w:p>
+        </w:tc>
+        <w:tc>
+          <w:tcPr>
+            <w:tcW w:w="934" w:type="dxa"/>
             <w:tcBorders>
               <w:top w:val="nil"/>
               <w:left w:val="single" w:sz="18" w:space="0" w:color="000000"/>
@@ -2949,137 +2992,9 @@
             </w:pPr>
             <w:r>
               <w:rPr>
-                <w:rFonts w:eastAsia="Calibri" w:cs="Times New Roman" w:ascii="Times New Roman" w:hAnsi="Times New Roman"/>
-                <w:kern w:val="0"/>
-                <w:sz w:val="20"/>
-                <w:szCs w:val="20"/>
-                <w:lang w:val="fr-FR" w:eastAsia="en-US" w:bidi="ar-SA"/>
-              </w:rPr>
-            </w:r>
-          </w:p>
-        </w:tc>
-        <w:tc>
-          <w:tcPr>
-            <w:tcW w:w="510" w:type="dxa"/>
-            <w:tcBorders>
-              <w:top w:val="nil"/>
-            </w:tcBorders>
-          </w:tcPr>
-          <w:p>
-            <w:pPr>
-              <w:pStyle w:val="Normal"/>
-              <w:widowControl/>
-              <w:suppressAutoHyphens w:val="true"/>
-              <w:spacing w:lineRule="auto" w:line="240" w:before="0" w:after="0"/>
-              <w:jc w:val="left"/>
-              <w:rPr>
-                <w:rFonts w:ascii="Times New Roman" w:hAnsi="Times New Roman" w:cs="Times New Roman"/>
-                <w:sz w:val="20"/>
-                <w:szCs w:val="20"/>
-              </w:rPr>
-            </w:pPr>
-            <w:r>
-              <w:rPr>
-                <w:rFonts w:eastAsia="Calibri" w:cs="Times New Roman" w:ascii="Times New Roman" w:hAnsi="Times New Roman"/>
-                <w:kern w:val="0"/>
-                <w:sz w:val="20"/>
-                <w:szCs w:val="20"/>
-                <w:lang w:val="fr-FR" w:eastAsia="en-US" w:bidi="ar-SA"/>
-              </w:rPr>
-            </w:r>
-          </w:p>
-        </w:tc>
-        <w:tc>
-          <w:tcPr>
-            <w:tcW w:w="907" w:type="dxa"/>
-            <w:tcBorders>
-              <w:top w:val="nil"/>
-            </w:tcBorders>
-          </w:tcPr>
-          <w:p>
-            <w:pPr>
-              <w:pStyle w:val="Normal"/>
-              <w:widowControl/>
-              <w:suppressAutoHyphens w:val="true"/>
-              <w:spacing w:lineRule="auto" w:line="240" w:before="0" w:after="0"/>
-              <w:jc w:val="left"/>
-              <w:rPr>
-                <w:rFonts w:ascii="Times New Roman" w:hAnsi="Times New Roman" w:cs="Times New Roman"/>
-                <w:sz w:val="20"/>
-                <w:szCs w:val="20"/>
-              </w:rPr>
-            </w:pPr>
-            <w:r>
-              <w:rPr>
-                <w:rFonts w:eastAsia="Calibri" w:cs="Times New Roman" w:ascii="Times New Roman" w:hAnsi="Times New Roman"/>
-                <w:kern w:val="0"/>
-                <w:sz w:val="20"/>
-                <w:szCs w:val="20"/>
-                <w:lang w:val="fr-FR" w:eastAsia="en-US" w:bidi="ar-SA"/>
-              </w:rPr>
-            </w:r>
-          </w:p>
-        </w:tc>
-        <w:tc>
-          <w:tcPr>
-            <w:tcW w:w="624" w:type="dxa"/>
-            <w:tcBorders>
-              <w:top w:val="nil"/>
-              <w:right w:val="single" w:sz="18" w:space="0" w:color="000000"/>
-            </w:tcBorders>
-          </w:tcPr>
-          <w:p>
-            <w:pPr>
-              <w:pStyle w:val="Normal"/>
-              <w:widowControl/>
-              <w:suppressAutoHyphens w:val="true"/>
-              <w:spacing w:lineRule="auto" w:line="240" w:before="0" w:after="0"/>
-              <w:jc w:val="left"/>
-              <w:rPr>
-                <w:rFonts w:ascii="Times New Roman" w:hAnsi="Times New Roman" w:cs="Times New Roman"/>
-                <w:sz w:val="20"/>
-                <w:szCs w:val="20"/>
-              </w:rPr>
-            </w:pPr>
-            <w:r>
-              <w:rPr>
-                <w:rFonts w:eastAsia="Calibri" w:cs="Times New Roman" w:ascii="Times New Roman" w:hAnsi="Times New Roman"/>
-                <w:kern w:val="0"/>
-                <w:sz w:val="20"/>
-                <w:szCs w:val="20"/>
-                <w:lang w:val="fr-FR" w:eastAsia="en-US" w:bidi="ar-SA"/>
-              </w:rPr>
-            </w:r>
-          </w:p>
-        </w:tc>
-        <w:tc>
-          <w:tcPr>
-            <w:tcW w:w="935" w:type="dxa"/>
-            <w:tcBorders>
-              <w:top w:val="nil"/>
-              <w:left w:val="single" w:sz="18" w:space="0" w:color="000000"/>
-            </w:tcBorders>
-          </w:tcPr>
-          <w:p>
-            <w:pPr>
-              <w:pStyle w:val="Normal"/>
-              <w:widowControl/>
-              <w:suppressAutoHyphens w:val="true"/>
-              <w:spacing w:lineRule="auto" w:line="240" w:before="0" w:after="0"/>
-              <w:jc w:val="left"/>
-              <w:rPr>
-                <w:rFonts w:ascii="Times New Roman" w:hAnsi="Times New Roman" w:cs="Times New Roman"/>
-                <w:sz w:val="20"/>
-                <w:szCs w:val="20"/>
-              </w:rPr>
-            </w:pPr>
-            <w:r>
-              <w:rPr>
-                <w:rFonts w:eastAsia="Calibri" w:cs="Times New Roman" w:ascii="Times New Roman" w:hAnsi="Times New Roman"/>
-                <w:kern w:val="0"/>
-                <w:sz w:val="20"/>
-                <w:szCs w:val="20"/>
-                <w:lang w:val="fr-FR" w:eastAsia="en-US" w:bidi="ar-SA"/>
+                <w:rFonts w:cs="Times New Roman" w:ascii="Times New Roman" w:hAnsi="Times New Roman"/>
+                <w:sz w:val="20"/>
+                <w:szCs w:val="20"/>
               </w:rPr>
             </w:r>
           </w:p>
@@ -3089,7 +3004,7 @@
         <w:trPr/>
         <w:tc>
           <w:tcPr>
-            <w:tcW w:w="510" w:type="dxa"/>
+            <w:tcW w:w="509" w:type="dxa"/>
             <w:tcBorders>
               <w:top w:val="nil"/>
             </w:tcBorders>
@@ -3110,11 +3025,9 @@
             </w:pPr>
             <w:r>
               <w:rPr>
-                <w:rFonts w:eastAsia="Calibri" w:cs="Times New Roman" w:ascii="Times New Roman" w:hAnsi="Times New Roman"/>
-                <w:kern w:val="0"/>
-                <w:sz w:val="20"/>
-                <w:szCs w:val="20"/>
-                <w:lang w:val="fr-FR" w:eastAsia="en-US" w:bidi="ar-SA"/>
+                <w:rFonts w:cs="Times New Roman" w:ascii="Times New Roman" w:hAnsi="Times New Roman"/>
+                <w:sz w:val="20"/>
+                <w:szCs w:val="20"/>
               </w:rPr>
             </w:r>
           </w:p>
@@ -3142,18 +3055,16 @@
             </w:pPr>
             <w:r>
               <w:rPr>
-                <w:rFonts w:eastAsia="Calibri" w:cs="Times New Roman" w:ascii="Times New Roman" w:hAnsi="Times New Roman"/>
-                <w:kern w:val="0"/>
-                <w:sz w:val="20"/>
-                <w:szCs w:val="20"/>
-                <w:lang w:val="fr-FR" w:eastAsia="en-US" w:bidi="ar-SA"/>
-              </w:rPr>
-            </w:r>
-          </w:p>
-        </w:tc>
-        <w:tc>
-          <w:tcPr>
-            <w:tcW w:w="510" w:type="dxa"/>
+                <w:rFonts w:cs="Times New Roman" w:ascii="Times New Roman" w:hAnsi="Times New Roman"/>
+                <w:sz w:val="20"/>
+                <w:szCs w:val="20"/>
+              </w:rPr>
+            </w:r>
+          </w:p>
+        </w:tc>
+        <w:tc>
+          <w:tcPr>
+            <w:tcW w:w="511" w:type="dxa"/>
             <w:tcBorders>
               <w:top w:val="nil"/>
               <w:left w:val="single" w:sz="18" w:space="0" w:color="000000"/>
@@ -3174,73 +3085,185 @@
             </w:pPr>
             <w:r>
               <w:rPr>
-                <w:rFonts w:eastAsia="Calibri" w:cs="Times New Roman" w:ascii="Times New Roman" w:hAnsi="Times New Roman"/>
-                <w:kern w:val="0"/>
-                <w:sz w:val="20"/>
-                <w:szCs w:val="20"/>
-                <w:lang w:val="fr-FR" w:eastAsia="en-US" w:bidi="ar-SA"/>
-              </w:rPr>
-            </w:r>
-          </w:p>
-        </w:tc>
-        <w:tc>
-          <w:tcPr>
-            <w:tcW w:w="510" w:type="dxa"/>
-            <w:tcBorders>
-              <w:top w:val="nil"/>
-            </w:tcBorders>
-          </w:tcPr>
-          <w:p>
-            <w:pPr>
-              <w:pStyle w:val="Normal"/>
-              <w:widowControl/>
-              <w:suppressAutoHyphens w:val="true"/>
-              <w:spacing w:lineRule="auto" w:line="240" w:before="0" w:after="0"/>
-              <w:jc w:val="left"/>
-              <w:rPr>
-                <w:rFonts w:ascii="Times New Roman" w:hAnsi="Times New Roman" w:cs="Times New Roman"/>
-                <w:sz w:val="20"/>
-                <w:szCs w:val="20"/>
-              </w:rPr>
-            </w:pPr>
-            <w:r>
-              <w:rPr>
-                <w:rFonts w:eastAsia="Calibri" w:cs="Times New Roman" w:ascii="Times New Roman" w:hAnsi="Times New Roman"/>
-                <w:kern w:val="0"/>
-                <w:sz w:val="20"/>
-                <w:szCs w:val="20"/>
-                <w:lang w:val="fr-FR" w:eastAsia="en-US" w:bidi="ar-SA"/>
-              </w:rPr>
-            </w:r>
-          </w:p>
-        </w:tc>
-        <w:tc>
-          <w:tcPr>
-            <w:tcW w:w="907" w:type="dxa"/>
-            <w:tcBorders>
-              <w:top w:val="nil"/>
-            </w:tcBorders>
-          </w:tcPr>
-          <w:p>
-            <w:pPr>
-              <w:pStyle w:val="Normal"/>
-              <w:widowControl/>
-              <w:suppressAutoHyphens w:val="true"/>
-              <w:spacing w:lineRule="auto" w:line="240" w:before="0" w:after="0"/>
-              <w:jc w:val="left"/>
-              <w:rPr>
-                <w:rFonts w:ascii="Times New Roman" w:hAnsi="Times New Roman" w:cs="Times New Roman"/>
-                <w:sz w:val="20"/>
-                <w:szCs w:val="20"/>
-              </w:rPr>
-            </w:pPr>
-            <w:r>
-              <w:rPr>
-                <w:rFonts w:eastAsia="Calibri" w:cs="Times New Roman" w:ascii="Times New Roman" w:hAnsi="Times New Roman"/>
-                <w:kern w:val="0"/>
-                <w:sz w:val="20"/>
-                <w:szCs w:val="20"/>
-                <w:lang w:val="fr-FR" w:eastAsia="en-US" w:bidi="ar-SA"/>
+                <w:rFonts w:cs="Times New Roman" w:ascii="Times New Roman" w:hAnsi="Times New Roman"/>
+                <w:sz w:val="20"/>
+                <w:szCs w:val="20"/>
+              </w:rPr>
+            </w:r>
+          </w:p>
+        </w:tc>
+        <w:tc>
+          <w:tcPr>
+            <w:tcW w:w="509" w:type="dxa"/>
+            <w:tcBorders>
+              <w:top w:val="nil"/>
+            </w:tcBorders>
+          </w:tcPr>
+          <w:p>
+            <w:pPr>
+              <w:pStyle w:val="Normal"/>
+              <w:widowControl/>
+              <w:suppressAutoHyphens w:val="true"/>
+              <w:spacing w:lineRule="auto" w:line="240" w:before="0" w:after="0"/>
+              <w:jc w:val="left"/>
+              <w:rPr>
+                <w:rFonts w:ascii="Times New Roman" w:hAnsi="Times New Roman" w:cs="Times New Roman"/>
+                <w:sz w:val="20"/>
+                <w:szCs w:val="20"/>
+              </w:rPr>
+            </w:pPr>
+            <w:r>
+              <w:rPr>
+                <w:rFonts w:cs="Times New Roman" w:ascii="Times New Roman" w:hAnsi="Times New Roman"/>
+                <w:sz w:val="20"/>
+                <w:szCs w:val="20"/>
+              </w:rPr>
+            </w:r>
+          </w:p>
+        </w:tc>
+        <w:tc>
+          <w:tcPr>
+            <w:tcW w:w="908" w:type="dxa"/>
+            <w:tcBorders>
+              <w:top w:val="nil"/>
+            </w:tcBorders>
+          </w:tcPr>
+          <w:p>
+            <w:pPr>
+              <w:pStyle w:val="Normal"/>
+              <w:widowControl/>
+              <w:suppressAutoHyphens w:val="true"/>
+              <w:spacing w:lineRule="auto" w:line="240" w:before="0" w:after="0"/>
+              <w:jc w:val="left"/>
+              <w:rPr>
+                <w:rFonts w:ascii="Times New Roman" w:hAnsi="Times New Roman" w:cs="Times New Roman"/>
+                <w:sz w:val="20"/>
+                <w:szCs w:val="20"/>
+              </w:rPr>
+            </w:pPr>
+            <w:r>
+              <w:rPr>
+                <w:rFonts w:cs="Times New Roman" w:ascii="Times New Roman" w:hAnsi="Times New Roman"/>
+                <w:sz w:val="20"/>
+                <w:szCs w:val="20"/>
+              </w:rPr>
+            </w:r>
+          </w:p>
+        </w:tc>
+        <w:tc>
+          <w:tcPr>
+            <w:tcW w:w="623" w:type="dxa"/>
+            <w:tcBorders>
+              <w:top w:val="nil"/>
+              <w:right w:val="single" w:sz="18" w:space="0" w:color="000000"/>
+            </w:tcBorders>
+          </w:tcPr>
+          <w:p>
+            <w:pPr>
+              <w:pStyle w:val="Normal"/>
+              <w:widowControl/>
+              <w:suppressAutoHyphens w:val="true"/>
+              <w:spacing w:lineRule="auto" w:line="240" w:before="0" w:after="0"/>
+              <w:jc w:val="left"/>
+              <w:rPr>
+                <w:rFonts w:ascii="Times New Roman" w:hAnsi="Times New Roman" w:cs="Times New Roman"/>
+                <w:sz w:val="20"/>
+                <w:szCs w:val="20"/>
+              </w:rPr>
+            </w:pPr>
+            <w:r>
+              <w:rPr>
+                <w:rFonts w:cs="Times New Roman" w:ascii="Times New Roman" w:hAnsi="Times New Roman"/>
+                <w:sz w:val="20"/>
+                <w:szCs w:val="20"/>
+              </w:rPr>
+            </w:r>
+          </w:p>
+        </w:tc>
+        <w:tc>
+          <w:tcPr>
+            <w:tcW w:w="500" w:type="dxa"/>
+            <w:tcBorders>
+              <w:top w:val="nil"/>
+              <w:left w:val="single" w:sz="18" w:space="0" w:color="000000"/>
+            </w:tcBorders>
+          </w:tcPr>
+          <w:p>
+            <w:pPr>
+              <w:pStyle w:val="Normal"/>
+              <w:widowControl/>
+              <w:suppressAutoHyphens w:val="true"/>
+              <w:spacing w:lineRule="auto" w:line="240" w:before="0" w:after="0"/>
+              <w:jc w:val="left"/>
+              <w:rPr>
+                <w:rFonts w:ascii="Times New Roman" w:hAnsi="Times New Roman" w:cs="Times New Roman"/>
+                <w:sz w:val="20"/>
+                <w:szCs w:val="20"/>
+              </w:rPr>
+            </w:pPr>
+            <w:r>
+              <w:rPr>
+                <w:rFonts w:cs="Times New Roman" w:ascii="Times New Roman" w:hAnsi="Times New Roman"/>
+                <w:sz w:val="20"/>
+                <w:szCs w:val="20"/>
+              </w:rPr>
+            </w:r>
+          </w:p>
+        </w:tc>
+        <w:tc>
+          <w:tcPr>
+            <w:tcW w:w="511" w:type="dxa"/>
+            <w:tcBorders>
+              <w:top w:val="nil"/>
+            </w:tcBorders>
+          </w:tcPr>
+          <w:p>
+            <w:pPr>
+              <w:pStyle w:val="Normal"/>
+              <w:widowControl/>
+              <w:suppressAutoHyphens w:val="true"/>
+              <w:spacing w:lineRule="auto" w:line="240" w:before="0" w:after="0"/>
+              <w:jc w:val="left"/>
+              <w:rPr>
+                <w:rFonts w:ascii="Times New Roman" w:hAnsi="Times New Roman" w:cs="Times New Roman"/>
+                <w:sz w:val="20"/>
+                <w:szCs w:val="20"/>
+              </w:rPr>
+            </w:pPr>
+            <w:r>
+              <w:rPr>
+                <w:rFonts w:cs="Times New Roman" w:ascii="Times New Roman" w:hAnsi="Times New Roman"/>
+                <w:sz w:val="20"/>
+                <w:szCs w:val="20"/>
+              </w:rPr>
+            </w:r>
+          </w:p>
+        </w:tc>
+        <w:tc>
+          <w:tcPr>
+            <w:tcW w:w="906" w:type="dxa"/>
+            <w:tcBorders>
+              <w:top w:val="nil"/>
+            </w:tcBorders>
+          </w:tcPr>
+          <w:p>
+            <w:pPr>
+              <w:pStyle w:val="Normal"/>
+              <w:widowControl/>
+              <w:suppressAutoHyphens w:val="true"/>
+              <w:spacing w:lineRule="auto" w:line="240" w:before="0" w:after="0"/>
+              <w:jc w:val="left"/>
+              <w:rPr>
+                <w:rFonts w:ascii="Times New Roman" w:hAnsi="Times New Roman" w:cs="Times New Roman"/>
+                <w:sz w:val="20"/>
+                <w:szCs w:val="20"/>
+              </w:rPr>
+            </w:pPr>
+            <w:r>
+              <w:rPr>
+                <w:rFonts w:cs="Times New Roman" w:ascii="Times New Roman" w:hAnsi="Times New Roman"/>
+                <w:sz w:val="20"/>
+                <w:szCs w:val="20"/>
               </w:rPr>
             </w:r>
           </w:p>
@@ -3268,18 +3291,16 @@
             </w:pPr>
             <w:r>
               <w:rPr>
-                <w:rFonts w:eastAsia="Calibri" w:cs="Times New Roman" w:ascii="Times New Roman" w:hAnsi="Times New Roman"/>
-                <w:kern w:val="0"/>
-                <w:sz w:val="20"/>
-                <w:szCs w:val="20"/>
-                <w:lang w:val="fr-FR" w:eastAsia="en-US" w:bidi="ar-SA"/>
-              </w:rPr>
-            </w:r>
-          </w:p>
-        </w:tc>
-        <w:tc>
-          <w:tcPr>
-            <w:tcW w:w="500" w:type="dxa"/>
+                <w:rFonts w:cs="Times New Roman" w:ascii="Times New Roman" w:hAnsi="Times New Roman"/>
+                <w:sz w:val="20"/>
+                <w:szCs w:val="20"/>
+              </w:rPr>
+            </w:r>
+          </w:p>
+        </w:tc>
+        <w:tc>
+          <w:tcPr>
+            <w:tcW w:w="934" w:type="dxa"/>
             <w:tcBorders>
               <w:top w:val="nil"/>
               <w:left w:val="single" w:sz="18" w:space="0" w:color="000000"/>
@@ -3300,137 +3321,9 @@
             </w:pPr>
             <w:r>
               <w:rPr>
-                <w:rFonts w:eastAsia="Calibri" w:cs="Times New Roman" w:ascii="Times New Roman" w:hAnsi="Times New Roman"/>
-                <w:kern w:val="0"/>
-                <w:sz w:val="20"/>
-                <w:szCs w:val="20"/>
-                <w:lang w:val="fr-FR" w:eastAsia="en-US" w:bidi="ar-SA"/>
-              </w:rPr>
-            </w:r>
-          </w:p>
-        </w:tc>
-        <w:tc>
-          <w:tcPr>
-            <w:tcW w:w="510" w:type="dxa"/>
-            <w:tcBorders>
-              <w:top w:val="nil"/>
-            </w:tcBorders>
-          </w:tcPr>
-          <w:p>
-            <w:pPr>
-              <w:pStyle w:val="Normal"/>
-              <w:widowControl/>
-              <w:suppressAutoHyphens w:val="true"/>
-              <w:spacing w:lineRule="auto" w:line="240" w:before="0" w:after="0"/>
-              <w:jc w:val="left"/>
-              <w:rPr>
-                <w:rFonts w:ascii="Times New Roman" w:hAnsi="Times New Roman" w:cs="Times New Roman"/>
-                <w:sz w:val="20"/>
-                <w:szCs w:val="20"/>
-              </w:rPr>
-            </w:pPr>
-            <w:r>
-              <w:rPr>
-                <w:rFonts w:eastAsia="Calibri" w:cs="Times New Roman" w:ascii="Times New Roman" w:hAnsi="Times New Roman"/>
-                <w:kern w:val="0"/>
-                <w:sz w:val="20"/>
-                <w:szCs w:val="20"/>
-                <w:lang w:val="fr-FR" w:eastAsia="en-US" w:bidi="ar-SA"/>
-              </w:rPr>
-            </w:r>
-          </w:p>
-        </w:tc>
-        <w:tc>
-          <w:tcPr>
-            <w:tcW w:w="907" w:type="dxa"/>
-            <w:tcBorders>
-              <w:top w:val="nil"/>
-            </w:tcBorders>
-          </w:tcPr>
-          <w:p>
-            <w:pPr>
-              <w:pStyle w:val="Normal"/>
-              <w:widowControl/>
-              <w:suppressAutoHyphens w:val="true"/>
-              <w:spacing w:lineRule="auto" w:line="240" w:before="0" w:after="0"/>
-              <w:jc w:val="left"/>
-              <w:rPr>
-                <w:rFonts w:ascii="Times New Roman" w:hAnsi="Times New Roman" w:cs="Times New Roman"/>
-                <w:sz w:val="20"/>
-                <w:szCs w:val="20"/>
-              </w:rPr>
-            </w:pPr>
-            <w:r>
-              <w:rPr>
-                <w:rFonts w:eastAsia="Calibri" w:cs="Times New Roman" w:ascii="Times New Roman" w:hAnsi="Times New Roman"/>
-                <w:kern w:val="0"/>
-                <w:sz w:val="20"/>
-                <w:szCs w:val="20"/>
-                <w:lang w:val="fr-FR" w:eastAsia="en-US" w:bidi="ar-SA"/>
-              </w:rPr>
-            </w:r>
-          </w:p>
-        </w:tc>
-        <w:tc>
-          <w:tcPr>
-            <w:tcW w:w="624" w:type="dxa"/>
-            <w:tcBorders>
-              <w:top w:val="nil"/>
-              <w:right w:val="single" w:sz="18" w:space="0" w:color="000000"/>
-            </w:tcBorders>
-          </w:tcPr>
-          <w:p>
-            <w:pPr>
-              <w:pStyle w:val="Normal"/>
-              <w:widowControl/>
-              <w:suppressAutoHyphens w:val="true"/>
-              <w:spacing w:lineRule="auto" w:line="240" w:before="0" w:after="0"/>
-              <w:jc w:val="left"/>
-              <w:rPr>
-                <w:rFonts w:ascii="Times New Roman" w:hAnsi="Times New Roman" w:cs="Times New Roman"/>
-                <w:sz w:val="20"/>
-                <w:szCs w:val="20"/>
-              </w:rPr>
-            </w:pPr>
-            <w:r>
-              <w:rPr>
-                <w:rFonts w:eastAsia="Calibri" w:cs="Times New Roman" w:ascii="Times New Roman" w:hAnsi="Times New Roman"/>
-                <w:kern w:val="0"/>
-                <w:sz w:val="20"/>
-                <w:szCs w:val="20"/>
-                <w:lang w:val="fr-FR" w:eastAsia="en-US" w:bidi="ar-SA"/>
-              </w:rPr>
-            </w:r>
-          </w:p>
-        </w:tc>
-        <w:tc>
-          <w:tcPr>
-            <w:tcW w:w="935" w:type="dxa"/>
-            <w:tcBorders>
-              <w:top w:val="nil"/>
-              <w:left w:val="single" w:sz="18" w:space="0" w:color="000000"/>
-            </w:tcBorders>
-          </w:tcPr>
-          <w:p>
-            <w:pPr>
-              <w:pStyle w:val="Normal"/>
-              <w:widowControl/>
-              <w:suppressAutoHyphens w:val="true"/>
-              <w:spacing w:lineRule="auto" w:line="240" w:before="0" w:after="0"/>
-              <w:jc w:val="left"/>
-              <w:rPr>
-                <w:rFonts w:ascii="Times New Roman" w:hAnsi="Times New Roman" w:cs="Times New Roman"/>
-                <w:sz w:val="20"/>
-                <w:szCs w:val="20"/>
-              </w:rPr>
-            </w:pPr>
-            <w:r>
-              <w:rPr>
-                <w:rFonts w:eastAsia="Calibri" w:cs="Times New Roman" w:ascii="Times New Roman" w:hAnsi="Times New Roman"/>
-                <w:kern w:val="0"/>
-                <w:sz w:val="20"/>
-                <w:szCs w:val="20"/>
-                <w:lang w:val="fr-FR" w:eastAsia="en-US" w:bidi="ar-SA"/>
+                <w:rFonts w:cs="Times New Roman" w:ascii="Times New Roman" w:hAnsi="Times New Roman"/>
+                <w:sz w:val="20"/>
+                <w:szCs w:val="20"/>
               </w:rPr>
             </w:r>
           </w:p>
@@ -3440,7 +3333,7 @@
         <w:trPr/>
         <w:tc>
           <w:tcPr>
-            <w:tcW w:w="510" w:type="dxa"/>
+            <w:tcW w:w="509" w:type="dxa"/>
             <w:tcBorders>
               <w:top w:val="nil"/>
             </w:tcBorders>
@@ -3461,11 +3354,9 @@
             </w:pPr>
             <w:r>
               <w:rPr>
-                <w:rFonts w:eastAsia="Calibri" w:cs="Times New Roman" w:ascii="Times New Roman" w:hAnsi="Times New Roman"/>
-                <w:kern w:val="0"/>
-                <w:sz w:val="20"/>
-                <w:szCs w:val="20"/>
-                <w:lang w:val="fr-FR" w:eastAsia="en-US" w:bidi="ar-SA"/>
+                <w:rFonts w:cs="Times New Roman" w:ascii="Times New Roman" w:hAnsi="Times New Roman"/>
+                <w:sz w:val="20"/>
+                <w:szCs w:val="20"/>
               </w:rPr>
             </w:r>
           </w:p>
@@ -3493,18 +3384,16 @@
             </w:pPr>
             <w:r>
               <w:rPr>
-                <w:rFonts w:eastAsia="Calibri" w:cs="Times New Roman" w:ascii="Times New Roman" w:hAnsi="Times New Roman"/>
-                <w:kern w:val="0"/>
-                <w:sz w:val="20"/>
-                <w:szCs w:val="20"/>
-                <w:lang w:val="fr-FR" w:eastAsia="en-US" w:bidi="ar-SA"/>
-              </w:rPr>
-            </w:r>
-          </w:p>
-        </w:tc>
-        <w:tc>
-          <w:tcPr>
-            <w:tcW w:w="510" w:type="dxa"/>
+                <w:rFonts w:cs="Times New Roman" w:ascii="Times New Roman" w:hAnsi="Times New Roman"/>
+                <w:sz w:val="20"/>
+                <w:szCs w:val="20"/>
+              </w:rPr>
+            </w:r>
+          </w:p>
+        </w:tc>
+        <w:tc>
+          <w:tcPr>
+            <w:tcW w:w="511" w:type="dxa"/>
             <w:tcBorders>
               <w:top w:val="nil"/>
               <w:left w:val="single" w:sz="18" w:space="0" w:color="000000"/>
@@ -3525,73 +3414,185 @@
             </w:pPr>
             <w:r>
               <w:rPr>
-                <w:rFonts w:eastAsia="Calibri" w:cs="Times New Roman" w:ascii="Times New Roman" w:hAnsi="Times New Roman"/>
-                <w:kern w:val="0"/>
-                <w:sz w:val="20"/>
-                <w:szCs w:val="20"/>
-                <w:lang w:val="fr-FR" w:eastAsia="en-US" w:bidi="ar-SA"/>
-              </w:rPr>
-            </w:r>
-          </w:p>
-        </w:tc>
-        <w:tc>
-          <w:tcPr>
-            <w:tcW w:w="510" w:type="dxa"/>
-            <w:tcBorders>
-              <w:top w:val="nil"/>
-            </w:tcBorders>
-          </w:tcPr>
-          <w:p>
-            <w:pPr>
-              <w:pStyle w:val="Normal"/>
-              <w:widowControl/>
-              <w:suppressAutoHyphens w:val="true"/>
-              <w:spacing w:lineRule="auto" w:line="240" w:before="0" w:after="0"/>
-              <w:jc w:val="left"/>
-              <w:rPr>
-                <w:rFonts w:ascii="Times New Roman" w:hAnsi="Times New Roman" w:cs="Times New Roman"/>
-                <w:sz w:val="20"/>
-                <w:szCs w:val="20"/>
-              </w:rPr>
-            </w:pPr>
-            <w:r>
-              <w:rPr>
-                <w:rFonts w:eastAsia="Calibri" w:cs="Times New Roman" w:ascii="Times New Roman" w:hAnsi="Times New Roman"/>
-                <w:kern w:val="0"/>
-                <w:sz w:val="20"/>
-                <w:szCs w:val="20"/>
-                <w:lang w:val="fr-FR" w:eastAsia="en-US" w:bidi="ar-SA"/>
-              </w:rPr>
-            </w:r>
-          </w:p>
-        </w:tc>
-        <w:tc>
-          <w:tcPr>
-            <w:tcW w:w="907" w:type="dxa"/>
-            <w:tcBorders>
-              <w:top w:val="nil"/>
-            </w:tcBorders>
-          </w:tcPr>
-          <w:p>
-            <w:pPr>
-              <w:pStyle w:val="Normal"/>
-              <w:widowControl/>
-              <w:suppressAutoHyphens w:val="true"/>
-              <w:spacing w:lineRule="auto" w:line="240" w:before="0" w:after="0"/>
-              <w:jc w:val="left"/>
-              <w:rPr>
-                <w:rFonts w:ascii="Times New Roman" w:hAnsi="Times New Roman" w:cs="Times New Roman"/>
-                <w:sz w:val="20"/>
-                <w:szCs w:val="20"/>
-              </w:rPr>
-            </w:pPr>
-            <w:r>
-              <w:rPr>
-                <w:rFonts w:eastAsia="Calibri" w:cs="Times New Roman" w:ascii="Times New Roman" w:hAnsi="Times New Roman"/>
-                <w:kern w:val="0"/>
-                <w:sz w:val="20"/>
-                <w:szCs w:val="20"/>
-                <w:lang w:val="fr-FR" w:eastAsia="en-US" w:bidi="ar-SA"/>
+                <w:rFonts w:cs="Times New Roman" w:ascii="Times New Roman" w:hAnsi="Times New Roman"/>
+                <w:sz w:val="20"/>
+                <w:szCs w:val="20"/>
+              </w:rPr>
+            </w:r>
+          </w:p>
+        </w:tc>
+        <w:tc>
+          <w:tcPr>
+            <w:tcW w:w="509" w:type="dxa"/>
+            <w:tcBorders>
+              <w:top w:val="nil"/>
+            </w:tcBorders>
+          </w:tcPr>
+          <w:p>
+            <w:pPr>
+              <w:pStyle w:val="Normal"/>
+              <w:widowControl/>
+              <w:suppressAutoHyphens w:val="true"/>
+              <w:spacing w:lineRule="auto" w:line="240" w:before="0" w:after="0"/>
+              <w:jc w:val="left"/>
+              <w:rPr>
+                <w:rFonts w:ascii="Times New Roman" w:hAnsi="Times New Roman" w:cs="Times New Roman"/>
+                <w:sz w:val="20"/>
+                <w:szCs w:val="20"/>
+              </w:rPr>
+            </w:pPr>
+            <w:r>
+              <w:rPr>
+                <w:rFonts w:cs="Times New Roman" w:ascii="Times New Roman" w:hAnsi="Times New Roman"/>
+                <w:sz w:val="20"/>
+                <w:szCs w:val="20"/>
+              </w:rPr>
+            </w:r>
+          </w:p>
+        </w:tc>
+        <w:tc>
+          <w:tcPr>
+            <w:tcW w:w="908" w:type="dxa"/>
+            <w:tcBorders>
+              <w:top w:val="nil"/>
+            </w:tcBorders>
+          </w:tcPr>
+          <w:p>
+            <w:pPr>
+              <w:pStyle w:val="Normal"/>
+              <w:widowControl/>
+              <w:suppressAutoHyphens w:val="true"/>
+              <w:spacing w:lineRule="auto" w:line="240" w:before="0" w:after="0"/>
+              <w:jc w:val="left"/>
+              <w:rPr>
+                <w:rFonts w:ascii="Times New Roman" w:hAnsi="Times New Roman" w:cs="Times New Roman"/>
+                <w:sz w:val="20"/>
+                <w:szCs w:val="20"/>
+              </w:rPr>
+            </w:pPr>
+            <w:r>
+              <w:rPr>
+                <w:rFonts w:cs="Times New Roman" w:ascii="Times New Roman" w:hAnsi="Times New Roman"/>
+                <w:sz w:val="20"/>
+                <w:szCs w:val="20"/>
+              </w:rPr>
+            </w:r>
+          </w:p>
+        </w:tc>
+        <w:tc>
+          <w:tcPr>
+            <w:tcW w:w="623" w:type="dxa"/>
+            <w:tcBorders>
+              <w:top w:val="nil"/>
+              <w:right w:val="single" w:sz="18" w:space="0" w:color="000000"/>
+            </w:tcBorders>
+          </w:tcPr>
+          <w:p>
+            <w:pPr>
+              <w:pStyle w:val="Normal"/>
+              <w:widowControl/>
+              <w:suppressAutoHyphens w:val="true"/>
+              <w:spacing w:lineRule="auto" w:line="240" w:before="0" w:after="0"/>
+              <w:jc w:val="left"/>
+              <w:rPr>
+                <w:rFonts w:ascii="Times New Roman" w:hAnsi="Times New Roman" w:cs="Times New Roman"/>
+                <w:sz w:val="20"/>
+                <w:szCs w:val="20"/>
+              </w:rPr>
+            </w:pPr>
+            <w:r>
+              <w:rPr>
+                <w:rFonts w:cs="Times New Roman" w:ascii="Times New Roman" w:hAnsi="Times New Roman"/>
+                <w:sz w:val="20"/>
+                <w:szCs w:val="20"/>
+              </w:rPr>
+            </w:r>
+          </w:p>
+        </w:tc>
+        <w:tc>
+          <w:tcPr>
+            <w:tcW w:w="500" w:type="dxa"/>
+            <w:tcBorders>
+              <w:top w:val="nil"/>
+              <w:left w:val="single" w:sz="18" w:space="0" w:color="000000"/>
+            </w:tcBorders>
+          </w:tcPr>
+          <w:p>
+            <w:pPr>
+              <w:pStyle w:val="Normal"/>
+              <w:widowControl/>
+              <w:suppressAutoHyphens w:val="true"/>
+              <w:spacing w:lineRule="auto" w:line="240" w:before="0" w:after="0"/>
+              <w:jc w:val="left"/>
+              <w:rPr>
+                <w:rFonts w:ascii="Times New Roman" w:hAnsi="Times New Roman" w:cs="Times New Roman"/>
+                <w:sz w:val="20"/>
+                <w:szCs w:val="20"/>
+              </w:rPr>
+            </w:pPr>
+            <w:r>
+              <w:rPr>
+                <w:rFonts w:cs="Times New Roman" w:ascii="Times New Roman" w:hAnsi="Times New Roman"/>
+                <w:sz w:val="20"/>
+                <w:szCs w:val="20"/>
+              </w:rPr>
+            </w:r>
+          </w:p>
+        </w:tc>
+        <w:tc>
+          <w:tcPr>
+            <w:tcW w:w="511" w:type="dxa"/>
+            <w:tcBorders>
+              <w:top w:val="nil"/>
+            </w:tcBorders>
+          </w:tcPr>
+          <w:p>
+            <w:pPr>
+              <w:pStyle w:val="Normal"/>
+              <w:widowControl/>
+              <w:suppressAutoHyphens w:val="true"/>
+              <w:spacing w:lineRule="auto" w:line="240" w:before="0" w:after="0"/>
+              <w:jc w:val="left"/>
+              <w:rPr>
+                <w:rFonts w:ascii="Times New Roman" w:hAnsi="Times New Roman" w:cs="Times New Roman"/>
+                <w:sz w:val="20"/>
+                <w:szCs w:val="20"/>
+              </w:rPr>
+            </w:pPr>
+            <w:r>
+              <w:rPr>
+                <w:rFonts w:cs="Times New Roman" w:ascii="Times New Roman" w:hAnsi="Times New Roman"/>
+                <w:sz w:val="20"/>
+                <w:szCs w:val="20"/>
+              </w:rPr>
+            </w:r>
+          </w:p>
+        </w:tc>
+        <w:tc>
+          <w:tcPr>
+            <w:tcW w:w="906" w:type="dxa"/>
+            <w:tcBorders>
+              <w:top w:val="nil"/>
+            </w:tcBorders>
+          </w:tcPr>
+          <w:p>
+            <w:pPr>
+              <w:pStyle w:val="Normal"/>
+              <w:widowControl/>
+              <w:suppressAutoHyphens w:val="true"/>
+              <w:spacing w:lineRule="auto" w:line="240" w:before="0" w:after="0"/>
+              <w:jc w:val="left"/>
+              <w:rPr>
+                <w:rFonts w:ascii="Times New Roman" w:hAnsi="Times New Roman" w:cs="Times New Roman"/>
+                <w:sz w:val="20"/>
+                <w:szCs w:val="20"/>
+              </w:rPr>
+            </w:pPr>
+            <w:r>
+              <w:rPr>
+                <w:rFonts w:cs="Times New Roman" w:ascii="Times New Roman" w:hAnsi="Times New Roman"/>
+                <w:sz w:val="20"/>
+                <w:szCs w:val="20"/>
               </w:rPr>
             </w:r>
           </w:p>
@@ -3619,18 +3620,16 @@
             </w:pPr>
             <w:r>
               <w:rPr>
-                <w:rFonts w:eastAsia="Calibri" w:cs="Times New Roman" w:ascii="Times New Roman" w:hAnsi="Times New Roman"/>
-                <w:kern w:val="0"/>
-                <w:sz w:val="20"/>
-                <w:szCs w:val="20"/>
-                <w:lang w:val="fr-FR" w:eastAsia="en-US" w:bidi="ar-SA"/>
-              </w:rPr>
-            </w:r>
-          </w:p>
-        </w:tc>
-        <w:tc>
-          <w:tcPr>
-            <w:tcW w:w="500" w:type="dxa"/>
+                <w:rFonts w:cs="Times New Roman" w:ascii="Times New Roman" w:hAnsi="Times New Roman"/>
+                <w:sz w:val="20"/>
+                <w:szCs w:val="20"/>
+              </w:rPr>
+            </w:r>
+          </w:p>
+        </w:tc>
+        <w:tc>
+          <w:tcPr>
+            <w:tcW w:w="934" w:type="dxa"/>
             <w:tcBorders>
               <w:top w:val="nil"/>
               <w:left w:val="single" w:sz="18" w:space="0" w:color="000000"/>
@@ -3651,137 +3650,9 @@
             </w:pPr>
             <w:r>
               <w:rPr>
-                <w:rFonts w:eastAsia="Calibri" w:cs="Times New Roman" w:ascii="Times New Roman" w:hAnsi="Times New Roman"/>
-                <w:kern w:val="0"/>
-                <w:sz w:val="20"/>
-                <w:szCs w:val="20"/>
-                <w:lang w:val="fr-FR" w:eastAsia="en-US" w:bidi="ar-SA"/>
-              </w:rPr>
-            </w:r>
-          </w:p>
-        </w:tc>
-        <w:tc>
-          <w:tcPr>
-            <w:tcW w:w="510" w:type="dxa"/>
-            <w:tcBorders>
-              <w:top w:val="nil"/>
-            </w:tcBorders>
-          </w:tcPr>
-          <w:p>
-            <w:pPr>
-              <w:pStyle w:val="Normal"/>
-              <w:widowControl/>
-              <w:suppressAutoHyphens w:val="true"/>
-              <w:spacing w:lineRule="auto" w:line="240" w:before="0" w:after="0"/>
-              <w:jc w:val="left"/>
-              <w:rPr>
-                <w:rFonts w:ascii="Times New Roman" w:hAnsi="Times New Roman" w:cs="Times New Roman"/>
-                <w:sz w:val="20"/>
-                <w:szCs w:val="20"/>
-              </w:rPr>
-            </w:pPr>
-            <w:r>
-              <w:rPr>
-                <w:rFonts w:eastAsia="Calibri" w:cs="Times New Roman" w:ascii="Times New Roman" w:hAnsi="Times New Roman"/>
-                <w:kern w:val="0"/>
-                <w:sz w:val="20"/>
-                <w:szCs w:val="20"/>
-                <w:lang w:val="fr-FR" w:eastAsia="en-US" w:bidi="ar-SA"/>
-              </w:rPr>
-            </w:r>
-          </w:p>
-        </w:tc>
-        <w:tc>
-          <w:tcPr>
-            <w:tcW w:w="907" w:type="dxa"/>
-            <w:tcBorders>
-              <w:top w:val="nil"/>
-            </w:tcBorders>
-          </w:tcPr>
-          <w:p>
-            <w:pPr>
-              <w:pStyle w:val="Normal"/>
-              <w:widowControl/>
-              <w:suppressAutoHyphens w:val="true"/>
-              <w:spacing w:lineRule="auto" w:line="240" w:before="0" w:after="0"/>
-              <w:jc w:val="left"/>
-              <w:rPr>
-                <w:rFonts w:ascii="Times New Roman" w:hAnsi="Times New Roman" w:cs="Times New Roman"/>
-                <w:sz w:val="20"/>
-                <w:szCs w:val="20"/>
-              </w:rPr>
-            </w:pPr>
-            <w:r>
-              <w:rPr>
-                <w:rFonts w:eastAsia="Calibri" w:cs="Times New Roman" w:ascii="Times New Roman" w:hAnsi="Times New Roman"/>
-                <w:kern w:val="0"/>
-                <w:sz w:val="20"/>
-                <w:szCs w:val="20"/>
-                <w:lang w:val="fr-FR" w:eastAsia="en-US" w:bidi="ar-SA"/>
-              </w:rPr>
-            </w:r>
-          </w:p>
-        </w:tc>
-        <w:tc>
-          <w:tcPr>
-            <w:tcW w:w="624" w:type="dxa"/>
-            <w:tcBorders>
-              <w:top w:val="nil"/>
-              <w:right w:val="single" w:sz="18" w:space="0" w:color="000000"/>
-            </w:tcBorders>
-          </w:tcPr>
-          <w:p>
-            <w:pPr>
-              <w:pStyle w:val="Normal"/>
-              <w:widowControl/>
-              <w:suppressAutoHyphens w:val="true"/>
-              <w:spacing w:lineRule="auto" w:line="240" w:before="0" w:after="0"/>
-              <w:jc w:val="left"/>
-              <w:rPr>
-                <w:rFonts w:ascii="Times New Roman" w:hAnsi="Times New Roman" w:cs="Times New Roman"/>
-                <w:sz w:val="20"/>
-                <w:szCs w:val="20"/>
-              </w:rPr>
-            </w:pPr>
-            <w:r>
-              <w:rPr>
-                <w:rFonts w:eastAsia="Calibri" w:cs="Times New Roman" w:ascii="Times New Roman" w:hAnsi="Times New Roman"/>
-                <w:kern w:val="0"/>
-                <w:sz w:val="20"/>
-                <w:szCs w:val="20"/>
-                <w:lang w:val="fr-FR" w:eastAsia="en-US" w:bidi="ar-SA"/>
-              </w:rPr>
-            </w:r>
-          </w:p>
-        </w:tc>
-        <w:tc>
-          <w:tcPr>
-            <w:tcW w:w="935" w:type="dxa"/>
-            <w:tcBorders>
-              <w:top w:val="nil"/>
-              <w:left w:val="single" w:sz="18" w:space="0" w:color="000000"/>
-            </w:tcBorders>
-          </w:tcPr>
-          <w:p>
-            <w:pPr>
-              <w:pStyle w:val="Normal"/>
-              <w:widowControl/>
-              <w:suppressAutoHyphens w:val="true"/>
-              <w:spacing w:lineRule="auto" w:line="240" w:before="0" w:after="0"/>
-              <w:jc w:val="left"/>
-              <w:rPr>
-                <w:rFonts w:ascii="Times New Roman" w:hAnsi="Times New Roman" w:cs="Times New Roman"/>
-                <w:sz w:val="20"/>
-                <w:szCs w:val="20"/>
-              </w:rPr>
-            </w:pPr>
-            <w:r>
-              <w:rPr>
-                <w:rFonts w:eastAsia="Calibri" w:cs="Times New Roman" w:ascii="Times New Roman" w:hAnsi="Times New Roman"/>
-                <w:kern w:val="0"/>
-                <w:sz w:val="20"/>
-                <w:szCs w:val="20"/>
-                <w:lang w:val="fr-FR" w:eastAsia="en-US" w:bidi="ar-SA"/>
+                <w:rFonts w:cs="Times New Roman" w:ascii="Times New Roman" w:hAnsi="Times New Roman"/>
+                <w:sz w:val="20"/>
+                <w:szCs w:val="20"/>
               </w:rPr>
             </w:r>
           </w:p>
@@ -3791,7 +3662,7 @@
         <w:trPr/>
         <w:tc>
           <w:tcPr>
-            <w:tcW w:w="510" w:type="dxa"/>
+            <w:tcW w:w="509" w:type="dxa"/>
             <w:tcBorders>
               <w:top w:val="nil"/>
             </w:tcBorders>
@@ -3812,11 +3683,9 @@
             </w:pPr>
             <w:r>
               <w:rPr>
-                <w:rFonts w:eastAsia="Calibri" w:cs="Times New Roman" w:ascii="Times New Roman" w:hAnsi="Times New Roman"/>
-                <w:kern w:val="0"/>
-                <w:sz w:val="20"/>
-                <w:szCs w:val="20"/>
-                <w:lang w:val="fr-FR" w:eastAsia="en-US" w:bidi="ar-SA"/>
+                <w:rFonts w:cs="Times New Roman" w:ascii="Times New Roman" w:hAnsi="Times New Roman"/>
+                <w:sz w:val="20"/>
+                <w:szCs w:val="20"/>
               </w:rPr>
             </w:r>
           </w:p>
@@ -3844,18 +3713,16 @@
             </w:pPr>
             <w:r>
               <w:rPr>
-                <w:rFonts w:eastAsia="Calibri" w:cs="Times New Roman" w:ascii="Times New Roman" w:hAnsi="Times New Roman"/>
-                <w:kern w:val="0"/>
-                <w:sz w:val="20"/>
-                <w:szCs w:val="20"/>
-                <w:lang w:val="fr-FR" w:eastAsia="en-US" w:bidi="ar-SA"/>
-              </w:rPr>
-            </w:r>
-          </w:p>
-        </w:tc>
-        <w:tc>
-          <w:tcPr>
-            <w:tcW w:w="510" w:type="dxa"/>
+                <w:rFonts w:cs="Times New Roman" w:ascii="Times New Roman" w:hAnsi="Times New Roman"/>
+                <w:sz w:val="20"/>
+                <w:szCs w:val="20"/>
+              </w:rPr>
+            </w:r>
+          </w:p>
+        </w:tc>
+        <w:tc>
+          <w:tcPr>
+            <w:tcW w:w="511" w:type="dxa"/>
             <w:tcBorders>
               <w:top w:val="nil"/>
               <w:left w:val="single" w:sz="18" w:space="0" w:color="000000"/>
@@ -3876,73 +3743,185 @@
             </w:pPr>
             <w:r>
               <w:rPr>
-                <w:rFonts w:eastAsia="Calibri" w:cs="Times New Roman" w:ascii="Times New Roman" w:hAnsi="Times New Roman"/>
-                <w:kern w:val="0"/>
-                <w:sz w:val="20"/>
-                <w:szCs w:val="20"/>
-                <w:lang w:val="fr-FR" w:eastAsia="en-US" w:bidi="ar-SA"/>
-              </w:rPr>
-            </w:r>
-          </w:p>
-        </w:tc>
-        <w:tc>
-          <w:tcPr>
-            <w:tcW w:w="510" w:type="dxa"/>
-            <w:tcBorders>
-              <w:top w:val="nil"/>
-            </w:tcBorders>
-          </w:tcPr>
-          <w:p>
-            <w:pPr>
-              <w:pStyle w:val="Normal"/>
-              <w:widowControl/>
-              <w:suppressAutoHyphens w:val="true"/>
-              <w:spacing w:lineRule="auto" w:line="240" w:before="0" w:after="0"/>
-              <w:jc w:val="left"/>
-              <w:rPr>
-                <w:rFonts w:ascii="Times New Roman" w:hAnsi="Times New Roman" w:cs="Times New Roman"/>
-                <w:sz w:val="20"/>
-                <w:szCs w:val="20"/>
-              </w:rPr>
-            </w:pPr>
-            <w:r>
-              <w:rPr>
-                <w:rFonts w:eastAsia="Calibri" w:cs="Times New Roman" w:ascii="Times New Roman" w:hAnsi="Times New Roman"/>
-                <w:kern w:val="0"/>
-                <w:sz w:val="20"/>
-                <w:szCs w:val="20"/>
-                <w:lang w:val="fr-FR" w:eastAsia="en-US" w:bidi="ar-SA"/>
-              </w:rPr>
-            </w:r>
-          </w:p>
-        </w:tc>
-        <w:tc>
-          <w:tcPr>
-            <w:tcW w:w="907" w:type="dxa"/>
-            <w:tcBorders>
-              <w:top w:val="nil"/>
-            </w:tcBorders>
-          </w:tcPr>
-          <w:p>
-            <w:pPr>
-              <w:pStyle w:val="Normal"/>
-              <w:widowControl/>
-              <w:suppressAutoHyphens w:val="true"/>
-              <w:spacing w:lineRule="auto" w:line="240" w:before="0" w:after="0"/>
-              <w:jc w:val="left"/>
-              <w:rPr>
-                <w:rFonts w:ascii="Times New Roman" w:hAnsi="Times New Roman" w:cs="Times New Roman"/>
-                <w:sz w:val="20"/>
-                <w:szCs w:val="20"/>
-              </w:rPr>
-            </w:pPr>
-            <w:r>
-              <w:rPr>
-                <w:rFonts w:eastAsia="Calibri" w:cs="Times New Roman" w:ascii="Times New Roman" w:hAnsi="Times New Roman"/>
-                <w:kern w:val="0"/>
-                <w:sz w:val="20"/>
-                <w:szCs w:val="20"/>
-                <w:lang w:val="fr-FR" w:eastAsia="en-US" w:bidi="ar-SA"/>
+                <w:rFonts w:cs="Times New Roman" w:ascii="Times New Roman" w:hAnsi="Times New Roman"/>
+                <w:sz w:val="20"/>
+                <w:szCs w:val="20"/>
+              </w:rPr>
+            </w:r>
+          </w:p>
+        </w:tc>
+        <w:tc>
+          <w:tcPr>
+            <w:tcW w:w="509" w:type="dxa"/>
+            <w:tcBorders>
+              <w:top w:val="nil"/>
+            </w:tcBorders>
+          </w:tcPr>
+          <w:p>
+            <w:pPr>
+              <w:pStyle w:val="Normal"/>
+              <w:widowControl/>
+              <w:suppressAutoHyphens w:val="true"/>
+              <w:spacing w:lineRule="auto" w:line="240" w:before="0" w:after="0"/>
+              <w:jc w:val="left"/>
+              <w:rPr>
+                <w:rFonts w:ascii="Times New Roman" w:hAnsi="Times New Roman" w:cs="Times New Roman"/>
+                <w:sz w:val="20"/>
+                <w:szCs w:val="20"/>
+              </w:rPr>
+            </w:pPr>
+            <w:r>
+              <w:rPr>
+                <w:rFonts w:cs="Times New Roman" w:ascii="Times New Roman" w:hAnsi="Times New Roman"/>
+                <w:sz w:val="20"/>
+                <w:szCs w:val="20"/>
+              </w:rPr>
+            </w:r>
+          </w:p>
+        </w:tc>
+        <w:tc>
+          <w:tcPr>
+            <w:tcW w:w="908" w:type="dxa"/>
+            <w:tcBorders>
+              <w:top w:val="nil"/>
+            </w:tcBorders>
+          </w:tcPr>
+          <w:p>
+            <w:pPr>
+              <w:pStyle w:val="Normal"/>
+              <w:widowControl/>
+              <w:suppressAutoHyphens w:val="true"/>
+              <w:spacing w:lineRule="auto" w:line="240" w:before="0" w:after="0"/>
+              <w:jc w:val="left"/>
+              <w:rPr>
+                <w:rFonts w:ascii="Times New Roman" w:hAnsi="Times New Roman" w:cs="Times New Roman"/>
+                <w:sz w:val="20"/>
+                <w:szCs w:val="20"/>
+              </w:rPr>
+            </w:pPr>
+            <w:r>
+              <w:rPr>
+                <w:rFonts w:cs="Times New Roman" w:ascii="Times New Roman" w:hAnsi="Times New Roman"/>
+                <w:sz w:val="20"/>
+                <w:szCs w:val="20"/>
+              </w:rPr>
+            </w:r>
+          </w:p>
+        </w:tc>
+        <w:tc>
+          <w:tcPr>
+            <w:tcW w:w="623" w:type="dxa"/>
+            <w:tcBorders>
+              <w:top w:val="nil"/>
+              <w:right w:val="single" w:sz="18" w:space="0" w:color="000000"/>
+            </w:tcBorders>
+          </w:tcPr>
+          <w:p>
+            <w:pPr>
+              <w:pStyle w:val="Normal"/>
+              <w:widowControl/>
+              <w:suppressAutoHyphens w:val="true"/>
+              <w:spacing w:lineRule="auto" w:line="240" w:before="0" w:after="0"/>
+              <w:jc w:val="left"/>
+              <w:rPr>
+                <w:rFonts w:ascii="Times New Roman" w:hAnsi="Times New Roman" w:cs="Times New Roman"/>
+                <w:sz w:val="20"/>
+                <w:szCs w:val="20"/>
+              </w:rPr>
+            </w:pPr>
+            <w:r>
+              <w:rPr>
+                <w:rFonts w:cs="Times New Roman" w:ascii="Times New Roman" w:hAnsi="Times New Roman"/>
+                <w:sz w:val="20"/>
+                <w:szCs w:val="20"/>
+              </w:rPr>
+            </w:r>
+          </w:p>
+        </w:tc>
+        <w:tc>
+          <w:tcPr>
+            <w:tcW w:w="500" w:type="dxa"/>
+            <w:tcBorders>
+              <w:top w:val="nil"/>
+              <w:left w:val="single" w:sz="18" w:space="0" w:color="000000"/>
+            </w:tcBorders>
+          </w:tcPr>
+          <w:p>
+            <w:pPr>
+              <w:pStyle w:val="Normal"/>
+              <w:widowControl/>
+              <w:suppressAutoHyphens w:val="true"/>
+              <w:spacing w:lineRule="auto" w:line="240" w:before="0" w:after="0"/>
+              <w:jc w:val="left"/>
+              <w:rPr>
+                <w:rFonts w:ascii="Times New Roman" w:hAnsi="Times New Roman" w:cs="Times New Roman"/>
+                <w:sz w:val="20"/>
+                <w:szCs w:val="20"/>
+              </w:rPr>
+            </w:pPr>
+            <w:r>
+              <w:rPr>
+                <w:rFonts w:cs="Times New Roman" w:ascii="Times New Roman" w:hAnsi="Times New Roman"/>
+                <w:sz w:val="20"/>
+                <w:szCs w:val="20"/>
+              </w:rPr>
+            </w:r>
+          </w:p>
+        </w:tc>
+        <w:tc>
+          <w:tcPr>
+            <w:tcW w:w="511" w:type="dxa"/>
+            <w:tcBorders>
+              <w:top w:val="nil"/>
+            </w:tcBorders>
+          </w:tcPr>
+          <w:p>
+            <w:pPr>
+              <w:pStyle w:val="Normal"/>
+              <w:widowControl/>
+              <w:suppressAutoHyphens w:val="true"/>
+              <w:spacing w:lineRule="auto" w:line="240" w:before="0" w:after="0"/>
+              <w:jc w:val="left"/>
+              <w:rPr>
+                <w:rFonts w:ascii="Times New Roman" w:hAnsi="Times New Roman" w:cs="Times New Roman"/>
+                <w:sz w:val="20"/>
+                <w:szCs w:val="20"/>
+              </w:rPr>
+            </w:pPr>
+            <w:r>
+              <w:rPr>
+                <w:rFonts w:cs="Times New Roman" w:ascii="Times New Roman" w:hAnsi="Times New Roman"/>
+                <w:sz w:val="20"/>
+                <w:szCs w:val="20"/>
+              </w:rPr>
+            </w:r>
+          </w:p>
+        </w:tc>
+        <w:tc>
+          <w:tcPr>
+            <w:tcW w:w="906" w:type="dxa"/>
+            <w:tcBorders>
+              <w:top w:val="nil"/>
+            </w:tcBorders>
+          </w:tcPr>
+          <w:p>
+            <w:pPr>
+              <w:pStyle w:val="Normal"/>
+              <w:widowControl/>
+              <w:suppressAutoHyphens w:val="true"/>
+              <w:spacing w:lineRule="auto" w:line="240" w:before="0" w:after="0"/>
+              <w:jc w:val="left"/>
+              <w:rPr>
+                <w:rFonts w:ascii="Times New Roman" w:hAnsi="Times New Roman" w:cs="Times New Roman"/>
+                <w:sz w:val="20"/>
+                <w:szCs w:val="20"/>
+              </w:rPr>
+            </w:pPr>
+            <w:r>
+              <w:rPr>
+                <w:rFonts w:cs="Times New Roman" w:ascii="Times New Roman" w:hAnsi="Times New Roman"/>
+                <w:sz w:val="20"/>
+                <w:szCs w:val="20"/>
               </w:rPr>
             </w:r>
           </w:p>
@@ -3970,18 +3949,16 @@
             </w:pPr>
             <w:r>
               <w:rPr>
-                <w:rFonts w:eastAsia="Calibri" w:cs="Times New Roman" w:ascii="Times New Roman" w:hAnsi="Times New Roman"/>
-                <w:kern w:val="0"/>
-                <w:sz w:val="20"/>
-                <w:szCs w:val="20"/>
-                <w:lang w:val="fr-FR" w:eastAsia="en-US" w:bidi="ar-SA"/>
-              </w:rPr>
-            </w:r>
-          </w:p>
-        </w:tc>
-        <w:tc>
-          <w:tcPr>
-            <w:tcW w:w="500" w:type="dxa"/>
+                <w:rFonts w:cs="Times New Roman" w:ascii="Times New Roman" w:hAnsi="Times New Roman"/>
+                <w:sz w:val="20"/>
+                <w:szCs w:val="20"/>
+              </w:rPr>
+            </w:r>
+          </w:p>
+        </w:tc>
+        <w:tc>
+          <w:tcPr>
+            <w:tcW w:w="934" w:type="dxa"/>
             <w:tcBorders>
               <w:top w:val="nil"/>
               <w:left w:val="single" w:sz="18" w:space="0" w:color="000000"/>
@@ -4002,137 +3979,9 @@
             </w:pPr>
             <w:r>
               <w:rPr>
-                <w:rFonts w:eastAsia="Calibri" w:cs="Times New Roman" w:ascii="Times New Roman" w:hAnsi="Times New Roman"/>
-                <w:kern w:val="0"/>
-                <w:sz w:val="20"/>
-                <w:szCs w:val="20"/>
-                <w:lang w:val="fr-FR" w:eastAsia="en-US" w:bidi="ar-SA"/>
-              </w:rPr>
-            </w:r>
-          </w:p>
-        </w:tc>
-        <w:tc>
-          <w:tcPr>
-            <w:tcW w:w="510" w:type="dxa"/>
-            <w:tcBorders>
-              <w:top w:val="nil"/>
-            </w:tcBorders>
-          </w:tcPr>
-          <w:p>
-            <w:pPr>
-              <w:pStyle w:val="Normal"/>
-              <w:widowControl/>
-              <w:suppressAutoHyphens w:val="true"/>
-              <w:spacing w:lineRule="auto" w:line="240" w:before="0" w:after="0"/>
-              <w:jc w:val="left"/>
-              <w:rPr>
-                <w:rFonts w:ascii="Times New Roman" w:hAnsi="Times New Roman" w:cs="Times New Roman"/>
-                <w:sz w:val="20"/>
-                <w:szCs w:val="20"/>
-              </w:rPr>
-            </w:pPr>
-            <w:r>
-              <w:rPr>
-                <w:rFonts w:eastAsia="Calibri" w:cs="Times New Roman" w:ascii="Times New Roman" w:hAnsi="Times New Roman"/>
-                <w:kern w:val="0"/>
-                <w:sz w:val="20"/>
-                <w:szCs w:val="20"/>
-                <w:lang w:val="fr-FR" w:eastAsia="en-US" w:bidi="ar-SA"/>
-              </w:rPr>
-            </w:r>
-          </w:p>
-        </w:tc>
-        <w:tc>
-          <w:tcPr>
-            <w:tcW w:w="907" w:type="dxa"/>
-            <w:tcBorders>
-              <w:top w:val="nil"/>
-            </w:tcBorders>
-          </w:tcPr>
-          <w:p>
-            <w:pPr>
-              <w:pStyle w:val="Normal"/>
-              <w:widowControl/>
-              <w:suppressAutoHyphens w:val="true"/>
-              <w:spacing w:lineRule="auto" w:line="240" w:before="0" w:after="0"/>
-              <w:jc w:val="left"/>
-              <w:rPr>
-                <w:rFonts w:ascii="Times New Roman" w:hAnsi="Times New Roman" w:cs="Times New Roman"/>
-                <w:sz w:val="20"/>
-                <w:szCs w:val="20"/>
-              </w:rPr>
-            </w:pPr>
-            <w:r>
-              <w:rPr>
-                <w:rFonts w:eastAsia="Calibri" w:cs="Times New Roman" w:ascii="Times New Roman" w:hAnsi="Times New Roman"/>
-                <w:kern w:val="0"/>
-                <w:sz w:val="20"/>
-                <w:szCs w:val="20"/>
-                <w:lang w:val="fr-FR" w:eastAsia="en-US" w:bidi="ar-SA"/>
-              </w:rPr>
-            </w:r>
-          </w:p>
-        </w:tc>
-        <w:tc>
-          <w:tcPr>
-            <w:tcW w:w="624" w:type="dxa"/>
-            <w:tcBorders>
-              <w:top w:val="nil"/>
-              <w:right w:val="single" w:sz="18" w:space="0" w:color="000000"/>
-            </w:tcBorders>
-          </w:tcPr>
-          <w:p>
-            <w:pPr>
-              <w:pStyle w:val="Normal"/>
-              <w:widowControl/>
-              <w:suppressAutoHyphens w:val="true"/>
-              <w:spacing w:lineRule="auto" w:line="240" w:before="0" w:after="0"/>
-              <w:jc w:val="left"/>
-              <w:rPr>
-                <w:rFonts w:ascii="Times New Roman" w:hAnsi="Times New Roman" w:cs="Times New Roman"/>
-                <w:sz w:val="20"/>
-                <w:szCs w:val="20"/>
-              </w:rPr>
-            </w:pPr>
-            <w:r>
-              <w:rPr>
-                <w:rFonts w:eastAsia="Calibri" w:cs="Times New Roman" w:ascii="Times New Roman" w:hAnsi="Times New Roman"/>
-                <w:kern w:val="0"/>
-                <w:sz w:val="20"/>
-                <w:szCs w:val="20"/>
-                <w:lang w:val="fr-FR" w:eastAsia="en-US" w:bidi="ar-SA"/>
-              </w:rPr>
-            </w:r>
-          </w:p>
-        </w:tc>
-        <w:tc>
-          <w:tcPr>
-            <w:tcW w:w="935" w:type="dxa"/>
-            <w:tcBorders>
-              <w:top w:val="nil"/>
-              <w:left w:val="single" w:sz="18" w:space="0" w:color="000000"/>
-            </w:tcBorders>
-          </w:tcPr>
-          <w:p>
-            <w:pPr>
-              <w:pStyle w:val="Normal"/>
-              <w:widowControl/>
-              <w:suppressAutoHyphens w:val="true"/>
-              <w:spacing w:lineRule="auto" w:line="240" w:before="0" w:after="0"/>
-              <w:jc w:val="left"/>
-              <w:rPr>
-                <w:rFonts w:ascii="Times New Roman" w:hAnsi="Times New Roman" w:cs="Times New Roman"/>
-                <w:sz w:val="20"/>
-                <w:szCs w:val="20"/>
-              </w:rPr>
-            </w:pPr>
-            <w:r>
-              <w:rPr>
-                <w:rFonts w:eastAsia="Calibri" w:cs="Times New Roman" w:ascii="Times New Roman" w:hAnsi="Times New Roman"/>
-                <w:kern w:val="0"/>
-                <w:sz w:val="20"/>
-                <w:szCs w:val="20"/>
-                <w:lang w:val="fr-FR" w:eastAsia="en-US" w:bidi="ar-SA"/>
+                <w:rFonts w:cs="Times New Roman" w:ascii="Times New Roman" w:hAnsi="Times New Roman"/>
+                <w:sz w:val="20"/>
+                <w:szCs w:val="20"/>
               </w:rPr>
             </w:r>
           </w:p>
@@ -4142,7 +3991,7 @@
         <w:trPr/>
         <w:tc>
           <w:tcPr>
-            <w:tcW w:w="510" w:type="dxa"/>
+            <w:tcW w:w="509" w:type="dxa"/>
             <w:tcBorders>
               <w:top w:val="nil"/>
             </w:tcBorders>
@@ -4163,11 +4012,9 @@
             </w:pPr>
             <w:r>
               <w:rPr>
-                <w:rFonts w:eastAsia="Calibri" w:cs="Times New Roman" w:ascii="Times New Roman" w:hAnsi="Times New Roman"/>
-                <w:kern w:val="0"/>
-                <w:sz w:val="20"/>
-                <w:szCs w:val="20"/>
-                <w:lang w:val="fr-FR" w:eastAsia="en-US" w:bidi="ar-SA"/>
+                <w:rFonts w:cs="Times New Roman" w:ascii="Times New Roman" w:hAnsi="Times New Roman"/>
+                <w:sz w:val="20"/>
+                <w:szCs w:val="20"/>
               </w:rPr>
             </w:r>
           </w:p>
@@ -4195,18 +4042,16 @@
             </w:pPr>
             <w:r>
               <w:rPr>
-                <w:rFonts w:eastAsia="Calibri" w:cs="Times New Roman" w:ascii="Times New Roman" w:hAnsi="Times New Roman"/>
-                <w:kern w:val="0"/>
-                <w:sz w:val="20"/>
-                <w:szCs w:val="20"/>
-                <w:lang w:val="fr-FR" w:eastAsia="en-US" w:bidi="ar-SA"/>
-              </w:rPr>
-            </w:r>
-          </w:p>
-        </w:tc>
-        <w:tc>
-          <w:tcPr>
-            <w:tcW w:w="510" w:type="dxa"/>
+                <w:rFonts w:cs="Times New Roman" w:ascii="Times New Roman" w:hAnsi="Times New Roman"/>
+                <w:sz w:val="20"/>
+                <w:szCs w:val="20"/>
+              </w:rPr>
+            </w:r>
+          </w:p>
+        </w:tc>
+        <w:tc>
+          <w:tcPr>
+            <w:tcW w:w="511" w:type="dxa"/>
             <w:tcBorders>
               <w:top w:val="nil"/>
               <w:left w:val="single" w:sz="18" w:space="0" w:color="000000"/>
@@ -4227,73 +4072,185 @@
             </w:pPr>
             <w:r>
               <w:rPr>
-                <w:rFonts w:eastAsia="Calibri" w:cs="Times New Roman" w:ascii="Times New Roman" w:hAnsi="Times New Roman"/>
-                <w:kern w:val="0"/>
-                <w:sz w:val="20"/>
-                <w:szCs w:val="20"/>
-                <w:lang w:val="fr-FR" w:eastAsia="en-US" w:bidi="ar-SA"/>
-              </w:rPr>
-            </w:r>
-          </w:p>
-        </w:tc>
-        <w:tc>
-          <w:tcPr>
-            <w:tcW w:w="510" w:type="dxa"/>
-            <w:tcBorders>
-              <w:top w:val="nil"/>
-            </w:tcBorders>
-          </w:tcPr>
-          <w:p>
-            <w:pPr>
-              <w:pStyle w:val="Normal"/>
-              <w:widowControl/>
-              <w:suppressAutoHyphens w:val="true"/>
-              <w:spacing w:lineRule="auto" w:line="240" w:before="0" w:after="0"/>
-              <w:jc w:val="left"/>
-              <w:rPr>
-                <w:rFonts w:ascii="Times New Roman" w:hAnsi="Times New Roman" w:cs="Times New Roman"/>
-                <w:sz w:val="20"/>
-                <w:szCs w:val="20"/>
-              </w:rPr>
-            </w:pPr>
-            <w:r>
-              <w:rPr>
-                <w:rFonts w:eastAsia="Calibri" w:cs="Times New Roman" w:ascii="Times New Roman" w:hAnsi="Times New Roman"/>
-                <w:kern w:val="0"/>
-                <w:sz w:val="20"/>
-                <w:szCs w:val="20"/>
-                <w:lang w:val="fr-FR" w:eastAsia="en-US" w:bidi="ar-SA"/>
-              </w:rPr>
-            </w:r>
-          </w:p>
-        </w:tc>
-        <w:tc>
-          <w:tcPr>
-            <w:tcW w:w="907" w:type="dxa"/>
-            <w:tcBorders>
-              <w:top w:val="nil"/>
-            </w:tcBorders>
-          </w:tcPr>
-          <w:p>
-            <w:pPr>
-              <w:pStyle w:val="Normal"/>
-              <w:widowControl/>
-              <w:suppressAutoHyphens w:val="true"/>
-              <w:spacing w:lineRule="auto" w:line="240" w:before="0" w:after="0"/>
-              <w:jc w:val="left"/>
-              <w:rPr>
-                <w:rFonts w:ascii="Times New Roman" w:hAnsi="Times New Roman" w:cs="Times New Roman"/>
-                <w:sz w:val="20"/>
-                <w:szCs w:val="20"/>
-              </w:rPr>
-            </w:pPr>
-            <w:r>
-              <w:rPr>
-                <w:rFonts w:eastAsia="Calibri" w:cs="Times New Roman" w:ascii="Times New Roman" w:hAnsi="Times New Roman"/>
-                <w:kern w:val="0"/>
-                <w:sz w:val="20"/>
-                <w:szCs w:val="20"/>
-                <w:lang w:val="fr-FR" w:eastAsia="en-US" w:bidi="ar-SA"/>
+                <w:rFonts w:cs="Times New Roman" w:ascii="Times New Roman" w:hAnsi="Times New Roman"/>
+                <w:sz w:val="20"/>
+                <w:szCs w:val="20"/>
+              </w:rPr>
+            </w:r>
+          </w:p>
+        </w:tc>
+        <w:tc>
+          <w:tcPr>
+            <w:tcW w:w="509" w:type="dxa"/>
+            <w:tcBorders>
+              <w:top w:val="nil"/>
+            </w:tcBorders>
+          </w:tcPr>
+          <w:p>
+            <w:pPr>
+              <w:pStyle w:val="Normal"/>
+              <w:widowControl/>
+              <w:suppressAutoHyphens w:val="true"/>
+              <w:spacing w:lineRule="auto" w:line="240" w:before="0" w:after="0"/>
+              <w:jc w:val="left"/>
+              <w:rPr>
+                <w:rFonts w:ascii="Times New Roman" w:hAnsi="Times New Roman" w:cs="Times New Roman"/>
+                <w:sz w:val="20"/>
+                <w:szCs w:val="20"/>
+              </w:rPr>
+            </w:pPr>
+            <w:r>
+              <w:rPr>
+                <w:rFonts w:cs="Times New Roman" w:ascii="Times New Roman" w:hAnsi="Times New Roman"/>
+                <w:sz w:val="20"/>
+                <w:szCs w:val="20"/>
+              </w:rPr>
+            </w:r>
+          </w:p>
+        </w:tc>
+        <w:tc>
+          <w:tcPr>
+            <w:tcW w:w="908" w:type="dxa"/>
+            <w:tcBorders>
+              <w:top w:val="nil"/>
+            </w:tcBorders>
+          </w:tcPr>
+          <w:p>
+            <w:pPr>
+              <w:pStyle w:val="Normal"/>
+              <w:widowControl/>
+              <w:suppressAutoHyphens w:val="true"/>
+              <w:spacing w:lineRule="auto" w:line="240" w:before="0" w:after="0"/>
+              <w:jc w:val="left"/>
+              <w:rPr>
+                <w:rFonts w:ascii="Times New Roman" w:hAnsi="Times New Roman" w:cs="Times New Roman"/>
+                <w:sz w:val="20"/>
+                <w:szCs w:val="20"/>
+              </w:rPr>
+            </w:pPr>
+            <w:r>
+              <w:rPr>
+                <w:rFonts w:cs="Times New Roman" w:ascii="Times New Roman" w:hAnsi="Times New Roman"/>
+                <w:sz w:val="20"/>
+                <w:szCs w:val="20"/>
+              </w:rPr>
+            </w:r>
+          </w:p>
+        </w:tc>
+        <w:tc>
+          <w:tcPr>
+            <w:tcW w:w="623" w:type="dxa"/>
+            <w:tcBorders>
+              <w:top w:val="nil"/>
+              <w:right w:val="single" w:sz="18" w:space="0" w:color="000000"/>
+            </w:tcBorders>
+          </w:tcPr>
+          <w:p>
+            <w:pPr>
+              <w:pStyle w:val="Normal"/>
+              <w:widowControl/>
+              <w:suppressAutoHyphens w:val="true"/>
+              <w:spacing w:lineRule="auto" w:line="240" w:before="0" w:after="0"/>
+              <w:jc w:val="left"/>
+              <w:rPr>
+                <w:rFonts w:ascii="Times New Roman" w:hAnsi="Times New Roman" w:cs="Times New Roman"/>
+                <w:sz w:val="20"/>
+                <w:szCs w:val="20"/>
+              </w:rPr>
+            </w:pPr>
+            <w:r>
+              <w:rPr>
+                <w:rFonts w:cs="Times New Roman" w:ascii="Times New Roman" w:hAnsi="Times New Roman"/>
+                <w:sz w:val="20"/>
+                <w:szCs w:val="20"/>
+              </w:rPr>
+            </w:r>
+          </w:p>
+        </w:tc>
+        <w:tc>
+          <w:tcPr>
+            <w:tcW w:w="500" w:type="dxa"/>
+            <w:tcBorders>
+              <w:top w:val="nil"/>
+              <w:left w:val="single" w:sz="18" w:space="0" w:color="000000"/>
+            </w:tcBorders>
+          </w:tcPr>
+          <w:p>
+            <w:pPr>
+              <w:pStyle w:val="Normal"/>
+              <w:widowControl/>
+              <w:suppressAutoHyphens w:val="true"/>
+              <w:spacing w:lineRule="auto" w:line="240" w:before="0" w:after="0"/>
+              <w:jc w:val="left"/>
+              <w:rPr>
+                <w:rFonts w:ascii="Times New Roman" w:hAnsi="Times New Roman" w:cs="Times New Roman"/>
+                <w:sz w:val="20"/>
+                <w:szCs w:val="20"/>
+              </w:rPr>
+            </w:pPr>
+            <w:r>
+              <w:rPr>
+                <w:rFonts w:cs="Times New Roman" w:ascii="Times New Roman" w:hAnsi="Times New Roman"/>
+                <w:sz w:val="20"/>
+                <w:szCs w:val="20"/>
+              </w:rPr>
+            </w:r>
+          </w:p>
+        </w:tc>
+        <w:tc>
+          <w:tcPr>
+            <w:tcW w:w="511" w:type="dxa"/>
+            <w:tcBorders>
+              <w:top w:val="nil"/>
+            </w:tcBorders>
+          </w:tcPr>
+          <w:p>
+            <w:pPr>
+              <w:pStyle w:val="Normal"/>
+              <w:widowControl/>
+              <w:suppressAutoHyphens w:val="true"/>
+              <w:spacing w:lineRule="auto" w:line="240" w:before="0" w:after="0"/>
+              <w:jc w:val="left"/>
+              <w:rPr>
+                <w:rFonts w:ascii="Times New Roman" w:hAnsi="Times New Roman" w:cs="Times New Roman"/>
+                <w:sz w:val="20"/>
+                <w:szCs w:val="20"/>
+              </w:rPr>
+            </w:pPr>
+            <w:r>
+              <w:rPr>
+                <w:rFonts w:cs="Times New Roman" w:ascii="Times New Roman" w:hAnsi="Times New Roman"/>
+                <w:sz w:val="20"/>
+                <w:szCs w:val="20"/>
+              </w:rPr>
+            </w:r>
+          </w:p>
+        </w:tc>
+        <w:tc>
+          <w:tcPr>
+            <w:tcW w:w="906" w:type="dxa"/>
+            <w:tcBorders>
+              <w:top w:val="nil"/>
+            </w:tcBorders>
+          </w:tcPr>
+          <w:p>
+            <w:pPr>
+              <w:pStyle w:val="Normal"/>
+              <w:widowControl/>
+              <w:suppressAutoHyphens w:val="true"/>
+              <w:spacing w:lineRule="auto" w:line="240" w:before="0" w:after="0"/>
+              <w:jc w:val="left"/>
+              <w:rPr>
+                <w:rFonts w:ascii="Times New Roman" w:hAnsi="Times New Roman" w:cs="Times New Roman"/>
+                <w:sz w:val="20"/>
+                <w:szCs w:val="20"/>
+              </w:rPr>
+            </w:pPr>
+            <w:r>
+              <w:rPr>
+                <w:rFonts w:cs="Times New Roman" w:ascii="Times New Roman" w:hAnsi="Times New Roman"/>
+                <w:sz w:val="20"/>
+                <w:szCs w:val="20"/>
               </w:rPr>
             </w:r>
           </w:p>
@@ -4321,18 +4278,16 @@
             </w:pPr>
             <w:r>
               <w:rPr>
-                <w:rFonts w:eastAsia="Calibri" w:cs="Times New Roman" w:ascii="Times New Roman" w:hAnsi="Times New Roman"/>
-                <w:kern w:val="0"/>
-                <w:sz w:val="20"/>
-                <w:szCs w:val="20"/>
-                <w:lang w:val="fr-FR" w:eastAsia="en-US" w:bidi="ar-SA"/>
-              </w:rPr>
-            </w:r>
-          </w:p>
-        </w:tc>
-        <w:tc>
-          <w:tcPr>
-            <w:tcW w:w="500" w:type="dxa"/>
+                <w:rFonts w:cs="Times New Roman" w:ascii="Times New Roman" w:hAnsi="Times New Roman"/>
+                <w:sz w:val="20"/>
+                <w:szCs w:val="20"/>
+              </w:rPr>
+            </w:r>
+          </w:p>
+        </w:tc>
+        <w:tc>
+          <w:tcPr>
+            <w:tcW w:w="934" w:type="dxa"/>
             <w:tcBorders>
               <w:top w:val="nil"/>
               <w:left w:val="single" w:sz="18" w:space="0" w:color="000000"/>
@@ -4353,137 +4308,9 @@
             </w:pPr>
             <w:r>
               <w:rPr>
-                <w:rFonts w:eastAsia="Calibri" w:cs="Times New Roman" w:ascii="Times New Roman" w:hAnsi="Times New Roman"/>
-                <w:kern w:val="0"/>
-                <w:sz w:val="20"/>
-                <w:szCs w:val="20"/>
-                <w:lang w:val="fr-FR" w:eastAsia="en-US" w:bidi="ar-SA"/>
-              </w:rPr>
-            </w:r>
-          </w:p>
-        </w:tc>
-        <w:tc>
-          <w:tcPr>
-            <w:tcW w:w="510" w:type="dxa"/>
-            <w:tcBorders>
-              <w:top w:val="nil"/>
-            </w:tcBorders>
-          </w:tcPr>
-          <w:p>
-            <w:pPr>
-              <w:pStyle w:val="Normal"/>
-              <w:widowControl/>
-              <w:suppressAutoHyphens w:val="true"/>
-              <w:spacing w:lineRule="auto" w:line="240" w:before="0" w:after="0"/>
-              <w:jc w:val="left"/>
-              <w:rPr>
-                <w:rFonts w:ascii="Times New Roman" w:hAnsi="Times New Roman" w:cs="Times New Roman"/>
-                <w:sz w:val="20"/>
-                <w:szCs w:val="20"/>
-              </w:rPr>
-            </w:pPr>
-            <w:r>
-              <w:rPr>
-                <w:rFonts w:eastAsia="Calibri" w:cs="Times New Roman" w:ascii="Times New Roman" w:hAnsi="Times New Roman"/>
-                <w:kern w:val="0"/>
-                <w:sz w:val="20"/>
-                <w:szCs w:val="20"/>
-                <w:lang w:val="fr-FR" w:eastAsia="en-US" w:bidi="ar-SA"/>
-              </w:rPr>
-            </w:r>
-          </w:p>
-        </w:tc>
-        <w:tc>
-          <w:tcPr>
-            <w:tcW w:w="907" w:type="dxa"/>
-            <w:tcBorders>
-              <w:top w:val="nil"/>
-            </w:tcBorders>
-          </w:tcPr>
-          <w:p>
-            <w:pPr>
-              <w:pStyle w:val="Normal"/>
-              <w:widowControl/>
-              <w:suppressAutoHyphens w:val="true"/>
-              <w:spacing w:lineRule="auto" w:line="240" w:before="0" w:after="0"/>
-              <w:jc w:val="left"/>
-              <w:rPr>
-                <w:rFonts w:ascii="Times New Roman" w:hAnsi="Times New Roman" w:cs="Times New Roman"/>
-                <w:sz w:val="20"/>
-                <w:szCs w:val="20"/>
-              </w:rPr>
-            </w:pPr>
-            <w:r>
-              <w:rPr>
-                <w:rFonts w:eastAsia="Calibri" w:cs="Times New Roman" w:ascii="Times New Roman" w:hAnsi="Times New Roman"/>
-                <w:kern w:val="0"/>
-                <w:sz w:val="20"/>
-                <w:szCs w:val="20"/>
-                <w:lang w:val="fr-FR" w:eastAsia="en-US" w:bidi="ar-SA"/>
-              </w:rPr>
-            </w:r>
-          </w:p>
-        </w:tc>
-        <w:tc>
-          <w:tcPr>
-            <w:tcW w:w="624" w:type="dxa"/>
-            <w:tcBorders>
-              <w:top w:val="nil"/>
-              <w:right w:val="single" w:sz="18" w:space="0" w:color="000000"/>
-            </w:tcBorders>
-          </w:tcPr>
-          <w:p>
-            <w:pPr>
-              <w:pStyle w:val="Normal"/>
-              <w:widowControl/>
-              <w:suppressAutoHyphens w:val="true"/>
-              <w:spacing w:lineRule="auto" w:line="240" w:before="0" w:after="0"/>
-              <w:jc w:val="left"/>
-              <w:rPr>
-                <w:rFonts w:ascii="Times New Roman" w:hAnsi="Times New Roman" w:cs="Times New Roman"/>
-                <w:sz w:val="20"/>
-                <w:szCs w:val="20"/>
-              </w:rPr>
-            </w:pPr>
-            <w:r>
-              <w:rPr>
-                <w:rFonts w:eastAsia="Calibri" w:cs="Times New Roman" w:ascii="Times New Roman" w:hAnsi="Times New Roman"/>
-                <w:kern w:val="0"/>
-                <w:sz w:val="20"/>
-                <w:szCs w:val="20"/>
-                <w:lang w:val="fr-FR" w:eastAsia="en-US" w:bidi="ar-SA"/>
-              </w:rPr>
-            </w:r>
-          </w:p>
-        </w:tc>
-        <w:tc>
-          <w:tcPr>
-            <w:tcW w:w="935" w:type="dxa"/>
-            <w:tcBorders>
-              <w:top w:val="nil"/>
-              <w:left w:val="single" w:sz="18" w:space="0" w:color="000000"/>
-            </w:tcBorders>
-          </w:tcPr>
-          <w:p>
-            <w:pPr>
-              <w:pStyle w:val="Normal"/>
-              <w:widowControl/>
-              <w:suppressAutoHyphens w:val="true"/>
-              <w:spacing w:lineRule="auto" w:line="240" w:before="0" w:after="0"/>
-              <w:jc w:val="left"/>
-              <w:rPr>
-                <w:rFonts w:ascii="Times New Roman" w:hAnsi="Times New Roman" w:cs="Times New Roman"/>
-                <w:sz w:val="20"/>
-                <w:szCs w:val="20"/>
-              </w:rPr>
-            </w:pPr>
-            <w:r>
-              <w:rPr>
-                <w:rFonts w:eastAsia="Calibri" w:cs="Times New Roman" w:ascii="Times New Roman" w:hAnsi="Times New Roman"/>
-                <w:kern w:val="0"/>
-                <w:sz w:val="20"/>
-                <w:szCs w:val="20"/>
-                <w:lang w:val="fr-FR" w:eastAsia="en-US" w:bidi="ar-SA"/>
+                <w:rFonts w:cs="Times New Roman" w:ascii="Times New Roman" w:hAnsi="Times New Roman"/>
+                <w:sz w:val="20"/>
+                <w:szCs w:val="20"/>
               </w:rPr>
             </w:r>
           </w:p>
@@ -4493,7 +4320,7 @@
         <w:trPr/>
         <w:tc>
           <w:tcPr>
-            <w:tcW w:w="510" w:type="dxa"/>
+            <w:tcW w:w="509" w:type="dxa"/>
             <w:tcBorders>
               <w:top w:val="nil"/>
             </w:tcBorders>
@@ -4514,11 +4341,9 @@
             </w:pPr>
             <w:r>
               <w:rPr>
-                <w:rFonts w:eastAsia="Calibri" w:cs="Times New Roman" w:ascii="Times New Roman" w:hAnsi="Times New Roman"/>
-                <w:kern w:val="0"/>
-                <w:sz w:val="20"/>
-                <w:szCs w:val="20"/>
-                <w:lang w:val="fr-FR" w:eastAsia="en-US" w:bidi="ar-SA"/>
+                <w:rFonts w:cs="Times New Roman" w:ascii="Times New Roman" w:hAnsi="Times New Roman"/>
+                <w:sz w:val="20"/>
+                <w:szCs w:val="20"/>
               </w:rPr>
             </w:r>
           </w:p>
@@ -4546,18 +4371,16 @@
             </w:pPr>
             <w:r>
               <w:rPr>
-                <w:rFonts w:eastAsia="Calibri" w:cs="Times New Roman" w:ascii="Times New Roman" w:hAnsi="Times New Roman"/>
-                <w:kern w:val="0"/>
-                <w:sz w:val="20"/>
-                <w:szCs w:val="20"/>
-                <w:lang w:val="fr-FR" w:eastAsia="en-US" w:bidi="ar-SA"/>
-              </w:rPr>
-            </w:r>
-          </w:p>
-        </w:tc>
-        <w:tc>
-          <w:tcPr>
-            <w:tcW w:w="510" w:type="dxa"/>
+                <w:rFonts w:cs="Times New Roman" w:ascii="Times New Roman" w:hAnsi="Times New Roman"/>
+                <w:sz w:val="20"/>
+                <w:szCs w:val="20"/>
+              </w:rPr>
+            </w:r>
+          </w:p>
+        </w:tc>
+        <w:tc>
+          <w:tcPr>
+            <w:tcW w:w="511" w:type="dxa"/>
             <w:tcBorders>
               <w:top w:val="nil"/>
               <w:left w:val="single" w:sz="18" w:space="0" w:color="000000"/>
@@ -4578,73 +4401,185 @@
             </w:pPr>
             <w:r>
               <w:rPr>
-                <w:rFonts w:eastAsia="Calibri" w:cs="Times New Roman" w:ascii="Times New Roman" w:hAnsi="Times New Roman"/>
-                <w:kern w:val="0"/>
-                <w:sz w:val="20"/>
-                <w:szCs w:val="20"/>
-                <w:lang w:val="fr-FR" w:eastAsia="en-US" w:bidi="ar-SA"/>
-              </w:rPr>
-            </w:r>
-          </w:p>
-        </w:tc>
-        <w:tc>
-          <w:tcPr>
-            <w:tcW w:w="510" w:type="dxa"/>
-            <w:tcBorders>
-              <w:top w:val="nil"/>
-            </w:tcBorders>
-          </w:tcPr>
-          <w:p>
-            <w:pPr>
-              <w:pStyle w:val="Normal"/>
-              <w:widowControl/>
-              <w:suppressAutoHyphens w:val="true"/>
-              <w:spacing w:lineRule="auto" w:line="240" w:before="0" w:after="0"/>
-              <w:jc w:val="left"/>
-              <w:rPr>
-                <w:rFonts w:ascii="Times New Roman" w:hAnsi="Times New Roman" w:cs="Times New Roman"/>
-                <w:sz w:val="20"/>
-                <w:szCs w:val="20"/>
-              </w:rPr>
-            </w:pPr>
-            <w:r>
-              <w:rPr>
-                <w:rFonts w:eastAsia="Calibri" w:cs="Times New Roman" w:ascii="Times New Roman" w:hAnsi="Times New Roman"/>
-                <w:kern w:val="0"/>
-                <w:sz w:val="20"/>
-                <w:szCs w:val="20"/>
-                <w:lang w:val="fr-FR" w:eastAsia="en-US" w:bidi="ar-SA"/>
-              </w:rPr>
-            </w:r>
-          </w:p>
-        </w:tc>
-        <w:tc>
-          <w:tcPr>
-            <w:tcW w:w="907" w:type="dxa"/>
-            <w:tcBorders>
-              <w:top w:val="nil"/>
-            </w:tcBorders>
-          </w:tcPr>
-          <w:p>
-            <w:pPr>
-              <w:pStyle w:val="Normal"/>
-              <w:widowControl/>
-              <w:suppressAutoHyphens w:val="true"/>
-              <w:spacing w:lineRule="auto" w:line="240" w:before="0" w:after="0"/>
-              <w:jc w:val="left"/>
-              <w:rPr>
-                <w:rFonts w:ascii="Times New Roman" w:hAnsi="Times New Roman" w:cs="Times New Roman"/>
-                <w:sz w:val="20"/>
-                <w:szCs w:val="20"/>
-              </w:rPr>
-            </w:pPr>
-            <w:r>
-              <w:rPr>
-                <w:rFonts w:eastAsia="Calibri" w:cs="Times New Roman" w:ascii="Times New Roman" w:hAnsi="Times New Roman"/>
-                <w:kern w:val="0"/>
-                <w:sz w:val="20"/>
-                <w:szCs w:val="20"/>
-                <w:lang w:val="fr-FR" w:eastAsia="en-US" w:bidi="ar-SA"/>
+                <w:rFonts w:cs="Times New Roman" w:ascii="Times New Roman" w:hAnsi="Times New Roman"/>
+                <w:sz w:val="20"/>
+                <w:szCs w:val="20"/>
+              </w:rPr>
+            </w:r>
+          </w:p>
+        </w:tc>
+        <w:tc>
+          <w:tcPr>
+            <w:tcW w:w="509" w:type="dxa"/>
+            <w:tcBorders>
+              <w:top w:val="nil"/>
+            </w:tcBorders>
+          </w:tcPr>
+          <w:p>
+            <w:pPr>
+              <w:pStyle w:val="Normal"/>
+              <w:widowControl/>
+              <w:suppressAutoHyphens w:val="true"/>
+              <w:spacing w:lineRule="auto" w:line="240" w:before="0" w:after="0"/>
+              <w:jc w:val="left"/>
+              <w:rPr>
+                <w:rFonts w:ascii="Times New Roman" w:hAnsi="Times New Roman" w:cs="Times New Roman"/>
+                <w:sz w:val="20"/>
+                <w:szCs w:val="20"/>
+              </w:rPr>
+            </w:pPr>
+            <w:r>
+              <w:rPr>
+                <w:rFonts w:cs="Times New Roman" w:ascii="Times New Roman" w:hAnsi="Times New Roman"/>
+                <w:sz w:val="20"/>
+                <w:szCs w:val="20"/>
+              </w:rPr>
+            </w:r>
+          </w:p>
+        </w:tc>
+        <w:tc>
+          <w:tcPr>
+            <w:tcW w:w="908" w:type="dxa"/>
+            <w:tcBorders>
+              <w:top w:val="nil"/>
+            </w:tcBorders>
+          </w:tcPr>
+          <w:p>
+            <w:pPr>
+              <w:pStyle w:val="Normal"/>
+              <w:widowControl/>
+              <w:suppressAutoHyphens w:val="true"/>
+              <w:spacing w:lineRule="auto" w:line="240" w:before="0" w:after="0"/>
+              <w:jc w:val="left"/>
+              <w:rPr>
+                <w:rFonts w:ascii="Times New Roman" w:hAnsi="Times New Roman" w:cs="Times New Roman"/>
+                <w:sz w:val="20"/>
+                <w:szCs w:val="20"/>
+              </w:rPr>
+            </w:pPr>
+            <w:r>
+              <w:rPr>
+                <w:rFonts w:cs="Times New Roman" w:ascii="Times New Roman" w:hAnsi="Times New Roman"/>
+                <w:sz w:val="20"/>
+                <w:szCs w:val="20"/>
+              </w:rPr>
+            </w:r>
+          </w:p>
+        </w:tc>
+        <w:tc>
+          <w:tcPr>
+            <w:tcW w:w="623" w:type="dxa"/>
+            <w:tcBorders>
+              <w:top w:val="nil"/>
+              <w:right w:val="single" w:sz="18" w:space="0" w:color="000000"/>
+            </w:tcBorders>
+          </w:tcPr>
+          <w:p>
+            <w:pPr>
+              <w:pStyle w:val="Normal"/>
+              <w:widowControl/>
+              <w:suppressAutoHyphens w:val="true"/>
+              <w:spacing w:lineRule="auto" w:line="240" w:before="0" w:after="0"/>
+              <w:jc w:val="left"/>
+              <w:rPr>
+                <w:rFonts w:ascii="Times New Roman" w:hAnsi="Times New Roman" w:cs="Times New Roman"/>
+                <w:sz w:val="20"/>
+                <w:szCs w:val="20"/>
+              </w:rPr>
+            </w:pPr>
+            <w:r>
+              <w:rPr>
+                <w:rFonts w:cs="Times New Roman" w:ascii="Times New Roman" w:hAnsi="Times New Roman"/>
+                <w:sz w:val="20"/>
+                <w:szCs w:val="20"/>
+              </w:rPr>
+            </w:r>
+          </w:p>
+        </w:tc>
+        <w:tc>
+          <w:tcPr>
+            <w:tcW w:w="500" w:type="dxa"/>
+            <w:tcBorders>
+              <w:top w:val="nil"/>
+              <w:left w:val="single" w:sz="18" w:space="0" w:color="000000"/>
+            </w:tcBorders>
+          </w:tcPr>
+          <w:p>
+            <w:pPr>
+              <w:pStyle w:val="Normal"/>
+              <w:widowControl/>
+              <w:suppressAutoHyphens w:val="true"/>
+              <w:spacing w:lineRule="auto" w:line="240" w:before="0" w:after="0"/>
+              <w:jc w:val="left"/>
+              <w:rPr>
+                <w:rFonts w:ascii="Times New Roman" w:hAnsi="Times New Roman" w:cs="Times New Roman"/>
+                <w:sz w:val="20"/>
+                <w:szCs w:val="20"/>
+              </w:rPr>
+            </w:pPr>
+            <w:r>
+              <w:rPr>
+                <w:rFonts w:cs="Times New Roman" w:ascii="Times New Roman" w:hAnsi="Times New Roman"/>
+                <w:sz w:val="20"/>
+                <w:szCs w:val="20"/>
+              </w:rPr>
+            </w:r>
+          </w:p>
+        </w:tc>
+        <w:tc>
+          <w:tcPr>
+            <w:tcW w:w="511" w:type="dxa"/>
+            <w:tcBorders>
+              <w:top w:val="nil"/>
+            </w:tcBorders>
+          </w:tcPr>
+          <w:p>
+            <w:pPr>
+              <w:pStyle w:val="Normal"/>
+              <w:widowControl/>
+              <w:suppressAutoHyphens w:val="true"/>
+              <w:spacing w:lineRule="auto" w:line="240" w:before="0" w:after="0"/>
+              <w:jc w:val="left"/>
+              <w:rPr>
+                <w:rFonts w:ascii="Times New Roman" w:hAnsi="Times New Roman" w:cs="Times New Roman"/>
+                <w:sz w:val="20"/>
+                <w:szCs w:val="20"/>
+              </w:rPr>
+            </w:pPr>
+            <w:r>
+              <w:rPr>
+                <w:rFonts w:cs="Times New Roman" w:ascii="Times New Roman" w:hAnsi="Times New Roman"/>
+                <w:sz w:val="20"/>
+                <w:szCs w:val="20"/>
+              </w:rPr>
+            </w:r>
+          </w:p>
+        </w:tc>
+        <w:tc>
+          <w:tcPr>
+            <w:tcW w:w="906" w:type="dxa"/>
+            <w:tcBorders>
+              <w:top w:val="nil"/>
+            </w:tcBorders>
+          </w:tcPr>
+          <w:p>
+            <w:pPr>
+              <w:pStyle w:val="Normal"/>
+              <w:widowControl/>
+              <w:suppressAutoHyphens w:val="true"/>
+              <w:spacing w:lineRule="auto" w:line="240" w:before="0" w:after="0"/>
+              <w:jc w:val="left"/>
+              <w:rPr>
+                <w:rFonts w:ascii="Times New Roman" w:hAnsi="Times New Roman" w:cs="Times New Roman"/>
+                <w:sz w:val="20"/>
+                <w:szCs w:val="20"/>
+              </w:rPr>
+            </w:pPr>
+            <w:r>
+              <w:rPr>
+                <w:rFonts w:cs="Times New Roman" w:ascii="Times New Roman" w:hAnsi="Times New Roman"/>
+                <w:sz w:val="20"/>
+                <w:szCs w:val="20"/>
               </w:rPr>
             </w:r>
           </w:p>
@@ -4672,18 +4607,16 @@
             </w:pPr>
             <w:r>
               <w:rPr>
-                <w:rFonts w:eastAsia="Calibri" w:cs="Times New Roman" w:ascii="Times New Roman" w:hAnsi="Times New Roman"/>
-                <w:kern w:val="0"/>
-                <w:sz w:val="20"/>
-                <w:szCs w:val="20"/>
-                <w:lang w:val="fr-FR" w:eastAsia="en-US" w:bidi="ar-SA"/>
-              </w:rPr>
-            </w:r>
-          </w:p>
-        </w:tc>
-        <w:tc>
-          <w:tcPr>
-            <w:tcW w:w="500" w:type="dxa"/>
+                <w:rFonts w:cs="Times New Roman" w:ascii="Times New Roman" w:hAnsi="Times New Roman"/>
+                <w:sz w:val="20"/>
+                <w:szCs w:val="20"/>
+              </w:rPr>
+            </w:r>
+          </w:p>
+        </w:tc>
+        <w:tc>
+          <w:tcPr>
+            <w:tcW w:w="934" w:type="dxa"/>
             <w:tcBorders>
               <w:top w:val="nil"/>
               <w:left w:val="single" w:sz="18" w:space="0" w:color="000000"/>
@@ -4704,137 +4637,9 @@
             </w:pPr>
             <w:r>
               <w:rPr>
-                <w:rFonts w:eastAsia="Calibri" w:cs="Times New Roman" w:ascii="Times New Roman" w:hAnsi="Times New Roman"/>
-                <w:kern w:val="0"/>
-                <w:sz w:val="20"/>
-                <w:szCs w:val="20"/>
-                <w:lang w:val="fr-FR" w:eastAsia="en-US" w:bidi="ar-SA"/>
-              </w:rPr>
-            </w:r>
-          </w:p>
-        </w:tc>
-        <w:tc>
-          <w:tcPr>
-            <w:tcW w:w="510" w:type="dxa"/>
-            <w:tcBorders>
-              <w:top w:val="nil"/>
-            </w:tcBorders>
-          </w:tcPr>
-          <w:p>
-            <w:pPr>
-              <w:pStyle w:val="Normal"/>
-              <w:widowControl/>
-              <w:suppressAutoHyphens w:val="true"/>
-              <w:spacing w:lineRule="auto" w:line="240" w:before="0" w:after="0"/>
-              <w:jc w:val="left"/>
-              <w:rPr>
-                <w:rFonts w:ascii="Times New Roman" w:hAnsi="Times New Roman" w:cs="Times New Roman"/>
-                <w:sz w:val="20"/>
-                <w:szCs w:val="20"/>
-              </w:rPr>
-            </w:pPr>
-            <w:r>
-              <w:rPr>
-                <w:rFonts w:eastAsia="Calibri" w:cs="Times New Roman" w:ascii="Times New Roman" w:hAnsi="Times New Roman"/>
-                <w:kern w:val="0"/>
-                <w:sz w:val="20"/>
-                <w:szCs w:val="20"/>
-                <w:lang w:val="fr-FR" w:eastAsia="en-US" w:bidi="ar-SA"/>
-              </w:rPr>
-            </w:r>
-          </w:p>
-        </w:tc>
-        <w:tc>
-          <w:tcPr>
-            <w:tcW w:w="907" w:type="dxa"/>
-            <w:tcBorders>
-              <w:top w:val="nil"/>
-            </w:tcBorders>
-          </w:tcPr>
-          <w:p>
-            <w:pPr>
-              <w:pStyle w:val="Normal"/>
-              <w:widowControl/>
-              <w:suppressAutoHyphens w:val="true"/>
-              <w:spacing w:lineRule="auto" w:line="240" w:before="0" w:after="0"/>
-              <w:jc w:val="left"/>
-              <w:rPr>
-                <w:rFonts w:ascii="Times New Roman" w:hAnsi="Times New Roman" w:cs="Times New Roman"/>
-                <w:sz w:val="20"/>
-                <w:szCs w:val="20"/>
-              </w:rPr>
-            </w:pPr>
-            <w:r>
-              <w:rPr>
-                <w:rFonts w:eastAsia="Calibri" w:cs="Times New Roman" w:ascii="Times New Roman" w:hAnsi="Times New Roman"/>
-                <w:kern w:val="0"/>
-                <w:sz w:val="20"/>
-                <w:szCs w:val="20"/>
-                <w:lang w:val="fr-FR" w:eastAsia="en-US" w:bidi="ar-SA"/>
-              </w:rPr>
-            </w:r>
-          </w:p>
-        </w:tc>
-        <w:tc>
-          <w:tcPr>
-            <w:tcW w:w="624" w:type="dxa"/>
-            <w:tcBorders>
-              <w:top w:val="nil"/>
-              <w:right w:val="single" w:sz="18" w:space="0" w:color="000000"/>
-            </w:tcBorders>
-          </w:tcPr>
-          <w:p>
-            <w:pPr>
-              <w:pStyle w:val="Normal"/>
-              <w:widowControl/>
-              <w:suppressAutoHyphens w:val="true"/>
-              <w:spacing w:lineRule="auto" w:line="240" w:before="0" w:after="0"/>
-              <w:jc w:val="left"/>
-              <w:rPr>
-                <w:rFonts w:ascii="Times New Roman" w:hAnsi="Times New Roman" w:cs="Times New Roman"/>
-                <w:sz w:val="20"/>
-                <w:szCs w:val="20"/>
-              </w:rPr>
-            </w:pPr>
-            <w:r>
-              <w:rPr>
-                <w:rFonts w:eastAsia="Calibri" w:cs="Times New Roman" w:ascii="Times New Roman" w:hAnsi="Times New Roman"/>
-                <w:kern w:val="0"/>
-                <w:sz w:val="20"/>
-                <w:szCs w:val="20"/>
-                <w:lang w:val="fr-FR" w:eastAsia="en-US" w:bidi="ar-SA"/>
-              </w:rPr>
-            </w:r>
-          </w:p>
-        </w:tc>
-        <w:tc>
-          <w:tcPr>
-            <w:tcW w:w="935" w:type="dxa"/>
-            <w:tcBorders>
-              <w:top w:val="nil"/>
-              <w:left w:val="single" w:sz="18" w:space="0" w:color="000000"/>
-            </w:tcBorders>
-          </w:tcPr>
-          <w:p>
-            <w:pPr>
-              <w:pStyle w:val="Normal"/>
-              <w:widowControl/>
-              <w:suppressAutoHyphens w:val="true"/>
-              <w:spacing w:lineRule="auto" w:line="240" w:before="0" w:after="0"/>
-              <w:jc w:val="left"/>
-              <w:rPr>
-                <w:rFonts w:ascii="Times New Roman" w:hAnsi="Times New Roman" w:cs="Times New Roman"/>
-                <w:sz w:val="20"/>
-                <w:szCs w:val="20"/>
-              </w:rPr>
-            </w:pPr>
-            <w:r>
-              <w:rPr>
-                <w:rFonts w:eastAsia="Calibri" w:cs="Times New Roman" w:ascii="Times New Roman" w:hAnsi="Times New Roman"/>
-                <w:kern w:val="0"/>
-                <w:sz w:val="20"/>
-                <w:szCs w:val="20"/>
-                <w:lang w:val="fr-FR" w:eastAsia="en-US" w:bidi="ar-SA"/>
+                <w:rFonts w:cs="Times New Roman" w:ascii="Times New Roman" w:hAnsi="Times New Roman"/>
+                <w:sz w:val="20"/>
+                <w:szCs w:val="20"/>
               </w:rPr>
             </w:r>
           </w:p>
@@ -4844,7 +4649,7 @@
         <w:trPr/>
         <w:tc>
           <w:tcPr>
-            <w:tcW w:w="510" w:type="dxa"/>
+            <w:tcW w:w="509" w:type="dxa"/>
             <w:tcBorders>
               <w:top w:val="nil"/>
             </w:tcBorders>
@@ -4865,11 +4670,9 @@
             </w:pPr>
             <w:r>
               <w:rPr>
-                <w:rFonts w:eastAsia="Calibri" w:cs="Times New Roman" w:ascii="Times New Roman" w:hAnsi="Times New Roman"/>
-                <w:kern w:val="0"/>
-                <w:sz w:val="20"/>
-                <w:szCs w:val="20"/>
-                <w:lang w:val="fr-FR" w:eastAsia="en-US" w:bidi="ar-SA"/>
+                <w:rFonts w:cs="Times New Roman" w:ascii="Times New Roman" w:hAnsi="Times New Roman"/>
+                <w:sz w:val="20"/>
+                <w:szCs w:val="20"/>
               </w:rPr>
             </w:r>
           </w:p>
@@ -4897,18 +4700,16 @@
             </w:pPr>
             <w:r>
               <w:rPr>
-                <w:rFonts w:eastAsia="Calibri" w:cs="Times New Roman" w:ascii="Times New Roman" w:hAnsi="Times New Roman"/>
-                <w:kern w:val="0"/>
-                <w:sz w:val="20"/>
-                <w:szCs w:val="20"/>
-                <w:lang w:val="fr-FR" w:eastAsia="en-US" w:bidi="ar-SA"/>
-              </w:rPr>
-            </w:r>
-          </w:p>
-        </w:tc>
-        <w:tc>
-          <w:tcPr>
-            <w:tcW w:w="510" w:type="dxa"/>
+                <w:rFonts w:cs="Times New Roman" w:ascii="Times New Roman" w:hAnsi="Times New Roman"/>
+                <w:sz w:val="20"/>
+                <w:szCs w:val="20"/>
+              </w:rPr>
+            </w:r>
+          </w:p>
+        </w:tc>
+        <w:tc>
+          <w:tcPr>
+            <w:tcW w:w="511" w:type="dxa"/>
             <w:tcBorders>
               <w:top w:val="nil"/>
               <w:left w:val="single" w:sz="18" w:space="0" w:color="000000"/>
@@ -4929,73 +4730,185 @@
             </w:pPr>
             <w:r>
               <w:rPr>
-                <w:rFonts w:eastAsia="Calibri" w:cs="Times New Roman" w:ascii="Times New Roman" w:hAnsi="Times New Roman"/>
-                <w:kern w:val="0"/>
-                <w:sz w:val="20"/>
-                <w:szCs w:val="20"/>
-                <w:lang w:val="fr-FR" w:eastAsia="en-US" w:bidi="ar-SA"/>
-              </w:rPr>
-            </w:r>
-          </w:p>
-        </w:tc>
-        <w:tc>
-          <w:tcPr>
-            <w:tcW w:w="510" w:type="dxa"/>
-            <w:tcBorders>
-              <w:top w:val="nil"/>
-            </w:tcBorders>
-          </w:tcPr>
-          <w:p>
-            <w:pPr>
-              <w:pStyle w:val="Normal"/>
-              <w:widowControl/>
-              <w:suppressAutoHyphens w:val="true"/>
-              <w:spacing w:lineRule="auto" w:line="240" w:before="0" w:after="0"/>
-              <w:jc w:val="left"/>
-              <w:rPr>
-                <w:rFonts w:ascii="Times New Roman" w:hAnsi="Times New Roman" w:cs="Times New Roman"/>
-                <w:sz w:val="20"/>
-                <w:szCs w:val="20"/>
-              </w:rPr>
-            </w:pPr>
-            <w:r>
-              <w:rPr>
-                <w:rFonts w:eastAsia="Calibri" w:cs="Times New Roman" w:ascii="Times New Roman" w:hAnsi="Times New Roman"/>
-                <w:kern w:val="0"/>
-                <w:sz w:val="20"/>
-                <w:szCs w:val="20"/>
-                <w:lang w:val="fr-FR" w:eastAsia="en-US" w:bidi="ar-SA"/>
-              </w:rPr>
-            </w:r>
-          </w:p>
-        </w:tc>
-        <w:tc>
-          <w:tcPr>
-            <w:tcW w:w="907" w:type="dxa"/>
-            <w:tcBorders>
-              <w:top w:val="nil"/>
-            </w:tcBorders>
-          </w:tcPr>
-          <w:p>
-            <w:pPr>
-              <w:pStyle w:val="Normal"/>
-              <w:widowControl/>
-              <w:suppressAutoHyphens w:val="true"/>
-              <w:spacing w:lineRule="auto" w:line="240" w:before="0" w:after="0"/>
-              <w:jc w:val="left"/>
-              <w:rPr>
-                <w:rFonts w:ascii="Times New Roman" w:hAnsi="Times New Roman" w:cs="Times New Roman"/>
-                <w:sz w:val="20"/>
-                <w:szCs w:val="20"/>
-              </w:rPr>
-            </w:pPr>
-            <w:r>
-              <w:rPr>
-                <w:rFonts w:eastAsia="Calibri" w:cs="Times New Roman" w:ascii="Times New Roman" w:hAnsi="Times New Roman"/>
-                <w:kern w:val="0"/>
-                <w:sz w:val="20"/>
-                <w:szCs w:val="20"/>
-                <w:lang w:val="fr-FR" w:eastAsia="en-US" w:bidi="ar-SA"/>
+                <w:rFonts w:cs="Times New Roman" w:ascii="Times New Roman" w:hAnsi="Times New Roman"/>
+                <w:sz w:val="20"/>
+                <w:szCs w:val="20"/>
+              </w:rPr>
+            </w:r>
+          </w:p>
+        </w:tc>
+        <w:tc>
+          <w:tcPr>
+            <w:tcW w:w="509" w:type="dxa"/>
+            <w:tcBorders>
+              <w:top w:val="nil"/>
+            </w:tcBorders>
+          </w:tcPr>
+          <w:p>
+            <w:pPr>
+              <w:pStyle w:val="Normal"/>
+              <w:widowControl/>
+              <w:suppressAutoHyphens w:val="true"/>
+              <w:spacing w:lineRule="auto" w:line="240" w:before="0" w:after="0"/>
+              <w:jc w:val="left"/>
+              <w:rPr>
+                <w:rFonts w:ascii="Times New Roman" w:hAnsi="Times New Roman" w:cs="Times New Roman"/>
+                <w:sz w:val="20"/>
+                <w:szCs w:val="20"/>
+              </w:rPr>
+            </w:pPr>
+            <w:r>
+              <w:rPr>
+                <w:rFonts w:cs="Times New Roman" w:ascii="Times New Roman" w:hAnsi="Times New Roman"/>
+                <w:sz w:val="20"/>
+                <w:szCs w:val="20"/>
+              </w:rPr>
+            </w:r>
+          </w:p>
+        </w:tc>
+        <w:tc>
+          <w:tcPr>
+            <w:tcW w:w="908" w:type="dxa"/>
+            <w:tcBorders>
+              <w:top w:val="nil"/>
+            </w:tcBorders>
+          </w:tcPr>
+          <w:p>
+            <w:pPr>
+              <w:pStyle w:val="Normal"/>
+              <w:widowControl/>
+              <w:suppressAutoHyphens w:val="true"/>
+              <w:spacing w:lineRule="auto" w:line="240" w:before="0" w:after="0"/>
+              <w:jc w:val="left"/>
+              <w:rPr>
+                <w:rFonts w:ascii="Times New Roman" w:hAnsi="Times New Roman" w:cs="Times New Roman"/>
+                <w:sz w:val="20"/>
+                <w:szCs w:val="20"/>
+              </w:rPr>
+            </w:pPr>
+            <w:r>
+              <w:rPr>
+                <w:rFonts w:cs="Times New Roman" w:ascii="Times New Roman" w:hAnsi="Times New Roman"/>
+                <w:sz w:val="20"/>
+                <w:szCs w:val="20"/>
+              </w:rPr>
+            </w:r>
+          </w:p>
+        </w:tc>
+        <w:tc>
+          <w:tcPr>
+            <w:tcW w:w="623" w:type="dxa"/>
+            <w:tcBorders>
+              <w:top w:val="nil"/>
+              <w:right w:val="single" w:sz="18" w:space="0" w:color="000000"/>
+            </w:tcBorders>
+          </w:tcPr>
+          <w:p>
+            <w:pPr>
+              <w:pStyle w:val="Normal"/>
+              <w:widowControl/>
+              <w:suppressAutoHyphens w:val="true"/>
+              <w:spacing w:lineRule="auto" w:line="240" w:before="0" w:after="0"/>
+              <w:jc w:val="left"/>
+              <w:rPr>
+                <w:rFonts w:ascii="Times New Roman" w:hAnsi="Times New Roman" w:cs="Times New Roman"/>
+                <w:sz w:val="20"/>
+                <w:szCs w:val="20"/>
+              </w:rPr>
+            </w:pPr>
+            <w:r>
+              <w:rPr>
+                <w:rFonts w:cs="Times New Roman" w:ascii="Times New Roman" w:hAnsi="Times New Roman"/>
+                <w:sz w:val="20"/>
+                <w:szCs w:val="20"/>
+              </w:rPr>
+            </w:r>
+          </w:p>
+        </w:tc>
+        <w:tc>
+          <w:tcPr>
+            <w:tcW w:w="500" w:type="dxa"/>
+            <w:tcBorders>
+              <w:top w:val="nil"/>
+              <w:left w:val="single" w:sz="18" w:space="0" w:color="000000"/>
+            </w:tcBorders>
+          </w:tcPr>
+          <w:p>
+            <w:pPr>
+              <w:pStyle w:val="Normal"/>
+              <w:widowControl/>
+              <w:suppressAutoHyphens w:val="true"/>
+              <w:spacing w:lineRule="auto" w:line="240" w:before="0" w:after="0"/>
+              <w:jc w:val="left"/>
+              <w:rPr>
+                <w:rFonts w:ascii="Times New Roman" w:hAnsi="Times New Roman" w:cs="Times New Roman"/>
+                <w:sz w:val="20"/>
+                <w:szCs w:val="20"/>
+              </w:rPr>
+            </w:pPr>
+            <w:r>
+              <w:rPr>
+                <w:rFonts w:cs="Times New Roman" w:ascii="Times New Roman" w:hAnsi="Times New Roman"/>
+                <w:sz w:val="20"/>
+                <w:szCs w:val="20"/>
+              </w:rPr>
+            </w:r>
+          </w:p>
+        </w:tc>
+        <w:tc>
+          <w:tcPr>
+            <w:tcW w:w="511" w:type="dxa"/>
+            <w:tcBorders>
+              <w:top w:val="nil"/>
+            </w:tcBorders>
+          </w:tcPr>
+          <w:p>
+            <w:pPr>
+              <w:pStyle w:val="Normal"/>
+              <w:widowControl/>
+              <w:suppressAutoHyphens w:val="true"/>
+              <w:spacing w:lineRule="auto" w:line="240" w:before="0" w:after="0"/>
+              <w:jc w:val="left"/>
+              <w:rPr>
+                <w:rFonts w:ascii="Times New Roman" w:hAnsi="Times New Roman" w:cs="Times New Roman"/>
+                <w:sz w:val="20"/>
+                <w:szCs w:val="20"/>
+              </w:rPr>
+            </w:pPr>
+            <w:r>
+              <w:rPr>
+                <w:rFonts w:cs="Times New Roman" w:ascii="Times New Roman" w:hAnsi="Times New Roman"/>
+                <w:sz w:val="20"/>
+                <w:szCs w:val="20"/>
+              </w:rPr>
+            </w:r>
+          </w:p>
+        </w:tc>
+        <w:tc>
+          <w:tcPr>
+            <w:tcW w:w="906" w:type="dxa"/>
+            <w:tcBorders>
+              <w:top w:val="nil"/>
+            </w:tcBorders>
+          </w:tcPr>
+          <w:p>
+            <w:pPr>
+              <w:pStyle w:val="Normal"/>
+              <w:widowControl/>
+              <w:suppressAutoHyphens w:val="true"/>
+              <w:spacing w:lineRule="auto" w:line="240" w:before="0" w:after="0"/>
+              <w:jc w:val="left"/>
+              <w:rPr>
+                <w:rFonts w:ascii="Times New Roman" w:hAnsi="Times New Roman" w:cs="Times New Roman"/>
+                <w:sz w:val="20"/>
+                <w:szCs w:val="20"/>
+              </w:rPr>
+            </w:pPr>
+            <w:r>
+              <w:rPr>
+                <w:rFonts w:cs="Times New Roman" w:ascii="Times New Roman" w:hAnsi="Times New Roman"/>
+                <w:sz w:val="20"/>
+                <w:szCs w:val="20"/>
               </w:rPr>
             </w:r>
           </w:p>
@@ -5023,18 +4936,16 @@
             </w:pPr>
             <w:r>
               <w:rPr>
-                <w:rFonts w:eastAsia="Calibri" w:cs="Times New Roman" w:ascii="Times New Roman" w:hAnsi="Times New Roman"/>
-                <w:kern w:val="0"/>
-                <w:sz w:val="20"/>
-                <w:szCs w:val="20"/>
-                <w:lang w:val="fr-FR" w:eastAsia="en-US" w:bidi="ar-SA"/>
-              </w:rPr>
-            </w:r>
-          </w:p>
-        </w:tc>
-        <w:tc>
-          <w:tcPr>
-            <w:tcW w:w="500" w:type="dxa"/>
+                <w:rFonts w:cs="Times New Roman" w:ascii="Times New Roman" w:hAnsi="Times New Roman"/>
+                <w:sz w:val="20"/>
+                <w:szCs w:val="20"/>
+              </w:rPr>
+            </w:r>
+          </w:p>
+        </w:tc>
+        <w:tc>
+          <w:tcPr>
+            <w:tcW w:w="934" w:type="dxa"/>
             <w:tcBorders>
               <w:top w:val="nil"/>
               <w:left w:val="single" w:sz="18" w:space="0" w:color="000000"/>
@@ -5055,137 +4966,9 @@
             </w:pPr>
             <w:r>
               <w:rPr>
-                <w:rFonts w:eastAsia="Calibri" w:cs="Times New Roman" w:ascii="Times New Roman" w:hAnsi="Times New Roman"/>
-                <w:kern w:val="0"/>
-                <w:sz w:val="20"/>
-                <w:szCs w:val="20"/>
-                <w:lang w:val="fr-FR" w:eastAsia="en-US" w:bidi="ar-SA"/>
-              </w:rPr>
-            </w:r>
-          </w:p>
-        </w:tc>
-        <w:tc>
-          <w:tcPr>
-            <w:tcW w:w="510" w:type="dxa"/>
-            <w:tcBorders>
-              <w:top w:val="nil"/>
-            </w:tcBorders>
-          </w:tcPr>
-          <w:p>
-            <w:pPr>
-              <w:pStyle w:val="Normal"/>
-              <w:widowControl/>
-              <w:suppressAutoHyphens w:val="true"/>
-              <w:spacing w:lineRule="auto" w:line="240" w:before="0" w:after="0"/>
-              <w:jc w:val="left"/>
-              <w:rPr>
-                <w:rFonts w:ascii="Times New Roman" w:hAnsi="Times New Roman" w:cs="Times New Roman"/>
-                <w:sz w:val="20"/>
-                <w:szCs w:val="20"/>
-              </w:rPr>
-            </w:pPr>
-            <w:r>
-              <w:rPr>
-                <w:rFonts w:eastAsia="Calibri" w:cs="Times New Roman" w:ascii="Times New Roman" w:hAnsi="Times New Roman"/>
-                <w:kern w:val="0"/>
-                <w:sz w:val="20"/>
-                <w:szCs w:val="20"/>
-                <w:lang w:val="fr-FR" w:eastAsia="en-US" w:bidi="ar-SA"/>
-              </w:rPr>
-            </w:r>
-          </w:p>
-        </w:tc>
-        <w:tc>
-          <w:tcPr>
-            <w:tcW w:w="907" w:type="dxa"/>
-            <w:tcBorders>
-              <w:top w:val="nil"/>
-            </w:tcBorders>
-          </w:tcPr>
-          <w:p>
-            <w:pPr>
-              <w:pStyle w:val="Normal"/>
-              <w:widowControl/>
-              <w:suppressAutoHyphens w:val="true"/>
-              <w:spacing w:lineRule="auto" w:line="240" w:before="0" w:after="0"/>
-              <w:jc w:val="left"/>
-              <w:rPr>
-                <w:rFonts w:ascii="Times New Roman" w:hAnsi="Times New Roman" w:cs="Times New Roman"/>
-                <w:sz w:val="20"/>
-                <w:szCs w:val="20"/>
-              </w:rPr>
-            </w:pPr>
-            <w:r>
-              <w:rPr>
-                <w:rFonts w:eastAsia="Calibri" w:cs="Times New Roman" w:ascii="Times New Roman" w:hAnsi="Times New Roman"/>
-                <w:kern w:val="0"/>
-                <w:sz w:val="20"/>
-                <w:szCs w:val="20"/>
-                <w:lang w:val="fr-FR" w:eastAsia="en-US" w:bidi="ar-SA"/>
-              </w:rPr>
-            </w:r>
-          </w:p>
-        </w:tc>
-        <w:tc>
-          <w:tcPr>
-            <w:tcW w:w="624" w:type="dxa"/>
-            <w:tcBorders>
-              <w:top w:val="nil"/>
-              <w:right w:val="single" w:sz="18" w:space="0" w:color="000000"/>
-            </w:tcBorders>
-          </w:tcPr>
-          <w:p>
-            <w:pPr>
-              <w:pStyle w:val="Normal"/>
-              <w:widowControl/>
-              <w:suppressAutoHyphens w:val="true"/>
-              <w:spacing w:lineRule="auto" w:line="240" w:before="0" w:after="0"/>
-              <w:jc w:val="left"/>
-              <w:rPr>
-                <w:rFonts w:ascii="Times New Roman" w:hAnsi="Times New Roman" w:cs="Times New Roman"/>
-                <w:sz w:val="20"/>
-                <w:szCs w:val="20"/>
-              </w:rPr>
-            </w:pPr>
-            <w:r>
-              <w:rPr>
-                <w:rFonts w:eastAsia="Calibri" w:cs="Times New Roman" w:ascii="Times New Roman" w:hAnsi="Times New Roman"/>
-                <w:kern w:val="0"/>
-                <w:sz w:val="20"/>
-                <w:szCs w:val="20"/>
-                <w:lang w:val="fr-FR" w:eastAsia="en-US" w:bidi="ar-SA"/>
-              </w:rPr>
-            </w:r>
-          </w:p>
-        </w:tc>
-        <w:tc>
-          <w:tcPr>
-            <w:tcW w:w="935" w:type="dxa"/>
-            <w:tcBorders>
-              <w:top w:val="nil"/>
-              <w:left w:val="single" w:sz="18" w:space="0" w:color="000000"/>
-            </w:tcBorders>
-          </w:tcPr>
-          <w:p>
-            <w:pPr>
-              <w:pStyle w:val="Normal"/>
-              <w:widowControl/>
-              <w:suppressAutoHyphens w:val="true"/>
-              <w:spacing w:lineRule="auto" w:line="240" w:before="0" w:after="0"/>
-              <w:jc w:val="left"/>
-              <w:rPr>
-                <w:rFonts w:ascii="Times New Roman" w:hAnsi="Times New Roman" w:cs="Times New Roman"/>
-                <w:sz w:val="20"/>
-                <w:szCs w:val="20"/>
-              </w:rPr>
-            </w:pPr>
-            <w:r>
-              <w:rPr>
-                <w:rFonts w:eastAsia="Calibri" w:cs="Times New Roman" w:ascii="Times New Roman" w:hAnsi="Times New Roman"/>
-                <w:kern w:val="0"/>
-                <w:sz w:val="20"/>
-                <w:szCs w:val="20"/>
-                <w:lang w:val="fr-FR" w:eastAsia="en-US" w:bidi="ar-SA"/>
+                <w:rFonts w:cs="Times New Roman" w:ascii="Times New Roman" w:hAnsi="Times New Roman"/>
+                <w:sz w:val="20"/>
+                <w:szCs w:val="20"/>
               </w:rPr>
             </w:r>
           </w:p>
@@ -5195,7 +4978,7 @@
         <w:trPr/>
         <w:tc>
           <w:tcPr>
-            <w:tcW w:w="510" w:type="dxa"/>
+            <w:tcW w:w="509" w:type="dxa"/>
             <w:tcBorders>
               <w:top w:val="nil"/>
             </w:tcBorders>
@@ -5216,11 +4999,9 @@
             </w:pPr>
             <w:r>
               <w:rPr>
-                <w:rFonts w:eastAsia="Calibri" w:cs="Times New Roman" w:ascii="Times New Roman" w:hAnsi="Times New Roman"/>
-                <w:kern w:val="0"/>
-                <w:sz w:val="20"/>
-                <w:szCs w:val="20"/>
-                <w:lang w:val="fr-FR" w:eastAsia="en-US" w:bidi="ar-SA"/>
+                <w:rFonts w:cs="Times New Roman" w:ascii="Times New Roman" w:hAnsi="Times New Roman"/>
+                <w:sz w:val="20"/>
+                <w:szCs w:val="20"/>
               </w:rPr>
             </w:r>
           </w:p>
@@ -5248,18 +5029,16 @@
             </w:pPr>
             <w:r>
               <w:rPr>
-                <w:rFonts w:eastAsia="Calibri" w:cs="Times New Roman" w:ascii="Times New Roman" w:hAnsi="Times New Roman"/>
-                <w:kern w:val="0"/>
-                <w:sz w:val="20"/>
-                <w:szCs w:val="20"/>
-                <w:lang w:val="fr-FR" w:eastAsia="en-US" w:bidi="ar-SA"/>
-              </w:rPr>
-            </w:r>
-          </w:p>
-        </w:tc>
-        <w:tc>
-          <w:tcPr>
-            <w:tcW w:w="510" w:type="dxa"/>
+                <w:rFonts w:cs="Times New Roman" w:ascii="Times New Roman" w:hAnsi="Times New Roman"/>
+                <w:sz w:val="20"/>
+                <w:szCs w:val="20"/>
+              </w:rPr>
+            </w:r>
+          </w:p>
+        </w:tc>
+        <w:tc>
+          <w:tcPr>
+            <w:tcW w:w="511" w:type="dxa"/>
             <w:tcBorders>
               <w:top w:val="nil"/>
               <w:left w:val="single" w:sz="18" w:space="0" w:color="000000"/>
@@ -5280,73 +5059,185 @@
             </w:pPr>
             <w:r>
               <w:rPr>
-                <w:rFonts w:eastAsia="Calibri" w:cs="Times New Roman" w:ascii="Times New Roman" w:hAnsi="Times New Roman"/>
-                <w:kern w:val="0"/>
-                <w:sz w:val="20"/>
-                <w:szCs w:val="20"/>
-                <w:lang w:val="fr-FR" w:eastAsia="en-US" w:bidi="ar-SA"/>
-              </w:rPr>
-            </w:r>
-          </w:p>
-        </w:tc>
-        <w:tc>
-          <w:tcPr>
-            <w:tcW w:w="510" w:type="dxa"/>
-            <w:tcBorders>
-              <w:top w:val="nil"/>
-            </w:tcBorders>
-          </w:tcPr>
-          <w:p>
-            <w:pPr>
-              <w:pStyle w:val="Normal"/>
-              <w:widowControl/>
-              <w:suppressAutoHyphens w:val="true"/>
-              <w:spacing w:lineRule="auto" w:line="240" w:before="0" w:after="0"/>
-              <w:jc w:val="left"/>
-              <w:rPr>
-                <w:rFonts w:ascii="Times New Roman" w:hAnsi="Times New Roman" w:cs="Times New Roman"/>
-                <w:sz w:val="20"/>
-                <w:szCs w:val="20"/>
-              </w:rPr>
-            </w:pPr>
-            <w:r>
-              <w:rPr>
-                <w:rFonts w:eastAsia="Calibri" w:cs="Times New Roman" w:ascii="Times New Roman" w:hAnsi="Times New Roman"/>
-                <w:kern w:val="0"/>
-                <w:sz w:val="20"/>
-                <w:szCs w:val="20"/>
-                <w:lang w:val="fr-FR" w:eastAsia="en-US" w:bidi="ar-SA"/>
-              </w:rPr>
-            </w:r>
-          </w:p>
-        </w:tc>
-        <w:tc>
-          <w:tcPr>
-            <w:tcW w:w="907" w:type="dxa"/>
-            <w:tcBorders>
-              <w:top w:val="nil"/>
-            </w:tcBorders>
-          </w:tcPr>
-          <w:p>
-            <w:pPr>
-              <w:pStyle w:val="Normal"/>
-              <w:widowControl/>
-              <w:suppressAutoHyphens w:val="true"/>
-              <w:spacing w:lineRule="auto" w:line="240" w:before="0" w:after="0"/>
-              <w:jc w:val="left"/>
-              <w:rPr>
-                <w:rFonts w:ascii="Times New Roman" w:hAnsi="Times New Roman" w:cs="Times New Roman"/>
-                <w:sz w:val="20"/>
-                <w:szCs w:val="20"/>
-              </w:rPr>
-            </w:pPr>
-            <w:r>
-              <w:rPr>
-                <w:rFonts w:eastAsia="Calibri" w:cs="Times New Roman" w:ascii="Times New Roman" w:hAnsi="Times New Roman"/>
-                <w:kern w:val="0"/>
-                <w:sz w:val="20"/>
-                <w:szCs w:val="20"/>
-                <w:lang w:val="fr-FR" w:eastAsia="en-US" w:bidi="ar-SA"/>
+                <w:rFonts w:cs="Times New Roman" w:ascii="Times New Roman" w:hAnsi="Times New Roman"/>
+                <w:sz w:val="20"/>
+                <w:szCs w:val="20"/>
+              </w:rPr>
+            </w:r>
+          </w:p>
+        </w:tc>
+        <w:tc>
+          <w:tcPr>
+            <w:tcW w:w="509" w:type="dxa"/>
+            <w:tcBorders>
+              <w:top w:val="nil"/>
+            </w:tcBorders>
+          </w:tcPr>
+          <w:p>
+            <w:pPr>
+              <w:pStyle w:val="Normal"/>
+              <w:widowControl/>
+              <w:suppressAutoHyphens w:val="true"/>
+              <w:spacing w:lineRule="auto" w:line="240" w:before="0" w:after="0"/>
+              <w:jc w:val="left"/>
+              <w:rPr>
+                <w:rFonts w:ascii="Times New Roman" w:hAnsi="Times New Roman" w:cs="Times New Roman"/>
+                <w:sz w:val="20"/>
+                <w:szCs w:val="20"/>
+              </w:rPr>
+            </w:pPr>
+            <w:r>
+              <w:rPr>
+                <w:rFonts w:cs="Times New Roman" w:ascii="Times New Roman" w:hAnsi="Times New Roman"/>
+                <w:sz w:val="20"/>
+                <w:szCs w:val="20"/>
+              </w:rPr>
+            </w:r>
+          </w:p>
+        </w:tc>
+        <w:tc>
+          <w:tcPr>
+            <w:tcW w:w="908" w:type="dxa"/>
+            <w:tcBorders>
+              <w:top w:val="nil"/>
+            </w:tcBorders>
+          </w:tcPr>
+          <w:p>
+            <w:pPr>
+              <w:pStyle w:val="Normal"/>
+              <w:widowControl/>
+              <w:suppressAutoHyphens w:val="true"/>
+              <w:spacing w:lineRule="auto" w:line="240" w:before="0" w:after="0"/>
+              <w:jc w:val="left"/>
+              <w:rPr>
+                <w:rFonts w:ascii="Times New Roman" w:hAnsi="Times New Roman" w:cs="Times New Roman"/>
+                <w:sz w:val="20"/>
+                <w:szCs w:val="20"/>
+              </w:rPr>
+            </w:pPr>
+            <w:r>
+              <w:rPr>
+                <w:rFonts w:cs="Times New Roman" w:ascii="Times New Roman" w:hAnsi="Times New Roman"/>
+                <w:sz w:val="20"/>
+                <w:szCs w:val="20"/>
+              </w:rPr>
+            </w:r>
+          </w:p>
+        </w:tc>
+        <w:tc>
+          <w:tcPr>
+            <w:tcW w:w="623" w:type="dxa"/>
+            <w:tcBorders>
+              <w:top w:val="nil"/>
+              <w:right w:val="single" w:sz="18" w:space="0" w:color="000000"/>
+            </w:tcBorders>
+          </w:tcPr>
+          <w:p>
+            <w:pPr>
+              <w:pStyle w:val="Normal"/>
+              <w:widowControl/>
+              <w:suppressAutoHyphens w:val="true"/>
+              <w:spacing w:lineRule="auto" w:line="240" w:before="0" w:after="0"/>
+              <w:jc w:val="left"/>
+              <w:rPr>
+                <w:rFonts w:ascii="Times New Roman" w:hAnsi="Times New Roman" w:cs="Times New Roman"/>
+                <w:sz w:val="20"/>
+                <w:szCs w:val="20"/>
+              </w:rPr>
+            </w:pPr>
+            <w:r>
+              <w:rPr>
+                <w:rFonts w:cs="Times New Roman" w:ascii="Times New Roman" w:hAnsi="Times New Roman"/>
+                <w:sz w:val="20"/>
+                <w:szCs w:val="20"/>
+              </w:rPr>
+            </w:r>
+          </w:p>
+        </w:tc>
+        <w:tc>
+          <w:tcPr>
+            <w:tcW w:w="500" w:type="dxa"/>
+            <w:tcBorders>
+              <w:top w:val="nil"/>
+              <w:left w:val="single" w:sz="18" w:space="0" w:color="000000"/>
+            </w:tcBorders>
+          </w:tcPr>
+          <w:p>
+            <w:pPr>
+              <w:pStyle w:val="Normal"/>
+              <w:widowControl/>
+              <w:suppressAutoHyphens w:val="true"/>
+              <w:spacing w:lineRule="auto" w:line="240" w:before="0" w:after="0"/>
+              <w:jc w:val="left"/>
+              <w:rPr>
+                <w:rFonts w:ascii="Times New Roman" w:hAnsi="Times New Roman" w:cs="Times New Roman"/>
+                <w:sz w:val="20"/>
+                <w:szCs w:val="20"/>
+              </w:rPr>
+            </w:pPr>
+            <w:r>
+              <w:rPr>
+                <w:rFonts w:cs="Times New Roman" w:ascii="Times New Roman" w:hAnsi="Times New Roman"/>
+                <w:sz w:val="20"/>
+                <w:szCs w:val="20"/>
+              </w:rPr>
+            </w:r>
+          </w:p>
+        </w:tc>
+        <w:tc>
+          <w:tcPr>
+            <w:tcW w:w="511" w:type="dxa"/>
+            <w:tcBorders>
+              <w:top w:val="nil"/>
+            </w:tcBorders>
+          </w:tcPr>
+          <w:p>
+            <w:pPr>
+              <w:pStyle w:val="Normal"/>
+              <w:widowControl/>
+              <w:suppressAutoHyphens w:val="true"/>
+              <w:spacing w:lineRule="auto" w:line="240" w:before="0" w:after="0"/>
+              <w:jc w:val="left"/>
+              <w:rPr>
+                <w:rFonts w:ascii="Times New Roman" w:hAnsi="Times New Roman" w:cs="Times New Roman"/>
+                <w:sz w:val="20"/>
+                <w:szCs w:val="20"/>
+              </w:rPr>
+            </w:pPr>
+            <w:r>
+              <w:rPr>
+                <w:rFonts w:cs="Times New Roman" w:ascii="Times New Roman" w:hAnsi="Times New Roman"/>
+                <w:sz w:val="20"/>
+                <w:szCs w:val="20"/>
+              </w:rPr>
+            </w:r>
+          </w:p>
+        </w:tc>
+        <w:tc>
+          <w:tcPr>
+            <w:tcW w:w="906" w:type="dxa"/>
+            <w:tcBorders>
+              <w:top w:val="nil"/>
+            </w:tcBorders>
+          </w:tcPr>
+          <w:p>
+            <w:pPr>
+              <w:pStyle w:val="Normal"/>
+              <w:widowControl/>
+              <w:suppressAutoHyphens w:val="true"/>
+              <w:spacing w:lineRule="auto" w:line="240" w:before="0" w:after="0"/>
+              <w:jc w:val="left"/>
+              <w:rPr>
+                <w:rFonts w:ascii="Times New Roman" w:hAnsi="Times New Roman" w:cs="Times New Roman"/>
+                <w:sz w:val="20"/>
+                <w:szCs w:val="20"/>
+              </w:rPr>
+            </w:pPr>
+            <w:r>
+              <w:rPr>
+                <w:rFonts w:cs="Times New Roman" w:ascii="Times New Roman" w:hAnsi="Times New Roman"/>
+                <w:sz w:val="20"/>
+                <w:szCs w:val="20"/>
               </w:rPr>
             </w:r>
           </w:p>
@@ -5374,18 +5265,16 @@
             </w:pPr>
             <w:r>
               <w:rPr>
-                <w:rFonts w:eastAsia="Calibri" w:cs="Times New Roman" w:ascii="Times New Roman" w:hAnsi="Times New Roman"/>
-                <w:kern w:val="0"/>
-                <w:sz w:val="20"/>
-                <w:szCs w:val="20"/>
-                <w:lang w:val="fr-FR" w:eastAsia="en-US" w:bidi="ar-SA"/>
-              </w:rPr>
-            </w:r>
-          </w:p>
-        </w:tc>
-        <w:tc>
-          <w:tcPr>
-            <w:tcW w:w="500" w:type="dxa"/>
+                <w:rFonts w:cs="Times New Roman" w:ascii="Times New Roman" w:hAnsi="Times New Roman"/>
+                <w:sz w:val="20"/>
+                <w:szCs w:val="20"/>
+              </w:rPr>
+            </w:r>
+          </w:p>
+        </w:tc>
+        <w:tc>
+          <w:tcPr>
+            <w:tcW w:w="934" w:type="dxa"/>
             <w:tcBorders>
               <w:top w:val="nil"/>
               <w:left w:val="single" w:sz="18" w:space="0" w:color="000000"/>
@@ -5406,137 +5295,9 @@
             </w:pPr>
             <w:r>
               <w:rPr>
-                <w:rFonts w:eastAsia="Calibri" w:cs="Times New Roman" w:ascii="Times New Roman" w:hAnsi="Times New Roman"/>
-                <w:kern w:val="0"/>
-                <w:sz w:val="20"/>
-                <w:szCs w:val="20"/>
-                <w:lang w:val="fr-FR" w:eastAsia="en-US" w:bidi="ar-SA"/>
-              </w:rPr>
-            </w:r>
-          </w:p>
-        </w:tc>
-        <w:tc>
-          <w:tcPr>
-            <w:tcW w:w="510" w:type="dxa"/>
-            <w:tcBorders>
-              <w:top w:val="nil"/>
-            </w:tcBorders>
-          </w:tcPr>
-          <w:p>
-            <w:pPr>
-              <w:pStyle w:val="Normal"/>
-              <w:widowControl/>
-              <w:suppressAutoHyphens w:val="true"/>
-              <w:spacing w:lineRule="auto" w:line="240" w:before="0" w:after="0"/>
-              <w:jc w:val="left"/>
-              <w:rPr>
-                <w:rFonts w:ascii="Times New Roman" w:hAnsi="Times New Roman" w:cs="Times New Roman"/>
-                <w:sz w:val="20"/>
-                <w:szCs w:val="20"/>
-              </w:rPr>
-            </w:pPr>
-            <w:r>
-              <w:rPr>
-                <w:rFonts w:eastAsia="Calibri" w:cs="Times New Roman" w:ascii="Times New Roman" w:hAnsi="Times New Roman"/>
-                <w:kern w:val="0"/>
-                <w:sz w:val="20"/>
-                <w:szCs w:val="20"/>
-                <w:lang w:val="fr-FR" w:eastAsia="en-US" w:bidi="ar-SA"/>
-              </w:rPr>
-            </w:r>
-          </w:p>
-        </w:tc>
-        <w:tc>
-          <w:tcPr>
-            <w:tcW w:w="907" w:type="dxa"/>
-            <w:tcBorders>
-              <w:top w:val="nil"/>
-            </w:tcBorders>
-          </w:tcPr>
-          <w:p>
-            <w:pPr>
-              <w:pStyle w:val="Normal"/>
-              <w:widowControl/>
-              <w:suppressAutoHyphens w:val="true"/>
-              <w:spacing w:lineRule="auto" w:line="240" w:before="0" w:after="0"/>
-              <w:jc w:val="left"/>
-              <w:rPr>
-                <w:rFonts w:ascii="Times New Roman" w:hAnsi="Times New Roman" w:cs="Times New Roman"/>
-                <w:sz w:val="20"/>
-                <w:szCs w:val="20"/>
-              </w:rPr>
-            </w:pPr>
-            <w:r>
-              <w:rPr>
-                <w:rFonts w:eastAsia="Calibri" w:cs="Times New Roman" w:ascii="Times New Roman" w:hAnsi="Times New Roman"/>
-                <w:kern w:val="0"/>
-                <w:sz w:val="20"/>
-                <w:szCs w:val="20"/>
-                <w:lang w:val="fr-FR" w:eastAsia="en-US" w:bidi="ar-SA"/>
-              </w:rPr>
-            </w:r>
-          </w:p>
-        </w:tc>
-        <w:tc>
-          <w:tcPr>
-            <w:tcW w:w="624" w:type="dxa"/>
-            <w:tcBorders>
-              <w:top w:val="nil"/>
-              <w:right w:val="single" w:sz="18" w:space="0" w:color="000000"/>
-            </w:tcBorders>
-          </w:tcPr>
-          <w:p>
-            <w:pPr>
-              <w:pStyle w:val="Normal"/>
-              <w:widowControl/>
-              <w:suppressAutoHyphens w:val="true"/>
-              <w:spacing w:lineRule="auto" w:line="240" w:before="0" w:after="0"/>
-              <w:jc w:val="left"/>
-              <w:rPr>
-                <w:rFonts w:ascii="Times New Roman" w:hAnsi="Times New Roman" w:cs="Times New Roman"/>
-                <w:sz w:val="20"/>
-                <w:szCs w:val="20"/>
-              </w:rPr>
-            </w:pPr>
-            <w:r>
-              <w:rPr>
-                <w:rFonts w:eastAsia="Calibri" w:cs="Times New Roman" w:ascii="Times New Roman" w:hAnsi="Times New Roman"/>
-                <w:kern w:val="0"/>
-                <w:sz w:val="20"/>
-                <w:szCs w:val="20"/>
-                <w:lang w:val="fr-FR" w:eastAsia="en-US" w:bidi="ar-SA"/>
-              </w:rPr>
-            </w:r>
-          </w:p>
-        </w:tc>
-        <w:tc>
-          <w:tcPr>
-            <w:tcW w:w="935" w:type="dxa"/>
-            <w:tcBorders>
-              <w:top w:val="nil"/>
-              <w:left w:val="single" w:sz="18" w:space="0" w:color="000000"/>
-            </w:tcBorders>
-          </w:tcPr>
-          <w:p>
-            <w:pPr>
-              <w:pStyle w:val="Normal"/>
-              <w:widowControl/>
-              <w:suppressAutoHyphens w:val="true"/>
-              <w:spacing w:lineRule="auto" w:line="240" w:before="0" w:after="0"/>
-              <w:jc w:val="left"/>
-              <w:rPr>
-                <w:rFonts w:ascii="Times New Roman" w:hAnsi="Times New Roman" w:cs="Times New Roman"/>
-                <w:sz w:val="20"/>
-                <w:szCs w:val="20"/>
-              </w:rPr>
-            </w:pPr>
-            <w:r>
-              <w:rPr>
-                <w:rFonts w:eastAsia="Calibri" w:cs="Times New Roman" w:ascii="Times New Roman" w:hAnsi="Times New Roman"/>
-                <w:kern w:val="0"/>
-                <w:sz w:val="20"/>
-                <w:szCs w:val="20"/>
-                <w:lang w:val="fr-FR" w:eastAsia="en-US" w:bidi="ar-SA"/>
+                <w:rFonts w:cs="Times New Roman" w:ascii="Times New Roman" w:hAnsi="Times New Roman"/>
+                <w:sz w:val="20"/>
+                <w:szCs w:val="20"/>
               </w:rPr>
             </w:r>
           </w:p>
@@ -5546,7 +5307,7 @@
         <w:trPr/>
         <w:tc>
           <w:tcPr>
-            <w:tcW w:w="510" w:type="dxa"/>
+            <w:tcW w:w="509" w:type="dxa"/>
             <w:tcBorders>
               <w:top w:val="nil"/>
             </w:tcBorders>
@@ -5567,11 +5328,9 @@
             </w:pPr>
             <w:r>
               <w:rPr>
-                <w:rFonts w:eastAsia="Calibri" w:cs="Times New Roman" w:ascii="Times New Roman" w:hAnsi="Times New Roman"/>
-                <w:kern w:val="0"/>
-                <w:sz w:val="20"/>
-                <w:szCs w:val="20"/>
-                <w:lang w:val="fr-FR" w:eastAsia="en-US" w:bidi="ar-SA"/>
+                <w:rFonts w:cs="Times New Roman" w:ascii="Times New Roman" w:hAnsi="Times New Roman"/>
+                <w:sz w:val="20"/>
+                <w:szCs w:val="20"/>
               </w:rPr>
             </w:r>
           </w:p>
@@ -5599,18 +5358,16 @@
             </w:pPr>
             <w:r>
               <w:rPr>
-                <w:rFonts w:eastAsia="Calibri" w:cs="Times New Roman" w:ascii="Times New Roman" w:hAnsi="Times New Roman"/>
-                <w:kern w:val="0"/>
-                <w:sz w:val="20"/>
-                <w:szCs w:val="20"/>
-                <w:lang w:val="fr-FR" w:eastAsia="en-US" w:bidi="ar-SA"/>
-              </w:rPr>
-            </w:r>
-          </w:p>
-        </w:tc>
-        <w:tc>
-          <w:tcPr>
-            <w:tcW w:w="510" w:type="dxa"/>
+                <w:rFonts w:cs="Times New Roman" w:ascii="Times New Roman" w:hAnsi="Times New Roman"/>
+                <w:sz w:val="20"/>
+                <w:szCs w:val="20"/>
+              </w:rPr>
+            </w:r>
+          </w:p>
+        </w:tc>
+        <w:tc>
+          <w:tcPr>
+            <w:tcW w:w="511" w:type="dxa"/>
             <w:tcBorders>
               <w:top w:val="nil"/>
               <w:left w:val="single" w:sz="18" w:space="0" w:color="000000"/>
@@ -5631,73 +5388,185 @@
             </w:pPr>
             <w:r>
               <w:rPr>
-                <w:rFonts w:eastAsia="Calibri" w:cs="Times New Roman" w:ascii="Times New Roman" w:hAnsi="Times New Roman"/>
-                <w:kern w:val="0"/>
-                <w:sz w:val="20"/>
-                <w:szCs w:val="20"/>
-                <w:lang w:val="fr-FR" w:eastAsia="en-US" w:bidi="ar-SA"/>
-              </w:rPr>
-            </w:r>
-          </w:p>
-        </w:tc>
-        <w:tc>
-          <w:tcPr>
-            <w:tcW w:w="510" w:type="dxa"/>
-            <w:tcBorders>
-              <w:top w:val="nil"/>
-            </w:tcBorders>
-          </w:tcPr>
-          <w:p>
-            <w:pPr>
-              <w:pStyle w:val="Normal"/>
-              <w:widowControl/>
-              <w:suppressAutoHyphens w:val="true"/>
-              <w:spacing w:lineRule="auto" w:line="240" w:before="0" w:after="0"/>
-              <w:jc w:val="left"/>
-              <w:rPr>
-                <w:rFonts w:ascii="Times New Roman" w:hAnsi="Times New Roman" w:cs="Times New Roman"/>
-                <w:sz w:val="20"/>
-                <w:szCs w:val="20"/>
-              </w:rPr>
-            </w:pPr>
-            <w:r>
-              <w:rPr>
-                <w:rFonts w:eastAsia="Calibri" w:cs="Times New Roman" w:ascii="Times New Roman" w:hAnsi="Times New Roman"/>
-                <w:kern w:val="0"/>
-                <w:sz w:val="20"/>
-                <w:szCs w:val="20"/>
-                <w:lang w:val="fr-FR" w:eastAsia="en-US" w:bidi="ar-SA"/>
-              </w:rPr>
-            </w:r>
-          </w:p>
-        </w:tc>
-        <w:tc>
-          <w:tcPr>
-            <w:tcW w:w="907" w:type="dxa"/>
-            <w:tcBorders>
-              <w:top w:val="nil"/>
-            </w:tcBorders>
-          </w:tcPr>
-          <w:p>
-            <w:pPr>
-              <w:pStyle w:val="Normal"/>
-              <w:widowControl/>
-              <w:suppressAutoHyphens w:val="true"/>
-              <w:spacing w:lineRule="auto" w:line="240" w:before="0" w:after="0"/>
-              <w:jc w:val="left"/>
-              <w:rPr>
-                <w:rFonts w:ascii="Times New Roman" w:hAnsi="Times New Roman" w:cs="Times New Roman"/>
-                <w:sz w:val="20"/>
-                <w:szCs w:val="20"/>
-              </w:rPr>
-            </w:pPr>
-            <w:r>
-              <w:rPr>
-                <w:rFonts w:eastAsia="Calibri" w:cs="Times New Roman" w:ascii="Times New Roman" w:hAnsi="Times New Roman"/>
-                <w:kern w:val="0"/>
-                <w:sz w:val="20"/>
-                <w:szCs w:val="20"/>
-                <w:lang w:val="fr-FR" w:eastAsia="en-US" w:bidi="ar-SA"/>
+                <w:rFonts w:cs="Times New Roman" w:ascii="Times New Roman" w:hAnsi="Times New Roman"/>
+                <w:sz w:val="20"/>
+                <w:szCs w:val="20"/>
+              </w:rPr>
+            </w:r>
+          </w:p>
+        </w:tc>
+        <w:tc>
+          <w:tcPr>
+            <w:tcW w:w="509" w:type="dxa"/>
+            <w:tcBorders>
+              <w:top w:val="nil"/>
+            </w:tcBorders>
+          </w:tcPr>
+          <w:p>
+            <w:pPr>
+              <w:pStyle w:val="Normal"/>
+              <w:widowControl/>
+              <w:suppressAutoHyphens w:val="true"/>
+              <w:spacing w:lineRule="auto" w:line="240" w:before="0" w:after="0"/>
+              <w:jc w:val="left"/>
+              <w:rPr>
+                <w:rFonts w:ascii="Times New Roman" w:hAnsi="Times New Roman" w:cs="Times New Roman"/>
+                <w:sz w:val="20"/>
+                <w:szCs w:val="20"/>
+              </w:rPr>
+            </w:pPr>
+            <w:r>
+              <w:rPr>
+                <w:rFonts w:cs="Times New Roman" w:ascii="Times New Roman" w:hAnsi="Times New Roman"/>
+                <w:sz w:val="20"/>
+                <w:szCs w:val="20"/>
+              </w:rPr>
+            </w:r>
+          </w:p>
+        </w:tc>
+        <w:tc>
+          <w:tcPr>
+            <w:tcW w:w="908" w:type="dxa"/>
+            <w:tcBorders>
+              <w:top w:val="nil"/>
+            </w:tcBorders>
+          </w:tcPr>
+          <w:p>
+            <w:pPr>
+              <w:pStyle w:val="Normal"/>
+              <w:widowControl/>
+              <w:suppressAutoHyphens w:val="true"/>
+              <w:spacing w:lineRule="auto" w:line="240" w:before="0" w:after="0"/>
+              <w:jc w:val="left"/>
+              <w:rPr>
+                <w:rFonts w:ascii="Times New Roman" w:hAnsi="Times New Roman" w:cs="Times New Roman"/>
+                <w:sz w:val="20"/>
+                <w:szCs w:val="20"/>
+              </w:rPr>
+            </w:pPr>
+            <w:r>
+              <w:rPr>
+                <w:rFonts w:cs="Times New Roman" w:ascii="Times New Roman" w:hAnsi="Times New Roman"/>
+                <w:sz w:val="20"/>
+                <w:szCs w:val="20"/>
+              </w:rPr>
+            </w:r>
+          </w:p>
+        </w:tc>
+        <w:tc>
+          <w:tcPr>
+            <w:tcW w:w="623" w:type="dxa"/>
+            <w:tcBorders>
+              <w:top w:val="nil"/>
+              <w:right w:val="single" w:sz="18" w:space="0" w:color="000000"/>
+            </w:tcBorders>
+          </w:tcPr>
+          <w:p>
+            <w:pPr>
+              <w:pStyle w:val="Normal"/>
+              <w:widowControl/>
+              <w:suppressAutoHyphens w:val="true"/>
+              <w:spacing w:lineRule="auto" w:line="240" w:before="0" w:after="0"/>
+              <w:jc w:val="left"/>
+              <w:rPr>
+                <w:rFonts w:ascii="Times New Roman" w:hAnsi="Times New Roman" w:cs="Times New Roman"/>
+                <w:sz w:val="20"/>
+                <w:szCs w:val="20"/>
+              </w:rPr>
+            </w:pPr>
+            <w:r>
+              <w:rPr>
+                <w:rFonts w:cs="Times New Roman" w:ascii="Times New Roman" w:hAnsi="Times New Roman"/>
+                <w:sz w:val="20"/>
+                <w:szCs w:val="20"/>
+              </w:rPr>
+            </w:r>
+          </w:p>
+        </w:tc>
+        <w:tc>
+          <w:tcPr>
+            <w:tcW w:w="500" w:type="dxa"/>
+            <w:tcBorders>
+              <w:top w:val="nil"/>
+              <w:left w:val="single" w:sz="18" w:space="0" w:color="000000"/>
+            </w:tcBorders>
+          </w:tcPr>
+          <w:p>
+            <w:pPr>
+              <w:pStyle w:val="Normal"/>
+              <w:widowControl/>
+              <w:suppressAutoHyphens w:val="true"/>
+              <w:spacing w:lineRule="auto" w:line="240" w:before="0" w:after="0"/>
+              <w:jc w:val="left"/>
+              <w:rPr>
+                <w:rFonts w:ascii="Times New Roman" w:hAnsi="Times New Roman" w:cs="Times New Roman"/>
+                <w:sz w:val="20"/>
+                <w:szCs w:val="20"/>
+              </w:rPr>
+            </w:pPr>
+            <w:r>
+              <w:rPr>
+                <w:rFonts w:cs="Times New Roman" w:ascii="Times New Roman" w:hAnsi="Times New Roman"/>
+                <w:sz w:val="20"/>
+                <w:szCs w:val="20"/>
+              </w:rPr>
+            </w:r>
+          </w:p>
+        </w:tc>
+        <w:tc>
+          <w:tcPr>
+            <w:tcW w:w="511" w:type="dxa"/>
+            <w:tcBorders>
+              <w:top w:val="nil"/>
+            </w:tcBorders>
+          </w:tcPr>
+          <w:p>
+            <w:pPr>
+              <w:pStyle w:val="Normal"/>
+              <w:widowControl/>
+              <w:suppressAutoHyphens w:val="true"/>
+              <w:spacing w:lineRule="auto" w:line="240" w:before="0" w:after="0"/>
+              <w:jc w:val="left"/>
+              <w:rPr>
+                <w:rFonts w:ascii="Times New Roman" w:hAnsi="Times New Roman" w:cs="Times New Roman"/>
+                <w:sz w:val="20"/>
+                <w:szCs w:val="20"/>
+              </w:rPr>
+            </w:pPr>
+            <w:r>
+              <w:rPr>
+                <w:rFonts w:cs="Times New Roman" w:ascii="Times New Roman" w:hAnsi="Times New Roman"/>
+                <w:sz w:val="20"/>
+                <w:szCs w:val="20"/>
+              </w:rPr>
+            </w:r>
+          </w:p>
+        </w:tc>
+        <w:tc>
+          <w:tcPr>
+            <w:tcW w:w="906" w:type="dxa"/>
+            <w:tcBorders>
+              <w:top w:val="nil"/>
+            </w:tcBorders>
+          </w:tcPr>
+          <w:p>
+            <w:pPr>
+              <w:pStyle w:val="Normal"/>
+              <w:widowControl/>
+              <w:suppressAutoHyphens w:val="true"/>
+              <w:spacing w:lineRule="auto" w:line="240" w:before="0" w:after="0"/>
+              <w:jc w:val="left"/>
+              <w:rPr>
+                <w:rFonts w:ascii="Times New Roman" w:hAnsi="Times New Roman" w:cs="Times New Roman"/>
+                <w:sz w:val="20"/>
+                <w:szCs w:val="20"/>
+              </w:rPr>
+            </w:pPr>
+            <w:r>
+              <w:rPr>
+                <w:rFonts w:cs="Times New Roman" w:ascii="Times New Roman" w:hAnsi="Times New Roman"/>
+                <w:sz w:val="20"/>
+                <w:szCs w:val="20"/>
               </w:rPr>
             </w:r>
           </w:p>
@@ -5725,18 +5594,16 @@
             </w:pPr>
             <w:r>
               <w:rPr>
-                <w:rFonts w:eastAsia="Calibri" w:cs="Times New Roman" w:ascii="Times New Roman" w:hAnsi="Times New Roman"/>
-                <w:kern w:val="0"/>
-                <w:sz w:val="20"/>
-                <w:szCs w:val="20"/>
-                <w:lang w:val="fr-FR" w:eastAsia="en-US" w:bidi="ar-SA"/>
-              </w:rPr>
-            </w:r>
-          </w:p>
-        </w:tc>
-        <w:tc>
-          <w:tcPr>
-            <w:tcW w:w="500" w:type="dxa"/>
+                <w:rFonts w:cs="Times New Roman" w:ascii="Times New Roman" w:hAnsi="Times New Roman"/>
+                <w:sz w:val="20"/>
+                <w:szCs w:val="20"/>
+              </w:rPr>
+            </w:r>
+          </w:p>
+        </w:tc>
+        <w:tc>
+          <w:tcPr>
+            <w:tcW w:w="934" w:type="dxa"/>
             <w:tcBorders>
               <w:top w:val="nil"/>
               <w:left w:val="single" w:sz="18" w:space="0" w:color="000000"/>
@@ -5757,137 +5624,9 @@
             </w:pPr>
             <w:r>
               <w:rPr>
-                <w:rFonts w:eastAsia="Calibri" w:cs="Times New Roman" w:ascii="Times New Roman" w:hAnsi="Times New Roman"/>
-                <w:kern w:val="0"/>
-                <w:sz w:val="20"/>
-                <w:szCs w:val="20"/>
-                <w:lang w:val="fr-FR" w:eastAsia="en-US" w:bidi="ar-SA"/>
-              </w:rPr>
-            </w:r>
-          </w:p>
-        </w:tc>
-        <w:tc>
-          <w:tcPr>
-            <w:tcW w:w="510" w:type="dxa"/>
-            <w:tcBorders>
-              <w:top w:val="nil"/>
-            </w:tcBorders>
-          </w:tcPr>
-          <w:p>
-            <w:pPr>
-              <w:pStyle w:val="Normal"/>
-              <w:widowControl/>
-              <w:suppressAutoHyphens w:val="true"/>
-              <w:spacing w:lineRule="auto" w:line="240" w:before="0" w:after="0"/>
-              <w:jc w:val="left"/>
-              <w:rPr>
-                <w:rFonts w:ascii="Times New Roman" w:hAnsi="Times New Roman" w:cs="Times New Roman"/>
-                <w:sz w:val="20"/>
-                <w:szCs w:val="20"/>
-              </w:rPr>
-            </w:pPr>
-            <w:r>
-              <w:rPr>
-                <w:rFonts w:eastAsia="Calibri" w:cs="Times New Roman" w:ascii="Times New Roman" w:hAnsi="Times New Roman"/>
-                <w:kern w:val="0"/>
-                <w:sz w:val="20"/>
-                <w:szCs w:val="20"/>
-                <w:lang w:val="fr-FR" w:eastAsia="en-US" w:bidi="ar-SA"/>
-              </w:rPr>
-            </w:r>
-          </w:p>
-        </w:tc>
-        <w:tc>
-          <w:tcPr>
-            <w:tcW w:w="907" w:type="dxa"/>
-            <w:tcBorders>
-              <w:top w:val="nil"/>
-            </w:tcBorders>
-          </w:tcPr>
-          <w:p>
-            <w:pPr>
-              <w:pStyle w:val="Normal"/>
-              <w:widowControl/>
-              <w:suppressAutoHyphens w:val="true"/>
-              <w:spacing w:lineRule="auto" w:line="240" w:before="0" w:after="0"/>
-              <w:jc w:val="left"/>
-              <w:rPr>
-                <w:rFonts w:ascii="Times New Roman" w:hAnsi="Times New Roman" w:cs="Times New Roman"/>
-                <w:sz w:val="20"/>
-                <w:szCs w:val="20"/>
-              </w:rPr>
-            </w:pPr>
-            <w:r>
-              <w:rPr>
-                <w:rFonts w:eastAsia="Calibri" w:cs="Times New Roman" w:ascii="Times New Roman" w:hAnsi="Times New Roman"/>
-                <w:kern w:val="0"/>
-                <w:sz w:val="20"/>
-                <w:szCs w:val="20"/>
-                <w:lang w:val="fr-FR" w:eastAsia="en-US" w:bidi="ar-SA"/>
-              </w:rPr>
-            </w:r>
-          </w:p>
-        </w:tc>
-        <w:tc>
-          <w:tcPr>
-            <w:tcW w:w="624" w:type="dxa"/>
-            <w:tcBorders>
-              <w:top w:val="nil"/>
-              <w:right w:val="single" w:sz="18" w:space="0" w:color="000000"/>
-            </w:tcBorders>
-          </w:tcPr>
-          <w:p>
-            <w:pPr>
-              <w:pStyle w:val="Normal"/>
-              <w:widowControl/>
-              <w:suppressAutoHyphens w:val="true"/>
-              <w:spacing w:lineRule="auto" w:line="240" w:before="0" w:after="0"/>
-              <w:jc w:val="left"/>
-              <w:rPr>
-                <w:rFonts w:ascii="Times New Roman" w:hAnsi="Times New Roman" w:cs="Times New Roman"/>
-                <w:sz w:val="20"/>
-                <w:szCs w:val="20"/>
-              </w:rPr>
-            </w:pPr>
-            <w:r>
-              <w:rPr>
-                <w:rFonts w:eastAsia="Calibri" w:cs="Times New Roman" w:ascii="Times New Roman" w:hAnsi="Times New Roman"/>
-                <w:kern w:val="0"/>
-                <w:sz w:val="20"/>
-                <w:szCs w:val="20"/>
-                <w:lang w:val="fr-FR" w:eastAsia="en-US" w:bidi="ar-SA"/>
-              </w:rPr>
-            </w:r>
-          </w:p>
-        </w:tc>
-        <w:tc>
-          <w:tcPr>
-            <w:tcW w:w="935" w:type="dxa"/>
-            <w:tcBorders>
-              <w:top w:val="nil"/>
-              <w:left w:val="single" w:sz="18" w:space="0" w:color="000000"/>
-            </w:tcBorders>
-          </w:tcPr>
-          <w:p>
-            <w:pPr>
-              <w:pStyle w:val="Normal"/>
-              <w:widowControl/>
-              <w:suppressAutoHyphens w:val="true"/>
-              <w:spacing w:lineRule="auto" w:line="240" w:before="0" w:after="0"/>
-              <w:jc w:val="left"/>
-              <w:rPr>
-                <w:rFonts w:ascii="Times New Roman" w:hAnsi="Times New Roman" w:cs="Times New Roman"/>
-                <w:sz w:val="20"/>
-                <w:szCs w:val="20"/>
-              </w:rPr>
-            </w:pPr>
-            <w:r>
-              <w:rPr>
-                <w:rFonts w:eastAsia="Calibri" w:cs="Times New Roman" w:ascii="Times New Roman" w:hAnsi="Times New Roman"/>
-                <w:kern w:val="0"/>
-                <w:sz w:val="20"/>
-                <w:szCs w:val="20"/>
-                <w:lang w:val="fr-FR" w:eastAsia="en-US" w:bidi="ar-SA"/>
+                <w:rFonts w:cs="Times New Roman" w:ascii="Times New Roman" w:hAnsi="Times New Roman"/>
+                <w:sz w:val="20"/>
+                <w:szCs w:val="20"/>
               </w:rPr>
             </w:r>
           </w:p>
@@ -5899,7 +5638,7 @@
         </w:trPr>
         <w:tc>
           <w:tcPr>
-            <w:tcW w:w="510" w:type="dxa"/>
+            <w:tcW w:w="509" w:type="dxa"/>
             <w:tcBorders>
               <w:top w:val="nil"/>
             </w:tcBorders>
@@ -5920,11 +5659,9 @@
             </w:pPr>
             <w:r>
               <w:rPr>
-                <w:rFonts w:eastAsia="Calibri" w:cs="Times New Roman" w:ascii="Times New Roman" w:hAnsi="Times New Roman"/>
-                <w:kern w:val="0"/>
-                <w:sz w:val="20"/>
-                <w:szCs w:val="20"/>
-                <w:lang w:val="fr-FR" w:eastAsia="en-US" w:bidi="ar-SA"/>
+                <w:rFonts w:cs="Times New Roman" w:ascii="Times New Roman" w:hAnsi="Times New Roman"/>
+                <w:sz w:val="20"/>
+                <w:szCs w:val="20"/>
               </w:rPr>
             </w:r>
           </w:p>
@@ -5952,18 +5689,16 @@
             </w:pPr>
             <w:r>
               <w:rPr>
-                <w:rFonts w:eastAsia="Calibri" w:cs="Times New Roman" w:ascii="Times New Roman" w:hAnsi="Times New Roman"/>
-                <w:kern w:val="0"/>
-                <w:sz w:val="20"/>
-                <w:szCs w:val="20"/>
-                <w:lang w:val="fr-FR" w:eastAsia="en-US" w:bidi="ar-SA"/>
-              </w:rPr>
-            </w:r>
-          </w:p>
-        </w:tc>
-        <w:tc>
-          <w:tcPr>
-            <w:tcW w:w="510" w:type="dxa"/>
+                <w:rFonts w:cs="Times New Roman" w:ascii="Times New Roman" w:hAnsi="Times New Roman"/>
+                <w:sz w:val="20"/>
+                <w:szCs w:val="20"/>
+              </w:rPr>
+            </w:r>
+          </w:p>
+        </w:tc>
+        <w:tc>
+          <w:tcPr>
+            <w:tcW w:w="511" w:type="dxa"/>
             <w:tcBorders>
               <w:top w:val="nil"/>
               <w:left w:val="single" w:sz="18" w:space="0" w:color="000000"/>
@@ -5984,73 +5719,185 @@
             </w:pPr>
             <w:r>
               <w:rPr>
-                <w:rFonts w:eastAsia="Calibri" w:cs="Times New Roman" w:ascii="Times New Roman" w:hAnsi="Times New Roman"/>
-                <w:kern w:val="0"/>
-                <w:sz w:val="20"/>
-                <w:szCs w:val="20"/>
-                <w:lang w:val="fr-FR" w:eastAsia="en-US" w:bidi="ar-SA"/>
-              </w:rPr>
-            </w:r>
-          </w:p>
-        </w:tc>
-        <w:tc>
-          <w:tcPr>
-            <w:tcW w:w="510" w:type="dxa"/>
-            <w:tcBorders>
-              <w:top w:val="nil"/>
-            </w:tcBorders>
-          </w:tcPr>
-          <w:p>
-            <w:pPr>
-              <w:pStyle w:val="Normal"/>
-              <w:widowControl/>
-              <w:suppressAutoHyphens w:val="true"/>
-              <w:spacing w:lineRule="auto" w:line="240" w:before="0" w:after="0"/>
-              <w:jc w:val="left"/>
-              <w:rPr>
-                <w:rFonts w:ascii="Times New Roman" w:hAnsi="Times New Roman" w:cs="Times New Roman"/>
-                <w:sz w:val="20"/>
-                <w:szCs w:val="20"/>
-              </w:rPr>
-            </w:pPr>
-            <w:r>
-              <w:rPr>
-                <w:rFonts w:eastAsia="Calibri" w:cs="Times New Roman" w:ascii="Times New Roman" w:hAnsi="Times New Roman"/>
-                <w:kern w:val="0"/>
-                <w:sz w:val="20"/>
-                <w:szCs w:val="20"/>
-                <w:lang w:val="fr-FR" w:eastAsia="en-US" w:bidi="ar-SA"/>
-              </w:rPr>
-            </w:r>
-          </w:p>
-        </w:tc>
-        <w:tc>
-          <w:tcPr>
-            <w:tcW w:w="907" w:type="dxa"/>
-            <w:tcBorders>
-              <w:top w:val="nil"/>
-            </w:tcBorders>
-          </w:tcPr>
-          <w:p>
-            <w:pPr>
-              <w:pStyle w:val="Normal"/>
-              <w:widowControl/>
-              <w:suppressAutoHyphens w:val="true"/>
-              <w:spacing w:lineRule="auto" w:line="240" w:before="0" w:after="0"/>
-              <w:jc w:val="left"/>
-              <w:rPr>
-                <w:rFonts w:ascii="Times New Roman" w:hAnsi="Times New Roman" w:cs="Times New Roman"/>
-                <w:sz w:val="20"/>
-                <w:szCs w:val="20"/>
-              </w:rPr>
-            </w:pPr>
-            <w:r>
-              <w:rPr>
-                <w:rFonts w:eastAsia="Calibri" w:cs="Times New Roman" w:ascii="Times New Roman" w:hAnsi="Times New Roman"/>
-                <w:kern w:val="0"/>
-                <w:sz w:val="20"/>
-                <w:szCs w:val="20"/>
-                <w:lang w:val="fr-FR" w:eastAsia="en-US" w:bidi="ar-SA"/>
+                <w:rFonts w:cs="Times New Roman" w:ascii="Times New Roman" w:hAnsi="Times New Roman"/>
+                <w:sz w:val="20"/>
+                <w:szCs w:val="20"/>
+              </w:rPr>
+            </w:r>
+          </w:p>
+        </w:tc>
+        <w:tc>
+          <w:tcPr>
+            <w:tcW w:w="509" w:type="dxa"/>
+            <w:tcBorders>
+              <w:top w:val="nil"/>
+            </w:tcBorders>
+          </w:tcPr>
+          <w:p>
+            <w:pPr>
+              <w:pStyle w:val="Normal"/>
+              <w:widowControl/>
+              <w:suppressAutoHyphens w:val="true"/>
+              <w:spacing w:lineRule="auto" w:line="240" w:before="0" w:after="0"/>
+              <w:jc w:val="left"/>
+              <w:rPr>
+                <w:rFonts w:ascii="Times New Roman" w:hAnsi="Times New Roman" w:cs="Times New Roman"/>
+                <w:sz w:val="20"/>
+                <w:szCs w:val="20"/>
+              </w:rPr>
+            </w:pPr>
+            <w:r>
+              <w:rPr>
+                <w:rFonts w:cs="Times New Roman" w:ascii="Times New Roman" w:hAnsi="Times New Roman"/>
+                <w:sz w:val="20"/>
+                <w:szCs w:val="20"/>
+              </w:rPr>
+            </w:r>
+          </w:p>
+        </w:tc>
+        <w:tc>
+          <w:tcPr>
+            <w:tcW w:w="908" w:type="dxa"/>
+            <w:tcBorders>
+              <w:top w:val="nil"/>
+            </w:tcBorders>
+          </w:tcPr>
+          <w:p>
+            <w:pPr>
+              <w:pStyle w:val="Normal"/>
+              <w:widowControl/>
+              <w:suppressAutoHyphens w:val="true"/>
+              <w:spacing w:lineRule="auto" w:line="240" w:before="0" w:after="0"/>
+              <w:jc w:val="left"/>
+              <w:rPr>
+                <w:rFonts w:ascii="Times New Roman" w:hAnsi="Times New Roman" w:cs="Times New Roman"/>
+                <w:sz w:val="20"/>
+                <w:szCs w:val="20"/>
+              </w:rPr>
+            </w:pPr>
+            <w:r>
+              <w:rPr>
+                <w:rFonts w:cs="Times New Roman" w:ascii="Times New Roman" w:hAnsi="Times New Roman"/>
+                <w:sz w:val="20"/>
+                <w:szCs w:val="20"/>
+              </w:rPr>
+            </w:r>
+          </w:p>
+        </w:tc>
+        <w:tc>
+          <w:tcPr>
+            <w:tcW w:w="623" w:type="dxa"/>
+            <w:tcBorders>
+              <w:top w:val="nil"/>
+              <w:right w:val="single" w:sz="18" w:space="0" w:color="000000"/>
+            </w:tcBorders>
+          </w:tcPr>
+          <w:p>
+            <w:pPr>
+              <w:pStyle w:val="Normal"/>
+              <w:widowControl/>
+              <w:suppressAutoHyphens w:val="true"/>
+              <w:spacing w:lineRule="auto" w:line="240" w:before="0" w:after="0"/>
+              <w:jc w:val="left"/>
+              <w:rPr>
+                <w:rFonts w:ascii="Times New Roman" w:hAnsi="Times New Roman" w:cs="Times New Roman"/>
+                <w:sz w:val="20"/>
+                <w:szCs w:val="20"/>
+              </w:rPr>
+            </w:pPr>
+            <w:r>
+              <w:rPr>
+                <w:rFonts w:cs="Times New Roman" w:ascii="Times New Roman" w:hAnsi="Times New Roman"/>
+                <w:sz w:val="20"/>
+                <w:szCs w:val="20"/>
+              </w:rPr>
+            </w:r>
+          </w:p>
+        </w:tc>
+        <w:tc>
+          <w:tcPr>
+            <w:tcW w:w="500" w:type="dxa"/>
+            <w:tcBorders>
+              <w:top w:val="nil"/>
+              <w:left w:val="single" w:sz="18" w:space="0" w:color="000000"/>
+            </w:tcBorders>
+          </w:tcPr>
+          <w:p>
+            <w:pPr>
+              <w:pStyle w:val="Normal"/>
+              <w:widowControl/>
+              <w:suppressAutoHyphens w:val="true"/>
+              <w:spacing w:lineRule="auto" w:line="240" w:before="0" w:after="0"/>
+              <w:jc w:val="left"/>
+              <w:rPr>
+                <w:rFonts w:ascii="Times New Roman" w:hAnsi="Times New Roman" w:cs="Times New Roman"/>
+                <w:sz w:val="20"/>
+                <w:szCs w:val="20"/>
+              </w:rPr>
+            </w:pPr>
+            <w:r>
+              <w:rPr>
+                <w:rFonts w:cs="Times New Roman" w:ascii="Times New Roman" w:hAnsi="Times New Roman"/>
+                <w:sz w:val="20"/>
+                <w:szCs w:val="20"/>
+              </w:rPr>
+            </w:r>
+          </w:p>
+        </w:tc>
+        <w:tc>
+          <w:tcPr>
+            <w:tcW w:w="511" w:type="dxa"/>
+            <w:tcBorders>
+              <w:top w:val="nil"/>
+            </w:tcBorders>
+          </w:tcPr>
+          <w:p>
+            <w:pPr>
+              <w:pStyle w:val="Normal"/>
+              <w:widowControl/>
+              <w:suppressAutoHyphens w:val="true"/>
+              <w:spacing w:lineRule="auto" w:line="240" w:before="0" w:after="0"/>
+              <w:jc w:val="left"/>
+              <w:rPr>
+                <w:rFonts w:ascii="Times New Roman" w:hAnsi="Times New Roman" w:cs="Times New Roman"/>
+                <w:sz w:val="20"/>
+                <w:szCs w:val="20"/>
+              </w:rPr>
+            </w:pPr>
+            <w:r>
+              <w:rPr>
+                <w:rFonts w:cs="Times New Roman" w:ascii="Times New Roman" w:hAnsi="Times New Roman"/>
+                <w:sz w:val="20"/>
+                <w:szCs w:val="20"/>
+              </w:rPr>
+            </w:r>
+          </w:p>
+        </w:tc>
+        <w:tc>
+          <w:tcPr>
+            <w:tcW w:w="906" w:type="dxa"/>
+            <w:tcBorders>
+              <w:top w:val="nil"/>
+            </w:tcBorders>
+          </w:tcPr>
+          <w:p>
+            <w:pPr>
+              <w:pStyle w:val="Normal"/>
+              <w:widowControl/>
+              <w:suppressAutoHyphens w:val="true"/>
+              <w:spacing w:lineRule="auto" w:line="240" w:before="0" w:after="0"/>
+              <w:jc w:val="left"/>
+              <w:rPr>
+                <w:rFonts w:ascii="Times New Roman" w:hAnsi="Times New Roman" w:cs="Times New Roman"/>
+                <w:sz w:val="20"/>
+                <w:szCs w:val="20"/>
+              </w:rPr>
+            </w:pPr>
+            <w:r>
+              <w:rPr>
+                <w:rFonts w:cs="Times New Roman" w:ascii="Times New Roman" w:hAnsi="Times New Roman"/>
+                <w:sz w:val="20"/>
+                <w:szCs w:val="20"/>
               </w:rPr>
             </w:r>
           </w:p>
@@ -6078,18 +5925,16 @@
             </w:pPr>
             <w:r>
               <w:rPr>
-                <w:rFonts w:eastAsia="Calibri" w:cs="Times New Roman" w:ascii="Times New Roman" w:hAnsi="Times New Roman"/>
-                <w:kern w:val="0"/>
-                <w:sz w:val="20"/>
-                <w:szCs w:val="20"/>
-                <w:lang w:val="fr-FR" w:eastAsia="en-US" w:bidi="ar-SA"/>
-              </w:rPr>
-            </w:r>
-          </w:p>
-        </w:tc>
-        <w:tc>
-          <w:tcPr>
-            <w:tcW w:w="500" w:type="dxa"/>
+                <w:rFonts w:cs="Times New Roman" w:ascii="Times New Roman" w:hAnsi="Times New Roman"/>
+                <w:sz w:val="20"/>
+                <w:szCs w:val="20"/>
+              </w:rPr>
+            </w:r>
+          </w:p>
+        </w:tc>
+        <w:tc>
+          <w:tcPr>
+            <w:tcW w:w="934" w:type="dxa"/>
             <w:tcBorders>
               <w:top w:val="nil"/>
               <w:left w:val="single" w:sz="18" w:space="0" w:color="000000"/>
@@ -6110,137 +5955,9 @@
             </w:pPr>
             <w:r>
               <w:rPr>
-                <w:rFonts w:eastAsia="Calibri" w:cs="Times New Roman" w:ascii="Times New Roman" w:hAnsi="Times New Roman"/>
-                <w:kern w:val="0"/>
-                <w:sz w:val="20"/>
-                <w:szCs w:val="20"/>
-                <w:lang w:val="fr-FR" w:eastAsia="en-US" w:bidi="ar-SA"/>
-              </w:rPr>
-            </w:r>
-          </w:p>
-        </w:tc>
-        <w:tc>
-          <w:tcPr>
-            <w:tcW w:w="510" w:type="dxa"/>
-            <w:tcBorders>
-              <w:top w:val="nil"/>
-            </w:tcBorders>
-          </w:tcPr>
-          <w:p>
-            <w:pPr>
-              <w:pStyle w:val="Normal"/>
-              <w:widowControl/>
-              <w:suppressAutoHyphens w:val="true"/>
-              <w:spacing w:lineRule="auto" w:line="240" w:before="0" w:after="0"/>
-              <w:jc w:val="left"/>
-              <w:rPr>
-                <w:rFonts w:ascii="Times New Roman" w:hAnsi="Times New Roman" w:cs="Times New Roman"/>
-                <w:sz w:val="20"/>
-                <w:szCs w:val="20"/>
-              </w:rPr>
-            </w:pPr>
-            <w:r>
-              <w:rPr>
-                <w:rFonts w:eastAsia="Calibri" w:cs="Times New Roman" w:ascii="Times New Roman" w:hAnsi="Times New Roman"/>
-                <w:kern w:val="0"/>
-                <w:sz w:val="20"/>
-                <w:szCs w:val="20"/>
-                <w:lang w:val="fr-FR" w:eastAsia="en-US" w:bidi="ar-SA"/>
-              </w:rPr>
-            </w:r>
-          </w:p>
-        </w:tc>
-        <w:tc>
-          <w:tcPr>
-            <w:tcW w:w="907" w:type="dxa"/>
-            <w:tcBorders>
-              <w:top w:val="nil"/>
-            </w:tcBorders>
-          </w:tcPr>
-          <w:p>
-            <w:pPr>
-              <w:pStyle w:val="Normal"/>
-              <w:widowControl/>
-              <w:suppressAutoHyphens w:val="true"/>
-              <w:spacing w:lineRule="auto" w:line="240" w:before="0" w:after="0"/>
-              <w:jc w:val="left"/>
-              <w:rPr>
-                <w:rFonts w:ascii="Times New Roman" w:hAnsi="Times New Roman" w:cs="Times New Roman"/>
-                <w:sz w:val="20"/>
-                <w:szCs w:val="20"/>
-              </w:rPr>
-            </w:pPr>
-            <w:r>
-              <w:rPr>
-                <w:rFonts w:eastAsia="Calibri" w:cs="Times New Roman" w:ascii="Times New Roman" w:hAnsi="Times New Roman"/>
-                <w:kern w:val="0"/>
-                <w:sz w:val="20"/>
-                <w:szCs w:val="20"/>
-                <w:lang w:val="fr-FR" w:eastAsia="en-US" w:bidi="ar-SA"/>
-              </w:rPr>
-            </w:r>
-          </w:p>
-        </w:tc>
-        <w:tc>
-          <w:tcPr>
-            <w:tcW w:w="624" w:type="dxa"/>
-            <w:tcBorders>
-              <w:top w:val="nil"/>
-              <w:right w:val="single" w:sz="18" w:space="0" w:color="000000"/>
-            </w:tcBorders>
-          </w:tcPr>
-          <w:p>
-            <w:pPr>
-              <w:pStyle w:val="Normal"/>
-              <w:widowControl/>
-              <w:suppressAutoHyphens w:val="true"/>
-              <w:spacing w:lineRule="auto" w:line="240" w:before="0" w:after="0"/>
-              <w:jc w:val="left"/>
-              <w:rPr>
-                <w:rFonts w:ascii="Times New Roman" w:hAnsi="Times New Roman" w:cs="Times New Roman"/>
-                <w:sz w:val="20"/>
-                <w:szCs w:val="20"/>
-              </w:rPr>
-            </w:pPr>
-            <w:r>
-              <w:rPr>
-                <w:rFonts w:eastAsia="Calibri" w:cs="Times New Roman" w:ascii="Times New Roman" w:hAnsi="Times New Roman"/>
-                <w:kern w:val="0"/>
-                <w:sz w:val="20"/>
-                <w:szCs w:val="20"/>
-                <w:lang w:val="fr-FR" w:eastAsia="en-US" w:bidi="ar-SA"/>
-              </w:rPr>
-            </w:r>
-          </w:p>
-        </w:tc>
-        <w:tc>
-          <w:tcPr>
-            <w:tcW w:w="935" w:type="dxa"/>
-            <w:tcBorders>
-              <w:top w:val="nil"/>
-              <w:left w:val="single" w:sz="18" w:space="0" w:color="000000"/>
-            </w:tcBorders>
-          </w:tcPr>
-          <w:p>
-            <w:pPr>
-              <w:pStyle w:val="Normal"/>
-              <w:widowControl/>
-              <w:suppressAutoHyphens w:val="true"/>
-              <w:spacing w:lineRule="auto" w:line="240" w:before="0" w:after="0"/>
-              <w:jc w:val="left"/>
-              <w:rPr>
-                <w:rFonts w:ascii="Times New Roman" w:hAnsi="Times New Roman" w:cs="Times New Roman"/>
-                <w:sz w:val="20"/>
-                <w:szCs w:val="20"/>
-              </w:rPr>
-            </w:pPr>
-            <w:r>
-              <w:rPr>
-                <w:rFonts w:eastAsia="Calibri" w:cs="Times New Roman" w:ascii="Times New Roman" w:hAnsi="Times New Roman"/>
-                <w:kern w:val="0"/>
-                <w:sz w:val="20"/>
-                <w:szCs w:val="20"/>
-                <w:lang w:val="fr-FR" w:eastAsia="en-US" w:bidi="ar-SA"/>
+                <w:rFonts w:cs="Times New Roman" w:ascii="Times New Roman" w:hAnsi="Times New Roman"/>
+                <w:sz w:val="20"/>
+                <w:szCs w:val="20"/>
               </w:rPr>
             </w:r>
           </w:p>
@@ -6605,7 +6322,7 @@
       <w:kern w:val="0"/>
       <w:sz w:val="28"/>
       <w:szCs w:val="22"/>
-      <w:lang w:eastAsia="fr-FR" w:val="fr-FR" w:bidi="ar-SA"/>
+      <w:lang w:val="fr-FR" w:eastAsia="fr-FR" w:bidi="ar-SA"/>
     </w:rPr>
   </w:style>
   <w:style w:type="paragraph" w:styleId="Heading2">
@@ -6635,7 +6352,7 @@
       <w:kern w:val="0"/>
       <w:sz w:val="24"/>
       <w:szCs w:val="22"/>
-      <w:lang w:eastAsia="fr-FR" w:val="fr-FR" w:bidi="ar-SA"/>
+      <w:lang w:val="fr-FR" w:eastAsia="fr-FR" w:bidi="ar-SA"/>
     </w:rPr>
   </w:style>
   <w:style w:type="paragraph" w:styleId="Heading3">
@@ -6664,7 +6381,7 @@
       <w:kern w:val="0"/>
       <w:sz w:val="24"/>
       <w:szCs w:val="22"/>
-      <w:lang w:eastAsia="fr-FR" w:val="fr-FR" w:bidi="ar-SA"/>
+      <w:lang w:val="fr-FR" w:eastAsia="fr-FR" w:bidi="ar-SA"/>
     </w:rPr>
   </w:style>
   <w:style w:type="character" w:styleId="DefaultParagraphFont" w:default="1">

--- a/documents_templates/cotations-secondary.docx
+++ b/documents_templates/cotations-secondary.docx
@@ -5,9 +5,8 @@
     <w:p>
       <w:pPr>
         <w:pStyle w:val="Normal"/>
-        <w:rPr>
-          <w:rFonts w:ascii="Times New Roman" w:hAnsi="Times New Roman" w:cs="Times New Roman"/>
-        </w:rPr>
+        <w:jc w:val="left"/>
+        <w:rPr/>
       </w:pPr>
       <w:r>
         <w:rPr>
@@ -22,12 +21,7 @@
         <w:pStyle w:val="Normal"/>
         <w:spacing w:before="0" w:after="0"/>
         <w:jc w:val="center"/>
-        <w:rPr>
-          <w:b/>
-          <w:bCs/>
-          <w:sz w:val="20"/>
-          <w:szCs w:val="20"/>
-        </w:rPr>
+        <w:rPr/>
       </w:pPr>
       <w:r>
         <w:rPr>
@@ -40,11 +34,11 @@
         <w:drawing>
           <wp:anchor behindDoc="0" distT="0" distB="0" distL="114300" distR="114300" simplePos="0" locked="0" layoutInCell="0" allowOverlap="1" relativeHeight="2">
             <wp:simplePos x="0" y="0"/>
-            <wp:positionH relativeFrom="margin">
+            <wp:positionH relativeFrom="column">
               <wp:posOffset>-635</wp:posOffset>
             </wp:positionH>
-            <wp:positionV relativeFrom="margin">
-              <wp:posOffset>231140</wp:posOffset>
+            <wp:positionV relativeFrom="paragraph">
+              <wp:posOffset>50800</wp:posOffset>
             </wp:positionV>
             <wp:extent cx="575310" cy="555625"/>
             <wp:effectExtent l="0" t="0" r="0" b="0"/>
@@ -91,7 +85,7 @@
                   <wp:posOffset>5918200</wp:posOffset>
                 </wp:positionH>
                 <wp:positionV relativeFrom="margin">
-                  <wp:posOffset>228600</wp:posOffset>
+                  <wp:posOffset>-11430</wp:posOffset>
                 </wp:positionV>
                 <wp:extent cx="720090" cy="720090"/>
                 <wp:effectExtent l="0" t="0" r="0" b="0"/>
@@ -154,7 +148,7 @@
           </mc:Choice>
           <mc:Fallback>
             <w:pict>
-              <v:rect id="shape_0" ID="Cadre1" path="m0,0l-2147483645,0l-2147483645,-2147483646l0,-2147483646xe" fillcolor="white" stroked="t" o:allowincell="f" style="position:absolute;margin-left:466pt;margin-top:18pt;width:56.65pt;height:56.65pt;mso-wrap-style:square;v-text-anchor:top;mso-position-horizontal-relative:margin;mso-position-vertical-relative:margin">
+              <v:rect id="shape_0" ID="Cadre1" path="m0,0l-2147483645,0l-2147483645,-2147483646l0,-2147483646xe" fillcolor="white" stroked="t" o:allowincell="f" style="position:absolute;margin-left:466pt;margin-top:-0.9pt;width:56.65pt;height:56.65pt;mso-wrap-style:square;v-text-anchor:top;mso-position-horizontal-relative:margin;mso-position-vertical-relative:margin">
                 <v:fill o:detectmouseclick="t" type="solid" color2="black" opacity="0"/>
                 <v:stroke color="black" dashstyle="dash" joinstyle="round" endcap="flat"/>
                 <v:textbox>
@@ -233,14 +227,7 @@
         <w:pStyle w:val="Normal"/>
         <w:spacing w:before="0" w:after="0"/>
         <w:jc w:val="center"/>
-        <w:rPr>
-          <w:i/>
-          <w:i/>
-          <w:iCs/>
-          <w:sz w:val="18"/>
-          <w:szCs w:val="18"/>
-          <w:lang w:val="en-US"/>
-        </w:rPr>
+        <w:rPr/>
       </w:pPr>
       <w:r>
         <w:rPr>
@@ -426,7 +413,7 @@
                 <w:szCs w:val="22"/>
                 <w:lang w:val="fr-FR" w:eastAsia="en-US" w:bidi="ar-SA"/>
               </w:rPr>
-              <w:t>:</w:t>
+              <w:t>:…………………………………………………………………………………………...</w:t>
             </w:r>
           </w:p>
         </w:tc>
@@ -489,8 +476,6 @@
                 <w:sz w:val="20"/>
               </w:rPr>
             </w:pPr>
-            <w:bookmarkStart w:id="0" w:name="_GoBack"/>
-            <w:bookmarkEnd w:id="0"/>
             <w:r>
               <w:rPr>
                 <w:rFonts w:eastAsia="Calibri" w:cs="Times New Roman" w:ascii="Times New Roman" w:hAnsi="Times New Roman"/>
@@ -499,7 +484,7 @@
                 <w:szCs w:val="22"/>
                 <w:lang w:val="fr-FR" w:eastAsia="en-US" w:bidi="ar-SA"/>
               </w:rPr>
-              <w:t>:</w:t>
+              <w:t>:…………………………………………………………………………………………...</w:t>
             </w:r>
           </w:p>
         </w:tc>
@@ -570,7 +555,7 @@
                 <w:szCs w:val="22"/>
                 <w:lang w:val="fr-FR" w:eastAsia="en-US" w:bidi="ar-SA"/>
               </w:rPr>
-              <w:t>:</w:t>
+              <w:t>:…………………………………………………………………………………………...</w:t>
             </w:r>
           </w:p>
         </w:tc>
@@ -897,8 +882,8 @@
               <w:jc w:val="center"/>
               <w:rPr>
                 <w:rFonts w:ascii="Times New Roman" w:hAnsi="Times New Roman" w:cs="Times New Roman"/>
-                <w:sz w:val="20"/>
-                <w:szCs w:val="20"/>
+                <w:sz w:val="18"/>
+                <w:szCs w:val="18"/>
               </w:rPr>
             </w:pPr>
             <w:r>
@@ -909,7 +894,20 @@
                 <w:szCs w:val="20"/>
                 <w:lang w:val="fr-FR" w:eastAsia="en-US" w:bidi="ar-SA"/>
               </w:rPr>
-              <w:t>N◦</w:t>
+              <w:t>N</w:t>
+            </w:r>
+            <w:r>
+              <w:rPr>
+                <w:rFonts w:eastAsia="DejaVu Sans" w:cs="DejaVu Sans" w:ascii="Times New Roman" w:hAnsi="Times New Roman"/>
+                <w:kern w:val="0"/>
+                <w:position w:val="0"/>
+                <w:sz w:val="20"/>
+                <w:sz w:val="20"/>
+                <w:szCs w:val="20"/>
+                <w:vertAlign w:val="baseline"/>
+                <w:lang w:val="fr-FR" w:eastAsia="en-US" w:bidi="ar-SA"/>
+              </w:rPr>
+              <w:t>∘</w:t>
             </w:r>
           </w:p>
         </w:tc>

--- a/documents_templates/cotations-secondary.docx
+++ b/documents_templates/cotations-secondary.docx
@@ -24,13 +24,6 @@
         <w:rPr/>
       </w:pPr>
       <w:r>
-        <w:rPr>
-          <w:rFonts w:cs="Times New Roman" w:ascii="Times New Roman" w:hAnsi="Times New Roman"/>
-          <w:b/>
-          <w:bCs/>
-          <w:sz w:val="20"/>
-          <w:szCs w:val="20"/>
-        </w:rPr>
         <w:drawing>
           <wp:anchor behindDoc="0" distT="0" distB="0" distL="114300" distR="114300" simplePos="0" locked="0" layoutInCell="0" allowOverlap="1" relativeHeight="2">
             <wp:simplePos x="0" y="0"/>
@@ -79,7 +72,7 @@
         <mc:AlternateContent>
           <mc:Choice Requires="wps">
             <w:drawing>
-              <wp:anchor behindDoc="0" distT="0" distB="0" distL="113665" distR="113030" simplePos="0" locked="0" layoutInCell="0" allowOverlap="1" relativeHeight="3">
+              <wp:anchor behindDoc="0" distT="0" distB="0" distL="113030" distR="111760" simplePos="0" locked="0" layoutInCell="0" allowOverlap="1" relativeHeight="3">
                 <wp:simplePos x="0" y="0"/>
                 <wp:positionH relativeFrom="margin">
                   <wp:posOffset>5918200</wp:posOffset>
@@ -130,6 +123,7 @@
                             </w:pPr>
                             <w:r>
                               <w:rPr>
+                                <w:color w:val="000000"/>
                                 <w:sz w:val="16"/>
                               </w:rPr>
                               <w:t>Insérez le logo ici</w:t>
@@ -148,8 +142,8 @@
           </mc:Choice>
           <mc:Fallback>
             <w:pict>
-              <v:rect id="shape_0" ID="Cadre1" path="m0,0l-2147483645,0l-2147483645,-2147483646l0,-2147483646xe" fillcolor="white" stroked="t" o:allowincell="f" style="position:absolute;margin-left:466pt;margin-top:-0.9pt;width:56.65pt;height:56.65pt;mso-wrap-style:square;v-text-anchor:top;mso-position-horizontal-relative:margin;mso-position-vertical-relative:margin">
-                <v:fill o:detectmouseclick="t" type="solid" color2="black" opacity="0"/>
+              <v:rect id="shape_0" ID="Cadre1" path="m0,0l-2147483645,0l-2147483645,-2147483646l0,-2147483646xe" stroked="t" o:allowincell="f" style="position:absolute;margin-left:466pt;margin-top:-0.9pt;width:56.65pt;height:56.65pt;mso-wrap-style:square;v-text-anchor:top;mso-position-horizontal-relative:margin;mso-position-vertical-relative:margin">
+                <v:fill o:detectmouseclick="t" on="false"/>
                 <v:stroke color="black" dashstyle="dash" joinstyle="round" endcap="flat"/>
                 <v:textbox>
                   <w:txbxContent>
@@ -164,6 +158,7 @@
                       </w:pPr>
                       <w:r>
                         <w:rPr>
+                          <w:color w:val="000000"/>
                           <w:sz w:val="16"/>
                         </w:rPr>
                         <w:t>Insérez le logo ici</w:t>
@@ -273,14 +268,14 @@
         <w:tblLook w:val="04a0" w:noHBand="0" w:noVBand="1" w:firstColumn="1" w:lastRow="0" w:lastColumn="0" w:firstRow="1"/>
       </w:tblPr>
       <w:tblGrid>
-        <w:gridCol w:w="1949"/>
-        <w:gridCol w:w="7538"/>
+        <w:gridCol w:w="1948"/>
+        <w:gridCol w:w="7539"/>
       </w:tblGrid>
       <w:tr>
         <w:trPr/>
         <w:tc>
           <w:tcPr>
-            <w:tcW w:w="1949" w:type="dxa"/>
+            <w:tcW w:w="1948" w:type="dxa"/>
             <w:tcBorders>
               <w:top w:val="nil"/>
               <w:left w:val="nil"/>
@@ -314,7 +309,7 @@
         </w:tc>
         <w:tc>
           <w:tcPr>
-            <w:tcW w:w="7538" w:type="dxa"/>
+            <w:tcW w:w="7539" w:type="dxa"/>
             <w:tcBorders>
               <w:top w:val="nil"/>
               <w:left w:val="nil"/>
@@ -351,7 +346,7 @@
         <w:trPr/>
         <w:tc>
           <w:tcPr>
-            <w:tcW w:w="1949" w:type="dxa"/>
+            <w:tcW w:w="1948" w:type="dxa"/>
             <w:tcBorders>
               <w:top w:val="nil"/>
               <w:left w:val="nil"/>
@@ -385,7 +380,7 @@
         </w:tc>
         <w:tc>
           <w:tcPr>
-            <w:tcW w:w="7538" w:type="dxa"/>
+            <w:tcW w:w="7539" w:type="dxa"/>
             <w:tcBorders>
               <w:top w:val="nil"/>
               <w:left w:val="nil"/>
@@ -422,7 +417,7 @@
         <w:trPr/>
         <w:tc>
           <w:tcPr>
-            <w:tcW w:w="1949" w:type="dxa"/>
+            <w:tcW w:w="1948" w:type="dxa"/>
             <w:tcBorders>
               <w:top w:val="nil"/>
               <w:left w:val="nil"/>
@@ -456,7 +451,7 @@
         </w:tc>
         <w:tc>
           <w:tcPr>
-            <w:tcW w:w="7538" w:type="dxa"/>
+            <w:tcW w:w="7539" w:type="dxa"/>
             <w:tcBorders>
               <w:top w:val="nil"/>
               <w:left w:val="nil"/>
@@ -493,7 +488,7 @@
         <w:trPr/>
         <w:tc>
           <w:tcPr>
-            <w:tcW w:w="1949" w:type="dxa"/>
+            <w:tcW w:w="1948" w:type="dxa"/>
             <w:tcBorders>
               <w:top w:val="nil"/>
               <w:left w:val="nil"/>
@@ -527,7 +522,7 @@
         </w:tc>
         <w:tc>
           <w:tcPr>
-            <w:tcW w:w="7538" w:type="dxa"/>
+            <w:tcW w:w="7539" w:type="dxa"/>
             <w:tcBorders>
               <w:top w:val="nil"/>
               <w:left w:val="nil"/>
@@ -632,15 +627,15 @@
       <w:tblGrid>
         <w:gridCol w:w="509"/>
         <w:gridCol w:w="4078"/>
-        <w:gridCol w:w="511"/>
-        <w:gridCol w:w="509"/>
-        <w:gridCol w:w="908"/>
+        <w:gridCol w:w="512"/>
+        <w:gridCol w:w="508"/>
+        <w:gridCol w:w="909"/>
         <w:gridCol w:w="623"/>
         <w:gridCol w:w="500"/>
         <w:gridCol w:w="511"/>
         <w:gridCol w:w="906"/>
         <w:gridCol w:w="624"/>
-        <w:gridCol w:w="934"/>
+        <w:gridCol w:w="933"/>
       </w:tblGrid>
       <w:tr>
         <w:trPr/>
@@ -716,7 +711,7 @@
         </w:tc>
         <w:tc>
           <w:tcPr>
-            <w:tcW w:w="2551" w:type="dxa"/>
+            <w:tcW w:w="2552" w:type="dxa"/>
             <w:gridSpan w:val="4"/>
             <w:tcBorders>
               <w:left w:val="single" w:sz="18" w:space="0" w:color="000000"/>
@@ -828,7 +823,7 @@
         </w:tc>
         <w:tc>
           <w:tcPr>
-            <w:tcW w:w="934" w:type="dxa"/>
+            <w:tcW w:w="933" w:type="dxa"/>
             <w:tcBorders>
               <w:left w:val="single" w:sz="18" w:space="0" w:color="000000"/>
             </w:tcBorders>
@@ -948,7 +943,7 @@
         </w:tc>
         <w:tc>
           <w:tcPr>
-            <w:tcW w:w="511" w:type="dxa"/>
+            <w:tcW w:w="512" w:type="dxa"/>
             <w:tcBorders>
               <w:left w:val="single" w:sz="18" w:space="0" w:color="000000"/>
             </w:tcBorders>
@@ -1002,7 +997,7 @@
         </w:tc>
         <w:tc>
           <w:tcPr>
-            <w:tcW w:w="509" w:type="dxa"/>
+            <w:tcW w:w="508" w:type="dxa"/>
             <w:tcBorders/>
             <w:vAlign w:val="center"/>
           </w:tcPr>
@@ -1054,7 +1049,7 @@
         </w:tc>
         <w:tc>
           <w:tcPr>
-            <w:tcW w:w="908" w:type="dxa"/>
+            <w:tcW w:w="909" w:type="dxa"/>
             <w:tcBorders/>
             <w:vAlign w:val="center"/>
           </w:tcPr>
@@ -1288,7 +1283,7 @@
         </w:tc>
         <w:tc>
           <w:tcPr>
-            <w:tcW w:w="934" w:type="dxa"/>
+            <w:tcW w:w="933" w:type="dxa"/>
             <w:tcBorders>
               <w:left w:val="single" w:sz="18" w:space="0" w:color="000000"/>
             </w:tcBorders>
@@ -1386,7 +1381,7 @@
         </w:tc>
         <w:tc>
           <w:tcPr>
-            <w:tcW w:w="511" w:type="dxa"/>
+            <w:tcW w:w="512" w:type="dxa"/>
             <w:tcBorders>
               <w:left w:val="single" w:sz="18" w:space="0" w:color="000000"/>
               <w:bottom w:val="single" w:sz="18" w:space="0" w:color="000000"/>
@@ -1417,7 +1412,7 @@
         </w:tc>
         <w:tc>
           <w:tcPr>
-            <w:tcW w:w="509" w:type="dxa"/>
+            <w:tcW w:w="508" w:type="dxa"/>
             <w:tcBorders>
               <w:bottom w:val="single" w:sz="18" w:space="0" w:color="000000"/>
             </w:tcBorders>
@@ -1447,7 +1442,7 @@
         </w:tc>
         <w:tc>
           <w:tcPr>
-            <w:tcW w:w="908" w:type="dxa"/>
+            <w:tcW w:w="909" w:type="dxa"/>
             <w:tcBorders>
               <w:bottom w:val="single" w:sz="18" w:space="0" w:color="000000"/>
             </w:tcBorders>
@@ -1630,7 +1625,7 @@
         </w:tc>
         <w:tc>
           <w:tcPr>
-            <w:tcW w:w="934" w:type="dxa"/>
+            <w:tcW w:w="933" w:type="dxa"/>
             <w:tcBorders>
               <w:left w:val="single" w:sz="18" w:space="0" w:color="000000"/>
               <w:bottom w:val="single" w:sz="18" w:space="0" w:color="000000"/>
@@ -1713,7 +1708,6 @@
               <w:rPr>
                 <w:sz w:val="18"/>
                 <w:szCs w:val="18"/>
-                <w:lang w:val="en-US"/>
               </w:rPr>
             </w:pPr>
             <w:r>
@@ -1730,7 +1724,7 @@
         </w:tc>
         <w:tc>
           <w:tcPr>
-            <w:tcW w:w="511" w:type="dxa"/>
+            <w:tcW w:w="512" w:type="dxa"/>
             <w:tcBorders>
               <w:top w:val="single" w:sz="18" w:space="0" w:color="000000"/>
               <w:left w:val="single" w:sz="18" w:space="0" w:color="000000"/>
@@ -1763,7 +1757,7 @@
         </w:tc>
         <w:tc>
           <w:tcPr>
-            <w:tcW w:w="509" w:type="dxa"/>
+            <w:tcW w:w="508" w:type="dxa"/>
             <w:tcBorders>
               <w:top w:val="single" w:sz="18" w:space="0" w:color="000000"/>
             </w:tcBorders>
@@ -1795,7 +1789,7 @@
         </w:tc>
         <w:tc>
           <w:tcPr>
-            <w:tcW w:w="908" w:type="dxa"/>
+            <w:tcW w:w="909" w:type="dxa"/>
             <w:tcBorders>
               <w:top w:val="single" w:sz="18" w:space="0" w:color="000000"/>
             </w:tcBorders>
@@ -1990,7 +1984,7 @@
         </w:tc>
         <w:tc>
           <w:tcPr>
-            <w:tcW w:w="934" w:type="dxa"/>
+            <w:tcW w:w="933" w:type="dxa"/>
             <w:tcBorders>
               <w:top w:val="single" w:sz="18" w:space="0" w:color="000000"/>
               <w:left w:val="single" w:sz="18" w:space="0" w:color="000000"/>
@@ -2093,7 +2087,239 @@
         </w:tc>
         <w:tc>
           <w:tcPr>
+            <w:tcW w:w="512" w:type="dxa"/>
+            <w:tcBorders>
+              <w:left w:val="single" w:sz="18" w:space="0" w:color="000000"/>
+            </w:tcBorders>
+            <w:vAlign w:val="center"/>
+          </w:tcPr>
+          <w:p>
+            <w:pPr>
+              <w:pStyle w:val="Normal"/>
+              <w:widowControl/>
+              <w:suppressAutoHyphens w:val="true"/>
+              <w:spacing w:lineRule="auto" w:line="240" w:before="0" w:after="0"/>
+              <w:jc w:val="left"/>
+              <w:rPr>
+                <w:rFonts w:ascii="Times New Roman" w:hAnsi="Times New Roman" w:cs="Times New Roman"/>
+                <w:sz w:val="18"/>
+                <w:szCs w:val="18"/>
+              </w:rPr>
+            </w:pPr>
+            <w:r>
+              <w:rPr>
+                <w:rFonts w:cs="Times New Roman" w:ascii="Times New Roman" w:hAnsi="Times New Roman"/>
+                <w:sz w:val="18"/>
+                <w:szCs w:val="18"/>
+              </w:rPr>
+            </w:r>
+          </w:p>
+        </w:tc>
+        <w:tc>
+          <w:tcPr>
+            <w:tcW w:w="508" w:type="dxa"/>
+            <w:tcBorders/>
+            <w:vAlign w:val="center"/>
+          </w:tcPr>
+          <w:p>
+            <w:pPr>
+              <w:pStyle w:val="Normal"/>
+              <w:widowControl/>
+              <w:suppressAutoHyphens w:val="true"/>
+              <w:spacing w:lineRule="auto" w:line="240" w:before="0" w:after="0"/>
+              <w:jc w:val="left"/>
+              <w:rPr>
+                <w:rFonts w:ascii="Times New Roman" w:hAnsi="Times New Roman" w:cs="Times New Roman"/>
+                <w:sz w:val="18"/>
+                <w:szCs w:val="18"/>
+              </w:rPr>
+            </w:pPr>
+            <w:r>
+              <w:rPr>
+                <w:rFonts w:cs="Times New Roman" w:ascii="Times New Roman" w:hAnsi="Times New Roman"/>
+                <w:sz w:val="18"/>
+                <w:szCs w:val="18"/>
+              </w:rPr>
+            </w:r>
+          </w:p>
+        </w:tc>
+        <w:tc>
+          <w:tcPr>
+            <w:tcW w:w="909" w:type="dxa"/>
+            <w:tcBorders/>
+            <w:vAlign w:val="center"/>
+          </w:tcPr>
+          <w:p>
+            <w:pPr>
+              <w:pStyle w:val="Normal"/>
+              <w:widowControl/>
+              <w:suppressAutoHyphens w:val="true"/>
+              <w:spacing w:lineRule="auto" w:line="240" w:before="0" w:after="0"/>
+              <w:jc w:val="left"/>
+              <w:rPr>
+                <w:rFonts w:ascii="Times New Roman" w:hAnsi="Times New Roman" w:cs="Times New Roman"/>
+                <w:sz w:val="18"/>
+                <w:szCs w:val="18"/>
+              </w:rPr>
+            </w:pPr>
+            <w:r>
+              <w:rPr>
+                <w:rFonts w:cs="Times New Roman" w:ascii="Times New Roman" w:hAnsi="Times New Roman"/>
+                <w:sz w:val="18"/>
+                <w:szCs w:val="18"/>
+              </w:rPr>
+            </w:r>
+          </w:p>
+        </w:tc>
+        <w:tc>
+          <w:tcPr>
+            <w:tcW w:w="623" w:type="dxa"/>
+            <w:tcBorders>
+              <w:right w:val="single" w:sz="18" w:space="0" w:color="000000"/>
+            </w:tcBorders>
+            <w:vAlign w:val="center"/>
+          </w:tcPr>
+          <w:p>
+            <w:pPr>
+              <w:pStyle w:val="Normal"/>
+              <w:widowControl/>
+              <w:suppressAutoHyphens w:val="true"/>
+              <w:spacing w:lineRule="auto" w:line="240" w:before="0" w:after="0"/>
+              <w:jc w:val="left"/>
+              <w:rPr>
+                <w:rFonts w:ascii="Times New Roman" w:hAnsi="Times New Roman" w:cs="Times New Roman"/>
+                <w:sz w:val="18"/>
+                <w:szCs w:val="18"/>
+              </w:rPr>
+            </w:pPr>
+            <w:r>
+              <w:rPr>
+                <w:rFonts w:cs="Times New Roman" w:ascii="Times New Roman" w:hAnsi="Times New Roman"/>
+                <w:sz w:val="18"/>
+                <w:szCs w:val="18"/>
+              </w:rPr>
+            </w:r>
+          </w:p>
+        </w:tc>
+        <w:tc>
+          <w:tcPr>
+            <w:tcW w:w="500" w:type="dxa"/>
+            <w:tcBorders>
+              <w:left w:val="single" w:sz="18" w:space="0" w:color="000000"/>
+            </w:tcBorders>
+            <w:vAlign w:val="center"/>
+          </w:tcPr>
+          <w:p>
+            <w:pPr>
+              <w:pStyle w:val="Normal"/>
+              <w:widowControl/>
+              <w:suppressAutoHyphens w:val="true"/>
+              <w:spacing w:lineRule="auto" w:line="240" w:before="0" w:after="0"/>
+              <w:jc w:val="left"/>
+              <w:rPr>
+                <w:rFonts w:ascii="Times New Roman" w:hAnsi="Times New Roman" w:cs="Times New Roman"/>
+                <w:sz w:val="18"/>
+                <w:szCs w:val="18"/>
+              </w:rPr>
+            </w:pPr>
+            <w:r>
+              <w:rPr>
+                <w:rFonts w:cs="Times New Roman" w:ascii="Times New Roman" w:hAnsi="Times New Roman"/>
+                <w:sz w:val="18"/>
+                <w:szCs w:val="18"/>
+              </w:rPr>
+            </w:r>
+          </w:p>
+        </w:tc>
+        <w:tc>
+          <w:tcPr>
             <w:tcW w:w="511" w:type="dxa"/>
+            <w:tcBorders/>
+            <w:vAlign w:val="center"/>
+          </w:tcPr>
+          <w:p>
+            <w:pPr>
+              <w:pStyle w:val="Normal"/>
+              <w:widowControl/>
+              <w:suppressAutoHyphens w:val="true"/>
+              <w:spacing w:lineRule="auto" w:line="240" w:before="0" w:after="0"/>
+              <w:jc w:val="left"/>
+              <w:rPr>
+                <w:rFonts w:ascii="Times New Roman" w:hAnsi="Times New Roman" w:cs="Times New Roman"/>
+                <w:sz w:val="18"/>
+                <w:szCs w:val="18"/>
+              </w:rPr>
+            </w:pPr>
+            <w:r>
+              <w:rPr>
+                <w:rFonts w:cs="Times New Roman" w:ascii="Times New Roman" w:hAnsi="Times New Roman"/>
+                <w:sz w:val="18"/>
+                <w:szCs w:val="18"/>
+              </w:rPr>
+            </w:r>
+          </w:p>
+        </w:tc>
+        <w:tc>
+          <w:tcPr>
+            <w:tcW w:w="906" w:type="dxa"/>
+            <w:tcBorders/>
+            <w:vAlign w:val="center"/>
+          </w:tcPr>
+          <w:p>
+            <w:pPr>
+              <w:pStyle w:val="Normal"/>
+              <w:widowControl/>
+              <w:suppressAutoHyphens w:val="true"/>
+              <w:spacing w:lineRule="auto" w:line="240" w:before="0" w:after="0"/>
+              <w:jc w:val="left"/>
+              <w:rPr>
+                <w:rFonts w:ascii="Times New Roman" w:hAnsi="Times New Roman" w:cs="Times New Roman"/>
+                <w:sz w:val="18"/>
+                <w:szCs w:val="18"/>
+              </w:rPr>
+            </w:pPr>
+            <w:r>
+              <w:rPr>
+                <w:rFonts w:cs="Times New Roman" w:ascii="Times New Roman" w:hAnsi="Times New Roman"/>
+                <w:sz w:val="18"/>
+                <w:szCs w:val="18"/>
+              </w:rPr>
+            </w:r>
+          </w:p>
+        </w:tc>
+        <w:tc>
+          <w:tcPr>
+            <w:tcW w:w="624" w:type="dxa"/>
+            <w:tcBorders>
+              <w:right w:val="single" w:sz="18" w:space="0" w:color="000000"/>
+            </w:tcBorders>
+            <w:vAlign w:val="center"/>
+          </w:tcPr>
+          <w:p>
+            <w:pPr>
+              <w:pStyle w:val="Normal"/>
+              <w:widowControl/>
+              <w:suppressAutoHyphens w:val="true"/>
+              <w:spacing w:lineRule="auto" w:line="240" w:before="0" w:after="0"/>
+              <w:jc w:val="left"/>
+              <w:rPr>
+                <w:rFonts w:ascii="Times New Roman" w:hAnsi="Times New Roman" w:cs="Times New Roman"/>
+                <w:sz w:val="18"/>
+                <w:szCs w:val="18"/>
+              </w:rPr>
+            </w:pPr>
+            <w:r>
+              <w:rPr>
+                <w:rFonts w:cs="Times New Roman" w:ascii="Times New Roman" w:hAnsi="Times New Roman"/>
+                <w:sz w:val="18"/>
+                <w:szCs w:val="18"/>
+              </w:rPr>
+            </w:r>
+          </w:p>
+        </w:tc>
+        <w:tc>
+          <w:tcPr>
+            <w:tcW w:w="933" w:type="dxa"/>
             <w:tcBorders>
               <w:left w:val="single" w:sz="18" w:space="0" w:color="000000"/>
             </w:tcBorders>
@@ -2121,6 +2347,9 @@
             </w:r>
           </w:p>
         </w:tc>
+      </w:tr>
+      <w:tr>
+        <w:trPr/>
         <w:tc>
           <w:tcPr>
             <w:tcW w:w="509" w:type="dxa"/>
@@ -2133,27 +2362,113 @@
               <w:widowControl/>
               <w:suppressAutoHyphens w:val="true"/>
               <w:spacing w:lineRule="auto" w:line="240" w:before="0" w:after="0"/>
-              <w:jc w:val="left"/>
-              <w:rPr>
-                <w:rFonts w:ascii="Times New Roman" w:hAnsi="Times New Roman" w:cs="Times New Roman"/>
-                <w:sz w:val="18"/>
-                <w:szCs w:val="18"/>
-              </w:rPr>
-            </w:pPr>
-            <w:r>
-              <w:rPr>
-                <w:rFonts w:cs="Times New Roman" w:ascii="Times New Roman" w:hAnsi="Times New Roman"/>
-                <w:sz w:val="18"/>
-                <w:szCs w:val="18"/>
-              </w:rPr>
-            </w:r>
-          </w:p>
-        </w:tc>
-        <w:tc>
-          <w:tcPr>
-            <w:tcW w:w="908" w:type="dxa"/>
+              <w:jc w:val="center"/>
+              <w:rPr>
+                <w:rFonts w:ascii="Times New Roman" w:hAnsi="Times New Roman" w:cs="Times New Roman"/>
+                <w:sz w:val="18"/>
+                <w:szCs w:val="18"/>
+              </w:rPr>
+            </w:pPr>
+            <w:r>
+              <w:rPr>
+                <w:rFonts w:cs="Times New Roman" w:ascii="Times New Roman" w:hAnsi="Times New Roman"/>
+                <w:sz w:val="18"/>
+                <w:szCs w:val="18"/>
+              </w:rPr>
+            </w:r>
+          </w:p>
+        </w:tc>
+        <w:tc>
+          <w:tcPr>
+            <w:tcW w:w="4078" w:type="dxa"/>
+            <w:tcBorders>
+              <w:right w:val="single" w:sz="18" w:space="0" w:color="000000"/>
+            </w:tcBorders>
+          </w:tcPr>
+          <w:p>
+            <w:pPr>
+              <w:pStyle w:val="Normal"/>
+              <w:widowControl/>
+              <w:suppressAutoHyphens w:val="true"/>
+              <w:spacing w:lineRule="auto" w:line="240" w:before="0" w:after="0"/>
+              <w:jc w:val="left"/>
+              <w:rPr>
+                <w:sz w:val="18"/>
+                <w:szCs w:val="18"/>
+              </w:rPr>
+            </w:pPr>
+            <w:r>
+              <w:rPr>
+                <w:rFonts w:eastAsia="Calibri" w:cs="Times New Roman" w:ascii="Times New Roman" w:hAnsi="Times New Roman"/>
+                <w:kern w:val="0"/>
+                <w:sz w:val="18"/>
+                <w:szCs w:val="18"/>
+                <w:lang w:val="fr-FR" w:eastAsia="en-US" w:bidi="ar-SA"/>
+              </w:rPr>
+              <w:t>+++ END-FOR enrollment+++</w:t>
+            </w:r>
+          </w:p>
+        </w:tc>
+        <w:tc>
+          <w:tcPr>
+            <w:tcW w:w="512" w:type="dxa"/>
+            <w:tcBorders>
+              <w:left w:val="single" w:sz="18" w:space="0" w:color="000000"/>
+            </w:tcBorders>
+          </w:tcPr>
+          <w:p>
+            <w:pPr>
+              <w:pStyle w:val="Normal"/>
+              <w:widowControl/>
+              <w:suppressAutoHyphens w:val="true"/>
+              <w:spacing w:lineRule="auto" w:line="240" w:before="0" w:after="0"/>
+              <w:jc w:val="left"/>
+              <w:rPr>
+                <w:rFonts w:ascii="Times New Roman" w:hAnsi="Times New Roman" w:cs="Times New Roman"/>
+                <w:sz w:val="18"/>
+                <w:szCs w:val="18"/>
+              </w:rPr>
+            </w:pPr>
+            <w:r>
+              <w:rPr>
+                <w:rFonts w:cs="Times New Roman" w:ascii="Times New Roman" w:hAnsi="Times New Roman"/>
+                <w:sz w:val="18"/>
+                <w:szCs w:val="18"/>
+              </w:rPr>
+            </w:r>
+          </w:p>
+        </w:tc>
+        <w:tc>
+          <w:tcPr>
+            <w:tcW w:w="508" w:type="dxa"/>
             <w:tcBorders/>
-            <w:vAlign w:val="center"/>
+          </w:tcPr>
+          <w:p>
+            <w:pPr>
+              <w:pStyle w:val="Normal"/>
+              <w:widowControl/>
+              <w:suppressAutoHyphens w:val="true"/>
+              <w:spacing w:lineRule="auto" w:line="240" w:before="0" w:after="0"/>
+              <w:jc w:val="left"/>
+              <w:rPr>
+                <w:rFonts w:ascii="Times New Roman" w:hAnsi="Times New Roman" w:cs="Times New Roman"/>
+                <w:sz w:val="18"/>
+                <w:szCs w:val="18"/>
+              </w:rPr>
+            </w:pPr>
+            <w:r>
+              <w:rPr>
+                <w:rFonts w:cs="Times New Roman" w:ascii="Times New Roman" w:hAnsi="Times New Roman"/>
+                <w:sz w:val="18"/>
+                <w:szCs w:val="18"/>
+              </w:rPr>
+            </w:r>
+          </w:p>
+        </w:tc>
+        <w:tc>
+          <w:tcPr>
+            <w:tcW w:w="909" w:type="dxa"/>
+            <w:tcBorders/>
           </w:tcPr>
           <w:p>
             <w:pPr>
@@ -2183,7 +2498,6 @@
             <w:tcBorders>
               <w:right w:val="single" w:sz="18" w:space="0" w:color="000000"/>
             </w:tcBorders>
-            <w:vAlign w:val="center"/>
           </w:tcPr>
           <w:p>
             <w:pPr>
@@ -2213,7 +2527,6 @@
             <w:tcBorders>
               <w:left w:val="single" w:sz="18" w:space="0" w:color="000000"/>
             </w:tcBorders>
-            <w:vAlign w:val="center"/>
           </w:tcPr>
           <w:p>
             <w:pPr>
@@ -2241,7 +2554,6 @@
           <w:tcPr>
             <w:tcW w:w="511" w:type="dxa"/>
             <w:tcBorders/>
-            <w:vAlign w:val="center"/>
           </w:tcPr>
           <w:p>
             <w:pPr>
@@ -2269,7 +2581,6 @@
           <w:tcPr>
             <w:tcW w:w="906" w:type="dxa"/>
             <w:tcBorders/>
-            <w:vAlign w:val="center"/>
           </w:tcPr>
           <w:p>
             <w:pPr>
@@ -2299,37 +2610,35 @@
             <w:tcBorders>
               <w:right w:val="single" w:sz="18" w:space="0" w:color="000000"/>
             </w:tcBorders>
-            <w:vAlign w:val="center"/>
-          </w:tcPr>
-          <w:p>
-            <w:pPr>
-              <w:pStyle w:val="Normal"/>
-              <w:widowControl/>
-              <w:suppressAutoHyphens w:val="true"/>
-              <w:spacing w:lineRule="auto" w:line="240" w:before="0" w:after="0"/>
-              <w:jc w:val="left"/>
-              <w:rPr>
-                <w:rFonts w:ascii="Times New Roman" w:hAnsi="Times New Roman" w:cs="Times New Roman"/>
-                <w:sz w:val="18"/>
-                <w:szCs w:val="18"/>
-              </w:rPr>
-            </w:pPr>
-            <w:r>
-              <w:rPr>
-                <w:rFonts w:cs="Times New Roman" w:ascii="Times New Roman" w:hAnsi="Times New Roman"/>
-                <w:sz w:val="18"/>
-                <w:szCs w:val="18"/>
-              </w:rPr>
-            </w:r>
-          </w:p>
-        </w:tc>
-        <w:tc>
-          <w:tcPr>
-            <w:tcW w:w="934" w:type="dxa"/>
+          </w:tcPr>
+          <w:p>
+            <w:pPr>
+              <w:pStyle w:val="Normal"/>
+              <w:widowControl/>
+              <w:suppressAutoHyphens w:val="true"/>
+              <w:spacing w:lineRule="auto" w:line="240" w:before="0" w:after="0"/>
+              <w:jc w:val="left"/>
+              <w:rPr>
+                <w:rFonts w:ascii="Times New Roman" w:hAnsi="Times New Roman" w:cs="Times New Roman"/>
+                <w:sz w:val="18"/>
+                <w:szCs w:val="18"/>
+              </w:rPr>
+            </w:pPr>
+            <w:r>
+              <w:rPr>
+                <w:rFonts w:cs="Times New Roman" w:ascii="Times New Roman" w:hAnsi="Times New Roman"/>
+                <w:sz w:val="18"/>
+                <w:szCs w:val="18"/>
+              </w:rPr>
+            </w:r>
+          </w:p>
+        </w:tc>
+        <w:tc>
+          <w:tcPr>
+            <w:tcW w:w="933" w:type="dxa"/>
             <w:tcBorders>
               <w:left w:val="single" w:sz="18" w:space="0" w:color="000000"/>
             </w:tcBorders>
-            <w:vAlign w:val="center"/>
           </w:tcPr>
           <w:p>
             <w:pPr>
@@ -2359,7 +2668,9 @@
         <w:tc>
           <w:tcPr>
             <w:tcW w:w="509" w:type="dxa"/>
-            <w:tcBorders/>
+            <w:tcBorders>
+              <w:top w:val="nil"/>
+            </w:tcBorders>
             <w:vAlign w:val="center"/>
           </w:tcPr>
           <w:p>
@@ -2388,6 +2699,7 @@
           <w:tcPr>
             <w:tcW w:w="4078" w:type="dxa"/>
             <w:tcBorders>
+              <w:top w:val="nil"/>
               <w:right w:val="single" w:sz="18" w:space="0" w:color="000000"/>
             </w:tcBorders>
           </w:tcPr>
@@ -2399,19 +2711,165 @@
               <w:spacing w:lineRule="auto" w:line="240" w:before="0" w:after="0"/>
               <w:jc w:val="left"/>
               <w:rPr>
-                <w:sz w:val="18"/>
-                <w:szCs w:val="18"/>
-              </w:rPr>
-            </w:pPr>
-            <w:r>
-              <w:rPr>
-                <w:rFonts w:eastAsia="Calibri" w:cs="Times New Roman" w:ascii="Times New Roman" w:hAnsi="Times New Roman"/>
-                <w:kern w:val="0"/>
-                <w:sz w:val="18"/>
-                <w:szCs w:val="18"/>
-                <w:lang w:val="fr-FR" w:eastAsia="en-US" w:bidi="ar-SA"/>
-              </w:rPr>
-              <w:t>+++ END-FOR enrollment+++</w:t>
+                <w:rFonts w:ascii="Times New Roman" w:hAnsi="Times New Roman" w:cs="Times New Roman"/>
+                <w:sz w:val="18"/>
+                <w:szCs w:val="18"/>
+              </w:rPr>
+            </w:pPr>
+            <w:r>
+              <w:rPr>
+                <w:rFonts w:cs="Times New Roman" w:ascii="Times New Roman" w:hAnsi="Times New Roman"/>
+                <w:sz w:val="18"/>
+                <w:szCs w:val="18"/>
+              </w:rPr>
+            </w:r>
+          </w:p>
+        </w:tc>
+        <w:tc>
+          <w:tcPr>
+            <w:tcW w:w="512" w:type="dxa"/>
+            <w:tcBorders>
+              <w:top w:val="nil"/>
+              <w:left w:val="single" w:sz="18" w:space="0" w:color="000000"/>
+            </w:tcBorders>
+          </w:tcPr>
+          <w:p>
+            <w:pPr>
+              <w:pStyle w:val="Normal"/>
+              <w:widowControl/>
+              <w:suppressAutoHyphens w:val="true"/>
+              <w:spacing w:lineRule="auto" w:line="240" w:before="0" w:after="0"/>
+              <w:jc w:val="left"/>
+              <w:rPr>
+                <w:rFonts w:ascii="Times New Roman" w:hAnsi="Times New Roman" w:cs="Times New Roman"/>
+                <w:sz w:val="18"/>
+                <w:szCs w:val="18"/>
+              </w:rPr>
+            </w:pPr>
+            <w:r>
+              <w:rPr>
+                <w:rFonts w:cs="Times New Roman" w:ascii="Times New Roman" w:hAnsi="Times New Roman"/>
+                <w:sz w:val="18"/>
+                <w:szCs w:val="18"/>
+              </w:rPr>
+            </w:r>
+          </w:p>
+        </w:tc>
+        <w:tc>
+          <w:tcPr>
+            <w:tcW w:w="508" w:type="dxa"/>
+            <w:tcBorders>
+              <w:top w:val="nil"/>
+            </w:tcBorders>
+          </w:tcPr>
+          <w:p>
+            <w:pPr>
+              <w:pStyle w:val="Normal"/>
+              <w:widowControl/>
+              <w:suppressAutoHyphens w:val="true"/>
+              <w:spacing w:lineRule="auto" w:line="240" w:before="0" w:after="0"/>
+              <w:jc w:val="left"/>
+              <w:rPr>
+                <w:rFonts w:ascii="Times New Roman" w:hAnsi="Times New Roman" w:cs="Times New Roman"/>
+                <w:sz w:val="18"/>
+                <w:szCs w:val="18"/>
+              </w:rPr>
+            </w:pPr>
+            <w:r>
+              <w:rPr>
+                <w:rFonts w:cs="Times New Roman" w:ascii="Times New Roman" w:hAnsi="Times New Roman"/>
+                <w:sz w:val="18"/>
+                <w:szCs w:val="18"/>
+              </w:rPr>
+            </w:r>
+          </w:p>
+        </w:tc>
+        <w:tc>
+          <w:tcPr>
+            <w:tcW w:w="909" w:type="dxa"/>
+            <w:tcBorders>
+              <w:top w:val="nil"/>
+            </w:tcBorders>
+          </w:tcPr>
+          <w:p>
+            <w:pPr>
+              <w:pStyle w:val="Normal"/>
+              <w:widowControl/>
+              <w:suppressAutoHyphens w:val="true"/>
+              <w:spacing w:lineRule="auto" w:line="240" w:before="0" w:after="0"/>
+              <w:jc w:val="left"/>
+              <w:rPr>
+                <w:rFonts w:ascii="Times New Roman" w:hAnsi="Times New Roman" w:cs="Times New Roman"/>
+                <w:sz w:val="18"/>
+                <w:szCs w:val="18"/>
+              </w:rPr>
+            </w:pPr>
+            <w:r>
+              <w:rPr>
+                <w:rFonts w:cs="Times New Roman" w:ascii="Times New Roman" w:hAnsi="Times New Roman"/>
+                <w:sz w:val="18"/>
+                <w:szCs w:val="18"/>
+              </w:rPr>
+            </w:r>
+          </w:p>
+        </w:tc>
+        <w:tc>
+          <w:tcPr>
+            <w:tcW w:w="623" w:type="dxa"/>
+            <w:tcBorders>
+              <w:top w:val="nil"/>
+              <w:right w:val="single" w:sz="18" w:space="0" w:color="000000"/>
+            </w:tcBorders>
+          </w:tcPr>
+          <w:p>
+            <w:pPr>
+              <w:pStyle w:val="Normal"/>
+              <w:widowControl/>
+              <w:suppressAutoHyphens w:val="true"/>
+              <w:spacing w:lineRule="auto" w:line="240" w:before="0" w:after="0"/>
+              <w:jc w:val="left"/>
+              <w:rPr>
+                <w:rFonts w:ascii="Times New Roman" w:hAnsi="Times New Roman" w:cs="Times New Roman"/>
+                <w:sz w:val="18"/>
+                <w:szCs w:val="18"/>
+              </w:rPr>
+            </w:pPr>
+            <w:r>
+              <w:rPr>
+                <w:rFonts w:cs="Times New Roman" w:ascii="Times New Roman" w:hAnsi="Times New Roman"/>
+                <w:sz w:val="18"/>
+                <w:szCs w:val="18"/>
+              </w:rPr>
+            </w:r>
+          </w:p>
+        </w:tc>
+        <w:tc>
+          <w:tcPr>
+            <w:tcW w:w="500" w:type="dxa"/>
+            <w:tcBorders>
+              <w:top w:val="nil"/>
+              <w:left w:val="single" w:sz="18" w:space="0" w:color="000000"/>
+            </w:tcBorders>
+          </w:tcPr>
+          <w:p>
+            <w:pPr>
+              <w:pStyle w:val="Normal"/>
+              <w:widowControl/>
+              <w:suppressAutoHyphens w:val="true"/>
+              <w:spacing w:lineRule="auto" w:line="240" w:before="0" w:after="0"/>
+              <w:jc w:val="left"/>
+              <w:rPr>
+                <w:rFonts w:ascii="Times New Roman" w:hAnsi="Times New Roman" w:cs="Times New Roman"/>
+                <w:sz w:val="18"/>
+                <w:szCs w:val="18"/>
+              </w:rPr>
+            </w:pPr>
+            <w:r>
+              <w:rPr>
+                <w:rFonts w:cs="Times New Roman" w:ascii="Times New Roman" w:hAnsi="Times New Roman"/>
+                <w:sz w:val="18"/>
+                <w:szCs w:val="18"/>
+              </w:rPr>
             </w:r>
           </w:p>
         </w:tc>
@@ -2419,89 +2877,65 @@
           <w:tcPr>
             <w:tcW w:w="511" w:type="dxa"/>
             <w:tcBorders>
-              <w:left w:val="single" w:sz="18" w:space="0" w:color="000000"/>
-            </w:tcBorders>
-          </w:tcPr>
-          <w:p>
-            <w:pPr>
-              <w:pStyle w:val="Normal"/>
-              <w:widowControl/>
-              <w:suppressAutoHyphens w:val="true"/>
-              <w:spacing w:lineRule="auto" w:line="240" w:before="0" w:after="0"/>
-              <w:jc w:val="left"/>
-              <w:rPr>
-                <w:rFonts w:ascii="Times New Roman" w:hAnsi="Times New Roman" w:cs="Times New Roman"/>
-                <w:sz w:val="18"/>
-                <w:szCs w:val="18"/>
-              </w:rPr>
-            </w:pPr>
-            <w:r>
-              <w:rPr>
-                <w:rFonts w:cs="Times New Roman" w:ascii="Times New Roman" w:hAnsi="Times New Roman"/>
-                <w:sz w:val="18"/>
-                <w:szCs w:val="18"/>
-              </w:rPr>
-            </w:r>
-          </w:p>
-        </w:tc>
-        <w:tc>
-          <w:tcPr>
-            <w:tcW w:w="509" w:type="dxa"/>
-            <w:tcBorders/>
-          </w:tcPr>
-          <w:p>
-            <w:pPr>
-              <w:pStyle w:val="Normal"/>
-              <w:widowControl/>
-              <w:suppressAutoHyphens w:val="true"/>
-              <w:spacing w:lineRule="auto" w:line="240" w:before="0" w:after="0"/>
-              <w:jc w:val="left"/>
-              <w:rPr>
-                <w:rFonts w:ascii="Times New Roman" w:hAnsi="Times New Roman" w:cs="Times New Roman"/>
-                <w:sz w:val="18"/>
-                <w:szCs w:val="18"/>
-              </w:rPr>
-            </w:pPr>
-            <w:r>
-              <w:rPr>
-                <w:rFonts w:cs="Times New Roman" w:ascii="Times New Roman" w:hAnsi="Times New Roman"/>
-                <w:sz w:val="18"/>
-                <w:szCs w:val="18"/>
-              </w:rPr>
-            </w:r>
-          </w:p>
-        </w:tc>
-        <w:tc>
-          <w:tcPr>
-            <w:tcW w:w="908" w:type="dxa"/>
-            <w:tcBorders/>
-          </w:tcPr>
-          <w:p>
-            <w:pPr>
-              <w:pStyle w:val="Normal"/>
-              <w:widowControl/>
-              <w:suppressAutoHyphens w:val="true"/>
-              <w:spacing w:lineRule="auto" w:line="240" w:before="0" w:after="0"/>
-              <w:jc w:val="left"/>
-              <w:rPr>
-                <w:rFonts w:ascii="Times New Roman" w:hAnsi="Times New Roman" w:cs="Times New Roman"/>
-                <w:sz w:val="18"/>
-                <w:szCs w:val="18"/>
-              </w:rPr>
-            </w:pPr>
-            <w:r>
-              <w:rPr>
-                <w:rFonts w:cs="Times New Roman" w:ascii="Times New Roman" w:hAnsi="Times New Roman"/>
-                <w:sz w:val="18"/>
-                <w:szCs w:val="18"/>
-              </w:rPr>
-            </w:r>
-          </w:p>
-        </w:tc>
-        <w:tc>
-          <w:tcPr>
-            <w:tcW w:w="623" w:type="dxa"/>
-            <w:tcBorders>
+              <w:top w:val="nil"/>
+            </w:tcBorders>
+          </w:tcPr>
+          <w:p>
+            <w:pPr>
+              <w:pStyle w:val="Normal"/>
+              <w:widowControl/>
+              <w:suppressAutoHyphens w:val="true"/>
+              <w:spacing w:lineRule="auto" w:line="240" w:before="0" w:after="0"/>
+              <w:jc w:val="left"/>
+              <w:rPr>
+                <w:rFonts w:ascii="Times New Roman" w:hAnsi="Times New Roman" w:cs="Times New Roman"/>
+                <w:sz w:val="18"/>
+                <w:szCs w:val="18"/>
+              </w:rPr>
+            </w:pPr>
+            <w:r>
+              <w:rPr>
+                <w:rFonts w:cs="Times New Roman" w:ascii="Times New Roman" w:hAnsi="Times New Roman"/>
+                <w:sz w:val="18"/>
+                <w:szCs w:val="18"/>
+              </w:rPr>
+            </w:r>
+          </w:p>
+        </w:tc>
+        <w:tc>
+          <w:tcPr>
+            <w:tcW w:w="906" w:type="dxa"/>
+            <w:tcBorders>
+              <w:top w:val="nil"/>
+            </w:tcBorders>
+          </w:tcPr>
+          <w:p>
+            <w:pPr>
+              <w:pStyle w:val="Normal"/>
+              <w:widowControl/>
+              <w:suppressAutoHyphens w:val="true"/>
+              <w:spacing w:lineRule="auto" w:line="240" w:before="0" w:after="0"/>
+              <w:jc w:val="left"/>
+              <w:rPr>
+                <w:rFonts w:ascii="Times New Roman" w:hAnsi="Times New Roman" w:cs="Times New Roman"/>
+                <w:sz w:val="18"/>
+                <w:szCs w:val="18"/>
+              </w:rPr>
+            </w:pPr>
+            <w:r>
+              <w:rPr>
+                <w:rFonts w:cs="Times New Roman" w:ascii="Times New Roman" w:hAnsi="Times New Roman"/>
+                <w:sz w:val="18"/>
+                <w:szCs w:val="18"/>
+              </w:rPr>
+            </w:r>
+          </w:p>
+        </w:tc>
+        <w:tc>
+          <w:tcPr>
+            <w:tcW w:w="624" w:type="dxa"/>
+            <w:tcBorders>
+              <w:top w:val="nil"/>
               <w:right w:val="single" w:sz="18" w:space="0" w:color="000000"/>
             </w:tcBorders>
           </w:tcPr>
@@ -2529,120 +2963,9 @@
         </w:tc>
         <w:tc>
           <w:tcPr>
-            <w:tcW w:w="500" w:type="dxa"/>
-            <w:tcBorders>
-              <w:left w:val="single" w:sz="18" w:space="0" w:color="000000"/>
-            </w:tcBorders>
-          </w:tcPr>
-          <w:p>
-            <w:pPr>
-              <w:pStyle w:val="Normal"/>
-              <w:widowControl/>
-              <w:suppressAutoHyphens w:val="true"/>
-              <w:spacing w:lineRule="auto" w:line="240" w:before="0" w:after="0"/>
-              <w:jc w:val="left"/>
-              <w:rPr>
-                <w:rFonts w:ascii="Times New Roman" w:hAnsi="Times New Roman" w:cs="Times New Roman"/>
-                <w:sz w:val="18"/>
-                <w:szCs w:val="18"/>
-              </w:rPr>
-            </w:pPr>
-            <w:r>
-              <w:rPr>
-                <w:rFonts w:cs="Times New Roman" w:ascii="Times New Roman" w:hAnsi="Times New Roman"/>
-                <w:sz w:val="18"/>
-                <w:szCs w:val="18"/>
-              </w:rPr>
-            </w:r>
-          </w:p>
-        </w:tc>
-        <w:tc>
-          <w:tcPr>
-            <w:tcW w:w="511" w:type="dxa"/>
-            <w:tcBorders/>
-          </w:tcPr>
-          <w:p>
-            <w:pPr>
-              <w:pStyle w:val="Normal"/>
-              <w:widowControl/>
-              <w:suppressAutoHyphens w:val="true"/>
-              <w:spacing w:lineRule="auto" w:line="240" w:before="0" w:after="0"/>
-              <w:jc w:val="left"/>
-              <w:rPr>
-                <w:rFonts w:ascii="Times New Roman" w:hAnsi="Times New Roman" w:cs="Times New Roman"/>
-                <w:sz w:val="18"/>
-                <w:szCs w:val="18"/>
-              </w:rPr>
-            </w:pPr>
-            <w:r>
-              <w:rPr>
-                <w:rFonts w:cs="Times New Roman" w:ascii="Times New Roman" w:hAnsi="Times New Roman"/>
-                <w:sz w:val="18"/>
-                <w:szCs w:val="18"/>
-              </w:rPr>
-            </w:r>
-          </w:p>
-        </w:tc>
-        <w:tc>
-          <w:tcPr>
-            <w:tcW w:w="906" w:type="dxa"/>
-            <w:tcBorders/>
-          </w:tcPr>
-          <w:p>
-            <w:pPr>
-              <w:pStyle w:val="Normal"/>
-              <w:widowControl/>
-              <w:suppressAutoHyphens w:val="true"/>
-              <w:spacing w:lineRule="auto" w:line="240" w:before="0" w:after="0"/>
-              <w:jc w:val="left"/>
-              <w:rPr>
-                <w:rFonts w:ascii="Times New Roman" w:hAnsi="Times New Roman" w:cs="Times New Roman"/>
-                <w:sz w:val="18"/>
-                <w:szCs w:val="18"/>
-              </w:rPr>
-            </w:pPr>
-            <w:r>
-              <w:rPr>
-                <w:rFonts w:cs="Times New Roman" w:ascii="Times New Roman" w:hAnsi="Times New Roman"/>
-                <w:sz w:val="18"/>
-                <w:szCs w:val="18"/>
-              </w:rPr>
-            </w:r>
-          </w:p>
-        </w:tc>
-        <w:tc>
-          <w:tcPr>
-            <w:tcW w:w="624" w:type="dxa"/>
-            <w:tcBorders>
-              <w:right w:val="single" w:sz="18" w:space="0" w:color="000000"/>
-            </w:tcBorders>
-          </w:tcPr>
-          <w:p>
-            <w:pPr>
-              <w:pStyle w:val="Normal"/>
-              <w:widowControl/>
-              <w:suppressAutoHyphens w:val="true"/>
-              <w:spacing w:lineRule="auto" w:line="240" w:before="0" w:after="0"/>
-              <w:jc w:val="left"/>
-              <w:rPr>
-                <w:rFonts w:ascii="Times New Roman" w:hAnsi="Times New Roman" w:cs="Times New Roman"/>
-                <w:sz w:val="18"/>
-                <w:szCs w:val="18"/>
-              </w:rPr>
-            </w:pPr>
-            <w:r>
-              <w:rPr>
-                <w:rFonts w:cs="Times New Roman" w:ascii="Times New Roman" w:hAnsi="Times New Roman"/>
-                <w:sz w:val="18"/>
-                <w:szCs w:val="18"/>
-              </w:rPr>
-            </w:r>
-          </w:p>
-        </w:tc>
-        <w:tc>
-          <w:tcPr>
-            <w:tcW w:w="934" w:type="dxa"/>
-            <w:tcBorders>
+            <w:tcW w:w="933" w:type="dxa"/>
+            <w:tcBorders>
+              <w:top w:val="nil"/>
               <w:left w:val="single" w:sz="18" w:space="0" w:color="000000"/>
             </w:tcBorders>
           </w:tcPr>
@@ -2688,15 +3011,15 @@
               <w:jc w:val="center"/>
               <w:rPr>
                 <w:rFonts w:ascii="Times New Roman" w:hAnsi="Times New Roman" w:cs="Times New Roman"/>
-                <w:sz w:val="20"/>
-                <w:szCs w:val="20"/>
-              </w:rPr>
-            </w:pPr>
-            <w:r>
-              <w:rPr>
-                <w:rFonts w:cs="Times New Roman" w:ascii="Times New Roman" w:hAnsi="Times New Roman"/>
-                <w:sz w:val="20"/>
-                <w:szCs w:val="20"/>
+                <w:sz w:val="18"/>
+                <w:szCs w:val="18"/>
+              </w:rPr>
+            </w:pPr>
+            <w:r>
+              <w:rPr>
+                <w:rFonts w:cs="Times New Roman" w:ascii="Times New Roman" w:hAnsi="Times New Roman"/>
+                <w:sz w:val="18"/>
+                <w:szCs w:val="18"/>
               </w:rPr>
             </w:r>
           </w:p>
@@ -2718,15 +3041,163 @@
               <w:jc w:val="left"/>
               <w:rPr>
                 <w:rFonts w:ascii="Times New Roman" w:hAnsi="Times New Roman" w:cs="Times New Roman"/>
-                <w:sz w:val="20"/>
-                <w:szCs w:val="20"/>
-              </w:rPr>
-            </w:pPr>
-            <w:r>
-              <w:rPr>
-                <w:rFonts w:cs="Times New Roman" w:ascii="Times New Roman" w:hAnsi="Times New Roman"/>
-                <w:sz w:val="20"/>
-                <w:szCs w:val="20"/>
+                <w:sz w:val="18"/>
+                <w:szCs w:val="18"/>
+              </w:rPr>
+            </w:pPr>
+            <w:r>
+              <w:rPr>
+                <w:rFonts w:cs="Times New Roman" w:ascii="Times New Roman" w:hAnsi="Times New Roman"/>
+                <w:sz w:val="18"/>
+                <w:szCs w:val="18"/>
+              </w:rPr>
+            </w:r>
+          </w:p>
+        </w:tc>
+        <w:tc>
+          <w:tcPr>
+            <w:tcW w:w="512" w:type="dxa"/>
+            <w:tcBorders>
+              <w:top w:val="nil"/>
+              <w:left w:val="single" w:sz="18" w:space="0" w:color="000000"/>
+            </w:tcBorders>
+          </w:tcPr>
+          <w:p>
+            <w:pPr>
+              <w:pStyle w:val="Normal"/>
+              <w:widowControl/>
+              <w:suppressAutoHyphens w:val="true"/>
+              <w:spacing w:lineRule="auto" w:line="240" w:before="0" w:after="0"/>
+              <w:jc w:val="left"/>
+              <w:rPr>
+                <w:rFonts w:ascii="Times New Roman" w:hAnsi="Times New Roman" w:cs="Times New Roman"/>
+                <w:sz w:val="18"/>
+                <w:szCs w:val="18"/>
+              </w:rPr>
+            </w:pPr>
+            <w:r>
+              <w:rPr>
+                <w:rFonts w:cs="Times New Roman" w:ascii="Times New Roman" w:hAnsi="Times New Roman"/>
+                <w:sz w:val="18"/>
+                <w:szCs w:val="18"/>
+              </w:rPr>
+            </w:r>
+          </w:p>
+        </w:tc>
+        <w:tc>
+          <w:tcPr>
+            <w:tcW w:w="508" w:type="dxa"/>
+            <w:tcBorders>
+              <w:top w:val="nil"/>
+            </w:tcBorders>
+          </w:tcPr>
+          <w:p>
+            <w:pPr>
+              <w:pStyle w:val="Normal"/>
+              <w:widowControl/>
+              <w:suppressAutoHyphens w:val="true"/>
+              <w:spacing w:lineRule="auto" w:line="240" w:before="0" w:after="0"/>
+              <w:jc w:val="left"/>
+              <w:rPr>
+                <w:rFonts w:ascii="Times New Roman" w:hAnsi="Times New Roman" w:cs="Times New Roman"/>
+                <w:sz w:val="18"/>
+                <w:szCs w:val="18"/>
+              </w:rPr>
+            </w:pPr>
+            <w:r>
+              <w:rPr>
+                <w:rFonts w:cs="Times New Roman" w:ascii="Times New Roman" w:hAnsi="Times New Roman"/>
+                <w:sz w:val="18"/>
+                <w:szCs w:val="18"/>
+              </w:rPr>
+            </w:r>
+          </w:p>
+        </w:tc>
+        <w:tc>
+          <w:tcPr>
+            <w:tcW w:w="909" w:type="dxa"/>
+            <w:tcBorders>
+              <w:top w:val="nil"/>
+            </w:tcBorders>
+          </w:tcPr>
+          <w:p>
+            <w:pPr>
+              <w:pStyle w:val="Normal"/>
+              <w:widowControl/>
+              <w:suppressAutoHyphens w:val="true"/>
+              <w:spacing w:lineRule="auto" w:line="240" w:before="0" w:after="0"/>
+              <w:jc w:val="left"/>
+              <w:rPr>
+                <w:rFonts w:ascii="Times New Roman" w:hAnsi="Times New Roman" w:cs="Times New Roman"/>
+                <w:sz w:val="18"/>
+                <w:szCs w:val="18"/>
+              </w:rPr>
+            </w:pPr>
+            <w:r>
+              <w:rPr>
+                <w:rFonts w:cs="Times New Roman" w:ascii="Times New Roman" w:hAnsi="Times New Roman"/>
+                <w:sz w:val="18"/>
+                <w:szCs w:val="18"/>
+              </w:rPr>
+            </w:r>
+          </w:p>
+        </w:tc>
+        <w:tc>
+          <w:tcPr>
+            <w:tcW w:w="623" w:type="dxa"/>
+            <w:tcBorders>
+              <w:top w:val="nil"/>
+              <w:right w:val="single" w:sz="18" w:space="0" w:color="000000"/>
+            </w:tcBorders>
+          </w:tcPr>
+          <w:p>
+            <w:pPr>
+              <w:pStyle w:val="Normal"/>
+              <w:widowControl/>
+              <w:suppressAutoHyphens w:val="true"/>
+              <w:spacing w:lineRule="auto" w:line="240" w:before="0" w:after="0"/>
+              <w:jc w:val="left"/>
+              <w:rPr>
+                <w:rFonts w:ascii="Times New Roman" w:hAnsi="Times New Roman" w:cs="Times New Roman"/>
+                <w:sz w:val="18"/>
+                <w:szCs w:val="18"/>
+              </w:rPr>
+            </w:pPr>
+            <w:r>
+              <w:rPr>
+                <w:rFonts w:cs="Times New Roman" w:ascii="Times New Roman" w:hAnsi="Times New Roman"/>
+                <w:sz w:val="18"/>
+                <w:szCs w:val="18"/>
+              </w:rPr>
+            </w:r>
+          </w:p>
+        </w:tc>
+        <w:tc>
+          <w:tcPr>
+            <w:tcW w:w="500" w:type="dxa"/>
+            <w:tcBorders>
+              <w:top w:val="nil"/>
+              <w:left w:val="single" w:sz="18" w:space="0" w:color="000000"/>
+            </w:tcBorders>
+          </w:tcPr>
+          <w:p>
+            <w:pPr>
+              <w:pStyle w:val="Normal"/>
+              <w:widowControl/>
+              <w:suppressAutoHyphens w:val="true"/>
+              <w:spacing w:lineRule="auto" w:line="240" w:before="0" w:after="0"/>
+              <w:jc w:val="left"/>
+              <w:rPr>
+                <w:rFonts w:ascii="Times New Roman" w:hAnsi="Times New Roman" w:cs="Times New Roman"/>
+                <w:sz w:val="18"/>
+                <w:szCs w:val="18"/>
+              </w:rPr>
+            </w:pPr>
+            <w:r>
+              <w:rPr>
+                <w:rFonts w:cs="Times New Roman" w:ascii="Times New Roman" w:hAnsi="Times New Roman"/>
+                <w:sz w:val="18"/>
+                <w:szCs w:val="18"/>
               </w:rPr>
             </w:r>
           </w:p>
@@ -2736,6 +3207,94 @@
             <w:tcW w:w="511" w:type="dxa"/>
             <w:tcBorders>
               <w:top w:val="nil"/>
+            </w:tcBorders>
+          </w:tcPr>
+          <w:p>
+            <w:pPr>
+              <w:pStyle w:val="Normal"/>
+              <w:widowControl/>
+              <w:suppressAutoHyphens w:val="true"/>
+              <w:spacing w:lineRule="auto" w:line="240" w:before="0" w:after="0"/>
+              <w:jc w:val="left"/>
+              <w:rPr>
+                <w:rFonts w:ascii="Times New Roman" w:hAnsi="Times New Roman" w:cs="Times New Roman"/>
+                <w:sz w:val="18"/>
+                <w:szCs w:val="18"/>
+              </w:rPr>
+            </w:pPr>
+            <w:r>
+              <w:rPr>
+                <w:rFonts w:cs="Times New Roman" w:ascii="Times New Roman" w:hAnsi="Times New Roman"/>
+                <w:sz w:val="18"/>
+                <w:szCs w:val="18"/>
+              </w:rPr>
+            </w:r>
+          </w:p>
+        </w:tc>
+        <w:tc>
+          <w:tcPr>
+            <w:tcW w:w="906" w:type="dxa"/>
+            <w:tcBorders>
+              <w:top w:val="nil"/>
+            </w:tcBorders>
+          </w:tcPr>
+          <w:p>
+            <w:pPr>
+              <w:pStyle w:val="Normal"/>
+              <w:widowControl/>
+              <w:suppressAutoHyphens w:val="true"/>
+              <w:spacing w:lineRule="auto" w:line="240" w:before="0" w:after="0"/>
+              <w:jc w:val="left"/>
+              <w:rPr>
+                <w:rFonts w:ascii="Times New Roman" w:hAnsi="Times New Roman" w:cs="Times New Roman"/>
+                <w:sz w:val="18"/>
+                <w:szCs w:val="18"/>
+              </w:rPr>
+            </w:pPr>
+            <w:r>
+              <w:rPr>
+                <w:rFonts w:cs="Times New Roman" w:ascii="Times New Roman" w:hAnsi="Times New Roman"/>
+                <w:sz w:val="18"/>
+                <w:szCs w:val="18"/>
+              </w:rPr>
+            </w:r>
+          </w:p>
+        </w:tc>
+        <w:tc>
+          <w:tcPr>
+            <w:tcW w:w="624" w:type="dxa"/>
+            <w:tcBorders>
+              <w:top w:val="nil"/>
+              <w:right w:val="single" w:sz="18" w:space="0" w:color="000000"/>
+            </w:tcBorders>
+          </w:tcPr>
+          <w:p>
+            <w:pPr>
+              <w:pStyle w:val="Normal"/>
+              <w:widowControl/>
+              <w:suppressAutoHyphens w:val="true"/>
+              <w:spacing w:lineRule="auto" w:line="240" w:before="0" w:after="0"/>
+              <w:jc w:val="left"/>
+              <w:rPr>
+                <w:rFonts w:ascii="Times New Roman" w:hAnsi="Times New Roman" w:cs="Times New Roman"/>
+                <w:sz w:val="18"/>
+                <w:szCs w:val="18"/>
+              </w:rPr>
+            </w:pPr>
+            <w:r>
+              <w:rPr>
+                <w:rFonts w:cs="Times New Roman" w:ascii="Times New Roman" w:hAnsi="Times New Roman"/>
+                <w:sz w:val="18"/>
+                <w:szCs w:val="18"/>
+              </w:rPr>
+            </w:r>
+          </w:p>
+        </w:tc>
+        <w:tc>
+          <w:tcPr>
+            <w:tcW w:w="933" w:type="dxa"/>
+            <w:tcBorders>
+              <w:top w:val="nil"/>
               <w:left w:val="single" w:sz="18" w:space="0" w:color="000000"/>
             </w:tcBorders>
           </w:tcPr>
@@ -2748,251 +3307,15 @@
               <w:jc w:val="left"/>
               <w:rPr>
                 <w:rFonts w:ascii="Times New Roman" w:hAnsi="Times New Roman" w:cs="Times New Roman"/>
-                <w:sz w:val="20"/>
-                <w:szCs w:val="20"/>
-              </w:rPr>
-            </w:pPr>
-            <w:r>
-              <w:rPr>
-                <w:rFonts w:cs="Times New Roman" w:ascii="Times New Roman" w:hAnsi="Times New Roman"/>
-                <w:sz w:val="20"/>
-                <w:szCs w:val="20"/>
-              </w:rPr>
-            </w:r>
-          </w:p>
-        </w:tc>
-        <w:tc>
-          <w:tcPr>
-            <w:tcW w:w="509" w:type="dxa"/>
-            <w:tcBorders>
-              <w:top w:val="nil"/>
-            </w:tcBorders>
-          </w:tcPr>
-          <w:p>
-            <w:pPr>
-              <w:pStyle w:val="Normal"/>
-              <w:widowControl/>
-              <w:suppressAutoHyphens w:val="true"/>
-              <w:spacing w:lineRule="auto" w:line="240" w:before="0" w:after="0"/>
-              <w:jc w:val="left"/>
-              <w:rPr>
-                <w:rFonts w:ascii="Times New Roman" w:hAnsi="Times New Roman" w:cs="Times New Roman"/>
-                <w:sz w:val="20"/>
-                <w:szCs w:val="20"/>
-              </w:rPr>
-            </w:pPr>
-            <w:r>
-              <w:rPr>
-                <w:rFonts w:cs="Times New Roman" w:ascii="Times New Roman" w:hAnsi="Times New Roman"/>
-                <w:sz w:val="20"/>
-                <w:szCs w:val="20"/>
-              </w:rPr>
-            </w:r>
-          </w:p>
-        </w:tc>
-        <w:tc>
-          <w:tcPr>
-            <w:tcW w:w="908" w:type="dxa"/>
-            <w:tcBorders>
-              <w:top w:val="nil"/>
-            </w:tcBorders>
-          </w:tcPr>
-          <w:p>
-            <w:pPr>
-              <w:pStyle w:val="Normal"/>
-              <w:widowControl/>
-              <w:suppressAutoHyphens w:val="true"/>
-              <w:spacing w:lineRule="auto" w:line="240" w:before="0" w:after="0"/>
-              <w:jc w:val="left"/>
-              <w:rPr>
-                <w:rFonts w:ascii="Times New Roman" w:hAnsi="Times New Roman" w:cs="Times New Roman"/>
-                <w:sz w:val="20"/>
-                <w:szCs w:val="20"/>
-              </w:rPr>
-            </w:pPr>
-            <w:r>
-              <w:rPr>
-                <w:rFonts w:cs="Times New Roman" w:ascii="Times New Roman" w:hAnsi="Times New Roman"/>
-                <w:sz w:val="20"/>
-                <w:szCs w:val="20"/>
-              </w:rPr>
-            </w:r>
-          </w:p>
-        </w:tc>
-        <w:tc>
-          <w:tcPr>
-            <w:tcW w:w="623" w:type="dxa"/>
-            <w:tcBorders>
-              <w:top w:val="nil"/>
-              <w:right w:val="single" w:sz="18" w:space="0" w:color="000000"/>
-            </w:tcBorders>
-          </w:tcPr>
-          <w:p>
-            <w:pPr>
-              <w:pStyle w:val="Normal"/>
-              <w:widowControl/>
-              <w:suppressAutoHyphens w:val="true"/>
-              <w:spacing w:lineRule="auto" w:line="240" w:before="0" w:after="0"/>
-              <w:jc w:val="left"/>
-              <w:rPr>
-                <w:rFonts w:ascii="Times New Roman" w:hAnsi="Times New Roman" w:cs="Times New Roman"/>
-                <w:sz w:val="20"/>
-                <w:szCs w:val="20"/>
-              </w:rPr>
-            </w:pPr>
-            <w:r>
-              <w:rPr>
-                <w:rFonts w:cs="Times New Roman" w:ascii="Times New Roman" w:hAnsi="Times New Roman"/>
-                <w:sz w:val="20"/>
-                <w:szCs w:val="20"/>
-              </w:rPr>
-            </w:r>
-          </w:p>
-        </w:tc>
-        <w:tc>
-          <w:tcPr>
-            <w:tcW w:w="500" w:type="dxa"/>
-            <w:tcBorders>
-              <w:top w:val="nil"/>
-              <w:left w:val="single" w:sz="18" w:space="0" w:color="000000"/>
-            </w:tcBorders>
-          </w:tcPr>
-          <w:p>
-            <w:pPr>
-              <w:pStyle w:val="Normal"/>
-              <w:widowControl/>
-              <w:suppressAutoHyphens w:val="true"/>
-              <w:spacing w:lineRule="auto" w:line="240" w:before="0" w:after="0"/>
-              <w:jc w:val="left"/>
-              <w:rPr>
-                <w:rFonts w:ascii="Times New Roman" w:hAnsi="Times New Roman" w:cs="Times New Roman"/>
-                <w:sz w:val="20"/>
-                <w:szCs w:val="20"/>
-              </w:rPr>
-            </w:pPr>
-            <w:r>
-              <w:rPr>
-                <w:rFonts w:cs="Times New Roman" w:ascii="Times New Roman" w:hAnsi="Times New Roman"/>
-                <w:sz w:val="20"/>
-                <w:szCs w:val="20"/>
-              </w:rPr>
-            </w:r>
-          </w:p>
-        </w:tc>
-        <w:tc>
-          <w:tcPr>
-            <w:tcW w:w="511" w:type="dxa"/>
-            <w:tcBorders>
-              <w:top w:val="nil"/>
-            </w:tcBorders>
-          </w:tcPr>
-          <w:p>
-            <w:pPr>
-              <w:pStyle w:val="Normal"/>
-              <w:widowControl/>
-              <w:suppressAutoHyphens w:val="true"/>
-              <w:spacing w:lineRule="auto" w:line="240" w:before="0" w:after="0"/>
-              <w:jc w:val="left"/>
-              <w:rPr>
-                <w:rFonts w:ascii="Times New Roman" w:hAnsi="Times New Roman" w:cs="Times New Roman"/>
-                <w:sz w:val="20"/>
-                <w:szCs w:val="20"/>
-              </w:rPr>
-            </w:pPr>
-            <w:r>
-              <w:rPr>
-                <w:rFonts w:cs="Times New Roman" w:ascii="Times New Roman" w:hAnsi="Times New Roman"/>
-                <w:sz w:val="20"/>
-                <w:szCs w:val="20"/>
-              </w:rPr>
-            </w:r>
-          </w:p>
-        </w:tc>
-        <w:tc>
-          <w:tcPr>
-            <w:tcW w:w="906" w:type="dxa"/>
-            <w:tcBorders>
-              <w:top w:val="nil"/>
-            </w:tcBorders>
-          </w:tcPr>
-          <w:p>
-            <w:pPr>
-              <w:pStyle w:val="Normal"/>
-              <w:widowControl/>
-              <w:suppressAutoHyphens w:val="true"/>
-              <w:spacing w:lineRule="auto" w:line="240" w:before="0" w:after="0"/>
-              <w:jc w:val="left"/>
-              <w:rPr>
-                <w:rFonts w:ascii="Times New Roman" w:hAnsi="Times New Roman" w:cs="Times New Roman"/>
-                <w:sz w:val="20"/>
-                <w:szCs w:val="20"/>
-              </w:rPr>
-            </w:pPr>
-            <w:r>
-              <w:rPr>
-                <w:rFonts w:cs="Times New Roman" w:ascii="Times New Roman" w:hAnsi="Times New Roman"/>
-                <w:sz w:val="20"/>
-                <w:szCs w:val="20"/>
-              </w:rPr>
-            </w:r>
-          </w:p>
-        </w:tc>
-        <w:tc>
-          <w:tcPr>
-            <w:tcW w:w="624" w:type="dxa"/>
-            <w:tcBorders>
-              <w:top w:val="nil"/>
-              <w:right w:val="single" w:sz="18" w:space="0" w:color="000000"/>
-            </w:tcBorders>
-          </w:tcPr>
-          <w:p>
-            <w:pPr>
-              <w:pStyle w:val="Normal"/>
-              <w:widowControl/>
-              <w:suppressAutoHyphens w:val="true"/>
-              <w:spacing w:lineRule="auto" w:line="240" w:before="0" w:after="0"/>
-              <w:jc w:val="left"/>
-              <w:rPr>
-                <w:rFonts w:ascii="Times New Roman" w:hAnsi="Times New Roman" w:cs="Times New Roman"/>
-                <w:sz w:val="20"/>
-                <w:szCs w:val="20"/>
-              </w:rPr>
-            </w:pPr>
-            <w:r>
-              <w:rPr>
-                <w:rFonts w:cs="Times New Roman" w:ascii="Times New Roman" w:hAnsi="Times New Roman"/>
-                <w:sz w:val="20"/>
-                <w:szCs w:val="20"/>
-              </w:rPr>
-            </w:r>
-          </w:p>
-        </w:tc>
-        <w:tc>
-          <w:tcPr>
-            <w:tcW w:w="934" w:type="dxa"/>
-            <w:tcBorders>
-              <w:top w:val="nil"/>
-              <w:left w:val="single" w:sz="18" w:space="0" w:color="000000"/>
-            </w:tcBorders>
-          </w:tcPr>
-          <w:p>
-            <w:pPr>
-              <w:pStyle w:val="Normal"/>
-              <w:widowControl/>
-              <w:suppressAutoHyphens w:val="true"/>
-              <w:spacing w:lineRule="auto" w:line="240" w:before="0" w:after="0"/>
-              <w:jc w:val="left"/>
-              <w:rPr>
-                <w:rFonts w:ascii="Times New Roman" w:hAnsi="Times New Roman" w:cs="Times New Roman"/>
-                <w:sz w:val="20"/>
-                <w:szCs w:val="20"/>
-              </w:rPr>
-            </w:pPr>
-            <w:r>
-              <w:rPr>
-                <w:rFonts w:cs="Times New Roman" w:ascii="Times New Roman" w:hAnsi="Times New Roman"/>
-                <w:sz w:val="20"/>
-                <w:szCs w:val="20"/>
+                <w:sz w:val="18"/>
+                <w:szCs w:val="18"/>
+              </w:rPr>
+            </w:pPr>
+            <w:r>
+              <w:rPr>
+                <w:rFonts w:cs="Times New Roman" w:ascii="Times New Roman" w:hAnsi="Times New Roman"/>
+                <w:sz w:val="18"/>
+                <w:szCs w:val="18"/>
               </w:rPr>
             </w:r>
           </w:p>
@@ -3017,15 +3340,15 @@
               <w:jc w:val="center"/>
               <w:rPr>
                 <w:rFonts w:ascii="Times New Roman" w:hAnsi="Times New Roman" w:cs="Times New Roman"/>
-                <w:sz w:val="20"/>
-                <w:szCs w:val="20"/>
-              </w:rPr>
-            </w:pPr>
-            <w:r>
-              <w:rPr>
-                <w:rFonts w:cs="Times New Roman" w:ascii="Times New Roman" w:hAnsi="Times New Roman"/>
-                <w:sz w:val="20"/>
-                <w:szCs w:val="20"/>
+                <w:sz w:val="18"/>
+                <w:szCs w:val="18"/>
+              </w:rPr>
+            </w:pPr>
+            <w:r>
+              <w:rPr>
+                <w:rFonts w:cs="Times New Roman" w:ascii="Times New Roman" w:hAnsi="Times New Roman"/>
+                <w:sz w:val="18"/>
+                <w:szCs w:val="18"/>
               </w:rPr>
             </w:r>
           </w:p>
@@ -3047,15 +3370,163 @@
               <w:jc w:val="left"/>
               <w:rPr>
                 <w:rFonts w:ascii="Times New Roman" w:hAnsi="Times New Roman" w:cs="Times New Roman"/>
-                <w:sz w:val="20"/>
-                <w:szCs w:val="20"/>
-              </w:rPr>
-            </w:pPr>
-            <w:r>
-              <w:rPr>
-                <w:rFonts w:cs="Times New Roman" w:ascii="Times New Roman" w:hAnsi="Times New Roman"/>
-                <w:sz w:val="20"/>
-                <w:szCs w:val="20"/>
+                <w:sz w:val="18"/>
+                <w:szCs w:val="18"/>
+              </w:rPr>
+            </w:pPr>
+            <w:r>
+              <w:rPr>
+                <w:rFonts w:cs="Times New Roman" w:ascii="Times New Roman" w:hAnsi="Times New Roman"/>
+                <w:sz w:val="18"/>
+                <w:szCs w:val="18"/>
+              </w:rPr>
+            </w:r>
+          </w:p>
+        </w:tc>
+        <w:tc>
+          <w:tcPr>
+            <w:tcW w:w="512" w:type="dxa"/>
+            <w:tcBorders>
+              <w:top w:val="nil"/>
+              <w:left w:val="single" w:sz="18" w:space="0" w:color="000000"/>
+            </w:tcBorders>
+          </w:tcPr>
+          <w:p>
+            <w:pPr>
+              <w:pStyle w:val="Normal"/>
+              <w:widowControl/>
+              <w:suppressAutoHyphens w:val="true"/>
+              <w:spacing w:lineRule="auto" w:line="240" w:before="0" w:after="0"/>
+              <w:jc w:val="left"/>
+              <w:rPr>
+                <w:rFonts w:ascii="Times New Roman" w:hAnsi="Times New Roman" w:cs="Times New Roman"/>
+                <w:sz w:val="18"/>
+                <w:szCs w:val="18"/>
+              </w:rPr>
+            </w:pPr>
+            <w:r>
+              <w:rPr>
+                <w:rFonts w:cs="Times New Roman" w:ascii="Times New Roman" w:hAnsi="Times New Roman"/>
+                <w:sz w:val="18"/>
+                <w:szCs w:val="18"/>
+              </w:rPr>
+            </w:r>
+          </w:p>
+        </w:tc>
+        <w:tc>
+          <w:tcPr>
+            <w:tcW w:w="508" w:type="dxa"/>
+            <w:tcBorders>
+              <w:top w:val="nil"/>
+            </w:tcBorders>
+          </w:tcPr>
+          <w:p>
+            <w:pPr>
+              <w:pStyle w:val="Normal"/>
+              <w:widowControl/>
+              <w:suppressAutoHyphens w:val="true"/>
+              <w:spacing w:lineRule="auto" w:line="240" w:before="0" w:after="0"/>
+              <w:jc w:val="left"/>
+              <w:rPr>
+                <w:rFonts w:ascii="Times New Roman" w:hAnsi="Times New Roman" w:cs="Times New Roman"/>
+                <w:sz w:val="18"/>
+                <w:szCs w:val="18"/>
+              </w:rPr>
+            </w:pPr>
+            <w:r>
+              <w:rPr>
+                <w:rFonts w:cs="Times New Roman" w:ascii="Times New Roman" w:hAnsi="Times New Roman"/>
+                <w:sz w:val="18"/>
+                <w:szCs w:val="18"/>
+              </w:rPr>
+            </w:r>
+          </w:p>
+        </w:tc>
+        <w:tc>
+          <w:tcPr>
+            <w:tcW w:w="909" w:type="dxa"/>
+            <w:tcBorders>
+              <w:top w:val="nil"/>
+            </w:tcBorders>
+          </w:tcPr>
+          <w:p>
+            <w:pPr>
+              <w:pStyle w:val="Normal"/>
+              <w:widowControl/>
+              <w:suppressAutoHyphens w:val="true"/>
+              <w:spacing w:lineRule="auto" w:line="240" w:before="0" w:after="0"/>
+              <w:jc w:val="left"/>
+              <w:rPr>
+                <w:rFonts w:ascii="Times New Roman" w:hAnsi="Times New Roman" w:cs="Times New Roman"/>
+                <w:sz w:val="18"/>
+                <w:szCs w:val="18"/>
+              </w:rPr>
+            </w:pPr>
+            <w:r>
+              <w:rPr>
+                <w:rFonts w:cs="Times New Roman" w:ascii="Times New Roman" w:hAnsi="Times New Roman"/>
+                <w:sz w:val="18"/>
+                <w:szCs w:val="18"/>
+              </w:rPr>
+            </w:r>
+          </w:p>
+        </w:tc>
+        <w:tc>
+          <w:tcPr>
+            <w:tcW w:w="623" w:type="dxa"/>
+            <w:tcBorders>
+              <w:top w:val="nil"/>
+              <w:right w:val="single" w:sz="18" w:space="0" w:color="000000"/>
+            </w:tcBorders>
+          </w:tcPr>
+          <w:p>
+            <w:pPr>
+              <w:pStyle w:val="Normal"/>
+              <w:widowControl/>
+              <w:suppressAutoHyphens w:val="true"/>
+              <w:spacing w:lineRule="auto" w:line="240" w:before="0" w:after="0"/>
+              <w:jc w:val="left"/>
+              <w:rPr>
+                <w:rFonts w:ascii="Times New Roman" w:hAnsi="Times New Roman" w:cs="Times New Roman"/>
+                <w:sz w:val="18"/>
+                <w:szCs w:val="18"/>
+              </w:rPr>
+            </w:pPr>
+            <w:r>
+              <w:rPr>
+                <w:rFonts w:cs="Times New Roman" w:ascii="Times New Roman" w:hAnsi="Times New Roman"/>
+                <w:sz w:val="18"/>
+                <w:szCs w:val="18"/>
+              </w:rPr>
+            </w:r>
+          </w:p>
+        </w:tc>
+        <w:tc>
+          <w:tcPr>
+            <w:tcW w:w="500" w:type="dxa"/>
+            <w:tcBorders>
+              <w:top w:val="nil"/>
+              <w:left w:val="single" w:sz="18" w:space="0" w:color="000000"/>
+            </w:tcBorders>
+          </w:tcPr>
+          <w:p>
+            <w:pPr>
+              <w:pStyle w:val="Normal"/>
+              <w:widowControl/>
+              <w:suppressAutoHyphens w:val="true"/>
+              <w:spacing w:lineRule="auto" w:line="240" w:before="0" w:after="0"/>
+              <w:jc w:val="left"/>
+              <w:rPr>
+                <w:rFonts w:ascii="Times New Roman" w:hAnsi="Times New Roman" w:cs="Times New Roman"/>
+                <w:sz w:val="18"/>
+                <w:szCs w:val="18"/>
+              </w:rPr>
+            </w:pPr>
+            <w:r>
+              <w:rPr>
+                <w:rFonts w:cs="Times New Roman" w:ascii="Times New Roman" w:hAnsi="Times New Roman"/>
+                <w:sz w:val="18"/>
+                <w:szCs w:val="18"/>
               </w:rPr>
             </w:r>
           </w:p>
@@ -3065,6 +3536,94 @@
             <w:tcW w:w="511" w:type="dxa"/>
             <w:tcBorders>
               <w:top w:val="nil"/>
+            </w:tcBorders>
+          </w:tcPr>
+          <w:p>
+            <w:pPr>
+              <w:pStyle w:val="Normal"/>
+              <w:widowControl/>
+              <w:suppressAutoHyphens w:val="true"/>
+              <w:spacing w:lineRule="auto" w:line="240" w:before="0" w:after="0"/>
+              <w:jc w:val="left"/>
+              <w:rPr>
+                <w:rFonts w:ascii="Times New Roman" w:hAnsi="Times New Roman" w:cs="Times New Roman"/>
+                <w:sz w:val="18"/>
+                <w:szCs w:val="18"/>
+              </w:rPr>
+            </w:pPr>
+            <w:r>
+              <w:rPr>
+                <w:rFonts w:cs="Times New Roman" w:ascii="Times New Roman" w:hAnsi="Times New Roman"/>
+                <w:sz w:val="18"/>
+                <w:szCs w:val="18"/>
+              </w:rPr>
+            </w:r>
+          </w:p>
+        </w:tc>
+        <w:tc>
+          <w:tcPr>
+            <w:tcW w:w="906" w:type="dxa"/>
+            <w:tcBorders>
+              <w:top w:val="nil"/>
+            </w:tcBorders>
+          </w:tcPr>
+          <w:p>
+            <w:pPr>
+              <w:pStyle w:val="Normal"/>
+              <w:widowControl/>
+              <w:suppressAutoHyphens w:val="true"/>
+              <w:spacing w:lineRule="auto" w:line="240" w:before="0" w:after="0"/>
+              <w:jc w:val="left"/>
+              <w:rPr>
+                <w:rFonts w:ascii="Times New Roman" w:hAnsi="Times New Roman" w:cs="Times New Roman"/>
+                <w:sz w:val="18"/>
+                <w:szCs w:val="18"/>
+              </w:rPr>
+            </w:pPr>
+            <w:r>
+              <w:rPr>
+                <w:rFonts w:cs="Times New Roman" w:ascii="Times New Roman" w:hAnsi="Times New Roman"/>
+                <w:sz w:val="18"/>
+                <w:szCs w:val="18"/>
+              </w:rPr>
+            </w:r>
+          </w:p>
+        </w:tc>
+        <w:tc>
+          <w:tcPr>
+            <w:tcW w:w="624" w:type="dxa"/>
+            <w:tcBorders>
+              <w:top w:val="nil"/>
+              <w:right w:val="single" w:sz="18" w:space="0" w:color="000000"/>
+            </w:tcBorders>
+          </w:tcPr>
+          <w:p>
+            <w:pPr>
+              <w:pStyle w:val="Normal"/>
+              <w:widowControl/>
+              <w:suppressAutoHyphens w:val="true"/>
+              <w:spacing w:lineRule="auto" w:line="240" w:before="0" w:after="0"/>
+              <w:jc w:val="left"/>
+              <w:rPr>
+                <w:rFonts w:ascii="Times New Roman" w:hAnsi="Times New Roman" w:cs="Times New Roman"/>
+                <w:sz w:val="18"/>
+                <w:szCs w:val="18"/>
+              </w:rPr>
+            </w:pPr>
+            <w:r>
+              <w:rPr>
+                <w:rFonts w:cs="Times New Roman" w:ascii="Times New Roman" w:hAnsi="Times New Roman"/>
+                <w:sz w:val="18"/>
+                <w:szCs w:val="18"/>
+              </w:rPr>
+            </w:r>
+          </w:p>
+        </w:tc>
+        <w:tc>
+          <w:tcPr>
+            <w:tcW w:w="933" w:type="dxa"/>
+            <w:tcBorders>
+              <w:top w:val="nil"/>
               <w:left w:val="single" w:sz="18" w:space="0" w:color="000000"/>
             </w:tcBorders>
           </w:tcPr>
@@ -3077,251 +3636,15 @@
               <w:jc w:val="left"/>
               <w:rPr>
                 <w:rFonts w:ascii="Times New Roman" w:hAnsi="Times New Roman" w:cs="Times New Roman"/>
-                <w:sz w:val="20"/>
-                <w:szCs w:val="20"/>
-              </w:rPr>
-            </w:pPr>
-            <w:r>
-              <w:rPr>
-                <w:rFonts w:cs="Times New Roman" w:ascii="Times New Roman" w:hAnsi="Times New Roman"/>
-                <w:sz w:val="20"/>
-                <w:szCs w:val="20"/>
-              </w:rPr>
-            </w:r>
-          </w:p>
-        </w:tc>
-        <w:tc>
-          <w:tcPr>
-            <w:tcW w:w="509" w:type="dxa"/>
-            <w:tcBorders>
-              <w:top w:val="nil"/>
-            </w:tcBorders>
-          </w:tcPr>
-          <w:p>
-            <w:pPr>
-              <w:pStyle w:val="Normal"/>
-              <w:widowControl/>
-              <w:suppressAutoHyphens w:val="true"/>
-              <w:spacing w:lineRule="auto" w:line="240" w:before="0" w:after="0"/>
-              <w:jc w:val="left"/>
-              <w:rPr>
-                <w:rFonts w:ascii="Times New Roman" w:hAnsi="Times New Roman" w:cs="Times New Roman"/>
-                <w:sz w:val="20"/>
-                <w:szCs w:val="20"/>
-              </w:rPr>
-            </w:pPr>
-            <w:r>
-              <w:rPr>
-                <w:rFonts w:cs="Times New Roman" w:ascii="Times New Roman" w:hAnsi="Times New Roman"/>
-                <w:sz w:val="20"/>
-                <w:szCs w:val="20"/>
-              </w:rPr>
-            </w:r>
-          </w:p>
-        </w:tc>
-        <w:tc>
-          <w:tcPr>
-            <w:tcW w:w="908" w:type="dxa"/>
-            <w:tcBorders>
-              <w:top w:val="nil"/>
-            </w:tcBorders>
-          </w:tcPr>
-          <w:p>
-            <w:pPr>
-              <w:pStyle w:val="Normal"/>
-              <w:widowControl/>
-              <w:suppressAutoHyphens w:val="true"/>
-              <w:spacing w:lineRule="auto" w:line="240" w:before="0" w:after="0"/>
-              <w:jc w:val="left"/>
-              <w:rPr>
-                <w:rFonts w:ascii="Times New Roman" w:hAnsi="Times New Roman" w:cs="Times New Roman"/>
-                <w:sz w:val="20"/>
-                <w:szCs w:val="20"/>
-              </w:rPr>
-            </w:pPr>
-            <w:r>
-              <w:rPr>
-                <w:rFonts w:cs="Times New Roman" w:ascii="Times New Roman" w:hAnsi="Times New Roman"/>
-                <w:sz w:val="20"/>
-                <w:szCs w:val="20"/>
-              </w:rPr>
-            </w:r>
-          </w:p>
-        </w:tc>
-        <w:tc>
-          <w:tcPr>
-            <w:tcW w:w="623" w:type="dxa"/>
-            <w:tcBorders>
-              <w:top w:val="nil"/>
-              <w:right w:val="single" w:sz="18" w:space="0" w:color="000000"/>
-            </w:tcBorders>
-          </w:tcPr>
-          <w:p>
-            <w:pPr>
-              <w:pStyle w:val="Normal"/>
-              <w:widowControl/>
-              <w:suppressAutoHyphens w:val="true"/>
-              <w:spacing w:lineRule="auto" w:line="240" w:before="0" w:after="0"/>
-              <w:jc w:val="left"/>
-              <w:rPr>
-                <w:rFonts w:ascii="Times New Roman" w:hAnsi="Times New Roman" w:cs="Times New Roman"/>
-                <w:sz w:val="20"/>
-                <w:szCs w:val="20"/>
-              </w:rPr>
-            </w:pPr>
-            <w:r>
-              <w:rPr>
-                <w:rFonts w:cs="Times New Roman" w:ascii="Times New Roman" w:hAnsi="Times New Roman"/>
-                <w:sz w:val="20"/>
-                <w:szCs w:val="20"/>
-              </w:rPr>
-            </w:r>
-          </w:p>
-        </w:tc>
-        <w:tc>
-          <w:tcPr>
-            <w:tcW w:w="500" w:type="dxa"/>
-            <w:tcBorders>
-              <w:top w:val="nil"/>
-              <w:left w:val="single" w:sz="18" w:space="0" w:color="000000"/>
-            </w:tcBorders>
-          </w:tcPr>
-          <w:p>
-            <w:pPr>
-              <w:pStyle w:val="Normal"/>
-              <w:widowControl/>
-              <w:suppressAutoHyphens w:val="true"/>
-              <w:spacing w:lineRule="auto" w:line="240" w:before="0" w:after="0"/>
-              <w:jc w:val="left"/>
-              <w:rPr>
-                <w:rFonts w:ascii="Times New Roman" w:hAnsi="Times New Roman" w:cs="Times New Roman"/>
-                <w:sz w:val="20"/>
-                <w:szCs w:val="20"/>
-              </w:rPr>
-            </w:pPr>
-            <w:r>
-              <w:rPr>
-                <w:rFonts w:cs="Times New Roman" w:ascii="Times New Roman" w:hAnsi="Times New Roman"/>
-                <w:sz w:val="20"/>
-                <w:szCs w:val="20"/>
-              </w:rPr>
-            </w:r>
-          </w:p>
-        </w:tc>
-        <w:tc>
-          <w:tcPr>
-            <w:tcW w:w="511" w:type="dxa"/>
-            <w:tcBorders>
-              <w:top w:val="nil"/>
-            </w:tcBorders>
-          </w:tcPr>
-          <w:p>
-            <w:pPr>
-              <w:pStyle w:val="Normal"/>
-              <w:widowControl/>
-              <w:suppressAutoHyphens w:val="true"/>
-              <w:spacing w:lineRule="auto" w:line="240" w:before="0" w:after="0"/>
-              <w:jc w:val="left"/>
-              <w:rPr>
-                <w:rFonts w:ascii="Times New Roman" w:hAnsi="Times New Roman" w:cs="Times New Roman"/>
-                <w:sz w:val="20"/>
-                <w:szCs w:val="20"/>
-              </w:rPr>
-            </w:pPr>
-            <w:r>
-              <w:rPr>
-                <w:rFonts w:cs="Times New Roman" w:ascii="Times New Roman" w:hAnsi="Times New Roman"/>
-                <w:sz w:val="20"/>
-                <w:szCs w:val="20"/>
-              </w:rPr>
-            </w:r>
-          </w:p>
-        </w:tc>
-        <w:tc>
-          <w:tcPr>
-            <w:tcW w:w="906" w:type="dxa"/>
-            <w:tcBorders>
-              <w:top w:val="nil"/>
-            </w:tcBorders>
-          </w:tcPr>
-          <w:p>
-            <w:pPr>
-              <w:pStyle w:val="Normal"/>
-              <w:widowControl/>
-              <w:suppressAutoHyphens w:val="true"/>
-              <w:spacing w:lineRule="auto" w:line="240" w:before="0" w:after="0"/>
-              <w:jc w:val="left"/>
-              <w:rPr>
-                <w:rFonts w:ascii="Times New Roman" w:hAnsi="Times New Roman" w:cs="Times New Roman"/>
-                <w:sz w:val="20"/>
-                <w:szCs w:val="20"/>
-              </w:rPr>
-            </w:pPr>
-            <w:r>
-              <w:rPr>
-                <w:rFonts w:cs="Times New Roman" w:ascii="Times New Roman" w:hAnsi="Times New Roman"/>
-                <w:sz w:val="20"/>
-                <w:szCs w:val="20"/>
-              </w:rPr>
-            </w:r>
-          </w:p>
-        </w:tc>
-        <w:tc>
-          <w:tcPr>
-            <w:tcW w:w="624" w:type="dxa"/>
-            <w:tcBorders>
-              <w:top w:val="nil"/>
-              <w:right w:val="single" w:sz="18" w:space="0" w:color="000000"/>
-            </w:tcBorders>
-          </w:tcPr>
-          <w:p>
-            <w:pPr>
-              <w:pStyle w:val="Normal"/>
-              <w:widowControl/>
-              <w:suppressAutoHyphens w:val="true"/>
-              <w:spacing w:lineRule="auto" w:line="240" w:before="0" w:after="0"/>
-              <w:jc w:val="left"/>
-              <w:rPr>
-                <w:rFonts w:ascii="Times New Roman" w:hAnsi="Times New Roman" w:cs="Times New Roman"/>
-                <w:sz w:val="20"/>
-                <w:szCs w:val="20"/>
-              </w:rPr>
-            </w:pPr>
-            <w:r>
-              <w:rPr>
-                <w:rFonts w:cs="Times New Roman" w:ascii="Times New Roman" w:hAnsi="Times New Roman"/>
-                <w:sz w:val="20"/>
-                <w:szCs w:val="20"/>
-              </w:rPr>
-            </w:r>
-          </w:p>
-        </w:tc>
-        <w:tc>
-          <w:tcPr>
-            <w:tcW w:w="934" w:type="dxa"/>
-            <w:tcBorders>
-              <w:top w:val="nil"/>
-              <w:left w:val="single" w:sz="18" w:space="0" w:color="000000"/>
-            </w:tcBorders>
-          </w:tcPr>
-          <w:p>
-            <w:pPr>
-              <w:pStyle w:val="Normal"/>
-              <w:widowControl/>
-              <w:suppressAutoHyphens w:val="true"/>
-              <w:spacing w:lineRule="auto" w:line="240" w:before="0" w:after="0"/>
-              <w:jc w:val="left"/>
-              <w:rPr>
-                <w:rFonts w:ascii="Times New Roman" w:hAnsi="Times New Roman" w:cs="Times New Roman"/>
-                <w:sz w:val="20"/>
-                <w:szCs w:val="20"/>
-              </w:rPr>
-            </w:pPr>
-            <w:r>
-              <w:rPr>
-                <w:rFonts w:cs="Times New Roman" w:ascii="Times New Roman" w:hAnsi="Times New Roman"/>
-                <w:sz w:val="20"/>
-                <w:szCs w:val="20"/>
+                <w:sz w:val="18"/>
+                <w:szCs w:val="18"/>
+              </w:rPr>
+            </w:pPr>
+            <w:r>
+              <w:rPr>
+                <w:rFonts w:cs="Times New Roman" w:ascii="Times New Roman" w:hAnsi="Times New Roman"/>
+                <w:sz w:val="18"/>
+                <w:szCs w:val="18"/>
               </w:rPr>
             </w:r>
           </w:p>
@@ -3346,15 +3669,15 @@
               <w:jc w:val="center"/>
               <w:rPr>
                 <w:rFonts w:ascii="Times New Roman" w:hAnsi="Times New Roman" w:cs="Times New Roman"/>
-                <w:sz w:val="20"/>
-                <w:szCs w:val="20"/>
-              </w:rPr>
-            </w:pPr>
-            <w:r>
-              <w:rPr>
-                <w:rFonts w:cs="Times New Roman" w:ascii="Times New Roman" w:hAnsi="Times New Roman"/>
-                <w:sz w:val="20"/>
-                <w:szCs w:val="20"/>
+                <w:sz w:val="18"/>
+                <w:szCs w:val="18"/>
+              </w:rPr>
+            </w:pPr>
+            <w:r>
+              <w:rPr>
+                <w:rFonts w:cs="Times New Roman" w:ascii="Times New Roman" w:hAnsi="Times New Roman"/>
+                <w:sz w:val="18"/>
+                <w:szCs w:val="18"/>
               </w:rPr>
             </w:r>
           </w:p>
@@ -3376,15 +3699,163 @@
               <w:jc w:val="left"/>
               <w:rPr>
                 <w:rFonts w:ascii="Times New Roman" w:hAnsi="Times New Roman" w:cs="Times New Roman"/>
-                <w:sz w:val="20"/>
-                <w:szCs w:val="20"/>
-              </w:rPr>
-            </w:pPr>
-            <w:r>
-              <w:rPr>
-                <w:rFonts w:cs="Times New Roman" w:ascii="Times New Roman" w:hAnsi="Times New Roman"/>
-                <w:sz w:val="20"/>
-                <w:szCs w:val="20"/>
+                <w:sz w:val="18"/>
+                <w:szCs w:val="18"/>
+              </w:rPr>
+            </w:pPr>
+            <w:r>
+              <w:rPr>
+                <w:rFonts w:cs="Times New Roman" w:ascii="Times New Roman" w:hAnsi="Times New Roman"/>
+                <w:sz w:val="18"/>
+                <w:szCs w:val="18"/>
+              </w:rPr>
+            </w:r>
+          </w:p>
+        </w:tc>
+        <w:tc>
+          <w:tcPr>
+            <w:tcW w:w="512" w:type="dxa"/>
+            <w:tcBorders>
+              <w:top w:val="nil"/>
+              <w:left w:val="single" w:sz="18" w:space="0" w:color="000000"/>
+            </w:tcBorders>
+          </w:tcPr>
+          <w:p>
+            <w:pPr>
+              <w:pStyle w:val="Normal"/>
+              <w:widowControl/>
+              <w:suppressAutoHyphens w:val="true"/>
+              <w:spacing w:lineRule="auto" w:line="240" w:before="0" w:after="0"/>
+              <w:jc w:val="left"/>
+              <w:rPr>
+                <w:rFonts w:ascii="Times New Roman" w:hAnsi="Times New Roman" w:cs="Times New Roman"/>
+                <w:sz w:val="18"/>
+                <w:szCs w:val="18"/>
+              </w:rPr>
+            </w:pPr>
+            <w:r>
+              <w:rPr>
+                <w:rFonts w:cs="Times New Roman" w:ascii="Times New Roman" w:hAnsi="Times New Roman"/>
+                <w:sz w:val="18"/>
+                <w:szCs w:val="18"/>
+              </w:rPr>
+            </w:r>
+          </w:p>
+        </w:tc>
+        <w:tc>
+          <w:tcPr>
+            <w:tcW w:w="508" w:type="dxa"/>
+            <w:tcBorders>
+              <w:top w:val="nil"/>
+            </w:tcBorders>
+          </w:tcPr>
+          <w:p>
+            <w:pPr>
+              <w:pStyle w:val="Normal"/>
+              <w:widowControl/>
+              <w:suppressAutoHyphens w:val="true"/>
+              <w:spacing w:lineRule="auto" w:line="240" w:before="0" w:after="0"/>
+              <w:jc w:val="left"/>
+              <w:rPr>
+                <w:rFonts w:ascii="Times New Roman" w:hAnsi="Times New Roman" w:cs="Times New Roman"/>
+                <w:sz w:val="18"/>
+                <w:szCs w:val="18"/>
+              </w:rPr>
+            </w:pPr>
+            <w:r>
+              <w:rPr>
+                <w:rFonts w:cs="Times New Roman" w:ascii="Times New Roman" w:hAnsi="Times New Roman"/>
+                <w:sz w:val="18"/>
+                <w:szCs w:val="18"/>
+              </w:rPr>
+            </w:r>
+          </w:p>
+        </w:tc>
+        <w:tc>
+          <w:tcPr>
+            <w:tcW w:w="909" w:type="dxa"/>
+            <w:tcBorders>
+              <w:top w:val="nil"/>
+            </w:tcBorders>
+          </w:tcPr>
+          <w:p>
+            <w:pPr>
+              <w:pStyle w:val="Normal"/>
+              <w:widowControl/>
+              <w:suppressAutoHyphens w:val="true"/>
+              <w:spacing w:lineRule="auto" w:line="240" w:before="0" w:after="0"/>
+              <w:jc w:val="left"/>
+              <w:rPr>
+                <w:rFonts w:ascii="Times New Roman" w:hAnsi="Times New Roman" w:cs="Times New Roman"/>
+                <w:sz w:val="18"/>
+                <w:szCs w:val="18"/>
+              </w:rPr>
+            </w:pPr>
+            <w:r>
+              <w:rPr>
+                <w:rFonts w:cs="Times New Roman" w:ascii="Times New Roman" w:hAnsi="Times New Roman"/>
+                <w:sz w:val="18"/>
+                <w:szCs w:val="18"/>
+              </w:rPr>
+            </w:r>
+          </w:p>
+        </w:tc>
+        <w:tc>
+          <w:tcPr>
+            <w:tcW w:w="623" w:type="dxa"/>
+            <w:tcBorders>
+              <w:top w:val="nil"/>
+              <w:right w:val="single" w:sz="18" w:space="0" w:color="000000"/>
+            </w:tcBorders>
+          </w:tcPr>
+          <w:p>
+            <w:pPr>
+              <w:pStyle w:val="Normal"/>
+              <w:widowControl/>
+              <w:suppressAutoHyphens w:val="true"/>
+              <w:spacing w:lineRule="auto" w:line="240" w:before="0" w:after="0"/>
+              <w:jc w:val="left"/>
+              <w:rPr>
+                <w:rFonts w:ascii="Times New Roman" w:hAnsi="Times New Roman" w:cs="Times New Roman"/>
+                <w:sz w:val="18"/>
+                <w:szCs w:val="18"/>
+              </w:rPr>
+            </w:pPr>
+            <w:r>
+              <w:rPr>
+                <w:rFonts w:cs="Times New Roman" w:ascii="Times New Roman" w:hAnsi="Times New Roman"/>
+                <w:sz w:val="18"/>
+                <w:szCs w:val="18"/>
+              </w:rPr>
+            </w:r>
+          </w:p>
+        </w:tc>
+        <w:tc>
+          <w:tcPr>
+            <w:tcW w:w="500" w:type="dxa"/>
+            <w:tcBorders>
+              <w:top w:val="nil"/>
+              <w:left w:val="single" w:sz="18" w:space="0" w:color="000000"/>
+            </w:tcBorders>
+          </w:tcPr>
+          <w:p>
+            <w:pPr>
+              <w:pStyle w:val="Normal"/>
+              <w:widowControl/>
+              <w:suppressAutoHyphens w:val="true"/>
+              <w:spacing w:lineRule="auto" w:line="240" w:before="0" w:after="0"/>
+              <w:jc w:val="left"/>
+              <w:rPr>
+                <w:rFonts w:ascii="Times New Roman" w:hAnsi="Times New Roman" w:cs="Times New Roman"/>
+                <w:sz w:val="18"/>
+                <w:szCs w:val="18"/>
+              </w:rPr>
+            </w:pPr>
+            <w:r>
+              <w:rPr>
+                <w:rFonts w:cs="Times New Roman" w:ascii="Times New Roman" w:hAnsi="Times New Roman"/>
+                <w:sz w:val="18"/>
+                <w:szCs w:val="18"/>
               </w:rPr>
             </w:r>
           </w:p>
@@ -3394,6 +3865,94 @@
             <w:tcW w:w="511" w:type="dxa"/>
             <w:tcBorders>
               <w:top w:val="nil"/>
+            </w:tcBorders>
+          </w:tcPr>
+          <w:p>
+            <w:pPr>
+              <w:pStyle w:val="Normal"/>
+              <w:widowControl/>
+              <w:suppressAutoHyphens w:val="true"/>
+              <w:spacing w:lineRule="auto" w:line="240" w:before="0" w:after="0"/>
+              <w:jc w:val="left"/>
+              <w:rPr>
+                <w:rFonts w:ascii="Times New Roman" w:hAnsi="Times New Roman" w:cs="Times New Roman"/>
+                <w:sz w:val="18"/>
+                <w:szCs w:val="18"/>
+              </w:rPr>
+            </w:pPr>
+            <w:r>
+              <w:rPr>
+                <w:rFonts w:cs="Times New Roman" w:ascii="Times New Roman" w:hAnsi="Times New Roman"/>
+                <w:sz w:val="18"/>
+                <w:szCs w:val="18"/>
+              </w:rPr>
+            </w:r>
+          </w:p>
+        </w:tc>
+        <w:tc>
+          <w:tcPr>
+            <w:tcW w:w="906" w:type="dxa"/>
+            <w:tcBorders>
+              <w:top w:val="nil"/>
+            </w:tcBorders>
+          </w:tcPr>
+          <w:p>
+            <w:pPr>
+              <w:pStyle w:val="Normal"/>
+              <w:widowControl/>
+              <w:suppressAutoHyphens w:val="true"/>
+              <w:spacing w:lineRule="auto" w:line="240" w:before="0" w:after="0"/>
+              <w:jc w:val="left"/>
+              <w:rPr>
+                <w:rFonts w:ascii="Times New Roman" w:hAnsi="Times New Roman" w:cs="Times New Roman"/>
+                <w:sz w:val="18"/>
+                <w:szCs w:val="18"/>
+              </w:rPr>
+            </w:pPr>
+            <w:r>
+              <w:rPr>
+                <w:rFonts w:cs="Times New Roman" w:ascii="Times New Roman" w:hAnsi="Times New Roman"/>
+                <w:sz w:val="18"/>
+                <w:szCs w:val="18"/>
+              </w:rPr>
+            </w:r>
+          </w:p>
+        </w:tc>
+        <w:tc>
+          <w:tcPr>
+            <w:tcW w:w="624" w:type="dxa"/>
+            <w:tcBorders>
+              <w:top w:val="nil"/>
+              <w:right w:val="single" w:sz="18" w:space="0" w:color="000000"/>
+            </w:tcBorders>
+          </w:tcPr>
+          <w:p>
+            <w:pPr>
+              <w:pStyle w:val="Normal"/>
+              <w:widowControl/>
+              <w:suppressAutoHyphens w:val="true"/>
+              <w:spacing w:lineRule="auto" w:line="240" w:before="0" w:after="0"/>
+              <w:jc w:val="left"/>
+              <w:rPr>
+                <w:rFonts w:ascii="Times New Roman" w:hAnsi="Times New Roman" w:cs="Times New Roman"/>
+                <w:sz w:val="18"/>
+                <w:szCs w:val="18"/>
+              </w:rPr>
+            </w:pPr>
+            <w:r>
+              <w:rPr>
+                <w:rFonts w:cs="Times New Roman" w:ascii="Times New Roman" w:hAnsi="Times New Roman"/>
+                <w:sz w:val="18"/>
+                <w:szCs w:val="18"/>
+              </w:rPr>
+            </w:r>
+          </w:p>
+        </w:tc>
+        <w:tc>
+          <w:tcPr>
+            <w:tcW w:w="933" w:type="dxa"/>
+            <w:tcBorders>
+              <w:top w:val="nil"/>
               <w:left w:val="single" w:sz="18" w:space="0" w:color="000000"/>
             </w:tcBorders>
           </w:tcPr>
@@ -3406,251 +3965,15 @@
               <w:jc w:val="left"/>
               <w:rPr>
                 <w:rFonts w:ascii="Times New Roman" w:hAnsi="Times New Roman" w:cs="Times New Roman"/>
-                <w:sz w:val="20"/>
-                <w:szCs w:val="20"/>
-              </w:rPr>
-            </w:pPr>
-            <w:r>
-              <w:rPr>
-                <w:rFonts w:cs="Times New Roman" w:ascii="Times New Roman" w:hAnsi="Times New Roman"/>
-                <w:sz w:val="20"/>
-                <w:szCs w:val="20"/>
-              </w:rPr>
-            </w:r>
-          </w:p>
-        </w:tc>
-        <w:tc>
-          <w:tcPr>
-            <w:tcW w:w="509" w:type="dxa"/>
-            <w:tcBorders>
-              <w:top w:val="nil"/>
-            </w:tcBorders>
-          </w:tcPr>
-          <w:p>
-            <w:pPr>
-              <w:pStyle w:val="Normal"/>
-              <w:widowControl/>
-              <w:suppressAutoHyphens w:val="true"/>
-              <w:spacing w:lineRule="auto" w:line="240" w:before="0" w:after="0"/>
-              <w:jc w:val="left"/>
-              <w:rPr>
-                <w:rFonts w:ascii="Times New Roman" w:hAnsi="Times New Roman" w:cs="Times New Roman"/>
-                <w:sz w:val="20"/>
-                <w:szCs w:val="20"/>
-              </w:rPr>
-            </w:pPr>
-            <w:r>
-              <w:rPr>
-                <w:rFonts w:cs="Times New Roman" w:ascii="Times New Roman" w:hAnsi="Times New Roman"/>
-                <w:sz w:val="20"/>
-                <w:szCs w:val="20"/>
-              </w:rPr>
-            </w:r>
-          </w:p>
-        </w:tc>
-        <w:tc>
-          <w:tcPr>
-            <w:tcW w:w="908" w:type="dxa"/>
-            <w:tcBorders>
-              <w:top w:val="nil"/>
-            </w:tcBorders>
-          </w:tcPr>
-          <w:p>
-            <w:pPr>
-              <w:pStyle w:val="Normal"/>
-              <w:widowControl/>
-              <w:suppressAutoHyphens w:val="true"/>
-              <w:spacing w:lineRule="auto" w:line="240" w:before="0" w:after="0"/>
-              <w:jc w:val="left"/>
-              <w:rPr>
-                <w:rFonts w:ascii="Times New Roman" w:hAnsi="Times New Roman" w:cs="Times New Roman"/>
-                <w:sz w:val="20"/>
-                <w:szCs w:val="20"/>
-              </w:rPr>
-            </w:pPr>
-            <w:r>
-              <w:rPr>
-                <w:rFonts w:cs="Times New Roman" w:ascii="Times New Roman" w:hAnsi="Times New Roman"/>
-                <w:sz w:val="20"/>
-                <w:szCs w:val="20"/>
-              </w:rPr>
-            </w:r>
-          </w:p>
-        </w:tc>
-        <w:tc>
-          <w:tcPr>
-            <w:tcW w:w="623" w:type="dxa"/>
-            <w:tcBorders>
-              <w:top w:val="nil"/>
-              <w:right w:val="single" w:sz="18" w:space="0" w:color="000000"/>
-            </w:tcBorders>
-          </w:tcPr>
-          <w:p>
-            <w:pPr>
-              <w:pStyle w:val="Normal"/>
-              <w:widowControl/>
-              <w:suppressAutoHyphens w:val="true"/>
-              <w:spacing w:lineRule="auto" w:line="240" w:before="0" w:after="0"/>
-              <w:jc w:val="left"/>
-              <w:rPr>
-                <w:rFonts w:ascii="Times New Roman" w:hAnsi="Times New Roman" w:cs="Times New Roman"/>
-                <w:sz w:val="20"/>
-                <w:szCs w:val="20"/>
-              </w:rPr>
-            </w:pPr>
-            <w:r>
-              <w:rPr>
-                <w:rFonts w:cs="Times New Roman" w:ascii="Times New Roman" w:hAnsi="Times New Roman"/>
-                <w:sz w:val="20"/>
-                <w:szCs w:val="20"/>
-              </w:rPr>
-            </w:r>
-          </w:p>
-        </w:tc>
-        <w:tc>
-          <w:tcPr>
-            <w:tcW w:w="500" w:type="dxa"/>
-            <w:tcBorders>
-              <w:top w:val="nil"/>
-              <w:left w:val="single" w:sz="18" w:space="0" w:color="000000"/>
-            </w:tcBorders>
-          </w:tcPr>
-          <w:p>
-            <w:pPr>
-              <w:pStyle w:val="Normal"/>
-              <w:widowControl/>
-              <w:suppressAutoHyphens w:val="true"/>
-              <w:spacing w:lineRule="auto" w:line="240" w:before="0" w:after="0"/>
-              <w:jc w:val="left"/>
-              <w:rPr>
-                <w:rFonts w:ascii="Times New Roman" w:hAnsi="Times New Roman" w:cs="Times New Roman"/>
-                <w:sz w:val="20"/>
-                <w:szCs w:val="20"/>
-              </w:rPr>
-            </w:pPr>
-            <w:r>
-              <w:rPr>
-                <w:rFonts w:cs="Times New Roman" w:ascii="Times New Roman" w:hAnsi="Times New Roman"/>
-                <w:sz w:val="20"/>
-                <w:szCs w:val="20"/>
-              </w:rPr>
-            </w:r>
-          </w:p>
-        </w:tc>
-        <w:tc>
-          <w:tcPr>
-            <w:tcW w:w="511" w:type="dxa"/>
-            <w:tcBorders>
-              <w:top w:val="nil"/>
-            </w:tcBorders>
-          </w:tcPr>
-          <w:p>
-            <w:pPr>
-              <w:pStyle w:val="Normal"/>
-              <w:widowControl/>
-              <w:suppressAutoHyphens w:val="true"/>
-              <w:spacing w:lineRule="auto" w:line="240" w:before="0" w:after="0"/>
-              <w:jc w:val="left"/>
-              <w:rPr>
-                <w:rFonts w:ascii="Times New Roman" w:hAnsi="Times New Roman" w:cs="Times New Roman"/>
-                <w:sz w:val="20"/>
-                <w:szCs w:val="20"/>
-              </w:rPr>
-            </w:pPr>
-            <w:r>
-              <w:rPr>
-                <w:rFonts w:cs="Times New Roman" w:ascii="Times New Roman" w:hAnsi="Times New Roman"/>
-                <w:sz w:val="20"/>
-                <w:szCs w:val="20"/>
-              </w:rPr>
-            </w:r>
-          </w:p>
-        </w:tc>
-        <w:tc>
-          <w:tcPr>
-            <w:tcW w:w="906" w:type="dxa"/>
-            <w:tcBorders>
-              <w:top w:val="nil"/>
-            </w:tcBorders>
-          </w:tcPr>
-          <w:p>
-            <w:pPr>
-              <w:pStyle w:val="Normal"/>
-              <w:widowControl/>
-              <w:suppressAutoHyphens w:val="true"/>
-              <w:spacing w:lineRule="auto" w:line="240" w:before="0" w:after="0"/>
-              <w:jc w:val="left"/>
-              <w:rPr>
-                <w:rFonts w:ascii="Times New Roman" w:hAnsi="Times New Roman" w:cs="Times New Roman"/>
-                <w:sz w:val="20"/>
-                <w:szCs w:val="20"/>
-              </w:rPr>
-            </w:pPr>
-            <w:r>
-              <w:rPr>
-                <w:rFonts w:cs="Times New Roman" w:ascii="Times New Roman" w:hAnsi="Times New Roman"/>
-                <w:sz w:val="20"/>
-                <w:szCs w:val="20"/>
-              </w:rPr>
-            </w:r>
-          </w:p>
-        </w:tc>
-        <w:tc>
-          <w:tcPr>
-            <w:tcW w:w="624" w:type="dxa"/>
-            <w:tcBorders>
-              <w:top w:val="nil"/>
-              <w:right w:val="single" w:sz="18" w:space="0" w:color="000000"/>
-            </w:tcBorders>
-          </w:tcPr>
-          <w:p>
-            <w:pPr>
-              <w:pStyle w:val="Normal"/>
-              <w:widowControl/>
-              <w:suppressAutoHyphens w:val="true"/>
-              <w:spacing w:lineRule="auto" w:line="240" w:before="0" w:after="0"/>
-              <w:jc w:val="left"/>
-              <w:rPr>
-                <w:rFonts w:ascii="Times New Roman" w:hAnsi="Times New Roman" w:cs="Times New Roman"/>
-                <w:sz w:val="20"/>
-                <w:szCs w:val="20"/>
-              </w:rPr>
-            </w:pPr>
-            <w:r>
-              <w:rPr>
-                <w:rFonts w:cs="Times New Roman" w:ascii="Times New Roman" w:hAnsi="Times New Roman"/>
-                <w:sz w:val="20"/>
-                <w:szCs w:val="20"/>
-              </w:rPr>
-            </w:r>
-          </w:p>
-        </w:tc>
-        <w:tc>
-          <w:tcPr>
-            <w:tcW w:w="934" w:type="dxa"/>
-            <w:tcBorders>
-              <w:top w:val="nil"/>
-              <w:left w:val="single" w:sz="18" w:space="0" w:color="000000"/>
-            </w:tcBorders>
-          </w:tcPr>
-          <w:p>
-            <w:pPr>
-              <w:pStyle w:val="Normal"/>
-              <w:widowControl/>
-              <w:suppressAutoHyphens w:val="true"/>
-              <w:spacing w:lineRule="auto" w:line="240" w:before="0" w:after="0"/>
-              <w:jc w:val="left"/>
-              <w:rPr>
-                <w:rFonts w:ascii="Times New Roman" w:hAnsi="Times New Roman" w:cs="Times New Roman"/>
-                <w:sz w:val="20"/>
-                <w:szCs w:val="20"/>
-              </w:rPr>
-            </w:pPr>
-            <w:r>
-              <w:rPr>
-                <w:rFonts w:cs="Times New Roman" w:ascii="Times New Roman" w:hAnsi="Times New Roman"/>
-                <w:sz w:val="20"/>
-                <w:szCs w:val="20"/>
+                <w:sz w:val="18"/>
+                <w:szCs w:val="18"/>
+              </w:rPr>
+            </w:pPr>
+            <w:r>
+              <w:rPr>
+                <w:rFonts w:cs="Times New Roman" w:ascii="Times New Roman" w:hAnsi="Times New Roman"/>
+                <w:sz w:val="18"/>
+                <w:szCs w:val="18"/>
               </w:rPr>
             </w:r>
           </w:p>
@@ -3675,15 +3998,15 @@
               <w:jc w:val="center"/>
               <w:rPr>
                 <w:rFonts w:ascii="Times New Roman" w:hAnsi="Times New Roman" w:cs="Times New Roman"/>
-                <w:sz w:val="20"/>
-                <w:szCs w:val="20"/>
-              </w:rPr>
-            </w:pPr>
-            <w:r>
-              <w:rPr>
-                <w:rFonts w:cs="Times New Roman" w:ascii="Times New Roman" w:hAnsi="Times New Roman"/>
-                <w:sz w:val="20"/>
-                <w:szCs w:val="20"/>
+                <w:sz w:val="18"/>
+                <w:szCs w:val="18"/>
+              </w:rPr>
+            </w:pPr>
+            <w:r>
+              <w:rPr>
+                <w:rFonts w:cs="Times New Roman" w:ascii="Times New Roman" w:hAnsi="Times New Roman"/>
+                <w:sz w:val="18"/>
+                <w:szCs w:val="18"/>
               </w:rPr>
             </w:r>
           </w:p>
@@ -3705,15 +4028,163 @@
               <w:jc w:val="left"/>
               <w:rPr>
                 <w:rFonts w:ascii="Times New Roman" w:hAnsi="Times New Roman" w:cs="Times New Roman"/>
-                <w:sz w:val="20"/>
-                <w:szCs w:val="20"/>
-              </w:rPr>
-            </w:pPr>
-            <w:r>
-              <w:rPr>
-                <w:rFonts w:cs="Times New Roman" w:ascii="Times New Roman" w:hAnsi="Times New Roman"/>
-                <w:sz w:val="20"/>
-                <w:szCs w:val="20"/>
+                <w:sz w:val="18"/>
+                <w:szCs w:val="18"/>
+              </w:rPr>
+            </w:pPr>
+            <w:r>
+              <w:rPr>
+                <w:rFonts w:cs="Times New Roman" w:ascii="Times New Roman" w:hAnsi="Times New Roman"/>
+                <w:sz w:val="18"/>
+                <w:szCs w:val="18"/>
+              </w:rPr>
+            </w:r>
+          </w:p>
+        </w:tc>
+        <w:tc>
+          <w:tcPr>
+            <w:tcW w:w="512" w:type="dxa"/>
+            <w:tcBorders>
+              <w:top w:val="nil"/>
+              <w:left w:val="single" w:sz="18" w:space="0" w:color="000000"/>
+            </w:tcBorders>
+          </w:tcPr>
+          <w:p>
+            <w:pPr>
+              <w:pStyle w:val="Normal"/>
+              <w:widowControl/>
+              <w:suppressAutoHyphens w:val="true"/>
+              <w:spacing w:lineRule="auto" w:line="240" w:before="0" w:after="0"/>
+              <w:jc w:val="left"/>
+              <w:rPr>
+                <w:rFonts w:ascii="Times New Roman" w:hAnsi="Times New Roman" w:cs="Times New Roman"/>
+                <w:sz w:val="18"/>
+                <w:szCs w:val="18"/>
+              </w:rPr>
+            </w:pPr>
+            <w:r>
+              <w:rPr>
+                <w:rFonts w:cs="Times New Roman" w:ascii="Times New Roman" w:hAnsi="Times New Roman"/>
+                <w:sz w:val="18"/>
+                <w:szCs w:val="18"/>
+              </w:rPr>
+            </w:r>
+          </w:p>
+        </w:tc>
+        <w:tc>
+          <w:tcPr>
+            <w:tcW w:w="508" w:type="dxa"/>
+            <w:tcBorders>
+              <w:top w:val="nil"/>
+            </w:tcBorders>
+          </w:tcPr>
+          <w:p>
+            <w:pPr>
+              <w:pStyle w:val="Normal"/>
+              <w:widowControl/>
+              <w:suppressAutoHyphens w:val="true"/>
+              <w:spacing w:lineRule="auto" w:line="240" w:before="0" w:after="0"/>
+              <w:jc w:val="left"/>
+              <w:rPr>
+                <w:rFonts w:ascii="Times New Roman" w:hAnsi="Times New Roman" w:cs="Times New Roman"/>
+                <w:sz w:val="18"/>
+                <w:szCs w:val="18"/>
+              </w:rPr>
+            </w:pPr>
+            <w:r>
+              <w:rPr>
+                <w:rFonts w:cs="Times New Roman" w:ascii="Times New Roman" w:hAnsi="Times New Roman"/>
+                <w:sz w:val="18"/>
+                <w:szCs w:val="18"/>
+              </w:rPr>
+            </w:r>
+          </w:p>
+        </w:tc>
+        <w:tc>
+          <w:tcPr>
+            <w:tcW w:w="909" w:type="dxa"/>
+            <w:tcBorders>
+              <w:top w:val="nil"/>
+            </w:tcBorders>
+          </w:tcPr>
+          <w:p>
+            <w:pPr>
+              <w:pStyle w:val="Normal"/>
+              <w:widowControl/>
+              <w:suppressAutoHyphens w:val="true"/>
+              <w:spacing w:lineRule="auto" w:line="240" w:before="0" w:after="0"/>
+              <w:jc w:val="left"/>
+              <w:rPr>
+                <w:rFonts w:ascii="Times New Roman" w:hAnsi="Times New Roman" w:cs="Times New Roman"/>
+                <w:sz w:val="18"/>
+                <w:szCs w:val="18"/>
+              </w:rPr>
+            </w:pPr>
+            <w:r>
+              <w:rPr>
+                <w:rFonts w:cs="Times New Roman" w:ascii="Times New Roman" w:hAnsi="Times New Roman"/>
+                <w:sz w:val="18"/>
+                <w:szCs w:val="18"/>
+              </w:rPr>
+            </w:r>
+          </w:p>
+        </w:tc>
+        <w:tc>
+          <w:tcPr>
+            <w:tcW w:w="623" w:type="dxa"/>
+            <w:tcBorders>
+              <w:top w:val="nil"/>
+              <w:right w:val="single" w:sz="18" w:space="0" w:color="000000"/>
+            </w:tcBorders>
+          </w:tcPr>
+          <w:p>
+            <w:pPr>
+              <w:pStyle w:val="Normal"/>
+              <w:widowControl/>
+              <w:suppressAutoHyphens w:val="true"/>
+              <w:spacing w:lineRule="auto" w:line="240" w:before="0" w:after="0"/>
+              <w:jc w:val="left"/>
+              <w:rPr>
+                <w:rFonts w:ascii="Times New Roman" w:hAnsi="Times New Roman" w:cs="Times New Roman"/>
+                <w:sz w:val="18"/>
+                <w:szCs w:val="18"/>
+              </w:rPr>
+            </w:pPr>
+            <w:r>
+              <w:rPr>
+                <w:rFonts w:cs="Times New Roman" w:ascii="Times New Roman" w:hAnsi="Times New Roman"/>
+                <w:sz w:val="18"/>
+                <w:szCs w:val="18"/>
+              </w:rPr>
+            </w:r>
+          </w:p>
+        </w:tc>
+        <w:tc>
+          <w:tcPr>
+            <w:tcW w:w="500" w:type="dxa"/>
+            <w:tcBorders>
+              <w:top w:val="nil"/>
+              <w:left w:val="single" w:sz="18" w:space="0" w:color="000000"/>
+            </w:tcBorders>
+          </w:tcPr>
+          <w:p>
+            <w:pPr>
+              <w:pStyle w:val="Normal"/>
+              <w:widowControl/>
+              <w:suppressAutoHyphens w:val="true"/>
+              <w:spacing w:lineRule="auto" w:line="240" w:before="0" w:after="0"/>
+              <w:jc w:val="left"/>
+              <w:rPr>
+                <w:rFonts w:ascii="Times New Roman" w:hAnsi="Times New Roman" w:cs="Times New Roman"/>
+                <w:sz w:val="18"/>
+                <w:szCs w:val="18"/>
+              </w:rPr>
+            </w:pPr>
+            <w:r>
+              <w:rPr>
+                <w:rFonts w:cs="Times New Roman" w:ascii="Times New Roman" w:hAnsi="Times New Roman"/>
+                <w:sz w:val="18"/>
+                <w:szCs w:val="18"/>
               </w:rPr>
             </w:r>
           </w:p>
@@ -3723,6 +4194,94 @@
             <w:tcW w:w="511" w:type="dxa"/>
             <w:tcBorders>
               <w:top w:val="nil"/>
+            </w:tcBorders>
+          </w:tcPr>
+          <w:p>
+            <w:pPr>
+              <w:pStyle w:val="Normal"/>
+              <w:widowControl/>
+              <w:suppressAutoHyphens w:val="true"/>
+              <w:spacing w:lineRule="auto" w:line="240" w:before="0" w:after="0"/>
+              <w:jc w:val="left"/>
+              <w:rPr>
+                <w:rFonts w:ascii="Times New Roman" w:hAnsi="Times New Roman" w:cs="Times New Roman"/>
+                <w:sz w:val="18"/>
+                <w:szCs w:val="18"/>
+              </w:rPr>
+            </w:pPr>
+            <w:r>
+              <w:rPr>
+                <w:rFonts w:cs="Times New Roman" w:ascii="Times New Roman" w:hAnsi="Times New Roman"/>
+                <w:sz w:val="18"/>
+                <w:szCs w:val="18"/>
+              </w:rPr>
+            </w:r>
+          </w:p>
+        </w:tc>
+        <w:tc>
+          <w:tcPr>
+            <w:tcW w:w="906" w:type="dxa"/>
+            <w:tcBorders>
+              <w:top w:val="nil"/>
+            </w:tcBorders>
+          </w:tcPr>
+          <w:p>
+            <w:pPr>
+              <w:pStyle w:val="Normal"/>
+              <w:widowControl/>
+              <w:suppressAutoHyphens w:val="true"/>
+              <w:spacing w:lineRule="auto" w:line="240" w:before="0" w:after="0"/>
+              <w:jc w:val="left"/>
+              <w:rPr>
+                <w:rFonts w:ascii="Times New Roman" w:hAnsi="Times New Roman" w:cs="Times New Roman"/>
+                <w:sz w:val="18"/>
+                <w:szCs w:val="18"/>
+              </w:rPr>
+            </w:pPr>
+            <w:r>
+              <w:rPr>
+                <w:rFonts w:cs="Times New Roman" w:ascii="Times New Roman" w:hAnsi="Times New Roman"/>
+                <w:sz w:val="18"/>
+                <w:szCs w:val="18"/>
+              </w:rPr>
+            </w:r>
+          </w:p>
+        </w:tc>
+        <w:tc>
+          <w:tcPr>
+            <w:tcW w:w="624" w:type="dxa"/>
+            <w:tcBorders>
+              <w:top w:val="nil"/>
+              <w:right w:val="single" w:sz="18" w:space="0" w:color="000000"/>
+            </w:tcBorders>
+          </w:tcPr>
+          <w:p>
+            <w:pPr>
+              <w:pStyle w:val="Normal"/>
+              <w:widowControl/>
+              <w:suppressAutoHyphens w:val="true"/>
+              <w:spacing w:lineRule="auto" w:line="240" w:before="0" w:after="0"/>
+              <w:jc w:val="left"/>
+              <w:rPr>
+                <w:rFonts w:ascii="Times New Roman" w:hAnsi="Times New Roman" w:cs="Times New Roman"/>
+                <w:sz w:val="18"/>
+                <w:szCs w:val="18"/>
+              </w:rPr>
+            </w:pPr>
+            <w:r>
+              <w:rPr>
+                <w:rFonts w:cs="Times New Roman" w:ascii="Times New Roman" w:hAnsi="Times New Roman"/>
+                <w:sz w:val="18"/>
+                <w:szCs w:val="18"/>
+              </w:rPr>
+            </w:r>
+          </w:p>
+        </w:tc>
+        <w:tc>
+          <w:tcPr>
+            <w:tcW w:w="933" w:type="dxa"/>
+            <w:tcBorders>
+              <w:top w:val="nil"/>
               <w:left w:val="single" w:sz="18" w:space="0" w:color="000000"/>
             </w:tcBorders>
           </w:tcPr>
@@ -3735,251 +4294,15 @@
               <w:jc w:val="left"/>
               <w:rPr>
                 <w:rFonts w:ascii="Times New Roman" w:hAnsi="Times New Roman" w:cs="Times New Roman"/>
-                <w:sz w:val="20"/>
-                <w:szCs w:val="20"/>
-              </w:rPr>
-            </w:pPr>
-            <w:r>
-              <w:rPr>
-                <w:rFonts w:cs="Times New Roman" w:ascii="Times New Roman" w:hAnsi="Times New Roman"/>
-                <w:sz w:val="20"/>
-                <w:szCs w:val="20"/>
-              </w:rPr>
-            </w:r>
-          </w:p>
-        </w:tc>
-        <w:tc>
-          <w:tcPr>
-            <w:tcW w:w="509" w:type="dxa"/>
-            <w:tcBorders>
-              <w:top w:val="nil"/>
-            </w:tcBorders>
-          </w:tcPr>
-          <w:p>
-            <w:pPr>
-              <w:pStyle w:val="Normal"/>
-              <w:widowControl/>
-              <w:suppressAutoHyphens w:val="true"/>
-              <w:spacing w:lineRule="auto" w:line="240" w:before="0" w:after="0"/>
-              <w:jc w:val="left"/>
-              <w:rPr>
-                <w:rFonts w:ascii="Times New Roman" w:hAnsi="Times New Roman" w:cs="Times New Roman"/>
-                <w:sz w:val="20"/>
-                <w:szCs w:val="20"/>
-              </w:rPr>
-            </w:pPr>
-            <w:r>
-              <w:rPr>
-                <w:rFonts w:cs="Times New Roman" w:ascii="Times New Roman" w:hAnsi="Times New Roman"/>
-                <w:sz w:val="20"/>
-                <w:szCs w:val="20"/>
-              </w:rPr>
-            </w:r>
-          </w:p>
-        </w:tc>
-        <w:tc>
-          <w:tcPr>
-            <w:tcW w:w="908" w:type="dxa"/>
-            <w:tcBorders>
-              <w:top w:val="nil"/>
-            </w:tcBorders>
-          </w:tcPr>
-          <w:p>
-            <w:pPr>
-              <w:pStyle w:val="Normal"/>
-              <w:widowControl/>
-              <w:suppressAutoHyphens w:val="true"/>
-              <w:spacing w:lineRule="auto" w:line="240" w:before="0" w:after="0"/>
-              <w:jc w:val="left"/>
-              <w:rPr>
-                <w:rFonts w:ascii="Times New Roman" w:hAnsi="Times New Roman" w:cs="Times New Roman"/>
-                <w:sz w:val="20"/>
-                <w:szCs w:val="20"/>
-              </w:rPr>
-            </w:pPr>
-            <w:r>
-              <w:rPr>
-                <w:rFonts w:cs="Times New Roman" w:ascii="Times New Roman" w:hAnsi="Times New Roman"/>
-                <w:sz w:val="20"/>
-                <w:szCs w:val="20"/>
-              </w:rPr>
-            </w:r>
-          </w:p>
-        </w:tc>
-        <w:tc>
-          <w:tcPr>
-            <w:tcW w:w="623" w:type="dxa"/>
-            <w:tcBorders>
-              <w:top w:val="nil"/>
-              <w:right w:val="single" w:sz="18" w:space="0" w:color="000000"/>
-            </w:tcBorders>
-          </w:tcPr>
-          <w:p>
-            <w:pPr>
-              <w:pStyle w:val="Normal"/>
-              <w:widowControl/>
-              <w:suppressAutoHyphens w:val="true"/>
-              <w:spacing w:lineRule="auto" w:line="240" w:before="0" w:after="0"/>
-              <w:jc w:val="left"/>
-              <w:rPr>
-                <w:rFonts w:ascii="Times New Roman" w:hAnsi="Times New Roman" w:cs="Times New Roman"/>
-                <w:sz w:val="20"/>
-                <w:szCs w:val="20"/>
-              </w:rPr>
-            </w:pPr>
-            <w:r>
-              <w:rPr>
-                <w:rFonts w:cs="Times New Roman" w:ascii="Times New Roman" w:hAnsi="Times New Roman"/>
-                <w:sz w:val="20"/>
-                <w:szCs w:val="20"/>
-              </w:rPr>
-            </w:r>
-          </w:p>
-        </w:tc>
-        <w:tc>
-          <w:tcPr>
-            <w:tcW w:w="500" w:type="dxa"/>
-            <w:tcBorders>
-              <w:top w:val="nil"/>
-              <w:left w:val="single" w:sz="18" w:space="0" w:color="000000"/>
-            </w:tcBorders>
-          </w:tcPr>
-          <w:p>
-            <w:pPr>
-              <w:pStyle w:val="Normal"/>
-              <w:widowControl/>
-              <w:suppressAutoHyphens w:val="true"/>
-              <w:spacing w:lineRule="auto" w:line="240" w:before="0" w:after="0"/>
-              <w:jc w:val="left"/>
-              <w:rPr>
-                <w:rFonts w:ascii="Times New Roman" w:hAnsi="Times New Roman" w:cs="Times New Roman"/>
-                <w:sz w:val="20"/>
-                <w:szCs w:val="20"/>
-              </w:rPr>
-            </w:pPr>
-            <w:r>
-              <w:rPr>
-                <w:rFonts w:cs="Times New Roman" w:ascii="Times New Roman" w:hAnsi="Times New Roman"/>
-                <w:sz w:val="20"/>
-                <w:szCs w:val="20"/>
-              </w:rPr>
-            </w:r>
-          </w:p>
-        </w:tc>
-        <w:tc>
-          <w:tcPr>
-            <w:tcW w:w="511" w:type="dxa"/>
-            <w:tcBorders>
-              <w:top w:val="nil"/>
-            </w:tcBorders>
-          </w:tcPr>
-          <w:p>
-            <w:pPr>
-              <w:pStyle w:val="Normal"/>
-              <w:widowControl/>
-              <w:suppressAutoHyphens w:val="true"/>
-              <w:spacing w:lineRule="auto" w:line="240" w:before="0" w:after="0"/>
-              <w:jc w:val="left"/>
-              <w:rPr>
-                <w:rFonts w:ascii="Times New Roman" w:hAnsi="Times New Roman" w:cs="Times New Roman"/>
-                <w:sz w:val="20"/>
-                <w:szCs w:val="20"/>
-              </w:rPr>
-            </w:pPr>
-            <w:r>
-              <w:rPr>
-                <w:rFonts w:cs="Times New Roman" w:ascii="Times New Roman" w:hAnsi="Times New Roman"/>
-                <w:sz w:val="20"/>
-                <w:szCs w:val="20"/>
-              </w:rPr>
-            </w:r>
-          </w:p>
-        </w:tc>
-        <w:tc>
-          <w:tcPr>
-            <w:tcW w:w="906" w:type="dxa"/>
-            <w:tcBorders>
-              <w:top w:val="nil"/>
-            </w:tcBorders>
-          </w:tcPr>
-          <w:p>
-            <w:pPr>
-              <w:pStyle w:val="Normal"/>
-              <w:widowControl/>
-              <w:suppressAutoHyphens w:val="true"/>
-              <w:spacing w:lineRule="auto" w:line="240" w:before="0" w:after="0"/>
-              <w:jc w:val="left"/>
-              <w:rPr>
-                <w:rFonts w:ascii="Times New Roman" w:hAnsi="Times New Roman" w:cs="Times New Roman"/>
-                <w:sz w:val="20"/>
-                <w:szCs w:val="20"/>
-              </w:rPr>
-            </w:pPr>
-            <w:r>
-              <w:rPr>
-                <w:rFonts w:cs="Times New Roman" w:ascii="Times New Roman" w:hAnsi="Times New Roman"/>
-                <w:sz w:val="20"/>
-                <w:szCs w:val="20"/>
-              </w:rPr>
-            </w:r>
-          </w:p>
-        </w:tc>
-        <w:tc>
-          <w:tcPr>
-            <w:tcW w:w="624" w:type="dxa"/>
-            <w:tcBorders>
-              <w:top w:val="nil"/>
-              <w:right w:val="single" w:sz="18" w:space="0" w:color="000000"/>
-            </w:tcBorders>
-          </w:tcPr>
-          <w:p>
-            <w:pPr>
-              <w:pStyle w:val="Normal"/>
-              <w:widowControl/>
-              <w:suppressAutoHyphens w:val="true"/>
-              <w:spacing w:lineRule="auto" w:line="240" w:before="0" w:after="0"/>
-              <w:jc w:val="left"/>
-              <w:rPr>
-                <w:rFonts w:ascii="Times New Roman" w:hAnsi="Times New Roman" w:cs="Times New Roman"/>
-                <w:sz w:val="20"/>
-                <w:szCs w:val="20"/>
-              </w:rPr>
-            </w:pPr>
-            <w:r>
-              <w:rPr>
-                <w:rFonts w:cs="Times New Roman" w:ascii="Times New Roman" w:hAnsi="Times New Roman"/>
-                <w:sz w:val="20"/>
-                <w:szCs w:val="20"/>
-              </w:rPr>
-            </w:r>
-          </w:p>
-        </w:tc>
-        <w:tc>
-          <w:tcPr>
-            <w:tcW w:w="934" w:type="dxa"/>
-            <w:tcBorders>
-              <w:top w:val="nil"/>
-              <w:left w:val="single" w:sz="18" w:space="0" w:color="000000"/>
-            </w:tcBorders>
-          </w:tcPr>
-          <w:p>
-            <w:pPr>
-              <w:pStyle w:val="Normal"/>
-              <w:widowControl/>
-              <w:suppressAutoHyphens w:val="true"/>
-              <w:spacing w:lineRule="auto" w:line="240" w:before="0" w:after="0"/>
-              <w:jc w:val="left"/>
-              <w:rPr>
-                <w:rFonts w:ascii="Times New Roman" w:hAnsi="Times New Roman" w:cs="Times New Roman"/>
-                <w:sz w:val="20"/>
-                <w:szCs w:val="20"/>
-              </w:rPr>
-            </w:pPr>
-            <w:r>
-              <w:rPr>
-                <w:rFonts w:cs="Times New Roman" w:ascii="Times New Roman" w:hAnsi="Times New Roman"/>
-                <w:sz w:val="20"/>
-                <w:szCs w:val="20"/>
+                <w:sz w:val="18"/>
+                <w:szCs w:val="18"/>
+              </w:rPr>
+            </w:pPr>
+            <w:r>
+              <w:rPr>
+                <w:rFonts w:cs="Times New Roman" w:ascii="Times New Roman" w:hAnsi="Times New Roman"/>
+                <w:sz w:val="18"/>
+                <w:szCs w:val="18"/>
               </w:rPr>
             </w:r>
           </w:p>
@@ -4004,15 +4327,15 @@
               <w:jc w:val="center"/>
               <w:rPr>
                 <w:rFonts w:ascii="Times New Roman" w:hAnsi="Times New Roman" w:cs="Times New Roman"/>
-                <w:sz w:val="20"/>
-                <w:szCs w:val="20"/>
-              </w:rPr>
-            </w:pPr>
-            <w:r>
-              <w:rPr>
-                <w:rFonts w:cs="Times New Roman" w:ascii="Times New Roman" w:hAnsi="Times New Roman"/>
-                <w:sz w:val="20"/>
-                <w:szCs w:val="20"/>
+                <w:sz w:val="18"/>
+                <w:szCs w:val="18"/>
+              </w:rPr>
+            </w:pPr>
+            <w:r>
+              <w:rPr>
+                <w:rFonts w:cs="Times New Roman" w:ascii="Times New Roman" w:hAnsi="Times New Roman"/>
+                <w:sz w:val="18"/>
+                <w:szCs w:val="18"/>
               </w:rPr>
             </w:r>
           </w:p>
@@ -4034,15 +4357,163 @@
               <w:jc w:val="left"/>
               <w:rPr>
                 <w:rFonts w:ascii="Times New Roman" w:hAnsi="Times New Roman" w:cs="Times New Roman"/>
-                <w:sz w:val="20"/>
-                <w:szCs w:val="20"/>
-              </w:rPr>
-            </w:pPr>
-            <w:r>
-              <w:rPr>
-                <w:rFonts w:cs="Times New Roman" w:ascii="Times New Roman" w:hAnsi="Times New Roman"/>
-                <w:sz w:val="20"/>
-                <w:szCs w:val="20"/>
+                <w:sz w:val="18"/>
+                <w:szCs w:val="18"/>
+              </w:rPr>
+            </w:pPr>
+            <w:r>
+              <w:rPr>
+                <w:rFonts w:cs="Times New Roman" w:ascii="Times New Roman" w:hAnsi="Times New Roman"/>
+                <w:sz w:val="18"/>
+                <w:szCs w:val="18"/>
+              </w:rPr>
+            </w:r>
+          </w:p>
+        </w:tc>
+        <w:tc>
+          <w:tcPr>
+            <w:tcW w:w="512" w:type="dxa"/>
+            <w:tcBorders>
+              <w:top w:val="nil"/>
+              <w:left w:val="single" w:sz="18" w:space="0" w:color="000000"/>
+            </w:tcBorders>
+          </w:tcPr>
+          <w:p>
+            <w:pPr>
+              <w:pStyle w:val="Normal"/>
+              <w:widowControl/>
+              <w:suppressAutoHyphens w:val="true"/>
+              <w:spacing w:lineRule="auto" w:line="240" w:before="0" w:after="0"/>
+              <w:jc w:val="left"/>
+              <w:rPr>
+                <w:rFonts w:ascii="Times New Roman" w:hAnsi="Times New Roman" w:cs="Times New Roman"/>
+                <w:sz w:val="18"/>
+                <w:szCs w:val="18"/>
+              </w:rPr>
+            </w:pPr>
+            <w:r>
+              <w:rPr>
+                <w:rFonts w:cs="Times New Roman" w:ascii="Times New Roman" w:hAnsi="Times New Roman"/>
+                <w:sz w:val="18"/>
+                <w:szCs w:val="18"/>
+              </w:rPr>
+            </w:r>
+          </w:p>
+        </w:tc>
+        <w:tc>
+          <w:tcPr>
+            <w:tcW w:w="508" w:type="dxa"/>
+            <w:tcBorders>
+              <w:top w:val="nil"/>
+            </w:tcBorders>
+          </w:tcPr>
+          <w:p>
+            <w:pPr>
+              <w:pStyle w:val="Normal"/>
+              <w:widowControl/>
+              <w:suppressAutoHyphens w:val="true"/>
+              <w:spacing w:lineRule="auto" w:line="240" w:before="0" w:after="0"/>
+              <w:jc w:val="left"/>
+              <w:rPr>
+                <w:rFonts w:ascii="Times New Roman" w:hAnsi="Times New Roman" w:cs="Times New Roman"/>
+                <w:sz w:val="18"/>
+                <w:szCs w:val="18"/>
+              </w:rPr>
+            </w:pPr>
+            <w:r>
+              <w:rPr>
+                <w:rFonts w:cs="Times New Roman" w:ascii="Times New Roman" w:hAnsi="Times New Roman"/>
+                <w:sz w:val="18"/>
+                <w:szCs w:val="18"/>
+              </w:rPr>
+            </w:r>
+          </w:p>
+        </w:tc>
+        <w:tc>
+          <w:tcPr>
+            <w:tcW w:w="909" w:type="dxa"/>
+            <w:tcBorders>
+              <w:top w:val="nil"/>
+            </w:tcBorders>
+          </w:tcPr>
+          <w:p>
+            <w:pPr>
+              <w:pStyle w:val="Normal"/>
+              <w:widowControl/>
+              <w:suppressAutoHyphens w:val="true"/>
+              <w:spacing w:lineRule="auto" w:line="240" w:before="0" w:after="0"/>
+              <w:jc w:val="left"/>
+              <w:rPr>
+                <w:rFonts w:ascii="Times New Roman" w:hAnsi="Times New Roman" w:cs="Times New Roman"/>
+                <w:sz w:val="18"/>
+                <w:szCs w:val="18"/>
+              </w:rPr>
+            </w:pPr>
+            <w:r>
+              <w:rPr>
+                <w:rFonts w:cs="Times New Roman" w:ascii="Times New Roman" w:hAnsi="Times New Roman"/>
+                <w:sz w:val="18"/>
+                <w:szCs w:val="18"/>
+              </w:rPr>
+            </w:r>
+          </w:p>
+        </w:tc>
+        <w:tc>
+          <w:tcPr>
+            <w:tcW w:w="623" w:type="dxa"/>
+            <w:tcBorders>
+              <w:top w:val="nil"/>
+              <w:right w:val="single" w:sz="18" w:space="0" w:color="000000"/>
+            </w:tcBorders>
+          </w:tcPr>
+          <w:p>
+            <w:pPr>
+              <w:pStyle w:val="Normal"/>
+              <w:widowControl/>
+              <w:suppressAutoHyphens w:val="true"/>
+              <w:spacing w:lineRule="auto" w:line="240" w:before="0" w:after="0"/>
+              <w:jc w:val="left"/>
+              <w:rPr>
+                <w:rFonts w:ascii="Times New Roman" w:hAnsi="Times New Roman" w:cs="Times New Roman"/>
+                <w:sz w:val="18"/>
+                <w:szCs w:val="18"/>
+              </w:rPr>
+            </w:pPr>
+            <w:r>
+              <w:rPr>
+                <w:rFonts w:cs="Times New Roman" w:ascii="Times New Roman" w:hAnsi="Times New Roman"/>
+                <w:sz w:val="18"/>
+                <w:szCs w:val="18"/>
+              </w:rPr>
+            </w:r>
+          </w:p>
+        </w:tc>
+        <w:tc>
+          <w:tcPr>
+            <w:tcW w:w="500" w:type="dxa"/>
+            <w:tcBorders>
+              <w:top w:val="nil"/>
+              <w:left w:val="single" w:sz="18" w:space="0" w:color="000000"/>
+            </w:tcBorders>
+          </w:tcPr>
+          <w:p>
+            <w:pPr>
+              <w:pStyle w:val="Normal"/>
+              <w:widowControl/>
+              <w:suppressAutoHyphens w:val="true"/>
+              <w:spacing w:lineRule="auto" w:line="240" w:before="0" w:after="0"/>
+              <w:jc w:val="left"/>
+              <w:rPr>
+                <w:rFonts w:ascii="Times New Roman" w:hAnsi="Times New Roman" w:cs="Times New Roman"/>
+                <w:sz w:val="18"/>
+                <w:szCs w:val="18"/>
+              </w:rPr>
+            </w:pPr>
+            <w:r>
+              <w:rPr>
+                <w:rFonts w:cs="Times New Roman" w:ascii="Times New Roman" w:hAnsi="Times New Roman"/>
+                <w:sz w:val="18"/>
+                <w:szCs w:val="18"/>
               </w:rPr>
             </w:r>
           </w:p>
@@ -4052,6 +4523,94 @@
             <w:tcW w:w="511" w:type="dxa"/>
             <w:tcBorders>
               <w:top w:val="nil"/>
+            </w:tcBorders>
+          </w:tcPr>
+          <w:p>
+            <w:pPr>
+              <w:pStyle w:val="Normal"/>
+              <w:widowControl/>
+              <w:suppressAutoHyphens w:val="true"/>
+              <w:spacing w:lineRule="auto" w:line="240" w:before="0" w:after="0"/>
+              <w:jc w:val="left"/>
+              <w:rPr>
+                <w:rFonts w:ascii="Times New Roman" w:hAnsi="Times New Roman" w:cs="Times New Roman"/>
+                <w:sz w:val="18"/>
+                <w:szCs w:val="18"/>
+              </w:rPr>
+            </w:pPr>
+            <w:r>
+              <w:rPr>
+                <w:rFonts w:cs="Times New Roman" w:ascii="Times New Roman" w:hAnsi="Times New Roman"/>
+                <w:sz w:val="18"/>
+                <w:szCs w:val="18"/>
+              </w:rPr>
+            </w:r>
+          </w:p>
+        </w:tc>
+        <w:tc>
+          <w:tcPr>
+            <w:tcW w:w="906" w:type="dxa"/>
+            <w:tcBorders>
+              <w:top w:val="nil"/>
+            </w:tcBorders>
+          </w:tcPr>
+          <w:p>
+            <w:pPr>
+              <w:pStyle w:val="Normal"/>
+              <w:widowControl/>
+              <w:suppressAutoHyphens w:val="true"/>
+              <w:spacing w:lineRule="auto" w:line="240" w:before="0" w:after="0"/>
+              <w:jc w:val="left"/>
+              <w:rPr>
+                <w:rFonts w:ascii="Times New Roman" w:hAnsi="Times New Roman" w:cs="Times New Roman"/>
+                <w:sz w:val="18"/>
+                <w:szCs w:val="18"/>
+              </w:rPr>
+            </w:pPr>
+            <w:r>
+              <w:rPr>
+                <w:rFonts w:cs="Times New Roman" w:ascii="Times New Roman" w:hAnsi="Times New Roman"/>
+                <w:sz w:val="18"/>
+                <w:szCs w:val="18"/>
+              </w:rPr>
+            </w:r>
+          </w:p>
+        </w:tc>
+        <w:tc>
+          <w:tcPr>
+            <w:tcW w:w="624" w:type="dxa"/>
+            <w:tcBorders>
+              <w:top w:val="nil"/>
+              <w:right w:val="single" w:sz="18" w:space="0" w:color="000000"/>
+            </w:tcBorders>
+          </w:tcPr>
+          <w:p>
+            <w:pPr>
+              <w:pStyle w:val="Normal"/>
+              <w:widowControl/>
+              <w:suppressAutoHyphens w:val="true"/>
+              <w:spacing w:lineRule="auto" w:line="240" w:before="0" w:after="0"/>
+              <w:jc w:val="left"/>
+              <w:rPr>
+                <w:rFonts w:ascii="Times New Roman" w:hAnsi="Times New Roman" w:cs="Times New Roman"/>
+                <w:sz w:val="18"/>
+                <w:szCs w:val="18"/>
+              </w:rPr>
+            </w:pPr>
+            <w:r>
+              <w:rPr>
+                <w:rFonts w:cs="Times New Roman" w:ascii="Times New Roman" w:hAnsi="Times New Roman"/>
+                <w:sz w:val="18"/>
+                <w:szCs w:val="18"/>
+              </w:rPr>
+            </w:r>
+          </w:p>
+        </w:tc>
+        <w:tc>
+          <w:tcPr>
+            <w:tcW w:w="933" w:type="dxa"/>
+            <w:tcBorders>
+              <w:top w:val="nil"/>
               <w:left w:val="single" w:sz="18" w:space="0" w:color="000000"/>
             </w:tcBorders>
           </w:tcPr>
@@ -4064,251 +4623,15 @@
               <w:jc w:val="left"/>
               <w:rPr>
                 <w:rFonts w:ascii="Times New Roman" w:hAnsi="Times New Roman" w:cs="Times New Roman"/>
-                <w:sz w:val="20"/>
-                <w:szCs w:val="20"/>
-              </w:rPr>
-            </w:pPr>
-            <w:r>
-              <w:rPr>
-                <w:rFonts w:cs="Times New Roman" w:ascii="Times New Roman" w:hAnsi="Times New Roman"/>
-                <w:sz w:val="20"/>
-                <w:szCs w:val="20"/>
-              </w:rPr>
-            </w:r>
-          </w:p>
-        </w:tc>
-        <w:tc>
-          <w:tcPr>
-            <w:tcW w:w="509" w:type="dxa"/>
-            <w:tcBorders>
-              <w:top w:val="nil"/>
-            </w:tcBorders>
-          </w:tcPr>
-          <w:p>
-            <w:pPr>
-              <w:pStyle w:val="Normal"/>
-              <w:widowControl/>
-              <w:suppressAutoHyphens w:val="true"/>
-              <w:spacing w:lineRule="auto" w:line="240" w:before="0" w:after="0"/>
-              <w:jc w:val="left"/>
-              <w:rPr>
-                <w:rFonts w:ascii="Times New Roman" w:hAnsi="Times New Roman" w:cs="Times New Roman"/>
-                <w:sz w:val="20"/>
-                <w:szCs w:val="20"/>
-              </w:rPr>
-            </w:pPr>
-            <w:r>
-              <w:rPr>
-                <w:rFonts w:cs="Times New Roman" w:ascii="Times New Roman" w:hAnsi="Times New Roman"/>
-                <w:sz w:val="20"/>
-                <w:szCs w:val="20"/>
-              </w:rPr>
-            </w:r>
-          </w:p>
-        </w:tc>
-        <w:tc>
-          <w:tcPr>
-            <w:tcW w:w="908" w:type="dxa"/>
-            <w:tcBorders>
-              <w:top w:val="nil"/>
-            </w:tcBorders>
-          </w:tcPr>
-          <w:p>
-            <w:pPr>
-              <w:pStyle w:val="Normal"/>
-              <w:widowControl/>
-              <w:suppressAutoHyphens w:val="true"/>
-              <w:spacing w:lineRule="auto" w:line="240" w:before="0" w:after="0"/>
-              <w:jc w:val="left"/>
-              <w:rPr>
-                <w:rFonts w:ascii="Times New Roman" w:hAnsi="Times New Roman" w:cs="Times New Roman"/>
-                <w:sz w:val="20"/>
-                <w:szCs w:val="20"/>
-              </w:rPr>
-            </w:pPr>
-            <w:r>
-              <w:rPr>
-                <w:rFonts w:cs="Times New Roman" w:ascii="Times New Roman" w:hAnsi="Times New Roman"/>
-                <w:sz w:val="20"/>
-                <w:szCs w:val="20"/>
-              </w:rPr>
-            </w:r>
-          </w:p>
-        </w:tc>
-        <w:tc>
-          <w:tcPr>
-            <w:tcW w:w="623" w:type="dxa"/>
-            <w:tcBorders>
-              <w:top w:val="nil"/>
-              <w:right w:val="single" w:sz="18" w:space="0" w:color="000000"/>
-            </w:tcBorders>
-          </w:tcPr>
-          <w:p>
-            <w:pPr>
-              <w:pStyle w:val="Normal"/>
-              <w:widowControl/>
-              <w:suppressAutoHyphens w:val="true"/>
-              <w:spacing w:lineRule="auto" w:line="240" w:before="0" w:after="0"/>
-              <w:jc w:val="left"/>
-              <w:rPr>
-                <w:rFonts w:ascii="Times New Roman" w:hAnsi="Times New Roman" w:cs="Times New Roman"/>
-                <w:sz w:val="20"/>
-                <w:szCs w:val="20"/>
-              </w:rPr>
-            </w:pPr>
-            <w:r>
-              <w:rPr>
-                <w:rFonts w:cs="Times New Roman" w:ascii="Times New Roman" w:hAnsi="Times New Roman"/>
-                <w:sz w:val="20"/>
-                <w:szCs w:val="20"/>
-              </w:rPr>
-            </w:r>
-          </w:p>
-        </w:tc>
-        <w:tc>
-          <w:tcPr>
-            <w:tcW w:w="500" w:type="dxa"/>
-            <w:tcBorders>
-              <w:top w:val="nil"/>
-              <w:left w:val="single" w:sz="18" w:space="0" w:color="000000"/>
-            </w:tcBorders>
-          </w:tcPr>
-          <w:p>
-            <w:pPr>
-              <w:pStyle w:val="Normal"/>
-              <w:widowControl/>
-              <w:suppressAutoHyphens w:val="true"/>
-              <w:spacing w:lineRule="auto" w:line="240" w:before="0" w:after="0"/>
-              <w:jc w:val="left"/>
-              <w:rPr>
-                <w:rFonts w:ascii="Times New Roman" w:hAnsi="Times New Roman" w:cs="Times New Roman"/>
-                <w:sz w:val="20"/>
-                <w:szCs w:val="20"/>
-              </w:rPr>
-            </w:pPr>
-            <w:r>
-              <w:rPr>
-                <w:rFonts w:cs="Times New Roman" w:ascii="Times New Roman" w:hAnsi="Times New Roman"/>
-                <w:sz w:val="20"/>
-                <w:szCs w:val="20"/>
-              </w:rPr>
-            </w:r>
-          </w:p>
-        </w:tc>
-        <w:tc>
-          <w:tcPr>
-            <w:tcW w:w="511" w:type="dxa"/>
-            <w:tcBorders>
-              <w:top w:val="nil"/>
-            </w:tcBorders>
-          </w:tcPr>
-          <w:p>
-            <w:pPr>
-              <w:pStyle w:val="Normal"/>
-              <w:widowControl/>
-              <w:suppressAutoHyphens w:val="true"/>
-              <w:spacing w:lineRule="auto" w:line="240" w:before="0" w:after="0"/>
-              <w:jc w:val="left"/>
-              <w:rPr>
-                <w:rFonts w:ascii="Times New Roman" w:hAnsi="Times New Roman" w:cs="Times New Roman"/>
-                <w:sz w:val="20"/>
-                <w:szCs w:val="20"/>
-              </w:rPr>
-            </w:pPr>
-            <w:r>
-              <w:rPr>
-                <w:rFonts w:cs="Times New Roman" w:ascii="Times New Roman" w:hAnsi="Times New Roman"/>
-                <w:sz w:val="20"/>
-                <w:szCs w:val="20"/>
-              </w:rPr>
-            </w:r>
-          </w:p>
-        </w:tc>
-        <w:tc>
-          <w:tcPr>
-            <w:tcW w:w="906" w:type="dxa"/>
-            <w:tcBorders>
-              <w:top w:val="nil"/>
-            </w:tcBorders>
-          </w:tcPr>
-          <w:p>
-            <w:pPr>
-              <w:pStyle w:val="Normal"/>
-              <w:widowControl/>
-              <w:suppressAutoHyphens w:val="true"/>
-              <w:spacing w:lineRule="auto" w:line="240" w:before="0" w:after="0"/>
-              <w:jc w:val="left"/>
-              <w:rPr>
-                <w:rFonts w:ascii="Times New Roman" w:hAnsi="Times New Roman" w:cs="Times New Roman"/>
-                <w:sz w:val="20"/>
-                <w:szCs w:val="20"/>
-              </w:rPr>
-            </w:pPr>
-            <w:r>
-              <w:rPr>
-                <w:rFonts w:cs="Times New Roman" w:ascii="Times New Roman" w:hAnsi="Times New Roman"/>
-                <w:sz w:val="20"/>
-                <w:szCs w:val="20"/>
-              </w:rPr>
-            </w:r>
-          </w:p>
-        </w:tc>
-        <w:tc>
-          <w:tcPr>
-            <w:tcW w:w="624" w:type="dxa"/>
-            <w:tcBorders>
-              <w:top w:val="nil"/>
-              <w:right w:val="single" w:sz="18" w:space="0" w:color="000000"/>
-            </w:tcBorders>
-          </w:tcPr>
-          <w:p>
-            <w:pPr>
-              <w:pStyle w:val="Normal"/>
-              <w:widowControl/>
-              <w:suppressAutoHyphens w:val="true"/>
-              <w:spacing w:lineRule="auto" w:line="240" w:before="0" w:after="0"/>
-              <w:jc w:val="left"/>
-              <w:rPr>
-                <w:rFonts w:ascii="Times New Roman" w:hAnsi="Times New Roman" w:cs="Times New Roman"/>
-                <w:sz w:val="20"/>
-                <w:szCs w:val="20"/>
-              </w:rPr>
-            </w:pPr>
-            <w:r>
-              <w:rPr>
-                <w:rFonts w:cs="Times New Roman" w:ascii="Times New Roman" w:hAnsi="Times New Roman"/>
-                <w:sz w:val="20"/>
-                <w:szCs w:val="20"/>
-              </w:rPr>
-            </w:r>
-          </w:p>
-        </w:tc>
-        <w:tc>
-          <w:tcPr>
-            <w:tcW w:w="934" w:type="dxa"/>
-            <w:tcBorders>
-              <w:top w:val="nil"/>
-              <w:left w:val="single" w:sz="18" w:space="0" w:color="000000"/>
-            </w:tcBorders>
-          </w:tcPr>
-          <w:p>
-            <w:pPr>
-              <w:pStyle w:val="Normal"/>
-              <w:widowControl/>
-              <w:suppressAutoHyphens w:val="true"/>
-              <w:spacing w:lineRule="auto" w:line="240" w:before="0" w:after="0"/>
-              <w:jc w:val="left"/>
-              <w:rPr>
-                <w:rFonts w:ascii="Times New Roman" w:hAnsi="Times New Roman" w:cs="Times New Roman"/>
-                <w:sz w:val="20"/>
-                <w:szCs w:val="20"/>
-              </w:rPr>
-            </w:pPr>
-            <w:r>
-              <w:rPr>
-                <w:rFonts w:cs="Times New Roman" w:ascii="Times New Roman" w:hAnsi="Times New Roman"/>
-                <w:sz w:val="20"/>
-                <w:szCs w:val="20"/>
+                <w:sz w:val="18"/>
+                <w:szCs w:val="18"/>
+              </w:rPr>
+            </w:pPr>
+            <w:r>
+              <w:rPr>
+                <w:rFonts w:cs="Times New Roman" w:ascii="Times New Roman" w:hAnsi="Times New Roman"/>
+                <w:sz w:val="18"/>
+                <w:szCs w:val="18"/>
               </w:rPr>
             </w:r>
           </w:p>
@@ -4333,15 +4656,15 @@
               <w:jc w:val="center"/>
               <w:rPr>
                 <w:rFonts w:ascii="Times New Roman" w:hAnsi="Times New Roman" w:cs="Times New Roman"/>
-                <w:sz w:val="20"/>
-                <w:szCs w:val="20"/>
-              </w:rPr>
-            </w:pPr>
-            <w:r>
-              <w:rPr>
-                <w:rFonts w:cs="Times New Roman" w:ascii="Times New Roman" w:hAnsi="Times New Roman"/>
-                <w:sz w:val="20"/>
-                <w:szCs w:val="20"/>
+                <w:sz w:val="18"/>
+                <w:szCs w:val="18"/>
+              </w:rPr>
+            </w:pPr>
+            <w:r>
+              <w:rPr>
+                <w:rFonts w:cs="Times New Roman" w:ascii="Times New Roman" w:hAnsi="Times New Roman"/>
+                <w:sz w:val="18"/>
+                <w:szCs w:val="18"/>
               </w:rPr>
             </w:r>
           </w:p>
@@ -4363,15 +4686,163 @@
               <w:jc w:val="left"/>
               <w:rPr>
                 <w:rFonts w:ascii="Times New Roman" w:hAnsi="Times New Roman" w:cs="Times New Roman"/>
-                <w:sz w:val="20"/>
-                <w:szCs w:val="20"/>
-              </w:rPr>
-            </w:pPr>
-            <w:r>
-              <w:rPr>
-                <w:rFonts w:cs="Times New Roman" w:ascii="Times New Roman" w:hAnsi="Times New Roman"/>
-                <w:sz w:val="20"/>
-                <w:szCs w:val="20"/>
+                <w:sz w:val="18"/>
+                <w:szCs w:val="18"/>
+              </w:rPr>
+            </w:pPr>
+            <w:r>
+              <w:rPr>
+                <w:rFonts w:cs="Times New Roman" w:ascii="Times New Roman" w:hAnsi="Times New Roman"/>
+                <w:sz w:val="18"/>
+                <w:szCs w:val="18"/>
+              </w:rPr>
+            </w:r>
+          </w:p>
+        </w:tc>
+        <w:tc>
+          <w:tcPr>
+            <w:tcW w:w="512" w:type="dxa"/>
+            <w:tcBorders>
+              <w:top w:val="nil"/>
+              <w:left w:val="single" w:sz="18" w:space="0" w:color="000000"/>
+            </w:tcBorders>
+          </w:tcPr>
+          <w:p>
+            <w:pPr>
+              <w:pStyle w:val="Normal"/>
+              <w:widowControl/>
+              <w:suppressAutoHyphens w:val="true"/>
+              <w:spacing w:lineRule="auto" w:line="240" w:before="0" w:after="0"/>
+              <w:jc w:val="left"/>
+              <w:rPr>
+                <w:rFonts w:ascii="Times New Roman" w:hAnsi="Times New Roman" w:cs="Times New Roman"/>
+                <w:sz w:val="18"/>
+                <w:szCs w:val="18"/>
+              </w:rPr>
+            </w:pPr>
+            <w:r>
+              <w:rPr>
+                <w:rFonts w:cs="Times New Roman" w:ascii="Times New Roman" w:hAnsi="Times New Roman"/>
+                <w:sz w:val="18"/>
+                <w:szCs w:val="18"/>
+              </w:rPr>
+            </w:r>
+          </w:p>
+        </w:tc>
+        <w:tc>
+          <w:tcPr>
+            <w:tcW w:w="508" w:type="dxa"/>
+            <w:tcBorders>
+              <w:top w:val="nil"/>
+            </w:tcBorders>
+          </w:tcPr>
+          <w:p>
+            <w:pPr>
+              <w:pStyle w:val="Normal"/>
+              <w:widowControl/>
+              <w:suppressAutoHyphens w:val="true"/>
+              <w:spacing w:lineRule="auto" w:line="240" w:before="0" w:after="0"/>
+              <w:jc w:val="left"/>
+              <w:rPr>
+                <w:rFonts w:ascii="Times New Roman" w:hAnsi="Times New Roman" w:cs="Times New Roman"/>
+                <w:sz w:val="18"/>
+                <w:szCs w:val="18"/>
+              </w:rPr>
+            </w:pPr>
+            <w:r>
+              <w:rPr>
+                <w:rFonts w:cs="Times New Roman" w:ascii="Times New Roman" w:hAnsi="Times New Roman"/>
+                <w:sz w:val="18"/>
+                <w:szCs w:val="18"/>
+              </w:rPr>
+            </w:r>
+          </w:p>
+        </w:tc>
+        <w:tc>
+          <w:tcPr>
+            <w:tcW w:w="909" w:type="dxa"/>
+            <w:tcBorders>
+              <w:top w:val="nil"/>
+            </w:tcBorders>
+          </w:tcPr>
+          <w:p>
+            <w:pPr>
+              <w:pStyle w:val="Normal"/>
+              <w:widowControl/>
+              <w:suppressAutoHyphens w:val="true"/>
+              <w:spacing w:lineRule="auto" w:line="240" w:before="0" w:after="0"/>
+              <w:jc w:val="left"/>
+              <w:rPr>
+                <w:rFonts w:ascii="Times New Roman" w:hAnsi="Times New Roman" w:cs="Times New Roman"/>
+                <w:sz w:val="18"/>
+                <w:szCs w:val="18"/>
+              </w:rPr>
+            </w:pPr>
+            <w:r>
+              <w:rPr>
+                <w:rFonts w:cs="Times New Roman" w:ascii="Times New Roman" w:hAnsi="Times New Roman"/>
+                <w:sz w:val="18"/>
+                <w:szCs w:val="18"/>
+              </w:rPr>
+            </w:r>
+          </w:p>
+        </w:tc>
+        <w:tc>
+          <w:tcPr>
+            <w:tcW w:w="623" w:type="dxa"/>
+            <w:tcBorders>
+              <w:top w:val="nil"/>
+              <w:right w:val="single" w:sz="18" w:space="0" w:color="000000"/>
+            </w:tcBorders>
+          </w:tcPr>
+          <w:p>
+            <w:pPr>
+              <w:pStyle w:val="Normal"/>
+              <w:widowControl/>
+              <w:suppressAutoHyphens w:val="true"/>
+              <w:spacing w:lineRule="auto" w:line="240" w:before="0" w:after="0"/>
+              <w:jc w:val="left"/>
+              <w:rPr>
+                <w:rFonts w:ascii="Times New Roman" w:hAnsi="Times New Roman" w:cs="Times New Roman"/>
+                <w:sz w:val="18"/>
+                <w:szCs w:val="18"/>
+              </w:rPr>
+            </w:pPr>
+            <w:r>
+              <w:rPr>
+                <w:rFonts w:cs="Times New Roman" w:ascii="Times New Roman" w:hAnsi="Times New Roman"/>
+                <w:sz w:val="18"/>
+                <w:szCs w:val="18"/>
+              </w:rPr>
+            </w:r>
+          </w:p>
+        </w:tc>
+        <w:tc>
+          <w:tcPr>
+            <w:tcW w:w="500" w:type="dxa"/>
+            <w:tcBorders>
+              <w:top w:val="nil"/>
+              <w:left w:val="single" w:sz="18" w:space="0" w:color="000000"/>
+            </w:tcBorders>
+          </w:tcPr>
+          <w:p>
+            <w:pPr>
+              <w:pStyle w:val="Normal"/>
+              <w:widowControl/>
+              <w:suppressAutoHyphens w:val="true"/>
+              <w:spacing w:lineRule="auto" w:line="240" w:before="0" w:after="0"/>
+              <w:jc w:val="left"/>
+              <w:rPr>
+                <w:rFonts w:ascii="Times New Roman" w:hAnsi="Times New Roman" w:cs="Times New Roman"/>
+                <w:sz w:val="18"/>
+                <w:szCs w:val="18"/>
+              </w:rPr>
+            </w:pPr>
+            <w:r>
+              <w:rPr>
+                <w:rFonts w:cs="Times New Roman" w:ascii="Times New Roman" w:hAnsi="Times New Roman"/>
+                <w:sz w:val="18"/>
+                <w:szCs w:val="18"/>
               </w:rPr>
             </w:r>
           </w:p>
@@ -4381,6 +4852,94 @@
             <w:tcW w:w="511" w:type="dxa"/>
             <w:tcBorders>
               <w:top w:val="nil"/>
+            </w:tcBorders>
+          </w:tcPr>
+          <w:p>
+            <w:pPr>
+              <w:pStyle w:val="Normal"/>
+              <w:widowControl/>
+              <w:suppressAutoHyphens w:val="true"/>
+              <w:spacing w:lineRule="auto" w:line="240" w:before="0" w:after="0"/>
+              <w:jc w:val="left"/>
+              <w:rPr>
+                <w:rFonts w:ascii="Times New Roman" w:hAnsi="Times New Roman" w:cs="Times New Roman"/>
+                <w:sz w:val="18"/>
+                <w:szCs w:val="18"/>
+              </w:rPr>
+            </w:pPr>
+            <w:r>
+              <w:rPr>
+                <w:rFonts w:cs="Times New Roman" w:ascii="Times New Roman" w:hAnsi="Times New Roman"/>
+                <w:sz w:val="18"/>
+                <w:szCs w:val="18"/>
+              </w:rPr>
+            </w:r>
+          </w:p>
+        </w:tc>
+        <w:tc>
+          <w:tcPr>
+            <w:tcW w:w="906" w:type="dxa"/>
+            <w:tcBorders>
+              <w:top w:val="nil"/>
+            </w:tcBorders>
+          </w:tcPr>
+          <w:p>
+            <w:pPr>
+              <w:pStyle w:val="Normal"/>
+              <w:widowControl/>
+              <w:suppressAutoHyphens w:val="true"/>
+              <w:spacing w:lineRule="auto" w:line="240" w:before="0" w:after="0"/>
+              <w:jc w:val="left"/>
+              <w:rPr>
+                <w:rFonts w:ascii="Times New Roman" w:hAnsi="Times New Roman" w:cs="Times New Roman"/>
+                <w:sz w:val="18"/>
+                <w:szCs w:val="18"/>
+              </w:rPr>
+            </w:pPr>
+            <w:r>
+              <w:rPr>
+                <w:rFonts w:cs="Times New Roman" w:ascii="Times New Roman" w:hAnsi="Times New Roman"/>
+                <w:sz w:val="18"/>
+                <w:szCs w:val="18"/>
+              </w:rPr>
+            </w:r>
+          </w:p>
+        </w:tc>
+        <w:tc>
+          <w:tcPr>
+            <w:tcW w:w="624" w:type="dxa"/>
+            <w:tcBorders>
+              <w:top w:val="nil"/>
+              <w:right w:val="single" w:sz="18" w:space="0" w:color="000000"/>
+            </w:tcBorders>
+          </w:tcPr>
+          <w:p>
+            <w:pPr>
+              <w:pStyle w:val="Normal"/>
+              <w:widowControl/>
+              <w:suppressAutoHyphens w:val="true"/>
+              <w:spacing w:lineRule="auto" w:line="240" w:before="0" w:after="0"/>
+              <w:jc w:val="left"/>
+              <w:rPr>
+                <w:rFonts w:ascii="Times New Roman" w:hAnsi="Times New Roman" w:cs="Times New Roman"/>
+                <w:sz w:val="18"/>
+                <w:szCs w:val="18"/>
+              </w:rPr>
+            </w:pPr>
+            <w:r>
+              <w:rPr>
+                <w:rFonts w:cs="Times New Roman" w:ascii="Times New Roman" w:hAnsi="Times New Roman"/>
+                <w:sz w:val="18"/>
+                <w:szCs w:val="18"/>
+              </w:rPr>
+            </w:r>
+          </w:p>
+        </w:tc>
+        <w:tc>
+          <w:tcPr>
+            <w:tcW w:w="933" w:type="dxa"/>
+            <w:tcBorders>
+              <w:top w:val="nil"/>
               <w:left w:val="single" w:sz="18" w:space="0" w:color="000000"/>
             </w:tcBorders>
           </w:tcPr>
@@ -4393,251 +4952,15 @@
               <w:jc w:val="left"/>
               <w:rPr>
                 <w:rFonts w:ascii="Times New Roman" w:hAnsi="Times New Roman" w:cs="Times New Roman"/>
-                <w:sz w:val="20"/>
-                <w:szCs w:val="20"/>
-              </w:rPr>
-            </w:pPr>
-            <w:r>
-              <w:rPr>
-                <w:rFonts w:cs="Times New Roman" w:ascii="Times New Roman" w:hAnsi="Times New Roman"/>
-                <w:sz w:val="20"/>
-                <w:szCs w:val="20"/>
-              </w:rPr>
-            </w:r>
-          </w:p>
-        </w:tc>
-        <w:tc>
-          <w:tcPr>
-            <w:tcW w:w="509" w:type="dxa"/>
-            <w:tcBorders>
-              <w:top w:val="nil"/>
-            </w:tcBorders>
-          </w:tcPr>
-          <w:p>
-            <w:pPr>
-              <w:pStyle w:val="Normal"/>
-              <w:widowControl/>
-              <w:suppressAutoHyphens w:val="true"/>
-              <w:spacing w:lineRule="auto" w:line="240" w:before="0" w:after="0"/>
-              <w:jc w:val="left"/>
-              <w:rPr>
-                <w:rFonts w:ascii="Times New Roman" w:hAnsi="Times New Roman" w:cs="Times New Roman"/>
-                <w:sz w:val="20"/>
-                <w:szCs w:val="20"/>
-              </w:rPr>
-            </w:pPr>
-            <w:r>
-              <w:rPr>
-                <w:rFonts w:cs="Times New Roman" w:ascii="Times New Roman" w:hAnsi="Times New Roman"/>
-                <w:sz w:val="20"/>
-                <w:szCs w:val="20"/>
-              </w:rPr>
-            </w:r>
-          </w:p>
-        </w:tc>
-        <w:tc>
-          <w:tcPr>
-            <w:tcW w:w="908" w:type="dxa"/>
-            <w:tcBorders>
-              <w:top w:val="nil"/>
-            </w:tcBorders>
-          </w:tcPr>
-          <w:p>
-            <w:pPr>
-              <w:pStyle w:val="Normal"/>
-              <w:widowControl/>
-              <w:suppressAutoHyphens w:val="true"/>
-              <w:spacing w:lineRule="auto" w:line="240" w:before="0" w:after="0"/>
-              <w:jc w:val="left"/>
-              <w:rPr>
-                <w:rFonts w:ascii="Times New Roman" w:hAnsi="Times New Roman" w:cs="Times New Roman"/>
-                <w:sz w:val="20"/>
-                <w:szCs w:val="20"/>
-              </w:rPr>
-            </w:pPr>
-            <w:r>
-              <w:rPr>
-                <w:rFonts w:cs="Times New Roman" w:ascii="Times New Roman" w:hAnsi="Times New Roman"/>
-                <w:sz w:val="20"/>
-                <w:szCs w:val="20"/>
-              </w:rPr>
-            </w:r>
-          </w:p>
-        </w:tc>
-        <w:tc>
-          <w:tcPr>
-            <w:tcW w:w="623" w:type="dxa"/>
-            <w:tcBorders>
-              <w:top w:val="nil"/>
-              <w:right w:val="single" w:sz="18" w:space="0" w:color="000000"/>
-            </w:tcBorders>
-          </w:tcPr>
-          <w:p>
-            <w:pPr>
-              <w:pStyle w:val="Normal"/>
-              <w:widowControl/>
-              <w:suppressAutoHyphens w:val="true"/>
-              <w:spacing w:lineRule="auto" w:line="240" w:before="0" w:after="0"/>
-              <w:jc w:val="left"/>
-              <w:rPr>
-                <w:rFonts w:ascii="Times New Roman" w:hAnsi="Times New Roman" w:cs="Times New Roman"/>
-                <w:sz w:val="20"/>
-                <w:szCs w:val="20"/>
-              </w:rPr>
-            </w:pPr>
-            <w:r>
-              <w:rPr>
-                <w:rFonts w:cs="Times New Roman" w:ascii="Times New Roman" w:hAnsi="Times New Roman"/>
-                <w:sz w:val="20"/>
-                <w:szCs w:val="20"/>
-              </w:rPr>
-            </w:r>
-          </w:p>
-        </w:tc>
-        <w:tc>
-          <w:tcPr>
-            <w:tcW w:w="500" w:type="dxa"/>
-            <w:tcBorders>
-              <w:top w:val="nil"/>
-              <w:left w:val="single" w:sz="18" w:space="0" w:color="000000"/>
-            </w:tcBorders>
-          </w:tcPr>
-          <w:p>
-            <w:pPr>
-              <w:pStyle w:val="Normal"/>
-              <w:widowControl/>
-              <w:suppressAutoHyphens w:val="true"/>
-              <w:spacing w:lineRule="auto" w:line="240" w:before="0" w:after="0"/>
-              <w:jc w:val="left"/>
-              <w:rPr>
-                <w:rFonts w:ascii="Times New Roman" w:hAnsi="Times New Roman" w:cs="Times New Roman"/>
-                <w:sz w:val="20"/>
-                <w:szCs w:val="20"/>
-              </w:rPr>
-            </w:pPr>
-            <w:r>
-              <w:rPr>
-                <w:rFonts w:cs="Times New Roman" w:ascii="Times New Roman" w:hAnsi="Times New Roman"/>
-                <w:sz w:val="20"/>
-                <w:szCs w:val="20"/>
-              </w:rPr>
-            </w:r>
-          </w:p>
-        </w:tc>
-        <w:tc>
-          <w:tcPr>
-            <w:tcW w:w="511" w:type="dxa"/>
-            <w:tcBorders>
-              <w:top w:val="nil"/>
-            </w:tcBorders>
-          </w:tcPr>
-          <w:p>
-            <w:pPr>
-              <w:pStyle w:val="Normal"/>
-              <w:widowControl/>
-              <w:suppressAutoHyphens w:val="true"/>
-              <w:spacing w:lineRule="auto" w:line="240" w:before="0" w:after="0"/>
-              <w:jc w:val="left"/>
-              <w:rPr>
-                <w:rFonts w:ascii="Times New Roman" w:hAnsi="Times New Roman" w:cs="Times New Roman"/>
-                <w:sz w:val="20"/>
-                <w:szCs w:val="20"/>
-              </w:rPr>
-            </w:pPr>
-            <w:r>
-              <w:rPr>
-                <w:rFonts w:cs="Times New Roman" w:ascii="Times New Roman" w:hAnsi="Times New Roman"/>
-                <w:sz w:val="20"/>
-                <w:szCs w:val="20"/>
-              </w:rPr>
-            </w:r>
-          </w:p>
-        </w:tc>
-        <w:tc>
-          <w:tcPr>
-            <w:tcW w:w="906" w:type="dxa"/>
-            <w:tcBorders>
-              <w:top w:val="nil"/>
-            </w:tcBorders>
-          </w:tcPr>
-          <w:p>
-            <w:pPr>
-              <w:pStyle w:val="Normal"/>
-              <w:widowControl/>
-              <w:suppressAutoHyphens w:val="true"/>
-              <w:spacing w:lineRule="auto" w:line="240" w:before="0" w:after="0"/>
-              <w:jc w:val="left"/>
-              <w:rPr>
-                <w:rFonts w:ascii="Times New Roman" w:hAnsi="Times New Roman" w:cs="Times New Roman"/>
-                <w:sz w:val="20"/>
-                <w:szCs w:val="20"/>
-              </w:rPr>
-            </w:pPr>
-            <w:r>
-              <w:rPr>
-                <w:rFonts w:cs="Times New Roman" w:ascii="Times New Roman" w:hAnsi="Times New Roman"/>
-                <w:sz w:val="20"/>
-                <w:szCs w:val="20"/>
-              </w:rPr>
-            </w:r>
-          </w:p>
-        </w:tc>
-        <w:tc>
-          <w:tcPr>
-            <w:tcW w:w="624" w:type="dxa"/>
-            <w:tcBorders>
-              <w:top w:val="nil"/>
-              <w:right w:val="single" w:sz="18" w:space="0" w:color="000000"/>
-            </w:tcBorders>
-          </w:tcPr>
-          <w:p>
-            <w:pPr>
-              <w:pStyle w:val="Normal"/>
-              <w:widowControl/>
-              <w:suppressAutoHyphens w:val="true"/>
-              <w:spacing w:lineRule="auto" w:line="240" w:before="0" w:after="0"/>
-              <w:jc w:val="left"/>
-              <w:rPr>
-                <w:rFonts w:ascii="Times New Roman" w:hAnsi="Times New Roman" w:cs="Times New Roman"/>
-                <w:sz w:val="20"/>
-                <w:szCs w:val="20"/>
-              </w:rPr>
-            </w:pPr>
-            <w:r>
-              <w:rPr>
-                <w:rFonts w:cs="Times New Roman" w:ascii="Times New Roman" w:hAnsi="Times New Roman"/>
-                <w:sz w:val="20"/>
-                <w:szCs w:val="20"/>
-              </w:rPr>
-            </w:r>
-          </w:p>
-        </w:tc>
-        <w:tc>
-          <w:tcPr>
-            <w:tcW w:w="934" w:type="dxa"/>
-            <w:tcBorders>
-              <w:top w:val="nil"/>
-              <w:left w:val="single" w:sz="18" w:space="0" w:color="000000"/>
-            </w:tcBorders>
-          </w:tcPr>
-          <w:p>
-            <w:pPr>
-              <w:pStyle w:val="Normal"/>
-              <w:widowControl/>
-              <w:suppressAutoHyphens w:val="true"/>
-              <w:spacing w:lineRule="auto" w:line="240" w:before="0" w:after="0"/>
-              <w:jc w:val="left"/>
-              <w:rPr>
-                <w:rFonts w:ascii="Times New Roman" w:hAnsi="Times New Roman" w:cs="Times New Roman"/>
-                <w:sz w:val="20"/>
-                <w:szCs w:val="20"/>
-              </w:rPr>
-            </w:pPr>
-            <w:r>
-              <w:rPr>
-                <w:rFonts w:cs="Times New Roman" w:ascii="Times New Roman" w:hAnsi="Times New Roman"/>
-                <w:sz w:val="20"/>
-                <w:szCs w:val="20"/>
+                <w:sz w:val="18"/>
+                <w:szCs w:val="18"/>
+              </w:rPr>
+            </w:pPr>
+            <w:r>
+              <w:rPr>
+                <w:rFonts w:cs="Times New Roman" w:ascii="Times New Roman" w:hAnsi="Times New Roman"/>
+                <w:sz w:val="18"/>
+                <w:szCs w:val="18"/>
               </w:rPr>
             </w:r>
           </w:p>
@@ -4662,15 +4985,15 @@
               <w:jc w:val="center"/>
               <w:rPr>
                 <w:rFonts w:ascii="Times New Roman" w:hAnsi="Times New Roman" w:cs="Times New Roman"/>
-                <w:sz w:val="20"/>
-                <w:szCs w:val="20"/>
-              </w:rPr>
-            </w:pPr>
-            <w:r>
-              <w:rPr>
-                <w:rFonts w:cs="Times New Roman" w:ascii="Times New Roman" w:hAnsi="Times New Roman"/>
-                <w:sz w:val="20"/>
-                <w:szCs w:val="20"/>
+                <w:sz w:val="18"/>
+                <w:szCs w:val="18"/>
+              </w:rPr>
+            </w:pPr>
+            <w:r>
+              <w:rPr>
+                <w:rFonts w:cs="Times New Roman" w:ascii="Times New Roman" w:hAnsi="Times New Roman"/>
+                <w:sz w:val="18"/>
+                <w:szCs w:val="18"/>
               </w:rPr>
             </w:r>
           </w:p>
@@ -4692,15 +5015,163 @@
               <w:jc w:val="left"/>
               <w:rPr>
                 <w:rFonts w:ascii="Times New Roman" w:hAnsi="Times New Roman" w:cs="Times New Roman"/>
-                <w:sz w:val="20"/>
-                <w:szCs w:val="20"/>
-              </w:rPr>
-            </w:pPr>
-            <w:r>
-              <w:rPr>
-                <w:rFonts w:cs="Times New Roman" w:ascii="Times New Roman" w:hAnsi="Times New Roman"/>
-                <w:sz w:val="20"/>
-                <w:szCs w:val="20"/>
+                <w:sz w:val="18"/>
+                <w:szCs w:val="18"/>
+              </w:rPr>
+            </w:pPr>
+            <w:r>
+              <w:rPr>
+                <w:rFonts w:cs="Times New Roman" w:ascii="Times New Roman" w:hAnsi="Times New Roman"/>
+                <w:sz w:val="18"/>
+                <w:szCs w:val="18"/>
+              </w:rPr>
+            </w:r>
+          </w:p>
+        </w:tc>
+        <w:tc>
+          <w:tcPr>
+            <w:tcW w:w="512" w:type="dxa"/>
+            <w:tcBorders>
+              <w:top w:val="nil"/>
+              <w:left w:val="single" w:sz="18" w:space="0" w:color="000000"/>
+            </w:tcBorders>
+          </w:tcPr>
+          <w:p>
+            <w:pPr>
+              <w:pStyle w:val="Normal"/>
+              <w:widowControl/>
+              <w:suppressAutoHyphens w:val="true"/>
+              <w:spacing w:lineRule="auto" w:line="240" w:before="0" w:after="0"/>
+              <w:jc w:val="left"/>
+              <w:rPr>
+                <w:rFonts w:ascii="Times New Roman" w:hAnsi="Times New Roman" w:cs="Times New Roman"/>
+                <w:sz w:val="18"/>
+                <w:szCs w:val="18"/>
+              </w:rPr>
+            </w:pPr>
+            <w:r>
+              <w:rPr>
+                <w:rFonts w:cs="Times New Roman" w:ascii="Times New Roman" w:hAnsi="Times New Roman"/>
+                <w:sz w:val="18"/>
+                <w:szCs w:val="18"/>
+              </w:rPr>
+            </w:r>
+          </w:p>
+        </w:tc>
+        <w:tc>
+          <w:tcPr>
+            <w:tcW w:w="508" w:type="dxa"/>
+            <w:tcBorders>
+              <w:top w:val="nil"/>
+            </w:tcBorders>
+          </w:tcPr>
+          <w:p>
+            <w:pPr>
+              <w:pStyle w:val="Normal"/>
+              <w:widowControl/>
+              <w:suppressAutoHyphens w:val="true"/>
+              <w:spacing w:lineRule="auto" w:line="240" w:before="0" w:after="0"/>
+              <w:jc w:val="left"/>
+              <w:rPr>
+                <w:rFonts w:ascii="Times New Roman" w:hAnsi="Times New Roman" w:cs="Times New Roman"/>
+                <w:sz w:val="18"/>
+                <w:szCs w:val="18"/>
+              </w:rPr>
+            </w:pPr>
+            <w:r>
+              <w:rPr>
+                <w:rFonts w:cs="Times New Roman" w:ascii="Times New Roman" w:hAnsi="Times New Roman"/>
+                <w:sz w:val="18"/>
+                <w:szCs w:val="18"/>
+              </w:rPr>
+            </w:r>
+          </w:p>
+        </w:tc>
+        <w:tc>
+          <w:tcPr>
+            <w:tcW w:w="909" w:type="dxa"/>
+            <w:tcBorders>
+              <w:top w:val="nil"/>
+            </w:tcBorders>
+          </w:tcPr>
+          <w:p>
+            <w:pPr>
+              <w:pStyle w:val="Normal"/>
+              <w:widowControl/>
+              <w:suppressAutoHyphens w:val="true"/>
+              <w:spacing w:lineRule="auto" w:line="240" w:before="0" w:after="0"/>
+              <w:jc w:val="left"/>
+              <w:rPr>
+                <w:rFonts w:ascii="Times New Roman" w:hAnsi="Times New Roman" w:cs="Times New Roman"/>
+                <w:sz w:val="18"/>
+                <w:szCs w:val="18"/>
+              </w:rPr>
+            </w:pPr>
+            <w:r>
+              <w:rPr>
+                <w:rFonts w:cs="Times New Roman" w:ascii="Times New Roman" w:hAnsi="Times New Roman"/>
+                <w:sz w:val="18"/>
+                <w:szCs w:val="18"/>
+              </w:rPr>
+            </w:r>
+          </w:p>
+        </w:tc>
+        <w:tc>
+          <w:tcPr>
+            <w:tcW w:w="623" w:type="dxa"/>
+            <w:tcBorders>
+              <w:top w:val="nil"/>
+              <w:right w:val="single" w:sz="18" w:space="0" w:color="000000"/>
+            </w:tcBorders>
+          </w:tcPr>
+          <w:p>
+            <w:pPr>
+              <w:pStyle w:val="Normal"/>
+              <w:widowControl/>
+              <w:suppressAutoHyphens w:val="true"/>
+              <w:spacing w:lineRule="auto" w:line="240" w:before="0" w:after="0"/>
+              <w:jc w:val="left"/>
+              <w:rPr>
+                <w:rFonts w:ascii="Times New Roman" w:hAnsi="Times New Roman" w:cs="Times New Roman"/>
+                <w:sz w:val="18"/>
+                <w:szCs w:val="18"/>
+              </w:rPr>
+            </w:pPr>
+            <w:r>
+              <w:rPr>
+                <w:rFonts w:cs="Times New Roman" w:ascii="Times New Roman" w:hAnsi="Times New Roman"/>
+                <w:sz w:val="18"/>
+                <w:szCs w:val="18"/>
+              </w:rPr>
+            </w:r>
+          </w:p>
+        </w:tc>
+        <w:tc>
+          <w:tcPr>
+            <w:tcW w:w="500" w:type="dxa"/>
+            <w:tcBorders>
+              <w:top w:val="nil"/>
+              <w:left w:val="single" w:sz="18" w:space="0" w:color="000000"/>
+            </w:tcBorders>
+          </w:tcPr>
+          <w:p>
+            <w:pPr>
+              <w:pStyle w:val="Normal"/>
+              <w:widowControl/>
+              <w:suppressAutoHyphens w:val="true"/>
+              <w:spacing w:lineRule="auto" w:line="240" w:before="0" w:after="0"/>
+              <w:jc w:val="left"/>
+              <w:rPr>
+                <w:rFonts w:ascii="Times New Roman" w:hAnsi="Times New Roman" w:cs="Times New Roman"/>
+                <w:sz w:val="18"/>
+                <w:szCs w:val="18"/>
+              </w:rPr>
+            </w:pPr>
+            <w:r>
+              <w:rPr>
+                <w:rFonts w:cs="Times New Roman" w:ascii="Times New Roman" w:hAnsi="Times New Roman"/>
+                <w:sz w:val="18"/>
+                <w:szCs w:val="18"/>
               </w:rPr>
             </w:r>
           </w:p>
@@ -4710,6 +5181,94 @@
             <w:tcW w:w="511" w:type="dxa"/>
             <w:tcBorders>
               <w:top w:val="nil"/>
+            </w:tcBorders>
+          </w:tcPr>
+          <w:p>
+            <w:pPr>
+              <w:pStyle w:val="Normal"/>
+              <w:widowControl/>
+              <w:suppressAutoHyphens w:val="true"/>
+              <w:spacing w:lineRule="auto" w:line="240" w:before="0" w:after="0"/>
+              <w:jc w:val="left"/>
+              <w:rPr>
+                <w:rFonts w:ascii="Times New Roman" w:hAnsi="Times New Roman" w:cs="Times New Roman"/>
+                <w:sz w:val="18"/>
+                <w:szCs w:val="18"/>
+              </w:rPr>
+            </w:pPr>
+            <w:r>
+              <w:rPr>
+                <w:rFonts w:cs="Times New Roman" w:ascii="Times New Roman" w:hAnsi="Times New Roman"/>
+                <w:sz w:val="18"/>
+                <w:szCs w:val="18"/>
+              </w:rPr>
+            </w:r>
+          </w:p>
+        </w:tc>
+        <w:tc>
+          <w:tcPr>
+            <w:tcW w:w="906" w:type="dxa"/>
+            <w:tcBorders>
+              <w:top w:val="nil"/>
+            </w:tcBorders>
+          </w:tcPr>
+          <w:p>
+            <w:pPr>
+              <w:pStyle w:val="Normal"/>
+              <w:widowControl/>
+              <w:suppressAutoHyphens w:val="true"/>
+              <w:spacing w:lineRule="auto" w:line="240" w:before="0" w:after="0"/>
+              <w:jc w:val="left"/>
+              <w:rPr>
+                <w:rFonts w:ascii="Times New Roman" w:hAnsi="Times New Roman" w:cs="Times New Roman"/>
+                <w:sz w:val="18"/>
+                <w:szCs w:val="18"/>
+              </w:rPr>
+            </w:pPr>
+            <w:r>
+              <w:rPr>
+                <w:rFonts w:cs="Times New Roman" w:ascii="Times New Roman" w:hAnsi="Times New Roman"/>
+                <w:sz w:val="18"/>
+                <w:szCs w:val="18"/>
+              </w:rPr>
+            </w:r>
+          </w:p>
+        </w:tc>
+        <w:tc>
+          <w:tcPr>
+            <w:tcW w:w="624" w:type="dxa"/>
+            <w:tcBorders>
+              <w:top w:val="nil"/>
+              <w:right w:val="single" w:sz="18" w:space="0" w:color="000000"/>
+            </w:tcBorders>
+          </w:tcPr>
+          <w:p>
+            <w:pPr>
+              <w:pStyle w:val="Normal"/>
+              <w:widowControl/>
+              <w:suppressAutoHyphens w:val="true"/>
+              <w:spacing w:lineRule="auto" w:line="240" w:before="0" w:after="0"/>
+              <w:jc w:val="left"/>
+              <w:rPr>
+                <w:rFonts w:ascii="Times New Roman" w:hAnsi="Times New Roman" w:cs="Times New Roman"/>
+                <w:sz w:val="18"/>
+                <w:szCs w:val="18"/>
+              </w:rPr>
+            </w:pPr>
+            <w:r>
+              <w:rPr>
+                <w:rFonts w:cs="Times New Roman" w:ascii="Times New Roman" w:hAnsi="Times New Roman"/>
+                <w:sz w:val="18"/>
+                <w:szCs w:val="18"/>
+              </w:rPr>
+            </w:r>
+          </w:p>
+        </w:tc>
+        <w:tc>
+          <w:tcPr>
+            <w:tcW w:w="933" w:type="dxa"/>
+            <w:tcBorders>
+              <w:top w:val="nil"/>
               <w:left w:val="single" w:sz="18" w:space="0" w:color="000000"/>
             </w:tcBorders>
           </w:tcPr>
@@ -4722,251 +5281,15 @@
               <w:jc w:val="left"/>
               <w:rPr>
                 <w:rFonts w:ascii="Times New Roman" w:hAnsi="Times New Roman" w:cs="Times New Roman"/>
-                <w:sz w:val="20"/>
-                <w:szCs w:val="20"/>
-              </w:rPr>
-            </w:pPr>
-            <w:r>
-              <w:rPr>
-                <w:rFonts w:cs="Times New Roman" w:ascii="Times New Roman" w:hAnsi="Times New Roman"/>
-                <w:sz w:val="20"/>
-                <w:szCs w:val="20"/>
-              </w:rPr>
-            </w:r>
-          </w:p>
-        </w:tc>
-        <w:tc>
-          <w:tcPr>
-            <w:tcW w:w="509" w:type="dxa"/>
-            <w:tcBorders>
-              <w:top w:val="nil"/>
-            </w:tcBorders>
-          </w:tcPr>
-          <w:p>
-            <w:pPr>
-              <w:pStyle w:val="Normal"/>
-              <w:widowControl/>
-              <w:suppressAutoHyphens w:val="true"/>
-              <w:spacing w:lineRule="auto" w:line="240" w:before="0" w:after="0"/>
-              <w:jc w:val="left"/>
-              <w:rPr>
-                <w:rFonts w:ascii="Times New Roman" w:hAnsi="Times New Roman" w:cs="Times New Roman"/>
-                <w:sz w:val="20"/>
-                <w:szCs w:val="20"/>
-              </w:rPr>
-            </w:pPr>
-            <w:r>
-              <w:rPr>
-                <w:rFonts w:cs="Times New Roman" w:ascii="Times New Roman" w:hAnsi="Times New Roman"/>
-                <w:sz w:val="20"/>
-                <w:szCs w:val="20"/>
-              </w:rPr>
-            </w:r>
-          </w:p>
-        </w:tc>
-        <w:tc>
-          <w:tcPr>
-            <w:tcW w:w="908" w:type="dxa"/>
-            <w:tcBorders>
-              <w:top w:val="nil"/>
-            </w:tcBorders>
-          </w:tcPr>
-          <w:p>
-            <w:pPr>
-              <w:pStyle w:val="Normal"/>
-              <w:widowControl/>
-              <w:suppressAutoHyphens w:val="true"/>
-              <w:spacing w:lineRule="auto" w:line="240" w:before="0" w:after="0"/>
-              <w:jc w:val="left"/>
-              <w:rPr>
-                <w:rFonts w:ascii="Times New Roman" w:hAnsi="Times New Roman" w:cs="Times New Roman"/>
-                <w:sz w:val="20"/>
-                <w:szCs w:val="20"/>
-              </w:rPr>
-            </w:pPr>
-            <w:r>
-              <w:rPr>
-                <w:rFonts w:cs="Times New Roman" w:ascii="Times New Roman" w:hAnsi="Times New Roman"/>
-                <w:sz w:val="20"/>
-                <w:szCs w:val="20"/>
-              </w:rPr>
-            </w:r>
-          </w:p>
-        </w:tc>
-        <w:tc>
-          <w:tcPr>
-            <w:tcW w:w="623" w:type="dxa"/>
-            <w:tcBorders>
-              <w:top w:val="nil"/>
-              <w:right w:val="single" w:sz="18" w:space="0" w:color="000000"/>
-            </w:tcBorders>
-          </w:tcPr>
-          <w:p>
-            <w:pPr>
-              <w:pStyle w:val="Normal"/>
-              <w:widowControl/>
-              <w:suppressAutoHyphens w:val="true"/>
-              <w:spacing w:lineRule="auto" w:line="240" w:before="0" w:after="0"/>
-              <w:jc w:val="left"/>
-              <w:rPr>
-                <w:rFonts w:ascii="Times New Roman" w:hAnsi="Times New Roman" w:cs="Times New Roman"/>
-                <w:sz w:val="20"/>
-                <w:szCs w:val="20"/>
-              </w:rPr>
-            </w:pPr>
-            <w:r>
-              <w:rPr>
-                <w:rFonts w:cs="Times New Roman" w:ascii="Times New Roman" w:hAnsi="Times New Roman"/>
-                <w:sz w:val="20"/>
-                <w:szCs w:val="20"/>
-              </w:rPr>
-            </w:r>
-          </w:p>
-        </w:tc>
-        <w:tc>
-          <w:tcPr>
-            <w:tcW w:w="500" w:type="dxa"/>
-            <w:tcBorders>
-              <w:top w:val="nil"/>
-              <w:left w:val="single" w:sz="18" w:space="0" w:color="000000"/>
-            </w:tcBorders>
-          </w:tcPr>
-          <w:p>
-            <w:pPr>
-              <w:pStyle w:val="Normal"/>
-              <w:widowControl/>
-              <w:suppressAutoHyphens w:val="true"/>
-              <w:spacing w:lineRule="auto" w:line="240" w:before="0" w:after="0"/>
-              <w:jc w:val="left"/>
-              <w:rPr>
-                <w:rFonts w:ascii="Times New Roman" w:hAnsi="Times New Roman" w:cs="Times New Roman"/>
-                <w:sz w:val="20"/>
-                <w:szCs w:val="20"/>
-              </w:rPr>
-            </w:pPr>
-            <w:r>
-              <w:rPr>
-                <w:rFonts w:cs="Times New Roman" w:ascii="Times New Roman" w:hAnsi="Times New Roman"/>
-                <w:sz w:val="20"/>
-                <w:szCs w:val="20"/>
-              </w:rPr>
-            </w:r>
-          </w:p>
-        </w:tc>
-        <w:tc>
-          <w:tcPr>
-            <w:tcW w:w="511" w:type="dxa"/>
-            <w:tcBorders>
-              <w:top w:val="nil"/>
-            </w:tcBorders>
-          </w:tcPr>
-          <w:p>
-            <w:pPr>
-              <w:pStyle w:val="Normal"/>
-              <w:widowControl/>
-              <w:suppressAutoHyphens w:val="true"/>
-              <w:spacing w:lineRule="auto" w:line="240" w:before="0" w:after="0"/>
-              <w:jc w:val="left"/>
-              <w:rPr>
-                <w:rFonts w:ascii="Times New Roman" w:hAnsi="Times New Roman" w:cs="Times New Roman"/>
-                <w:sz w:val="20"/>
-                <w:szCs w:val="20"/>
-              </w:rPr>
-            </w:pPr>
-            <w:r>
-              <w:rPr>
-                <w:rFonts w:cs="Times New Roman" w:ascii="Times New Roman" w:hAnsi="Times New Roman"/>
-                <w:sz w:val="20"/>
-                <w:szCs w:val="20"/>
-              </w:rPr>
-            </w:r>
-          </w:p>
-        </w:tc>
-        <w:tc>
-          <w:tcPr>
-            <w:tcW w:w="906" w:type="dxa"/>
-            <w:tcBorders>
-              <w:top w:val="nil"/>
-            </w:tcBorders>
-          </w:tcPr>
-          <w:p>
-            <w:pPr>
-              <w:pStyle w:val="Normal"/>
-              <w:widowControl/>
-              <w:suppressAutoHyphens w:val="true"/>
-              <w:spacing w:lineRule="auto" w:line="240" w:before="0" w:after="0"/>
-              <w:jc w:val="left"/>
-              <w:rPr>
-                <w:rFonts w:ascii="Times New Roman" w:hAnsi="Times New Roman" w:cs="Times New Roman"/>
-                <w:sz w:val="20"/>
-                <w:szCs w:val="20"/>
-              </w:rPr>
-            </w:pPr>
-            <w:r>
-              <w:rPr>
-                <w:rFonts w:cs="Times New Roman" w:ascii="Times New Roman" w:hAnsi="Times New Roman"/>
-                <w:sz w:val="20"/>
-                <w:szCs w:val="20"/>
-              </w:rPr>
-            </w:r>
-          </w:p>
-        </w:tc>
-        <w:tc>
-          <w:tcPr>
-            <w:tcW w:w="624" w:type="dxa"/>
-            <w:tcBorders>
-              <w:top w:val="nil"/>
-              <w:right w:val="single" w:sz="18" w:space="0" w:color="000000"/>
-            </w:tcBorders>
-          </w:tcPr>
-          <w:p>
-            <w:pPr>
-              <w:pStyle w:val="Normal"/>
-              <w:widowControl/>
-              <w:suppressAutoHyphens w:val="true"/>
-              <w:spacing w:lineRule="auto" w:line="240" w:before="0" w:after="0"/>
-              <w:jc w:val="left"/>
-              <w:rPr>
-                <w:rFonts w:ascii="Times New Roman" w:hAnsi="Times New Roman" w:cs="Times New Roman"/>
-                <w:sz w:val="20"/>
-                <w:szCs w:val="20"/>
-              </w:rPr>
-            </w:pPr>
-            <w:r>
-              <w:rPr>
-                <w:rFonts w:cs="Times New Roman" w:ascii="Times New Roman" w:hAnsi="Times New Roman"/>
-                <w:sz w:val="20"/>
-                <w:szCs w:val="20"/>
-              </w:rPr>
-            </w:r>
-          </w:p>
-        </w:tc>
-        <w:tc>
-          <w:tcPr>
-            <w:tcW w:w="934" w:type="dxa"/>
-            <w:tcBorders>
-              <w:top w:val="nil"/>
-              <w:left w:val="single" w:sz="18" w:space="0" w:color="000000"/>
-            </w:tcBorders>
-          </w:tcPr>
-          <w:p>
-            <w:pPr>
-              <w:pStyle w:val="Normal"/>
-              <w:widowControl/>
-              <w:suppressAutoHyphens w:val="true"/>
-              <w:spacing w:lineRule="auto" w:line="240" w:before="0" w:after="0"/>
-              <w:jc w:val="left"/>
-              <w:rPr>
-                <w:rFonts w:ascii="Times New Roman" w:hAnsi="Times New Roman" w:cs="Times New Roman"/>
-                <w:sz w:val="20"/>
-                <w:szCs w:val="20"/>
-              </w:rPr>
-            </w:pPr>
-            <w:r>
-              <w:rPr>
-                <w:rFonts w:cs="Times New Roman" w:ascii="Times New Roman" w:hAnsi="Times New Roman"/>
-                <w:sz w:val="20"/>
-                <w:szCs w:val="20"/>
+                <w:sz w:val="18"/>
+                <w:szCs w:val="18"/>
+              </w:rPr>
+            </w:pPr>
+            <w:r>
+              <w:rPr>
+                <w:rFonts w:cs="Times New Roman" w:ascii="Times New Roman" w:hAnsi="Times New Roman"/>
+                <w:sz w:val="18"/>
+                <w:szCs w:val="18"/>
               </w:rPr>
             </w:r>
           </w:p>
@@ -4991,15 +5314,15 @@
               <w:jc w:val="center"/>
               <w:rPr>
                 <w:rFonts w:ascii="Times New Roman" w:hAnsi="Times New Roman" w:cs="Times New Roman"/>
-                <w:sz w:val="20"/>
-                <w:szCs w:val="20"/>
-              </w:rPr>
-            </w:pPr>
-            <w:r>
-              <w:rPr>
-                <w:rFonts w:cs="Times New Roman" w:ascii="Times New Roman" w:hAnsi="Times New Roman"/>
-                <w:sz w:val="20"/>
-                <w:szCs w:val="20"/>
+                <w:sz w:val="18"/>
+                <w:szCs w:val="18"/>
+              </w:rPr>
+            </w:pPr>
+            <w:r>
+              <w:rPr>
+                <w:rFonts w:cs="Times New Roman" w:ascii="Times New Roman" w:hAnsi="Times New Roman"/>
+                <w:sz w:val="18"/>
+                <w:szCs w:val="18"/>
               </w:rPr>
             </w:r>
           </w:p>
@@ -5021,15 +5344,163 @@
               <w:jc w:val="left"/>
               <w:rPr>
                 <w:rFonts w:ascii="Times New Roman" w:hAnsi="Times New Roman" w:cs="Times New Roman"/>
-                <w:sz w:val="20"/>
-                <w:szCs w:val="20"/>
-              </w:rPr>
-            </w:pPr>
-            <w:r>
-              <w:rPr>
-                <w:rFonts w:cs="Times New Roman" w:ascii="Times New Roman" w:hAnsi="Times New Roman"/>
-                <w:sz w:val="20"/>
-                <w:szCs w:val="20"/>
+                <w:sz w:val="18"/>
+                <w:szCs w:val="18"/>
+              </w:rPr>
+            </w:pPr>
+            <w:r>
+              <w:rPr>
+                <w:rFonts w:cs="Times New Roman" w:ascii="Times New Roman" w:hAnsi="Times New Roman"/>
+                <w:sz w:val="18"/>
+                <w:szCs w:val="18"/>
+              </w:rPr>
+            </w:r>
+          </w:p>
+        </w:tc>
+        <w:tc>
+          <w:tcPr>
+            <w:tcW w:w="512" w:type="dxa"/>
+            <w:tcBorders>
+              <w:top w:val="nil"/>
+              <w:left w:val="single" w:sz="18" w:space="0" w:color="000000"/>
+            </w:tcBorders>
+          </w:tcPr>
+          <w:p>
+            <w:pPr>
+              <w:pStyle w:val="Normal"/>
+              <w:widowControl/>
+              <w:suppressAutoHyphens w:val="true"/>
+              <w:spacing w:lineRule="auto" w:line="240" w:before="0" w:after="0"/>
+              <w:jc w:val="left"/>
+              <w:rPr>
+                <w:rFonts w:ascii="Times New Roman" w:hAnsi="Times New Roman" w:cs="Times New Roman"/>
+                <w:sz w:val="18"/>
+                <w:szCs w:val="18"/>
+              </w:rPr>
+            </w:pPr>
+            <w:r>
+              <w:rPr>
+                <w:rFonts w:cs="Times New Roman" w:ascii="Times New Roman" w:hAnsi="Times New Roman"/>
+                <w:sz w:val="18"/>
+                <w:szCs w:val="18"/>
+              </w:rPr>
+            </w:r>
+          </w:p>
+        </w:tc>
+        <w:tc>
+          <w:tcPr>
+            <w:tcW w:w="508" w:type="dxa"/>
+            <w:tcBorders>
+              <w:top w:val="nil"/>
+            </w:tcBorders>
+          </w:tcPr>
+          <w:p>
+            <w:pPr>
+              <w:pStyle w:val="Normal"/>
+              <w:widowControl/>
+              <w:suppressAutoHyphens w:val="true"/>
+              <w:spacing w:lineRule="auto" w:line="240" w:before="0" w:after="0"/>
+              <w:jc w:val="left"/>
+              <w:rPr>
+                <w:rFonts w:ascii="Times New Roman" w:hAnsi="Times New Roman" w:cs="Times New Roman"/>
+                <w:sz w:val="18"/>
+                <w:szCs w:val="18"/>
+              </w:rPr>
+            </w:pPr>
+            <w:r>
+              <w:rPr>
+                <w:rFonts w:cs="Times New Roman" w:ascii="Times New Roman" w:hAnsi="Times New Roman"/>
+                <w:sz w:val="18"/>
+                <w:szCs w:val="18"/>
+              </w:rPr>
+            </w:r>
+          </w:p>
+        </w:tc>
+        <w:tc>
+          <w:tcPr>
+            <w:tcW w:w="909" w:type="dxa"/>
+            <w:tcBorders>
+              <w:top w:val="nil"/>
+            </w:tcBorders>
+          </w:tcPr>
+          <w:p>
+            <w:pPr>
+              <w:pStyle w:val="Normal"/>
+              <w:widowControl/>
+              <w:suppressAutoHyphens w:val="true"/>
+              <w:spacing w:lineRule="auto" w:line="240" w:before="0" w:after="0"/>
+              <w:jc w:val="left"/>
+              <w:rPr>
+                <w:rFonts w:ascii="Times New Roman" w:hAnsi="Times New Roman" w:cs="Times New Roman"/>
+                <w:sz w:val="18"/>
+                <w:szCs w:val="18"/>
+              </w:rPr>
+            </w:pPr>
+            <w:r>
+              <w:rPr>
+                <w:rFonts w:cs="Times New Roman" w:ascii="Times New Roman" w:hAnsi="Times New Roman"/>
+                <w:sz w:val="18"/>
+                <w:szCs w:val="18"/>
+              </w:rPr>
+            </w:r>
+          </w:p>
+        </w:tc>
+        <w:tc>
+          <w:tcPr>
+            <w:tcW w:w="623" w:type="dxa"/>
+            <w:tcBorders>
+              <w:top w:val="nil"/>
+              <w:right w:val="single" w:sz="18" w:space="0" w:color="000000"/>
+            </w:tcBorders>
+          </w:tcPr>
+          <w:p>
+            <w:pPr>
+              <w:pStyle w:val="Normal"/>
+              <w:widowControl/>
+              <w:suppressAutoHyphens w:val="true"/>
+              <w:spacing w:lineRule="auto" w:line="240" w:before="0" w:after="0"/>
+              <w:jc w:val="left"/>
+              <w:rPr>
+                <w:rFonts w:ascii="Times New Roman" w:hAnsi="Times New Roman" w:cs="Times New Roman"/>
+                <w:sz w:val="18"/>
+                <w:szCs w:val="18"/>
+              </w:rPr>
+            </w:pPr>
+            <w:r>
+              <w:rPr>
+                <w:rFonts w:cs="Times New Roman" w:ascii="Times New Roman" w:hAnsi="Times New Roman"/>
+                <w:sz w:val="18"/>
+                <w:szCs w:val="18"/>
+              </w:rPr>
+            </w:r>
+          </w:p>
+        </w:tc>
+        <w:tc>
+          <w:tcPr>
+            <w:tcW w:w="500" w:type="dxa"/>
+            <w:tcBorders>
+              <w:top w:val="nil"/>
+              <w:left w:val="single" w:sz="18" w:space="0" w:color="000000"/>
+            </w:tcBorders>
+          </w:tcPr>
+          <w:p>
+            <w:pPr>
+              <w:pStyle w:val="Normal"/>
+              <w:widowControl/>
+              <w:suppressAutoHyphens w:val="true"/>
+              <w:spacing w:lineRule="auto" w:line="240" w:before="0" w:after="0"/>
+              <w:jc w:val="left"/>
+              <w:rPr>
+                <w:rFonts w:ascii="Times New Roman" w:hAnsi="Times New Roman" w:cs="Times New Roman"/>
+                <w:sz w:val="18"/>
+                <w:szCs w:val="18"/>
+              </w:rPr>
+            </w:pPr>
+            <w:r>
+              <w:rPr>
+                <w:rFonts w:cs="Times New Roman" w:ascii="Times New Roman" w:hAnsi="Times New Roman"/>
+                <w:sz w:val="18"/>
+                <w:szCs w:val="18"/>
               </w:rPr>
             </w:r>
           </w:p>
@@ -5039,6 +5510,94 @@
             <w:tcW w:w="511" w:type="dxa"/>
             <w:tcBorders>
               <w:top w:val="nil"/>
+            </w:tcBorders>
+          </w:tcPr>
+          <w:p>
+            <w:pPr>
+              <w:pStyle w:val="Normal"/>
+              <w:widowControl/>
+              <w:suppressAutoHyphens w:val="true"/>
+              <w:spacing w:lineRule="auto" w:line="240" w:before="0" w:after="0"/>
+              <w:jc w:val="left"/>
+              <w:rPr>
+                <w:rFonts w:ascii="Times New Roman" w:hAnsi="Times New Roman" w:cs="Times New Roman"/>
+                <w:sz w:val="18"/>
+                <w:szCs w:val="18"/>
+              </w:rPr>
+            </w:pPr>
+            <w:r>
+              <w:rPr>
+                <w:rFonts w:cs="Times New Roman" w:ascii="Times New Roman" w:hAnsi="Times New Roman"/>
+                <w:sz w:val="18"/>
+                <w:szCs w:val="18"/>
+              </w:rPr>
+            </w:r>
+          </w:p>
+        </w:tc>
+        <w:tc>
+          <w:tcPr>
+            <w:tcW w:w="906" w:type="dxa"/>
+            <w:tcBorders>
+              <w:top w:val="nil"/>
+            </w:tcBorders>
+          </w:tcPr>
+          <w:p>
+            <w:pPr>
+              <w:pStyle w:val="Normal"/>
+              <w:widowControl/>
+              <w:suppressAutoHyphens w:val="true"/>
+              <w:spacing w:lineRule="auto" w:line="240" w:before="0" w:after="0"/>
+              <w:jc w:val="left"/>
+              <w:rPr>
+                <w:rFonts w:ascii="Times New Roman" w:hAnsi="Times New Roman" w:cs="Times New Roman"/>
+                <w:sz w:val="18"/>
+                <w:szCs w:val="18"/>
+              </w:rPr>
+            </w:pPr>
+            <w:r>
+              <w:rPr>
+                <w:rFonts w:cs="Times New Roman" w:ascii="Times New Roman" w:hAnsi="Times New Roman"/>
+                <w:sz w:val="18"/>
+                <w:szCs w:val="18"/>
+              </w:rPr>
+            </w:r>
+          </w:p>
+        </w:tc>
+        <w:tc>
+          <w:tcPr>
+            <w:tcW w:w="624" w:type="dxa"/>
+            <w:tcBorders>
+              <w:top w:val="nil"/>
+              <w:right w:val="single" w:sz="18" w:space="0" w:color="000000"/>
+            </w:tcBorders>
+          </w:tcPr>
+          <w:p>
+            <w:pPr>
+              <w:pStyle w:val="Normal"/>
+              <w:widowControl/>
+              <w:suppressAutoHyphens w:val="true"/>
+              <w:spacing w:lineRule="auto" w:line="240" w:before="0" w:after="0"/>
+              <w:jc w:val="left"/>
+              <w:rPr>
+                <w:rFonts w:ascii="Times New Roman" w:hAnsi="Times New Roman" w:cs="Times New Roman"/>
+                <w:sz w:val="18"/>
+                <w:szCs w:val="18"/>
+              </w:rPr>
+            </w:pPr>
+            <w:r>
+              <w:rPr>
+                <w:rFonts w:cs="Times New Roman" w:ascii="Times New Roman" w:hAnsi="Times New Roman"/>
+                <w:sz w:val="18"/>
+                <w:szCs w:val="18"/>
+              </w:rPr>
+            </w:r>
+          </w:p>
+        </w:tc>
+        <w:tc>
+          <w:tcPr>
+            <w:tcW w:w="933" w:type="dxa"/>
+            <w:tcBorders>
+              <w:top w:val="nil"/>
               <w:left w:val="single" w:sz="18" w:space="0" w:color="000000"/>
             </w:tcBorders>
           </w:tcPr>
@@ -5051,580 +5610,15 @@
               <w:jc w:val="left"/>
               <w:rPr>
                 <w:rFonts w:ascii="Times New Roman" w:hAnsi="Times New Roman" w:cs="Times New Roman"/>
-                <w:sz w:val="20"/>
-                <w:szCs w:val="20"/>
-              </w:rPr>
-            </w:pPr>
-            <w:r>
-              <w:rPr>
-                <w:rFonts w:cs="Times New Roman" w:ascii="Times New Roman" w:hAnsi="Times New Roman"/>
-                <w:sz w:val="20"/>
-                <w:szCs w:val="20"/>
-              </w:rPr>
-            </w:r>
-          </w:p>
-        </w:tc>
-        <w:tc>
-          <w:tcPr>
-            <w:tcW w:w="509" w:type="dxa"/>
-            <w:tcBorders>
-              <w:top w:val="nil"/>
-            </w:tcBorders>
-          </w:tcPr>
-          <w:p>
-            <w:pPr>
-              <w:pStyle w:val="Normal"/>
-              <w:widowControl/>
-              <w:suppressAutoHyphens w:val="true"/>
-              <w:spacing w:lineRule="auto" w:line="240" w:before="0" w:after="0"/>
-              <w:jc w:val="left"/>
-              <w:rPr>
-                <w:rFonts w:ascii="Times New Roman" w:hAnsi="Times New Roman" w:cs="Times New Roman"/>
-                <w:sz w:val="20"/>
-                <w:szCs w:val="20"/>
-              </w:rPr>
-            </w:pPr>
-            <w:r>
-              <w:rPr>
-                <w:rFonts w:cs="Times New Roman" w:ascii="Times New Roman" w:hAnsi="Times New Roman"/>
-                <w:sz w:val="20"/>
-                <w:szCs w:val="20"/>
-              </w:rPr>
-            </w:r>
-          </w:p>
-        </w:tc>
-        <w:tc>
-          <w:tcPr>
-            <w:tcW w:w="908" w:type="dxa"/>
-            <w:tcBorders>
-              <w:top w:val="nil"/>
-            </w:tcBorders>
-          </w:tcPr>
-          <w:p>
-            <w:pPr>
-              <w:pStyle w:val="Normal"/>
-              <w:widowControl/>
-              <w:suppressAutoHyphens w:val="true"/>
-              <w:spacing w:lineRule="auto" w:line="240" w:before="0" w:after="0"/>
-              <w:jc w:val="left"/>
-              <w:rPr>
-                <w:rFonts w:ascii="Times New Roman" w:hAnsi="Times New Roman" w:cs="Times New Roman"/>
-                <w:sz w:val="20"/>
-                <w:szCs w:val="20"/>
-              </w:rPr>
-            </w:pPr>
-            <w:r>
-              <w:rPr>
-                <w:rFonts w:cs="Times New Roman" w:ascii="Times New Roman" w:hAnsi="Times New Roman"/>
-                <w:sz w:val="20"/>
-                <w:szCs w:val="20"/>
-              </w:rPr>
-            </w:r>
-          </w:p>
-        </w:tc>
-        <w:tc>
-          <w:tcPr>
-            <w:tcW w:w="623" w:type="dxa"/>
-            <w:tcBorders>
-              <w:top w:val="nil"/>
-              <w:right w:val="single" w:sz="18" w:space="0" w:color="000000"/>
-            </w:tcBorders>
-          </w:tcPr>
-          <w:p>
-            <w:pPr>
-              <w:pStyle w:val="Normal"/>
-              <w:widowControl/>
-              <w:suppressAutoHyphens w:val="true"/>
-              <w:spacing w:lineRule="auto" w:line="240" w:before="0" w:after="0"/>
-              <w:jc w:val="left"/>
-              <w:rPr>
-                <w:rFonts w:ascii="Times New Roman" w:hAnsi="Times New Roman" w:cs="Times New Roman"/>
-                <w:sz w:val="20"/>
-                <w:szCs w:val="20"/>
-              </w:rPr>
-            </w:pPr>
-            <w:r>
-              <w:rPr>
-                <w:rFonts w:cs="Times New Roman" w:ascii="Times New Roman" w:hAnsi="Times New Roman"/>
-                <w:sz w:val="20"/>
-                <w:szCs w:val="20"/>
-              </w:rPr>
-            </w:r>
-          </w:p>
-        </w:tc>
-        <w:tc>
-          <w:tcPr>
-            <w:tcW w:w="500" w:type="dxa"/>
-            <w:tcBorders>
-              <w:top w:val="nil"/>
-              <w:left w:val="single" w:sz="18" w:space="0" w:color="000000"/>
-            </w:tcBorders>
-          </w:tcPr>
-          <w:p>
-            <w:pPr>
-              <w:pStyle w:val="Normal"/>
-              <w:widowControl/>
-              <w:suppressAutoHyphens w:val="true"/>
-              <w:spacing w:lineRule="auto" w:line="240" w:before="0" w:after="0"/>
-              <w:jc w:val="left"/>
-              <w:rPr>
-                <w:rFonts w:ascii="Times New Roman" w:hAnsi="Times New Roman" w:cs="Times New Roman"/>
-                <w:sz w:val="20"/>
-                <w:szCs w:val="20"/>
-              </w:rPr>
-            </w:pPr>
-            <w:r>
-              <w:rPr>
-                <w:rFonts w:cs="Times New Roman" w:ascii="Times New Roman" w:hAnsi="Times New Roman"/>
-                <w:sz w:val="20"/>
-                <w:szCs w:val="20"/>
-              </w:rPr>
-            </w:r>
-          </w:p>
-        </w:tc>
-        <w:tc>
-          <w:tcPr>
-            <w:tcW w:w="511" w:type="dxa"/>
-            <w:tcBorders>
-              <w:top w:val="nil"/>
-            </w:tcBorders>
-          </w:tcPr>
-          <w:p>
-            <w:pPr>
-              <w:pStyle w:val="Normal"/>
-              <w:widowControl/>
-              <w:suppressAutoHyphens w:val="true"/>
-              <w:spacing w:lineRule="auto" w:line="240" w:before="0" w:after="0"/>
-              <w:jc w:val="left"/>
-              <w:rPr>
-                <w:rFonts w:ascii="Times New Roman" w:hAnsi="Times New Roman" w:cs="Times New Roman"/>
-                <w:sz w:val="20"/>
-                <w:szCs w:val="20"/>
-              </w:rPr>
-            </w:pPr>
-            <w:r>
-              <w:rPr>
-                <w:rFonts w:cs="Times New Roman" w:ascii="Times New Roman" w:hAnsi="Times New Roman"/>
-                <w:sz w:val="20"/>
-                <w:szCs w:val="20"/>
-              </w:rPr>
-            </w:r>
-          </w:p>
-        </w:tc>
-        <w:tc>
-          <w:tcPr>
-            <w:tcW w:w="906" w:type="dxa"/>
-            <w:tcBorders>
-              <w:top w:val="nil"/>
-            </w:tcBorders>
-          </w:tcPr>
-          <w:p>
-            <w:pPr>
-              <w:pStyle w:val="Normal"/>
-              <w:widowControl/>
-              <w:suppressAutoHyphens w:val="true"/>
-              <w:spacing w:lineRule="auto" w:line="240" w:before="0" w:after="0"/>
-              <w:jc w:val="left"/>
-              <w:rPr>
-                <w:rFonts w:ascii="Times New Roman" w:hAnsi="Times New Roman" w:cs="Times New Roman"/>
-                <w:sz w:val="20"/>
-                <w:szCs w:val="20"/>
-              </w:rPr>
-            </w:pPr>
-            <w:r>
-              <w:rPr>
-                <w:rFonts w:cs="Times New Roman" w:ascii="Times New Roman" w:hAnsi="Times New Roman"/>
-                <w:sz w:val="20"/>
-                <w:szCs w:val="20"/>
-              </w:rPr>
-            </w:r>
-          </w:p>
-        </w:tc>
-        <w:tc>
-          <w:tcPr>
-            <w:tcW w:w="624" w:type="dxa"/>
-            <w:tcBorders>
-              <w:top w:val="nil"/>
-              <w:right w:val="single" w:sz="18" w:space="0" w:color="000000"/>
-            </w:tcBorders>
-          </w:tcPr>
-          <w:p>
-            <w:pPr>
-              <w:pStyle w:val="Normal"/>
-              <w:widowControl/>
-              <w:suppressAutoHyphens w:val="true"/>
-              <w:spacing w:lineRule="auto" w:line="240" w:before="0" w:after="0"/>
-              <w:jc w:val="left"/>
-              <w:rPr>
-                <w:rFonts w:ascii="Times New Roman" w:hAnsi="Times New Roman" w:cs="Times New Roman"/>
-                <w:sz w:val="20"/>
-                <w:szCs w:val="20"/>
-              </w:rPr>
-            </w:pPr>
-            <w:r>
-              <w:rPr>
-                <w:rFonts w:cs="Times New Roman" w:ascii="Times New Roman" w:hAnsi="Times New Roman"/>
-                <w:sz w:val="20"/>
-                <w:szCs w:val="20"/>
-              </w:rPr>
-            </w:r>
-          </w:p>
-        </w:tc>
-        <w:tc>
-          <w:tcPr>
-            <w:tcW w:w="934" w:type="dxa"/>
-            <w:tcBorders>
-              <w:top w:val="nil"/>
-              <w:left w:val="single" w:sz="18" w:space="0" w:color="000000"/>
-            </w:tcBorders>
-          </w:tcPr>
-          <w:p>
-            <w:pPr>
-              <w:pStyle w:val="Normal"/>
-              <w:widowControl/>
-              <w:suppressAutoHyphens w:val="true"/>
-              <w:spacing w:lineRule="auto" w:line="240" w:before="0" w:after="0"/>
-              <w:jc w:val="left"/>
-              <w:rPr>
-                <w:rFonts w:ascii="Times New Roman" w:hAnsi="Times New Roman" w:cs="Times New Roman"/>
-                <w:sz w:val="20"/>
-                <w:szCs w:val="20"/>
-              </w:rPr>
-            </w:pPr>
-            <w:r>
-              <w:rPr>
-                <w:rFonts w:cs="Times New Roman" w:ascii="Times New Roman" w:hAnsi="Times New Roman"/>
-                <w:sz w:val="20"/>
-                <w:szCs w:val="20"/>
-              </w:rPr>
-            </w:r>
-          </w:p>
-        </w:tc>
-      </w:tr>
-      <w:tr>
-        <w:trPr/>
-        <w:tc>
-          <w:tcPr>
-            <w:tcW w:w="509" w:type="dxa"/>
-            <w:tcBorders>
-              <w:top w:val="nil"/>
-            </w:tcBorders>
-            <w:vAlign w:val="center"/>
-          </w:tcPr>
-          <w:p>
-            <w:pPr>
-              <w:pStyle w:val="Normal"/>
-              <w:widowControl/>
-              <w:suppressAutoHyphens w:val="true"/>
-              <w:spacing w:lineRule="auto" w:line="240" w:before="0" w:after="0"/>
-              <w:jc w:val="center"/>
-              <w:rPr>
-                <w:rFonts w:ascii="Times New Roman" w:hAnsi="Times New Roman" w:cs="Times New Roman"/>
-                <w:sz w:val="20"/>
-                <w:szCs w:val="20"/>
-              </w:rPr>
-            </w:pPr>
-            <w:r>
-              <w:rPr>
-                <w:rFonts w:cs="Times New Roman" w:ascii="Times New Roman" w:hAnsi="Times New Roman"/>
-                <w:sz w:val="20"/>
-                <w:szCs w:val="20"/>
-              </w:rPr>
-            </w:r>
-          </w:p>
-        </w:tc>
-        <w:tc>
-          <w:tcPr>
-            <w:tcW w:w="4078" w:type="dxa"/>
-            <w:tcBorders>
-              <w:top w:val="nil"/>
-              <w:right w:val="single" w:sz="18" w:space="0" w:color="000000"/>
-            </w:tcBorders>
-          </w:tcPr>
-          <w:p>
-            <w:pPr>
-              <w:pStyle w:val="Normal"/>
-              <w:widowControl/>
-              <w:suppressAutoHyphens w:val="true"/>
-              <w:spacing w:lineRule="auto" w:line="240" w:before="0" w:after="0"/>
-              <w:jc w:val="left"/>
-              <w:rPr>
-                <w:rFonts w:ascii="Times New Roman" w:hAnsi="Times New Roman" w:cs="Times New Roman"/>
-                <w:sz w:val="20"/>
-                <w:szCs w:val="20"/>
-              </w:rPr>
-            </w:pPr>
-            <w:r>
-              <w:rPr>
-                <w:rFonts w:cs="Times New Roman" w:ascii="Times New Roman" w:hAnsi="Times New Roman"/>
-                <w:sz w:val="20"/>
-                <w:szCs w:val="20"/>
-              </w:rPr>
-            </w:r>
-          </w:p>
-        </w:tc>
-        <w:tc>
-          <w:tcPr>
-            <w:tcW w:w="511" w:type="dxa"/>
-            <w:tcBorders>
-              <w:top w:val="nil"/>
-              <w:left w:val="single" w:sz="18" w:space="0" w:color="000000"/>
-            </w:tcBorders>
-          </w:tcPr>
-          <w:p>
-            <w:pPr>
-              <w:pStyle w:val="Normal"/>
-              <w:widowControl/>
-              <w:suppressAutoHyphens w:val="true"/>
-              <w:spacing w:lineRule="auto" w:line="240" w:before="0" w:after="0"/>
-              <w:jc w:val="left"/>
-              <w:rPr>
-                <w:rFonts w:ascii="Times New Roman" w:hAnsi="Times New Roman" w:cs="Times New Roman"/>
-                <w:sz w:val="20"/>
-                <w:szCs w:val="20"/>
-              </w:rPr>
-            </w:pPr>
-            <w:r>
-              <w:rPr>
-                <w:rFonts w:cs="Times New Roman" w:ascii="Times New Roman" w:hAnsi="Times New Roman"/>
-                <w:sz w:val="20"/>
-                <w:szCs w:val="20"/>
-              </w:rPr>
-            </w:r>
-          </w:p>
-        </w:tc>
-        <w:tc>
-          <w:tcPr>
-            <w:tcW w:w="509" w:type="dxa"/>
-            <w:tcBorders>
-              <w:top w:val="nil"/>
-            </w:tcBorders>
-          </w:tcPr>
-          <w:p>
-            <w:pPr>
-              <w:pStyle w:val="Normal"/>
-              <w:widowControl/>
-              <w:suppressAutoHyphens w:val="true"/>
-              <w:spacing w:lineRule="auto" w:line="240" w:before="0" w:after="0"/>
-              <w:jc w:val="left"/>
-              <w:rPr>
-                <w:rFonts w:ascii="Times New Roman" w:hAnsi="Times New Roman" w:cs="Times New Roman"/>
-                <w:sz w:val="20"/>
-                <w:szCs w:val="20"/>
-              </w:rPr>
-            </w:pPr>
-            <w:r>
-              <w:rPr>
-                <w:rFonts w:cs="Times New Roman" w:ascii="Times New Roman" w:hAnsi="Times New Roman"/>
-                <w:sz w:val="20"/>
-                <w:szCs w:val="20"/>
-              </w:rPr>
-            </w:r>
-          </w:p>
-        </w:tc>
-        <w:tc>
-          <w:tcPr>
-            <w:tcW w:w="908" w:type="dxa"/>
-            <w:tcBorders>
-              <w:top w:val="nil"/>
-            </w:tcBorders>
-          </w:tcPr>
-          <w:p>
-            <w:pPr>
-              <w:pStyle w:val="Normal"/>
-              <w:widowControl/>
-              <w:suppressAutoHyphens w:val="true"/>
-              <w:spacing w:lineRule="auto" w:line="240" w:before="0" w:after="0"/>
-              <w:jc w:val="left"/>
-              <w:rPr>
-                <w:rFonts w:ascii="Times New Roman" w:hAnsi="Times New Roman" w:cs="Times New Roman"/>
-                <w:sz w:val="20"/>
-                <w:szCs w:val="20"/>
-              </w:rPr>
-            </w:pPr>
-            <w:r>
-              <w:rPr>
-                <w:rFonts w:cs="Times New Roman" w:ascii="Times New Roman" w:hAnsi="Times New Roman"/>
-                <w:sz w:val="20"/>
-                <w:szCs w:val="20"/>
-              </w:rPr>
-            </w:r>
-          </w:p>
-        </w:tc>
-        <w:tc>
-          <w:tcPr>
-            <w:tcW w:w="623" w:type="dxa"/>
-            <w:tcBorders>
-              <w:top w:val="nil"/>
-              <w:right w:val="single" w:sz="18" w:space="0" w:color="000000"/>
-            </w:tcBorders>
-          </w:tcPr>
-          <w:p>
-            <w:pPr>
-              <w:pStyle w:val="Normal"/>
-              <w:widowControl/>
-              <w:suppressAutoHyphens w:val="true"/>
-              <w:spacing w:lineRule="auto" w:line="240" w:before="0" w:after="0"/>
-              <w:jc w:val="left"/>
-              <w:rPr>
-                <w:rFonts w:ascii="Times New Roman" w:hAnsi="Times New Roman" w:cs="Times New Roman"/>
-                <w:sz w:val="20"/>
-                <w:szCs w:val="20"/>
-              </w:rPr>
-            </w:pPr>
-            <w:r>
-              <w:rPr>
-                <w:rFonts w:cs="Times New Roman" w:ascii="Times New Roman" w:hAnsi="Times New Roman"/>
-                <w:sz w:val="20"/>
-                <w:szCs w:val="20"/>
-              </w:rPr>
-            </w:r>
-          </w:p>
-        </w:tc>
-        <w:tc>
-          <w:tcPr>
-            <w:tcW w:w="500" w:type="dxa"/>
-            <w:tcBorders>
-              <w:top w:val="nil"/>
-              <w:left w:val="single" w:sz="18" w:space="0" w:color="000000"/>
-            </w:tcBorders>
-          </w:tcPr>
-          <w:p>
-            <w:pPr>
-              <w:pStyle w:val="Normal"/>
-              <w:widowControl/>
-              <w:suppressAutoHyphens w:val="true"/>
-              <w:spacing w:lineRule="auto" w:line="240" w:before="0" w:after="0"/>
-              <w:jc w:val="left"/>
-              <w:rPr>
-                <w:rFonts w:ascii="Times New Roman" w:hAnsi="Times New Roman" w:cs="Times New Roman"/>
-                <w:sz w:val="20"/>
-                <w:szCs w:val="20"/>
-              </w:rPr>
-            </w:pPr>
-            <w:r>
-              <w:rPr>
-                <w:rFonts w:cs="Times New Roman" w:ascii="Times New Roman" w:hAnsi="Times New Roman"/>
-                <w:sz w:val="20"/>
-                <w:szCs w:val="20"/>
-              </w:rPr>
-            </w:r>
-          </w:p>
-        </w:tc>
-        <w:tc>
-          <w:tcPr>
-            <w:tcW w:w="511" w:type="dxa"/>
-            <w:tcBorders>
-              <w:top w:val="nil"/>
-            </w:tcBorders>
-          </w:tcPr>
-          <w:p>
-            <w:pPr>
-              <w:pStyle w:val="Normal"/>
-              <w:widowControl/>
-              <w:suppressAutoHyphens w:val="true"/>
-              <w:spacing w:lineRule="auto" w:line="240" w:before="0" w:after="0"/>
-              <w:jc w:val="left"/>
-              <w:rPr>
-                <w:rFonts w:ascii="Times New Roman" w:hAnsi="Times New Roman" w:cs="Times New Roman"/>
-                <w:sz w:val="20"/>
-                <w:szCs w:val="20"/>
-              </w:rPr>
-            </w:pPr>
-            <w:r>
-              <w:rPr>
-                <w:rFonts w:cs="Times New Roman" w:ascii="Times New Roman" w:hAnsi="Times New Roman"/>
-                <w:sz w:val="20"/>
-                <w:szCs w:val="20"/>
-              </w:rPr>
-            </w:r>
-          </w:p>
-        </w:tc>
-        <w:tc>
-          <w:tcPr>
-            <w:tcW w:w="906" w:type="dxa"/>
-            <w:tcBorders>
-              <w:top w:val="nil"/>
-            </w:tcBorders>
-          </w:tcPr>
-          <w:p>
-            <w:pPr>
-              <w:pStyle w:val="Normal"/>
-              <w:widowControl/>
-              <w:suppressAutoHyphens w:val="true"/>
-              <w:spacing w:lineRule="auto" w:line="240" w:before="0" w:after="0"/>
-              <w:jc w:val="left"/>
-              <w:rPr>
-                <w:rFonts w:ascii="Times New Roman" w:hAnsi="Times New Roman" w:cs="Times New Roman"/>
-                <w:sz w:val="20"/>
-                <w:szCs w:val="20"/>
-              </w:rPr>
-            </w:pPr>
-            <w:r>
-              <w:rPr>
-                <w:rFonts w:cs="Times New Roman" w:ascii="Times New Roman" w:hAnsi="Times New Roman"/>
-                <w:sz w:val="20"/>
-                <w:szCs w:val="20"/>
-              </w:rPr>
-            </w:r>
-          </w:p>
-        </w:tc>
-        <w:tc>
-          <w:tcPr>
-            <w:tcW w:w="624" w:type="dxa"/>
-            <w:tcBorders>
-              <w:top w:val="nil"/>
-              <w:right w:val="single" w:sz="18" w:space="0" w:color="000000"/>
-            </w:tcBorders>
-          </w:tcPr>
-          <w:p>
-            <w:pPr>
-              <w:pStyle w:val="Normal"/>
-              <w:widowControl/>
-              <w:suppressAutoHyphens w:val="true"/>
-              <w:spacing w:lineRule="auto" w:line="240" w:before="0" w:after="0"/>
-              <w:jc w:val="left"/>
-              <w:rPr>
-                <w:rFonts w:ascii="Times New Roman" w:hAnsi="Times New Roman" w:cs="Times New Roman"/>
-                <w:sz w:val="20"/>
-                <w:szCs w:val="20"/>
-              </w:rPr>
-            </w:pPr>
-            <w:r>
-              <w:rPr>
-                <w:rFonts w:cs="Times New Roman" w:ascii="Times New Roman" w:hAnsi="Times New Roman"/>
-                <w:sz w:val="20"/>
-                <w:szCs w:val="20"/>
-              </w:rPr>
-            </w:r>
-          </w:p>
-        </w:tc>
-        <w:tc>
-          <w:tcPr>
-            <w:tcW w:w="934" w:type="dxa"/>
-            <w:tcBorders>
-              <w:top w:val="nil"/>
-              <w:left w:val="single" w:sz="18" w:space="0" w:color="000000"/>
-            </w:tcBorders>
-          </w:tcPr>
-          <w:p>
-            <w:pPr>
-              <w:pStyle w:val="Normal"/>
-              <w:widowControl/>
-              <w:suppressAutoHyphens w:val="true"/>
-              <w:spacing w:lineRule="auto" w:line="240" w:before="0" w:after="0"/>
-              <w:jc w:val="left"/>
-              <w:rPr>
-                <w:rFonts w:ascii="Times New Roman" w:hAnsi="Times New Roman" w:cs="Times New Roman"/>
-                <w:sz w:val="20"/>
-                <w:szCs w:val="20"/>
-              </w:rPr>
-            </w:pPr>
-            <w:r>
-              <w:rPr>
-                <w:rFonts w:cs="Times New Roman" w:ascii="Times New Roman" w:hAnsi="Times New Roman"/>
-                <w:sz w:val="20"/>
-                <w:szCs w:val="20"/>
+                <w:sz w:val="18"/>
+                <w:szCs w:val="18"/>
+              </w:rPr>
+            </w:pPr>
+            <w:r>
+              <w:rPr>
+                <w:rFonts w:cs="Times New Roman" w:ascii="Times New Roman" w:hAnsi="Times New Roman"/>
+                <w:sz w:val="18"/>
+                <w:szCs w:val="18"/>
               </w:rPr>
             </w:r>
           </w:p>
@@ -5651,15 +5645,15 @@
               <w:jc w:val="center"/>
               <w:rPr>
                 <w:rFonts w:ascii="Times New Roman" w:hAnsi="Times New Roman" w:cs="Times New Roman"/>
-                <w:sz w:val="20"/>
-                <w:szCs w:val="20"/>
-              </w:rPr>
-            </w:pPr>
-            <w:r>
-              <w:rPr>
-                <w:rFonts w:cs="Times New Roman" w:ascii="Times New Roman" w:hAnsi="Times New Roman"/>
-                <w:sz w:val="20"/>
-                <w:szCs w:val="20"/>
+                <w:sz w:val="18"/>
+                <w:szCs w:val="18"/>
+              </w:rPr>
+            </w:pPr>
+            <w:r>
+              <w:rPr>
+                <w:rFonts w:cs="Times New Roman" w:ascii="Times New Roman" w:hAnsi="Times New Roman"/>
+                <w:sz w:val="18"/>
+                <w:szCs w:val="18"/>
               </w:rPr>
             </w:r>
           </w:p>
@@ -5681,15 +5675,163 @@
               <w:jc w:val="left"/>
               <w:rPr>
                 <w:rFonts w:ascii="Times New Roman" w:hAnsi="Times New Roman" w:cs="Times New Roman"/>
-                <w:sz w:val="20"/>
-                <w:szCs w:val="20"/>
-              </w:rPr>
-            </w:pPr>
-            <w:r>
-              <w:rPr>
-                <w:rFonts w:cs="Times New Roman" w:ascii="Times New Roman" w:hAnsi="Times New Roman"/>
-                <w:sz w:val="20"/>
-                <w:szCs w:val="20"/>
+                <w:sz w:val="18"/>
+                <w:szCs w:val="18"/>
+              </w:rPr>
+            </w:pPr>
+            <w:r>
+              <w:rPr>
+                <w:rFonts w:cs="Times New Roman" w:ascii="Times New Roman" w:hAnsi="Times New Roman"/>
+                <w:sz w:val="18"/>
+                <w:szCs w:val="18"/>
+              </w:rPr>
+            </w:r>
+          </w:p>
+        </w:tc>
+        <w:tc>
+          <w:tcPr>
+            <w:tcW w:w="512" w:type="dxa"/>
+            <w:tcBorders>
+              <w:top w:val="nil"/>
+              <w:left w:val="single" w:sz="18" w:space="0" w:color="000000"/>
+            </w:tcBorders>
+          </w:tcPr>
+          <w:p>
+            <w:pPr>
+              <w:pStyle w:val="Normal"/>
+              <w:widowControl/>
+              <w:suppressAutoHyphens w:val="true"/>
+              <w:spacing w:lineRule="auto" w:line="240" w:before="0" w:after="0"/>
+              <w:jc w:val="left"/>
+              <w:rPr>
+                <w:rFonts w:ascii="Times New Roman" w:hAnsi="Times New Roman" w:cs="Times New Roman"/>
+                <w:sz w:val="18"/>
+                <w:szCs w:val="18"/>
+              </w:rPr>
+            </w:pPr>
+            <w:r>
+              <w:rPr>
+                <w:rFonts w:cs="Times New Roman" w:ascii="Times New Roman" w:hAnsi="Times New Roman"/>
+                <w:sz w:val="18"/>
+                <w:szCs w:val="18"/>
+              </w:rPr>
+            </w:r>
+          </w:p>
+        </w:tc>
+        <w:tc>
+          <w:tcPr>
+            <w:tcW w:w="508" w:type="dxa"/>
+            <w:tcBorders>
+              <w:top w:val="nil"/>
+            </w:tcBorders>
+          </w:tcPr>
+          <w:p>
+            <w:pPr>
+              <w:pStyle w:val="Normal"/>
+              <w:widowControl/>
+              <w:suppressAutoHyphens w:val="true"/>
+              <w:spacing w:lineRule="auto" w:line="240" w:before="0" w:after="0"/>
+              <w:jc w:val="left"/>
+              <w:rPr>
+                <w:rFonts w:ascii="Times New Roman" w:hAnsi="Times New Roman" w:cs="Times New Roman"/>
+                <w:sz w:val="18"/>
+                <w:szCs w:val="18"/>
+              </w:rPr>
+            </w:pPr>
+            <w:r>
+              <w:rPr>
+                <w:rFonts w:cs="Times New Roman" w:ascii="Times New Roman" w:hAnsi="Times New Roman"/>
+                <w:sz w:val="18"/>
+                <w:szCs w:val="18"/>
+              </w:rPr>
+            </w:r>
+          </w:p>
+        </w:tc>
+        <w:tc>
+          <w:tcPr>
+            <w:tcW w:w="909" w:type="dxa"/>
+            <w:tcBorders>
+              <w:top w:val="nil"/>
+            </w:tcBorders>
+          </w:tcPr>
+          <w:p>
+            <w:pPr>
+              <w:pStyle w:val="Normal"/>
+              <w:widowControl/>
+              <w:suppressAutoHyphens w:val="true"/>
+              <w:spacing w:lineRule="auto" w:line="240" w:before="0" w:after="0"/>
+              <w:jc w:val="left"/>
+              <w:rPr>
+                <w:rFonts w:ascii="Times New Roman" w:hAnsi="Times New Roman" w:cs="Times New Roman"/>
+                <w:sz w:val="18"/>
+                <w:szCs w:val="18"/>
+              </w:rPr>
+            </w:pPr>
+            <w:r>
+              <w:rPr>
+                <w:rFonts w:cs="Times New Roman" w:ascii="Times New Roman" w:hAnsi="Times New Roman"/>
+                <w:sz w:val="18"/>
+                <w:szCs w:val="18"/>
+              </w:rPr>
+            </w:r>
+          </w:p>
+        </w:tc>
+        <w:tc>
+          <w:tcPr>
+            <w:tcW w:w="623" w:type="dxa"/>
+            <w:tcBorders>
+              <w:top w:val="nil"/>
+              <w:right w:val="single" w:sz="18" w:space="0" w:color="000000"/>
+            </w:tcBorders>
+          </w:tcPr>
+          <w:p>
+            <w:pPr>
+              <w:pStyle w:val="Normal"/>
+              <w:widowControl/>
+              <w:suppressAutoHyphens w:val="true"/>
+              <w:spacing w:lineRule="auto" w:line="240" w:before="0" w:after="0"/>
+              <w:jc w:val="left"/>
+              <w:rPr>
+                <w:rFonts w:ascii="Times New Roman" w:hAnsi="Times New Roman" w:cs="Times New Roman"/>
+                <w:sz w:val="18"/>
+                <w:szCs w:val="18"/>
+              </w:rPr>
+            </w:pPr>
+            <w:r>
+              <w:rPr>
+                <w:rFonts w:cs="Times New Roman" w:ascii="Times New Roman" w:hAnsi="Times New Roman"/>
+                <w:sz w:val="18"/>
+                <w:szCs w:val="18"/>
+              </w:rPr>
+            </w:r>
+          </w:p>
+        </w:tc>
+        <w:tc>
+          <w:tcPr>
+            <w:tcW w:w="500" w:type="dxa"/>
+            <w:tcBorders>
+              <w:top w:val="nil"/>
+              <w:left w:val="single" w:sz="18" w:space="0" w:color="000000"/>
+            </w:tcBorders>
+          </w:tcPr>
+          <w:p>
+            <w:pPr>
+              <w:pStyle w:val="Normal"/>
+              <w:widowControl/>
+              <w:suppressAutoHyphens w:val="true"/>
+              <w:spacing w:lineRule="auto" w:line="240" w:before="0" w:after="0"/>
+              <w:jc w:val="left"/>
+              <w:rPr>
+                <w:rFonts w:ascii="Times New Roman" w:hAnsi="Times New Roman" w:cs="Times New Roman"/>
+                <w:sz w:val="18"/>
+                <w:szCs w:val="18"/>
+              </w:rPr>
+            </w:pPr>
+            <w:r>
+              <w:rPr>
+                <w:rFonts w:cs="Times New Roman" w:ascii="Times New Roman" w:hAnsi="Times New Roman"/>
+                <w:sz w:val="18"/>
+                <w:szCs w:val="18"/>
               </w:rPr>
             </w:r>
           </w:p>
@@ -5699,6 +5841,94 @@
             <w:tcW w:w="511" w:type="dxa"/>
             <w:tcBorders>
               <w:top w:val="nil"/>
+            </w:tcBorders>
+          </w:tcPr>
+          <w:p>
+            <w:pPr>
+              <w:pStyle w:val="Normal"/>
+              <w:widowControl/>
+              <w:suppressAutoHyphens w:val="true"/>
+              <w:spacing w:lineRule="auto" w:line="240" w:before="0" w:after="0"/>
+              <w:jc w:val="left"/>
+              <w:rPr>
+                <w:rFonts w:ascii="Times New Roman" w:hAnsi="Times New Roman" w:cs="Times New Roman"/>
+                <w:sz w:val="18"/>
+                <w:szCs w:val="18"/>
+              </w:rPr>
+            </w:pPr>
+            <w:r>
+              <w:rPr>
+                <w:rFonts w:cs="Times New Roman" w:ascii="Times New Roman" w:hAnsi="Times New Roman"/>
+                <w:sz w:val="18"/>
+                <w:szCs w:val="18"/>
+              </w:rPr>
+            </w:r>
+          </w:p>
+        </w:tc>
+        <w:tc>
+          <w:tcPr>
+            <w:tcW w:w="906" w:type="dxa"/>
+            <w:tcBorders>
+              <w:top w:val="nil"/>
+            </w:tcBorders>
+          </w:tcPr>
+          <w:p>
+            <w:pPr>
+              <w:pStyle w:val="Normal"/>
+              <w:widowControl/>
+              <w:suppressAutoHyphens w:val="true"/>
+              <w:spacing w:lineRule="auto" w:line="240" w:before="0" w:after="0"/>
+              <w:jc w:val="left"/>
+              <w:rPr>
+                <w:rFonts w:ascii="Times New Roman" w:hAnsi="Times New Roman" w:cs="Times New Roman"/>
+                <w:sz w:val="18"/>
+                <w:szCs w:val="18"/>
+              </w:rPr>
+            </w:pPr>
+            <w:r>
+              <w:rPr>
+                <w:rFonts w:cs="Times New Roman" w:ascii="Times New Roman" w:hAnsi="Times New Roman"/>
+                <w:sz w:val="18"/>
+                <w:szCs w:val="18"/>
+              </w:rPr>
+            </w:r>
+          </w:p>
+        </w:tc>
+        <w:tc>
+          <w:tcPr>
+            <w:tcW w:w="624" w:type="dxa"/>
+            <w:tcBorders>
+              <w:top w:val="nil"/>
+              <w:right w:val="single" w:sz="18" w:space="0" w:color="000000"/>
+            </w:tcBorders>
+          </w:tcPr>
+          <w:p>
+            <w:pPr>
+              <w:pStyle w:val="Normal"/>
+              <w:widowControl/>
+              <w:suppressAutoHyphens w:val="true"/>
+              <w:spacing w:lineRule="auto" w:line="240" w:before="0" w:after="0"/>
+              <w:jc w:val="left"/>
+              <w:rPr>
+                <w:rFonts w:ascii="Times New Roman" w:hAnsi="Times New Roman" w:cs="Times New Roman"/>
+                <w:sz w:val="18"/>
+                <w:szCs w:val="18"/>
+              </w:rPr>
+            </w:pPr>
+            <w:r>
+              <w:rPr>
+                <w:rFonts w:cs="Times New Roman" w:ascii="Times New Roman" w:hAnsi="Times New Roman"/>
+                <w:sz w:val="18"/>
+                <w:szCs w:val="18"/>
+              </w:rPr>
+            </w:r>
+          </w:p>
+        </w:tc>
+        <w:tc>
+          <w:tcPr>
+            <w:tcW w:w="933" w:type="dxa"/>
+            <w:tcBorders>
+              <w:top w:val="nil"/>
               <w:left w:val="single" w:sz="18" w:space="0" w:color="000000"/>
             </w:tcBorders>
           </w:tcPr>
@@ -5711,251 +5941,15 @@
               <w:jc w:val="left"/>
               <w:rPr>
                 <w:rFonts w:ascii="Times New Roman" w:hAnsi="Times New Roman" w:cs="Times New Roman"/>
-                <w:sz w:val="20"/>
-                <w:szCs w:val="20"/>
-              </w:rPr>
-            </w:pPr>
-            <w:r>
-              <w:rPr>
-                <w:rFonts w:cs="Times New Roman" w:ascii="Times New Roman" w:hAnsi="Times New Roman"/>
-                <w:sz w:val="20"/>
-                <w:szCs w:val="20"/>
-              </w:rPr>
-            </w:r>
-          </w:p>
-        </w:tc>
-        <w:tc>
-          <w:tcPr>
-            <w:tcW w:w="509" w:type="dxa"/>
-            <w:tcBorders>
-              <w:top w:val="nil"/>
-            </w:tcBorders>
-          </w:tcPr>
-          <w:p>
-            <w:pPr>
-              <w:pStyle w:val="Normal"/>
-              <w:widowControl/>
-              <w:suppressAutoHyphens w:val="true"/>
-              <w:spacing w:lineRule="auto" w:line="240" w:before="0" w:after="0"/>
-              <w:jc w:val="left"/>
-              <w:rPr>
-                <w:rFonts w:ascii="Times New Roman" w:hAnsi="Times New Roman" w:cs="Times New Roman"/>
-                <w:sz w:val="20"/>
-                <w:szCs w:val="20"/>
-              </w:rPr>
-            </w:pPr>
-            <w:r>
-              <w:rPr>
-                <w:rFonts w:cs="Times New Roman" w:ascii="Times New Roman" w:hAnsi="Times New Roman"/>
-                <w:sz w:val="20"/>
-                <w:szCs w:val="20"/>
-              </w:rPr>
-            </w:r>
-          </w:p>
-        </w:tc>
-        <w:tc>
-          <w:tcPr>
-            <w:tcW w:w="908" w:type="dxa"/>
-            <w:tcBorders>
-              <w:top w:val="nil"/>
-            </w:tcBorders>
-          </w:tcPr>
-          <w:p>
-            <w:pPr>
-              <w:pStyle w:val="Normal"/>
-              <w:widowControl/>
-              <w:suppressAutoHyphens w:val="true"/>
-              <w:spacing w:lineRule="auto" w:line="240" w:before="0" w:after="0"/>
-              <w:jc w:val="left"/>
-              <w:rPr>
-                <w:rFonts w:ascii="Times New Roman" w:hAnsi="Times New Roman" w:cs="Times New Roman"/>
-                <w:sz w:val="20"/>
-                <w:szCs w:val="20"/>
-              </w:rPr>
-            </w:pPr>
-            <w:r>
-              <w:rPr>
-                <w:rFonts w:cs="Times New Roman" w:ascii="Times New Roman" w:hAnsi="Times New Roman"/>
-                <w:sz w:val="20"/>
-                <w:szCs w:val="20"/>
-              </w:rPr>
-            </w:r>
-          </w:p>
-        </w:tc>
-        <w:tc>
-          <w:tcPr>
-            <w:tcW w:w="623" w:type="dxa"/>
-            <w:tcBorders>
-              <w:top w:val="nil"/>
-              <w:right w:val="single" w:sz="18" w:space="0" w:color="000000"/>
-            </w:tcBorders>
-          </w:tcPr>
-          <w:p>
-            <w:pPr>
-              <w:pStyle w:val="Normal"/>
-              <w:widowControl/>
-              <w:suppressAutoHyphens w:val="true"/>
-              <w:spacing w:lineRule="auto" w:line="240" w:before="0" w:after="0"/>
-              <w:jc w:val="left"/>
-              <w:rPr>
-                <w:rFonts w:ascii="Times New Roman" w:hAnsi="Times New Roman" w:cs="Times New Roman"/>
-                <w:sz w:val="20"/>
-                <w:szCs w:val="20"/>
-              </w:rPr>
-            </w:pPr>
-            <w:r>
-              <w:rPr>
-                <w:rFonts w:cs="Times New Roman" w:ascii="Times New Roman" w:hAnsi="Times New Roman"/>
-                <w:sz w:val="20"/>
-                <w:szCs w:val="20"/>
-              </w:rPr>
-            </w:r>
-          </w:p>
-        </w:tc>
-        <w:tc>
-          <w:tcPr>
-            <w:tcW w:w="500" w:type="dxa"/>
-            <w:tcBorders>
-              <w:top w:val="nil"/>
-              <w:left w:val="single" w:sz="18" w:space="0" w:color="000000"/>
-            </w:tcBorders>
-          </w:tcPr>
-          <w:p>
-            <w:pPr>
-              <w:pStyle w:val="Normal"/>
-              <w:widowControl/>
-              <w:suppressAutoHyphens w:val="true"/>
-              <w:spacing w:lineRule="auto" w:line="240" w:before="0" w:after="0"/>
-              <w:jc w:val="left"/>
-              <w:rPr>
-                <w:rFonts w:ascii="Times New Roman" w:hAnsi="Times New Roman" w:cs="Times New Roman"/>
-                <w:sz w:val="20"/>
-                <w:szCs w:val="20"/>
-              </w:rPr>
-            </w:pPr>
-            <w:r>
-              <w:rPr>
-                <w:rFonts w:cs="Times New Roman" w:ascii="Times New Roman" w:hAnsi="Times New Roman"/>
-                <w:sz w:val="20"/>
-                <w:szCs w:val="20"/>
-              </w:rPr>
-            </w:r>
-          </w:p>
-        </w:tc>
-        <w:tc>
-          <w:tcPr>
-            <w:tcW w:w="511" w:type="dxa"/>
-            <w:tcBorders>
-              <w:top w:val="nil"/>
-            </w:tcBorders>
-          </w:tcPr>
-          <w:p>
-            <w:pPr>
-              <w:pStyle w:val="Normal"/>
-              <w:widowControl/>
-              <w:suppressAutoHyphens w:val="true"/>
-              <w:spacing w:lineRule="auto" w:line="240" w:before="0" w:after="0"/>
-              <w:jc w:val="left"/>
-              <w:rPr>
-                <w:rFonts w:ascii="Times New Roman" w:hAnsi="Times New Roman" w:cs="Times New Roman"/>
-                <w:sz w:val="20"/>
-                <w:szCs w:val="20"/>
-              </w:rPr>
-            </w:pPr>
-            <w:r>
-              <w:rPr>
-                <w:rFonts w:cs="Times New Roman" w:ascii="Times New Roman" w:hAnsi="Times New Roman"/>
-                <w:sz w:val="20"/>
-                <w:szCs w:val="20"/>
-              </w:rPr>
-            </w:r>
-          </w:p>
-        </w:tc>
-        <w:tc>
-          <w:tcPr>
-            <w:tcW w:w="906" w:type="dxa"/>
-            <w:tcBorders>
-              <w:top w:val="nil"/>
-            </w:tcBorders>
-          </w:tcPr>
-          <w:p>
-            <w:pPr>
-              <w:pStyle w:val="Normal"/>
-              <w:widowControl/>
-              <w:suppressAutoHyphens w:val="true"/>
-              <w:spacing w:lineRule="auto" w:line="240" w:before="0" w:after="0"/>
-              <w:jc w:val="left"/>
-              <w:rPr>
-                <w:rFonts w:ascii="Times New Roman" w:hAnsi="Times New Roman" w:cs="Times New Roman"/>
-                <w:sz w:val="20"/>
-                <w:szCs w:val="20"/>
-              </w:rPr>
-            </w:pPr>
-            <w:r>
-              <w:rPr>
-                <w:rFonts w:cs="Times New Roman" w:ascii="Times New Roman" w:hAnsi="Times New Roman"/>
-                <w:sz w:val="20"/>
-                <w:szCs w:val="20"/>
-              </w:rPr>
-            </w:r>
-          </w:p>
-        </w:tc>
-        <w:tc>
-          <w:tcPr>
-            <w:tcW w:w="624" w:type="dxa"/>
-            <w:tcBorders>
-              <w:top w:val="nil"/>
-              <w:right w:val="single" w:sz="18" w:space="0" w:color="000000"/>
-            </w:tcBorders>
-          </w:tcPr>
-          <w:p>
-            <w:pPr>
-              <w:pStyle w:val="Normal"/>
-              <w:widowControl/>
-              <w:suppressAutoHyphens w:val="true"/>
-              <w:spacing w:lineRule="auto" w:line="240" w:before="0" w:after="0"/>
-              <w:jc w:val="left"/>
-              <w:rPr>
-                <w:rFonts w:ascii="Times New Roman" w:hAnsi="Times New Roman" w:cs="Times New Roman"/>
-                <w:sz w:val="20"/>
-                <w:szCs w:val="20"/>
-              </w:rPr>
-            </w:pPr>
-            <w:r>
-              <w:rPr>
-                <w:rFonts w:cs="Times New Roman" w:ascii="Times New Roman" w:hAnsi="Times New Roman"/>
-                <w:sz w:val="20"/>
-                <w:szCs w:val="20"/>
-              </w:rPr>
-            </w:r>
-          </w:p>
-        </w:tc>
-        <w:tc>
-          <w:tcPr>
-            <w:tcW w:w="934" w:type="dxa"/>
-            <w:tcBorders>
-              <w:top w:val="nil"/>
-              <w:left w:val="single" w:sz="18" w:space="0" w:color="000000"/>
-            </w:tcBorders>
-          </w:tcPr>
-          <w:p>
-            <w:pPr>
-              <w:pStyle w:val="Normal"/>
-              <w:widowControl/>
-              <w:suppressAutoHyphens w:val="true"/>
-              <w:spacing w:lineRule="auto" w:line="240" w:before="0" w:after="0"/>
-              <w:jc w:val="left"/>
-              <w:rPr>
-                <w:rFonts w:ascii="Times New Roman" w:hAnsi="Times New Roman" w:cs="Times New Roman"/>
-                <w:sz w:val="20"/>
-                <w:szCs w:val="20"/>
-              </w:rPr>
-            </w:pPr>
-            <w:r>
-              <w:rPr>
-                <w:rFonts w:cs="Times New Roman" w:ascii="Times New Roman" w:hAnsi="Times New Roman"/>
-                <w:sz w:val="20"/>
-                <w:szCs w:val="20"/>
+                <w:sz w:val="18"/>
+                <w:szCs w:val="18"/>
+              </w:rPr>
+            </w:pPr>
+            <w:r>
+              <w:rPr>
+                <w:rFonts w:cs="Times New Roman" w:ascii="Times New Roman" w:hAnsi="Times New Roman"/>
+                <w:sz w:val="18"/>
+                <w:szCs w:val="18"/>
               </w:rPr>
             </w:r>
           </w:p>

--- a/documents_templates/cotations-secondary.docx
+++ b/documents_templates/cotations-secondary.docx
@@ -72,7 +72,7 @@
         <mc:AlternateContent>
           <mc:Choice Requires="wps">
             <w:drawing>
-              <wp:anchor behindDoc="0" distT="0" distB="0" distL="113030" distR="111760" simplePos="0" locked="0" layoutInCell="0" allowOverlap="1" relativeHeight="3">
+              <wp:anchor behindDoc="0" distT="0" distB="0" distL="112395" distR="110490" simplePos="0" locked="0" layoutInCell="0" allowOverlap="1" relativeHeight="3">
                 <wp:simplePos x="0" y="0"/>
                 <wp:positionH relativeFrom="margin">
                   <wp:posOffset>5918200</wp:posOffset>
@@ -233,7 +233,29 @@
           <w:szCs w:val="18"/>
           <w:lang w:val="en-US"/>
         </w:rPr>
-        <w:t>+++school.adress+++, +++school.town+++</w:t>
+        <w:t>+++school.ad</w:t>
+      </w:r>
+      <w:r>
+        <w:rPr>
+          <w:rFonts w:cs="Times New Roman" w:ascii="Times New Roman" w:hAnsi="Times New Roman"/>
+          <w:i/>
+          <w:iCs/>
+          <w:sz w:val="18"/>
+          <w:szCs w:val="18"/>
+          <w:lang w:val="en-US"/>
+        </w:rPr>
+        <w:t>d</w:t>
+      </w:r>
+      <w:r>
+        <w:rPr>
+          <w:rFonts w:cs="Times New Roman" w:ascii="Times New Roman" w:hAnsi="Times New Roman"/>
+          <w:i/>
+          <w:iCs/>
+          <w:sz w:val="18"/>
+          <w:szCs w:val="18"/>
+          <w:lang w:val="en-US"/>
+        </w:rPr>
+        <w:t>ress+++, +++school.town+++</w:t>
       </w:r>
     </w:p>
     <w:p>
@@ -268,14 +290,14 @@
         <w:tblLook w:val="04a0" w:noHBand="0" w:noVBand="1" w:firstColumn="1" w:lastRow="0" w:lastColumn="0" w:firstRow="1"/>
       </w:tblPr>
       <w:tblGrid>
-        <w:gridCol w:w="1948"/>
-        <w:gridCol w:w="7539"/>
+        <w:gridCol w:w="1947"/>
+        <w:gridCol w:w="7540"/>
       </w:tblGrid>
       <w:tr>
         <w:trPr/>
         <w:tc>
           <w:tcPr>
-            <w:tcW w:w="1948" w:type="dxa"/>
+            <w:tcW w:w="1947" w:type="dxa"/>
             <w:tcBorders>
               <w:top w:val="nil"/>
               <w:left w:val="nil"/>
@@ -309,7 +331,7 @@
         </w:tc>
         <w:tc>
           <w:tcPr>
-            <w:tcW w:w="7539" w:type="dxa"/>
+            <w:tcW w:w="7540" w:type="dxa"/>
             <w:tcBorders>
               <w:top w:val="nil"/>
               <w:left w:val="nil"/>
@@ -346,7 +368,7 @@
         <w:trPr/>
         <w:tc>
           <w:tcPr>
-            <w:tcW w:w="1948" w:type="dxa"/>
+            <w:tcW w:w="1947" w:type="dxa"/>
             <w:tcBorders>
               <w:top w:val="nil"/>
               <w:left w:val="nil"/>
@@ -380,7 +402,7 @@
         </w:tc>
         <w:tc>
           <w:tcPr>
-            <w:tcW w:w="7539" w:type="dxa"/>
+            <w:tcW w:w="7540" w:type="dxa"/>
             <w:tcBorders>
               <w:top w:val="nil"/>
               <w:left w:val="nil"/>
@@ -417,7 +439,7 @@
         <w:trPr/>
         <w:tc>
           <w:tcPr>
-            <w:tcW w:w="1948" w:type="dxa"/>
+            <w:tcW w:w="1947" w:type="dxa"/>
             <w:tcBorders>
               <w:top w:val="nil"/>
               <w:left w:val="nil"/>
@@ -451,7 +473,7 @@
         </w:tc>
         <w:tc>
           <w:tcPr>
-            <w:tcW w:w="7539" w:type="dxa"/>
+            <w:tcW w:w="7540" w:type="dxa"/>
             <w:tcBorders>
               <w:top w:val="nil"/>
               <w:left w:val="nil"/>
@@ -488,7 +510,7 @@
         <w:trPr/>
         <w:tc>
           <w:tcPr>
-            <w:tcW w:w="1948" w:type="dxa"/>
+            <w:tcW w:w="1947" w:type="dxa"/>
             <w:tcBorders>
               <w:top w:val="nil"/>
               <w:left w:val="nil"/>
@@ -522,7 +544,7 @@
         </w:tc>
         <w:tc>
           <w:tcPr>
-            <w:tcW w:w="7539" w:type="dxa"/>
+            <w:tcW w:w="7540" w:type="dxa"/>
             <w:tcBorders>
               <w:top w:val="nil"/>
               <w:left w:val="nil"/>
@@ -629,13 +651,13 @@
         <w:gridCol w:w="4078"/>
         <w:gridCol w:w="512"/>
         <w:gridCol w:w="508"/>
-        <w:gridCol w:w="909"/>
+        <w:gridCol w:w="910"/>
         <w:gridCol w:w="623"/>
         <w:gridCol w:w="500"/>
         <w:gridCol w:w="511"/>
         <w:gridCol w:w="906"/>
         <w:gridCol w:w="624"/>
-        <w:gridCol w:w="933"/>
+        <w:gridCol w:w="932"/>
       </w:tblGrid>
       <w:tr>
         <w:trPr/>
@@ -711,7 +733,7 @@
         </w:tc>
         <w:tc>
           <w:tcPr>
-            <w:tcW w:w="2552" w:type="dxa"/>
+            <w:tcW w:w="2553" w:type="dxa"/>
             <w:gridSpan w:val="4"/>
             <w:tcBorders>
               <w:left w:val="single" w:sz="18" w:space="0" w:color="000000"/>
@@ -823,7 +845,7 @@
         </w:tc>
         <w:tc>
           <w:tcPr>
-            <w:tcW w:w="933" w:type="dxa"/>
+            <w:tcW w:w="932" w:type="dxa"/>
             <w:tcBorders>
               <w:left w:val="single" w:sz="18" w:space="0" w:color="000000"/>
             </w:tcBorders>
@@ -1049,7 +1071,7 @@
         </w:tc>
         <w:tc>
           <w:tcPr>
-            <w:tcW w:w="909" w:type="dxa"/>
+            <w:tcW w:w="910" w:type="dxa"/>
             <w:tcBorders/>
             <w:vAlign w:val="center"/>
           </w:tcPr>
@@ -1283,7 +1305,7 @@
         </w:tc>
         <w:tc>
           <w:tcPr>
-            <w:tcW w:w="933" w:type="dxa"/>
+            <w:tcW w:w="932" w:type="dxa"/>
             <w:tcBorders>
               <w:left w:val="single" w:sz="18" w:space="0" w:color="000000"/>
             </w:tcBorders>
@@ -1442,7 +1464,7 @@
         </w:tc>
         <w:tc>
           <w:tcPr>
-            <w:tcW w:w="909" w:type="dxa"/>
+            <w:tcW w:w="910" w:type="dxa"/>
             <w:tcBorders>
               <w:bottom w:val="single" w:sz="18" w:space="0" w:color="000000"/>
             </w:tcBorders>
@@ -1625,7 +1647,7 @@
         </w:tc>
         <w:tc>
           <w:tcPr>
-            <w:tcW w:w="933" w:type="dxa"/>
+            <w:tcW w:w="932" w:type="dxa"/>
             <w:tcBorders>
               <w:left w:val="single" w:sz="18" w:space="0" w:color="000000"/>
               <w:bottom w:val="single" w:sz="18" w:space="0" w:color="000000"/>
@@ -1789,7 +1811,7 @@
         </w:tc>
         <w:tc>
           <w:tcPr>
-            <w:tcW w:w="909" w:type="dxa"/>
+            <w:tcW w:w="910" w:type="dxa"/>
             <w:tcBorders>
               <w:top w:val="single" w:sz="18" w:space="0" w:color="000000"/>
             </w:tcBorders>
@@ -1984,7 +2006,7 @@
         </w:tc>
         <w:tc>
           <w:tcPr>
-            <w:tcW w:w="933" w:type="dxa"/>
+            <w:tcW w:w="932" w:type="dxa"/>
             <w:tcBorders>
               <w:top w:val="single" w:sz="18" w:space="0" w:color="000000"/>
               <w:left w:val="single" w:sz="18" w:space="0" w:color="000000"/>
@@ -2145,7 +2167,7 @@
         </w:tc>
         <w:tc>
           <w:tcPr>
-            <w:tcW w:w="909" w:type="dxa"/>
+            <w:tcW w:w="910" w:type="dxa"/>
             <w:tcBorders/>
             <w:vAlign w:val="center"/>
           </w:tcPr>
@@ -2319,7 +2341,7 @@
         </w:tc>
         <w:tc>
           <w:tcPr>
-            <w:tcW w:w="933" w:type="dxa"/>
+            <w:tcW w:w="932" w:type="dxa"/>
             <w:tcBorders>
               <w:left w:val="single" w:sz="18" w:space="0" w:color="000000"/>
             </w:tcBorders>
@@ -2467,7 +2489,7 @@
         </w:tc>
         <w:tc>
           <w:tcPr>
-            <w:tcW w:w="909" w:type="dxa"/>
+            <w:tcW w:w="910" w:type="dxa"/>
             <w:tcBorders/>
           </w:tcPr>
           <w:p>
@@ -2635,7 +2657,7 @@
         </w:tc>
         <w:tc>
           <w:tcPr>
-            <w:tcW w:w="933" w:type="dxa"/>
+            <w:tcW w:w="932" w:type="dxa"/>
             <w:tcBorders>
               <w:left w:val="single" w:sz="18" w:space="0" w:color="000000"/>
             </w:tcBorders>
@@ -2786,7 +2808,7 @@
         </w:tc>
         <w:tc>
           <w:tcPr>
-            <w:tcW w:w="909" w:type="dxa"/>
+            <w:tcW w:w="910" w:type="dxa"/>
             <w:tcBorders>
               <w:top w:val="nil"/>
             </w:tcBorders>
@@ -2963,7 +2985,7 @@
         </w:tc>
         <w:tc>
           <w:tcPr>
-            <w:tcW w:w="933" w:type="dxa"/>
+            <w:tcW w:w="932" w:type="dxa"/>
             <w:tcBorders>
               <w:top w:val="nil"/>
               <w:left w:val="single" w:sz="18" w:space="0" w:color="000000"/>
@@ -3115,7 +3137,7 @@
         </w:tc>
         <w:tc>
           <w:tcPr>
-            <w:tcW w:w="909" w:type="dxa"/>
+            <w:tcW w:w="910" w:type="dxa"/>
             <w:tcBorders>
               <w:top w:val="nil"/>
             </w:tcBorders>
@@ -3292,7 +3314,7 @@
         </w:tc>
         <w:tc>
           <w:tcPr>
-            <w:tcW w:w="933" w:type="dxa"/>
+            <w:tcW w:w="932" w:type="dxa"/>
             <w:tcBorders>
               <w:top w:val="nil"/>
               <w:left w:val="single" w:sz="18" w:space="0" w:color="000000"/>
@@ -3444,7 +3466,7 @@
         </w:tc>
         <w:tc>
           <w:tcPr>
-            <w:tcW w:w="909" w:type="dxa"/>
+            <w:tcW w:w="910" w:type="dxa"/>
             <w:tcBorders>
               <w:top w:val="nil"/>
             </w:tcBorders>
@@ -3621,7 +3643,7 @@
         </w:tc>
         <w:tc>
           <w:tcPr>
-            <w:tcW w:w="933" w:type="dxa"/>
+            <w:tcW w:w="932" w:type="dxa"/>
             <w:tcBorders>
               <w:top w:val="nil"/>
               <w:left w:val="single" w:sz="18" w:space="0" w:color="000000"/>
@@ -3773,7 +3795,7 @@
         </w:tc>
         <w:tc>
           <w:tcPr>
-            <w:tcW w:w="909" w:type="dxa"/>
+            <w:tcW w:w="910" w:type="dxa"/>
             <w:tcBorders>
               <w:top w:val="nil"/>
             </w:tcBorders>
@@ -3950,7 +3972,7 @@
         </w:tc>
         <w:tc>
           <w:tcPr>
-            <w:tcW w:w="933" w:type="dxa"/>
+            <w:tcW w:w="932" w:type="dxa"/>
             <w:tcBorders>
               <w:top w:val="nil"/>
               <w:left w:val="single" w:sz="18" w:space="0" w:color="000000"/>
@@ -4102,7 +4124,7 @@
         </w:tc>
         <w:tc>
           <w:tcPr>
-            <w:tcW w:w="909" w:type="dxa"/>
+            <w:tcW w:w="910" w:type="dxa"/>
             <w:tcBorders>
               <w:top w:val="nil"/>
             </w:tcBorders>
@@ -4279,7 +4301,7 @@
         </w:tc>
         <w:tc>
           <w:tcPr>
-            <w:tcW w:w="933" w:type="dxa"/>
+            <w:tcW w:w="932" w:type="dxa"/>
             <w:tcBorders>
               <w:top w:val="nil"/>
               <w:left w:val="single" w:sz="18" w:space="0" w:color="000000"/>
@@ -4431,7 +4453,7 @@
         </w:tc>
         <w:tc>
           <w:tcPr>
-            <w:tcW w:w="909" w:type="dxa"/>
+            <w:tcW w:w="910" w:type="dxa"/>
             <w:tcBorders>
               <w:top w:val="nil"/>
             </w:tcBorders>
@@ -4608,7 +4630,7 @@
         </w:tc>
         <w:tc>
           <w:tcPr>
-            <w:tcW w:w="933" w:type="dxa"/>
+            <w:tcW w:w="932" w:type="dxa"/>
             <w:tcBorders>
               <w:top w:val="nil"/>
               <w:left w:val="single" w:sz="18" w:space="0" w:color="000000"/>
@@ -4760,7 +4782,7 @@
         </w:tc>
         <w:tc>
           <w:tcPr>
-            <w:tcW w:w="909" w:type="dxa"/>
+            <w:tcW w:w="910" w:type="dxa"/>
             <w:tcBorders>
               <w:top w:val="nil"/>
             </w:tcBorders>
@@ -4937,7 +4959,7 @@
         </w:tc>
         <w:tc>
           <w:tcPr>
-            <w:tcW w:w="933" w:type="dxa"/>
+            <w:tcW w:w="932" w:type="dxa"/>
             <w:tcBorders>
               <w:top w:val="nil"/>
               <w:left w:val="single" w:sz="18" w:space="0" w:color="000000"/>
@@ -5089,7 +5111,7 @@
         </w:tc>
         <w:tc>
           <w:tcPr>
-            <w:tcW w:w="909" w:type="dxa"/>
+            <w:tcW w:w="910" w:type="dxa"/>
             <w:tcBorders>
               <w:top w:val="nil"/>
             </w:tcBorders>
@@ -5266,7 +5288,7 @@
         </w:tc>
         <w:tc>
           <w:tcPr>
-            <w:tcW w:w="933" w:type="dxa"/>
+            <w:tcW w:w="932" w:type="dxa"/>
             <w:tcBorders>
               <w:top w:val="nil"/>
               <w:left w:val="single" w:sz="18" w:space="0" w:color="000000"/>
@@ -5418,7 +5440,7 @@
         </w:tc>
         <w:tc>
           <w:tcPr>
-            <w:tcW w:w="909" w:type="dxa"/>
+            <w:tcW w:w="910" w:type="dxa"/>
             <w:tcBorders>
               <w:top w:val="nil"/>
             </w:tcBorders>
@@ -5595,7 +5617,7 @@
         </w:tc>
         <w:tc>
           <w:tcPr>
-            <w:tcW w:w="933" w:type="dxa"/>
+            <w:tcW w:w="932" w:type="dxa"/>
             <w:tcBorders>
               <w:top w:val="nil"/>
               <w:left w:val="single" w:sz="18" w:space="0" w:color="000000"/>
@@ -5749,7 +5771,7 @@
         </w:tc>
         <w:tc>
           <w:tcPr>
-            <w:tcW w:w="909" w:type="dxa"/>
+            <w:tcW w:w="910" w:type="dxa"/>
             <w:tcBorders>
               <w:top w:val="nil"/>
             </w:tcBorders>
@@ -5926,7 +5948,7 @@
         </w:tc>
         <w:tc>
           <w:tcPr>
-            <w:tcW w:w="933" w:type="dxa"/>
+            <w:tcW w:w="932" w:type="dxa"/>
             <w:tcBorders>
               <w:top w:val="nil"/>
               <w:left w:val="single" w:sz="18" w:space="0" w:color="000000"/>
